--- a/docs/tables/entire/sec7_ckd_c30_surv.docx
+++ b/docs/tables/entire/sec7_ckd_c30_surv.docx
@@ -19,12 +19,12 @@
       <w:tblGrid>
         <w:gridCol w:w="2869"/>
         <w:gridCol w:w="778"/>
-        <w:gridCol w:w="1084"/>
-        <w:gridCol w:w="1879"/>
+        <w:gridCol w:w="839"/>
+        <w:gridCol w:w="1389"/>
         <w:gridCol w:w="1181"/>
         <w:gridCol w:w="778"/>
-        <w:gridCol w:w="1084"/>
-        <w:gridCol w:w="1756"/>
+        <w:gridCol w:w="839"/>
+        <w:gridCol w:w="1389"/>
         <w:gridCol w:w="1181"/>
       </w:tblGrid>
       <w:tr>
@@ -2069,113 +2069,113 @@
                 <w:szCs w:val="22"/>
                 <w:color w:val="000000"/>
               </w:rPr>
-              <w:t xml:space="preserve">1.05</w:t>
-            </w:r>
-          </w:p>
-        </w:tc>
-        <w:tc>
-          <w:tcPr>
-            <w:tcBorders>
-              <w:bottom w:val="none" w:sz="0" w:space="0" w:color="000000"/>
-              <w:top w:val="none" w:sz="0" w:space="0" w:color="000000"/>
-              <w:left w:val="none" w:sz="0" w:space="0" w:color="000000"/>
-              <w:right w:val="none" w:sz="0" w:space="0" w:color="000000"/>
-            </w:tcBorders>
-            <w:shd w:val="clear" w:color="auto" w:fill="FFFFFF"/>
-            <w:tcMar>
-              <w:top w:w="0" w:type="dxa"/>
-              <w:bottom w:w="0" w:type="dxa"/>
-              <w:left w:w="0" w:type="dxa"/>
-              <w:right w:w="0" w:type="dxa"/>
-            </w:tcMar>
-            <w:vAlign w:val="top"/>
-          </w:tcPr>
-          <w:p>
-            <w:pPr>
-              <w:pStyle w:val="Normal"/>
-              <w:jc w:val="center"/>
-              <w:pBdr>
-                <w:bottom w:val="none" w:sz="0" w:space="0" w:color="000000"/>
-                <w:top w:val="none" w:sz="0" w:space="0" w:color="000000"/>
-                <w:left w:val="none" w:sz="0" w:space="0" w:color="000000"/>
-                <w:right w:val="none" w:sz="0" w:space="0" w:color="000000"/>
-              </w:pBdr>
-              <w:spacing w:after="100" w:before="100" w:line="240"/>
-              <w:ind w:left="100" w:right="100" w:firstLine="0" w:firstLineChars="0"/>
-              <w:rPr>
-                <w:rFonts w:ascii="Helvetica" w:hAnsi="Helvetica" w:eastAsia="Helvetica" w:cs="Helvetica"/>
-                <w:i w:val="false"/>
-                <w:b w:val="false"/>
-                <w:u w:val="none"/>
-                <w:sz w:val="22"/>
-                <w:szCs w:val="22"/>
-                <w:color w:val="000000"/>
-              </w:rPr>
-            </w:pPr>
-            <w:r>
-              <w:rPr>
-                <w:rFonts w:ascii="Helvetica" w:hAnsi="Helvetica" w:eastAsia="Helvetica" w:cs="Helvetica"/>
-                <w:i w:val="false"/>
-                <w:b w:val="false"/>
-                <w:u w:val="none"/>
-                <w:sz w:val="22"/>
-                <w:szCs w:val="22"/>
-                <w:color w:val="000000"/>
-              </w:rPr>
-              <w:t xml:space="preserve">0.58, 1.90</w:t>
-            </w:r>
-          </w:p>
-        </w:tc>
-        <w:tc>
-          <w:tcPr>
-            <w:tcBorders>
-              <w:bottom w:val="none" w:sz="0" w:space="0" w:color="000000"/>
-              <w:top w:val="none" w:sz="0" w:space="0" w:color="000000"/>
-              <w:left w:val="none" w:sz="0" w:space="0" w:color="000000"/>
-              <w:right w:val="none" w:sz="0" w:space="0" w:color="000000"/>
-            </w:tcBorders>
-            <w:shd w:val="clear" w:color="auto" w:fill="FFFFFF"/>
-            <w:tcMar>
-              <w:top w:w="0" w:type="dxa"/>
-              <w:bottom w:w="0" w:type="dxa"/>
-              <w:left w:w="0" w:type="dxa"/>
-              <w:right w:w="0" w:type="dxa"/>
-            </w:tcMar>
-            <w:vAlign w:val="top"/>
-          </w:tcPr>
-          <w:p>
-            <w:pPr>
-              <w:pStyle w:val="Normal"/>
-              <w:jc w:val="center"/>
-              <w:pBdr>
-                <w:bottom w:val="none" w:sz="0" w:space="0" w:color="000000"/>
-                <w:top w:val="none" w:sz="0" w:space="0" w:color="000000"/>
-                <w:left w:val="none" w:sz="0" w:space="0" w:color="000000"/>
-                <w:right w:val="none" w:sz="0" w:space="0" w:color="000000"/>
-              </w:pBdr>
-              <w:spacing w:after="100" w:before="100" w:line="240"/>
-              <w:ind w:left="100" w:right="100" w:firstLine="0" w:firstLineChars="0"/>
-              <w:rPr>
-                <w:rFonts w:ascii="Helvetica" w:hAnsi="Helvetica" w:eastAsia="Helvetica" w:cs="Helvetica"/>
-                <w:i w:val="false"/>
-                <w:b w:val="false"/>
-                <w:u w:val="none"/>
-                <w:sz w:val="22"/>
-                <w:szCs w:val="22"/>
-                <w:color w:val="000000"/>
-              </w:rPr>
-            </w:pPr>
-            <w:r>
-              <w:rPr>
-                <w:rFonts w:ascii="Helvetica" w:hAnsi="Helvetica" w:eastAsia="Helvetica" w:cs="Helvetica"/>
-                <w:i w:val="false"/>
-                <w:b w:val="false"/>
-                <w:u w:val="none"/>
-                <w:sz w:val="22"/>
-                <w:szCs w:val="22"/>
-                <w:color w:val="000000"/>
-              </w:rPr>
-              <w:t xml:space="preserve">0.860</w:t>
+              <w:t xml:space="preserve">1.04</w:t>
+            </w:r>
+          </w:p>
+        </w:tc>
+        <w:tc>
+          <w:tcPr>
+            <w:tcBorders>
+              <w:bottom w:val="none" w:sz="0" w:space="0" w:color="000000"/>
+              <w:top w:val="none" w:sz="0" w:space="0" w:color="000000"/>
+              <w:left w:val="none" w:sz="0" w:space="0" w:color="000000"/>
+              <w:right w:val="none" w:sz="0" w:space="0" w:color="000000"/>
+            </w:tcBorders>
+            <w:shd w:val="clear" w:color="auto" w:fill="FFFFFF"/>
+            <w:tcMar>
+              <w:top w:w="0" w:type="dxa"/>
+              <w:bottom w:w="0" w:type="dxa"/>
+              <w:left w:w="0" w:type="dxa"/>
+              <w:right w:w="0" w:type="dxa"/>
+            </w:tcMar>
+            <w:vAlign w:val="top"/>
+          </w:tcPr>
+          <w:p>
+            <w:pPr>
+              <w:pStyle w:val="Normal"/>
+              <w:jc w:val="center"/>
+              <w:pBdr>
+                <w:bottom w:val="none" w:sz="0" w:space="0" w:color="000000"/>
+                <w:top w:val="none" w:sz="0" w:space="0" w:color="000000"/>
+                <w:left w:val="none" w:sz="0" w:space="0" w:color="000000"/>
+                <w:right w:val="none" w:sz="0" w:space="0" w:color="000000"/>
+              </w:pBdr>
+              <w:spacing w:after="100" w:before="100" w:line="240"/>
+              <w:ind w:left="100" w:right="100" w:firstLine="0" w:firstLineChars="0"/>
+              <w:rPr>
+                <w:rFonts w:ascii="Helvetica" w:hAnsi="Helvetica" w:eastAsia="Helvetica" w:cs="Helvetica"/>
+                <w:i w:val="false"/>
+                <w:b w:val="false"/>
+                <w:u w:val="none"/>
+                <w:sz w:val="22"/>
+                <w:szCs w:val="22"/>
+                <w:color w:val="000000"/>
+              </w:rPr>
+            </w:pPr>
+            <w:r>
+              <w:rPr>
+                <w:rFonts w:ascii="Helvetica" w:hAnsi="Helvetica" w:eastAsia="Helvetica" w:cs="Helvetica"/>
+                <w:i w:val="false"/>
+                <w:b w:val="false"/>
+                <w:u w:val="none"/>
+                <w:sz w:val="22"/>
+                <w:szCs w:val="22"/>
+                <w:color w:val="000000"/>
+              </w:rPr>
+              <w:t xml:space="preserve">0.57, 1.87</w:t>
+            </w:r>
+          </w:p>
+        </w:tc>
+        <w:tc>
+          <w:tcPr>
+            <w:tcBorders>
+              <w:bottom w:val="none" w:sz="0" w:space="0" w:color="000000"/>
+              <w:top w:val="none" w:sz="0" w:space="0" w:color="000000"/>
+              <w:left w:val="none" w:sz="0" w:space="0" w:color="000000"/>
+              <w:right w:val="none" w:sz="0" w:space="0" w:color="000000"/>
+            </w:tcBorders>
+            <w:shd w:val="clear" w:color="auto" w:fill="FFFFFF"/>
+            <w:tcMar>
+              <w:top w:w="0" w:type="dxa"/>
+              <w:bottom w:w="0" w:type="dxa"/>
+              <w:left w:w="0" w:type="dxa"/>
+              <w:right w:w="0" w:type="dxa"/>
+            </w:tcMar>
+            <w:vAlign w:val="top"/>
+          </w:tcPr>
+          <w:p>
+            <w:pPr>
+              <w:pStyle w:val="Normal"/>
+              <w:jc w:val="center"/>
+              <w:pBdr>
+                <w:bottom w:val="none" w:sz="0" w:space="0" w:color="000000"/>
+                <w:top w:val="none" w:sz="0" w:space="0" w:color="000000"/>
+                <w:left w:val="none" w:sz="0" w:space="0" w:color="000000"/>
+                <w:right w:val="none" w:sz="0" w:space="0" w:color="000000"/>
+              </w:pBdr>
+              <w:spacing w:after="100" w:before="100" w:line="240"/>
+              <w:ind w:left="100" w:right="100" w:firstLine="0" w:firstLineChars="0"/>
+              <w:rPr>
+                <w:rFonts w:ascii="Helvetica" w:hAnsi="Helvetica" w:eastAsia="Helvetica" w:cs="Helvetica"/>
+                <w:i w:val="false"/>
+                <w:b w:val="false"/>
+                <w:u w:val="none"/>
+                <w:sz w:val="22"/>
+                <w:szCs w:val="22"/>
+                <w:color w:val="000000"/>
+              </w:rPr>
+            </w:pPr>
+            <w:r>
+              <w:rPr>
+                <w:rFonts w:ascii="Helvetica" w:hAnsi="Helvetica" w:eastAsia="Helvetica" w:cs="Helvetica"/>
+                <w:i w:val="false"/>
+                <w:b w:val="false"/>
+                <w:u w:val="none"/>
+                <w:sz w:val="22"/>
+                <w:szCs w:val="22"/>
+                <w:color w:val="000000"/>
+              </w:rPr>
+              <w:t xml:space="preserve">0.910</w:t>
             </w:r>
           </w:p>
         </w:tc>
@@ -2658,7 +2658,7 @@
                 <w:szCs w:val="22"/>
                 <w:color w:val="000000"/>
               </w:rPr>
-              <w:t xml:space="preserve">0.024</w:t>
+              <w:t xml:space="preserve">0.026</w:t>
             </w:r>
           </w:p>
         </w:tc>
@@ -4001,113 +4001,113 @@
                 <w:szCs w:val="22"/>
                 <w:color w:val="000000"/>
               </w:rPr>
-              <w:t xml:space="preserve">1.16</w:t>
-            </w:r>
-          </w:p>
-        </w:tc>
-        <w:tc>
-          <w:tcPr>
-            <w:tcBorders>
-              <w:bottom w:val="none" w:sz="0" w:space="0" w:color="000000"/>
-              <w:top w:val="none" w:sz="0" w:space="0" w:color="000000"/>
-              <w:left w:val="none" w:sz="0" w:space="0" w:color="000000"/>
-              <w:right w:val="none" w:sz="0" w:space="0" w:color="000000"/>
-            </w:tcBorders>
-            <w:shd w:val="clear" w:color="auto" w:fill="FFFFFF"/>
-            <w:tcMar>
-              <w:top w:w="0" w:type="dxa"/>
-              <w:bottom w:w="0" w:type="dxa"/>
-              <w:left w:w="0" w:type="dxa"/>
-              <w:right w:w="0" w:type="dxa"/>
-            </w:tcMar>
-            <w:vAlign w:val="top"/>
-          </w:tcPr>
-          <w:p>
-            <w:pPr>
-              <w:pStyle w:val="Normal"/>
-              <w:jc w:val="center"/>
-              <w:pBdr>
-                <w:bottom w:val="none" w:sz="0" w:space="0" w:color="000000"/>
-                <w:top w:val="none" w:sz="0" w:space="0" w:color="000000"/>
-                <w:left w:val="none" w:sz="0" w:space="0" w:color="000000"/>
-                <w:right w:val="none" w:sz="0" w:space="0" w:color="000000"/>
-              </w:pBdr>
-              <w:spacing w:after="100" w:before="100" w:line="240"/>
-              <w:ind w:left="100" w:right="100" w:firstLine="0" w:firstLineChars="0"/>
-              <w:rPr>
-                <w:rFonts w:ascii="Helvetica" w:hAnsi="Helvetica" w:eastAsia="Helvetica" w:cs="Helvetica"/>
-                <w:i w:val="false"/>
-                <w:b w:val="false"/>
-                <w:u w:val="none"/>
-                <w:sz w:val="22"/>
-                <w:szCs w:val="22"/>
-                <w:color w:val="000000"/>
-              </w:rPr>
-            </w:pPr>
-            <w:r>
-              <w:rPr>
-                <w:rFonts w:ascii="Helvetica" w:hAnsi="Helvetica" w:eastAsia="Helvetica" w:cs="Helvetica"/>
-                <w:i w:val="false"/>
-                <w:b w:val="false"/>
-                <w:u w:val="none"/>
-                <w:sz w:val="22"/>
-                <w:szCs w:val="22"/>
-                <w:color w:val="000000"/>
-              </w:rPr>
-              <w:t xml:space="preserve">0.63, 2.14</w:t>
-            </w:r>
-          </w:p>
-        </w:tc>
-        <w:tc>
-          <w:tcPr>
-            <w:tcBorders>
-              <w:bottom w:val="none" w:sz="0" w:space="0" w:color="000000"/>
-              <w:top w:val="none" w:sz="0" w:space="0" w:color="000000"/>
-              <w:left w:val="none" w:sz="0" w:space="0" w:color="000000"/>
-              <w:right w:val="none" w:sz="0" w:space="0" w:color="000000"/>
-            </w:tcBorders>
-            <w:shd w:val="clear" w:color="auto" w:fill="FFFFFF"/>
-            <w:tcMar>
-              <w:top w:w="0" w:type="dxa"/>
-              <w:bottom w:w="0" w:type="dxa"/>
-              <w:left w:w="0" w:type="dxa"/>
-              <w:right w:w="0" w:type="dxa"/>
-            </w:tcMar>
-            <w:vAlign w:val="top"/>
-          </w:tcPr>
-          <w:p>
-            <w:pPr>
-              <w:pStyle w:val="Normal"/>
-              <w:jc w:val="center"/>
-              <w:pBdr>
-                <w:bottom w:val="none" w:sz="0" w:space="0" w:color="000000"/>
-                <w:top w:val="none" w:sz="0" w:space="0" w:color="000000"/>
-                <w:left w:val="none" w:sz="0" w:space="0" w:color="000000"/>
-                <w:right w:val="none" w:sz="0" w:space="0" w:color="000000"/>
-              </w:pBdr>
-              <w:spacing w:after="100" w:before="100" w:line="240"/>
-              <w:ind w:left="100" w:right="100" w:firstLine="0" w:firstLineChars="0"/>
-              <w:rPr>
-                <w:rFonts w:ascii="Helvetica" w:hAnsi="Helvetica" w:eastAsia="Helvetica" w:cs="Helvetica"/>
-                <w:i w:val="false"/>
-                <w:b w:val="false"/>
-                <w:u w:val="none"/>
-                <w:sz w:val="22"/>
-                <w:szCs w:val="22"/>
-                <w:color w:val="000000"/>
-              </w:rPr>
-            </w:pPr>
-            <w:r>
-              <w:rPr>
-                <w:rFonts w:ascii="Helvetica" w:hAnsi="Helvetica" w:eastAsia="Helvetica" w:cs="Helvetica"/>
-                <w:i w:val="false"/>
-                <w:b w:val="false"/>
-                <w:u w:val="none"/>
-                <w:sz w:val="22"/>
-                <w:szCs w:val="22"/>
-                <w:color w:val="000000"/>
-              </w:rPr>
-              <w:t xml:space="preserve">0.640</w:t>
+              <w:t xml:space="preserve">1.15</w:t>
+            </w:r>
+          </w:p>
+        </w:tc>
+        <w:tc>
+          <w:tcPr>
+            <w:tcBorders>
+              <w:bottom w:val="none" w:sz="0" w:space="0" w:color="000000"/>
+              <w:top w:val="none" w:sz="0" w:space="0" w:color="000000"/>
+              <w:left w:val="none" w:sz="0" w:space="0" w:color="000000"/>
+              <w:right w:val="none" w:sz="0" w:space="0" w:color="000000"/>
+            </w:tcBorders>
+            <w:shd w:val="clear" w:color="auto" w:fill="FFFFFF"/>
+            <w:tcMar>
+              <w:top w:w="0" w:type="dxa"/>
+              <w:bottom w:w="0" w:type="dxa"/>
+              <w:left w:w="0" w:type="dxa"/>
+              <w:right w:w="0" w:type="dxa"/>
+            </w:tcMar>
+            <w:vAlign w:val="top"/>
+          </w:tcPr>
+          <w:p>
+            <w:pPr>
+              <w:pStyle w:val="Normal"/>
+              <w:jc w:val="center"/>
+              <w:pBdr>
+                <w:bottom w:val="none" w:sz="0" w:space="0" w:color="000000"/>
+                <w:top w:val="none" w:sz="0" w:space="0" w:color="000000"/>
+                <w:left w:val="none" w:sz="0" w:space="0" w:color="000000"/>
+                <w:right w:val="none" w:sz="0" w:space="0" w:color="000000"/>
+              </w:pBdr>
+              <w:spacing w:after="100" w:before="100" w:line="240"/>
+              <w:ind w:left="100" w:right="100" w:firstLine="0" w:firstLineChars="0"/>
+              <w:rPr>
+                <w:rFonts w:ascii="Helvetica" w:hAnsi="Helvetica" w:eastAsia="Helvetica" w:cs="Helvetica"/>
+                <w:i w:val="false"/>
+                <w:b w:val="false"/>
+                <w:u w:val="none"/>
+                <w:sz w:val="22"/>
+                <w:szCs w:val="22"/>
+                <w:color w:val="000000"/>
+              </w:rPr>
+            </w:pPr>
+            <w:r>
+              <w:rPr>
+                <w:rFonts w:ascii="Helvetica" w:hAnsi="Helvetica" w:eastAsia="Helvetica" w:cs="Helvetica"/>
+                <w:i w:val="false"/>
+                <w:b w:val="false"/>
+                <w:u w:val="none"/>
+                <w:sz w:val="22"/>
+                <w:szCs w:val="22"/>
+                <w:color w:val="000000"/>
+              </w:rPr>
+              <w:t xml:space="preserve">0.62, 2.13</w:t>
+            </w:r>
+          </w:p>
+        </w:tc>
+        <w:tc>
+          <w:tcPr>
+            <w:tcBorders>
+              <w:bottom w:val="none" w:sz="0" w:space="0" w:color="000000"/>
+              <w:top w:val="none" w:sz="0" w:space="0" w:color="000000"/>
+              <w:left w:val="none" w:sz="0" w:space="0" w:color="000000"/>
+              <w:right w:val="none" w:sz="0" w:space="0" w:color="000000"/>
+            </w:tcBorders>
+            <w:shd w:val="clear" w:color="auto" w:fill="FFFFFF"/>
+            <w:tcMar>
+              <w:top w:w="0" w:type="dxa"/>
+              <w:bottom w:w="0" w:type="dxa"/>
+              <w:left w:w="0" w:type="dxa"/>
+              <w:right w:w="0" w:type="dxa"/>
+            </w:tcMar>
+            <w:vAlign w:val="top"/>
+          </w:tcPr>
+          <w:p>
+            <w:pPr>
+              <w:pStyle w:val="Normal"/>
+              <w:jc w:val="center"/>
+              <w:pBdr>
+                <w:bottom w:val="none" w:sz="0" w:space="0" w:color="000000"/>
+                <w:top w:val="none" w:sz="0" w:space="0" w:color="000000"/>
+                <w:left w:val="none" w:sz="0" w:space="0" w:color="000000"/>
+                <w:right w:val="none" w:sz="0" w:space="0" w:color="000000"/>
+              </w:pBdr>
+              <w:spacing w:after="100" w:before="100" w:line="240"/>
+              <w:ind w:left="100" w:right="100" w:firstLine="0" w:firstLineChars="0"/>
+              <w:rPr>
+                <w:rFonts w:ascii="Helvetica" w:hAnsi="Helvetica" w:eastAsia="Helvetica" w:cs="Helvetica"/>
+                <w:i w:val="false"/>
+                <w:b w:val="false"/>
+                <w:u w:val="none"/>
+                <w:sz w:val="22"/>
+                <w:szCs w:val="22"/>
+                <w:color w:val="000000"/>
+              </w:rPr>
+            </w:pPr>
+            <w:r>
+              <w:rPr>
+                <w:rFonts w:ascii="Helvetica" w:hAnsi="Helvetica" w:eastAsia="Helvetica" w:cs="Helvetica"/>
+                <w:i w:val="false"/>
+                <w:b w:val="false"/>
+                <w:u w:val="none"/>
+                <w:sz w:val="22"/>
+                <w:szCs w:val="22"/>
+                <w:color w:val="000000"/>
+              </w:rPr>
+              <w:t xml:space="preserve">0.660</w:t>
             </w:r>
           </w:p>
         </w:tc>
@@ -4484,7 +4484,7 @@
                 <w:szCs w:val="22"/>
                 <w:color w:val="000000"/>
               </w:rPr>
-              <w:t xml:space="preserve">1.05</w:t>
+              <w:t xml:space="preserve">1.04</w:t>
             </w:r>
           </w:p>
         </w:tc>
@@ -4590,7 +4590,7 @@
                 <w:szCs w:val="22"/>
                 <w:color w:val="000000"/>
               </w:rPr>
-              <w:t xml:space="preserve">0.380</w:t>
+              <w:t xml:space="preserve">0.420</w:t>
             </w:r>
           </w:p>
         </w:tc>
@@ -5933,113 +5933,113 @@
                 <w:szCs w:val="22"/>
                 <w:color w:val="000000"/>
               </w:rPr>
-              <w:t xml:space="preserve">0.94</w:t>
-            </w:r>
-          </w:p>
-        </w:tc>
-        <w:tc>
-          <w:tcPr>
-            <w:tcBorders>
-              <w:bottom w:val="none" w:sz="0" w:space="0" w:color="000000"/>
-              <w:top w:val="none" w:sz="0" w:space="0" w:color="000000"/>
-              <w:left w:val="none" w:sz="0" w:space="0" w:color="000000"/>
-              <w:right w:val="none" w:sz="0" w:space="0" w:color="000000"/>
-            </w:tcBorders>
-            <w:shd w:val="clear" w:color="auto" w:fill="FFFFFF"/>
-            <w:tcMar>
-              <w:top w:w="0" w:type="dxa"/>
-              <w:bottom w:w="0" w:type="dxa"/>
-              <w:left w:w="0" w:type="dxa"/>
-              <w:right w:w="0" w:type="dxa"/>
-            </w:tcMar>
-            <w:vAlign w:val="top"/>
-          </w:tcPr>
-          <w:p>
-            <w:pPr>
-              <w:pStyle w:val="Normal"/>
-              <w:jc w:val="center"/>
-              <w:pBdr>
-                <w:bottom w:val="none" w:sz="0" w:space="0" w:color="000000"/>
-                <w:top w:val="none" w:sz="0" w:space="0" w:color="000000"/>
-                <w:left w:val="none" w:sz="0" w:space="0" w:color="000000"/>
-                <w:right w:val="none" w:sz="0" w:space="0" w:color="000000"/>
-              </w:pBdr>
-              <w:spacing w:after="100" w:before="100" w:line="240"/>
-              <w:ind w:left="100" w:right="100" w:firstLine="0" w:firstLineChars="0"/>
-              <w:rPr>
-                <w:rFonts w:ascii="Helvetica" w:hAnsi="Helvetica" w:eastAsia="Helvetica" w:cs="Helvetica"/>
-                <w:i w:val="false"/>
-                <w:b w:val="false"/>
-                <w:u w:val="none"/>
-                <w:sz w:val="22"/>
-                <w:szCs w:val="22"/>
-                <w:color w:val="000000"/>
-              </w:rPr>
-            </w:pPr>
-            <w:r>
-              <w:rPr>
-                <w:rFonts w:ascii="Helvetica" w:hAnsi="Helvetica" w:eastAsia="Helvetica" w:cs="Helvetica"/>
-                <w:i w:val="false"/>
-                <w:b w:val="false"/>
-                <w:u w:val="none"/>
-                <w:sz w:val="22"/>
-                <w:szCs w:val="22"/>
-                <w:color w:val="000000"/>
-              </w:rPr>
-              <w:t xml:space="preserve">0.56, 1.61</w:t>
-            </w:r>
-          </w:p>
-        </w:tc>
-        <w:tc>
-          <w:tcPr>
-            <w:tcBorders>
-              <w:bottom w:val="none" w:sz="0" w:space="0" w:color="000000"/>
-              <w:top w:val="none" w:sz="0" w:space="0" w:color="000000"/>
-              <w:left w:val="none" w:sz="0" w:space="0" w:color="000000"/>
-              <w:right w:val="none" w:sz="0" w:space="0" w:color="000000"/>
-            </w:tcBorders>
-            <w:shd w:val="clear" w:color="auto" w:fill="FFFFFF"/>
-            <w:tcMar>
-              <w:top w:w="0" w:type="dxa"/>
-              <w:bottom w:w="0" w:type="dxa"/>
-              <w:left w:w="0" w:type="dxa"/>
-              <w:right w:w="0" w:type="dxa"/>
-            </w:tcMar>
-            <w:vAlign w:val="top"/>
-          </w:tcPr>
-          <w:p>
-            <w:pPr>
-              <w:pStyle w:val="Normal"/>
-              <w:jc w:val="center"/>
-              <w:pBdr>
-                <w:bottom w:val="none" w:sz="0" w:space="0" w:color="000000"/>
-                <w:top w:val="none" w:sz="0" w:space="0" w:color="000000"/>
-                <w:left w:val="none" w:sz="0" w:space="0" w:color="000000"/>
-                <w:right w:val="none" w:sz="0" w:space="0" w:color="000000"/>
-              </w:pBdr>
-              <w:spacing w:after="100" w:before="100" w:line="240"/>
-              <w:ind w:left="100" w:right="100" w:firstLine="0" w:firstLineChars="0"/>
-              <w:rPr>
-                <w:rFonts w:ascii="Helvetica" w:hAnsi="Helvetica" w:eastAsia="Helvetica" w:cs="Helvetica"/>
-                <w:i w:val="false"/>
-                <w:b w:val="false"/>
-                <w:u w:val="none"/>
-                <w:sz w:val="22"/>
-                <w:szCs w:val="22"/>
-                <w:color w:val="000000"/>
-              </w:rPr>
-            </w:pPr>
-            <w:r>
-              <w:rPr>
-                <w:rFonts w:ascii="Helvetica" w:hAnsi="Helvetica" w:eastAsia="Helvetica" w:cs="Helvetica"/>
-                <w:i w:val="false"/>
-                <w:b w:val="false"/>
-                <w:u w:val="none"/>
-                <w:sz w:val="22"/>
-                <w:szCs w:val="22"/>
-                <w:color w:val="000000"/>
-              </w:rPr>
-              <w:t xml:space="preserve">0.830</w:t>
+              <w:t xml:space="preserve">0.96</w:t>
+            </w:r>
+          </w:p>
+        </w:tc>
+        <w:tc>
+          <w:tcPr>
+            <w:tcBorders>
+              <w:bottom w:val="none" w:sz="0" w:space="0" w:color="000000"/>
+              <w:top w:val="none" w:sz="0" w:space="0" w:color="000000"/>
+              <w:left w:val="none" w:sz="0" w:space="0" w:color="000000"/>
+              <w:right w:val="none" w:sz="0" w:space="0" w:color="000000"/>
+            </w:tcBorders>
+            <w:shd w:val="clear" w:color="auto" w:fill="FFFFFF"/>
+            <w:tcMar>
+              <w:top w:w="0" w:type="dxa"/>
+              <w:bottom w:w="0" w:type="dxa"/>
+              <w:left w:w="0" w:type="dxa"/>
+              <w:right w:w="0" w:type="dxa"/>
+            </w:tcMar>
+            <w:vAlign w:val="top"/>
+          </w:tcPr>
+          <w:p>
+            <w:pPr>
+              <w:pStyle w:val="Normal"/>
+              <w:jc w:val="center"/>
+              <w:pBdr>
+                <w:bottom w:val="none" w:sz="0" w:space="0" w:color="000000"/>
+                <w:top w:val="none" w:sz="0" w:space="0" w:color="000000"/>
+                <w:left w:val="none" w:sz="0" w:space="0" w:color="000000"/>
+                <w:right w:val="none" w:sz="0" w:space="0" w:color="000000"/>
+              </w:pBdr>
+              <w:spacing w:after="100" w:before="100" w:line="240"/>
+              <w:ind w:left="100" w:right="100" w:firstLine="0" w:firstLineChars="0"/>
+              <w:rPr>
+                <w:rFonts w:ascii="Helvetica" w:hAnsi="Helvetica" w:eastAsia="Helvetica" w:cs="Helvetica"/>
+                <w:i w:val="false"/>
+                <w:b w:val="false"/>
+                <w:u w:val="none"/>
+                <w:sz w:val="22"/>
+                <w:szCs w:val="22"/>
+                <w:color w:val="000000"/>
+              </w:rPr>
+            </w:pPr>
+            <w:r>
+              <w:rPr>
+                <w:rFonts w:ascii="Helvetica" w:hAnsi="Helvetica" w:eastAsia="Helvetica" w:cs="Helvetica"/>
+                <w:i w:val="false"/>
+                <w:b w:val="false"/>
+                <w:u w:val="none"/>
+                <w:sz w:val="22"/>
+                <w:szCs w:val="22"/>
+                <w:color w:val="000000"/>
+              </w:rPr>
+              <w:t xml:space="preserve">0.56, 1.63</w:t>
+            </w:r>
+          </w:p>
+        </w:tc>
+        <w:tc>
+          <w:tcPr>
+            <w:tcBorders>
+              <w:bottom w:val="none" w:sz="0" w:space="0" w:color="000000"/>
+              <w:top w:val="none" w:sz="0" w:space="0" w:color="000000"/>
+              <w:left w:val="none" w:sz="0" w:space="0" w:color="000000"/>
+              <w:right w:val="none" w:sz="0" w:space="0" w:color="000000"/>
+            </w:tcBorders>
+            <w:shd w:val="clear" w:color="auto" w:fill="FFFFFF"/>
+            <w:tcMar>
+              <w:top w:w="0" w:type="dxa"/>
+              <w:bottom w:w="0" w:type="dxa"/>
+              <w:left w:w="0" w:type="dxa"/>
+              <w:right w:w="0" w:type="dxa"/>
+            </w:tcMar>
+            <w:vAlign w:val="top"/>
+          </w:tcPr>
+          <w:p>
+            <w:pPr>
+              <w:pStyle w:val="Normal"/>
+              <w:jc w:val="center"/>
+              <w:pBdr>
+                <w:bottom w:val="none" w:sz="0" w:space="0" w:color="000000"/>
+                <w:top w:val="none" w:sz="0" w:space="0" w:color="000000"/>
+                <w:left w:val="none" w:sz="0" w:space="0" w:color="000000"/>
+                <w:right w:val="none" w:sz="0" w:space="0" w:color="000000"/>
+              </w:pBdr>
+              <w:spacing w:after="100" w:before="100" w:line="240"/>
+              <w:ind w:left="100" w:right="100" w:firstLine="0" w:firstLineChars="0"/>
+              <w:rPr>
+                <w:rFonts w:ascii="Helvetica" w:hAnsi="Helvetica" w:eastAsia="Helvetica" w:cs="Helvetica"/>
+                <w:i w:val="false"/>
+                <w:b w:val="false"/>
+                <w:u w:val="none"/>
+                <w:sz w:val="22"/>
+                <w:szCs w:val="22"/>
+                <w:color w:val="000000"/>
+              </w:rPr>
+            </w:pPr>
+            <w:r>
+              <w:rPr>
+                <w:rFonts w:ascii="Helvetica" w:hAnsi="Helvetica" w:eastAsia="Helvetica" w:cs="Helvetica"/>
+                <w:i w:val="false"/>
+                <w:b w:val="false"/>
+                <w:u w:val="none"/>
+                <w:sz w:val="22"/>
+                <w:szCs w:val="22"/>
+                <w:color w:val="000000"/>
+              </w:rPr>
+              <w:t xml:space="preserve">0.880</w:t>
             </w:r>
           </w:p>
         </w:tc>
@@ -7382,113 +7382,113 @@
                 <w:szCs w:val="22"/>
                 <w:color w:val="000000"/>
               </w:rPr>
-              <w:t xml:space="preserve">1.49</w:t>
-            </w:r>
-          </w:p>
-        </w:tc>
-        <w:tc>
-          <w:tcPr>
-            <w:tcBorders>
-              <w:bottom w:val="none" w:sz="0" w:space="0" w:color="000000"/>
-              <w:top w:val="none" w:sz="0" w:space="0" w:color="000000"/>
-              <w:left w:val="none" w:sz="0" w:space="0" w:color="000000"/>
-              <w:right w:val="none" w:sz="0" w:space="0" w:color="000000"/>
-            </w:tcBorders>
-            <w:shd w:val="clear" w:color="auto" w:fill="FFFFFF"/>
-            <w:tcMar>
-              <w:top w:w="0" w:type="dxa"/>
-              <w:bottom w:w="0" w:type="dxa"/>
-              <w:left w:w="0" w:type="dxa"/>
-              <w:right w:w="0" w:type="dxa"/>
-            </w:tcMar>
-            <w:vAlign w:val="top"/>
-          </w:tcPr>
-          <w:p>
-            <w:pPr>
-              <w:pStyle w:val="Normal"/>
-              <w:jc w:val="center"/>
-              <w:pBdr>
-                <w:bottom w:val="none" w:sz="0" w:space="0" w:color="000000"/>
-                <w:top w:val="none" w:sz="0" w:space="0" w:color="000000"/>
-                <w:left w:val="none" w:sz="0" w:space="0" w:color="000000"/>
-                <w:right w:val="none" w:sz="0" w:space="0" w:color="000000"/>
-              </w:pBdr>
-              <w:spacing w:after="100" w:before="100" w:line="240"/>
-              <w:ind w:left="100" w:right="100" w:firstLine="0" w:firstLineChars="0"/>
-              <w:rPr>
-                <w:rFonts w:ascii="Helvetica" w:hAnsi="Helvetica" w:eastAsia="Helvetica" w:cs="Helvetica"/>
-                <w:i w:val="false"/>
-                <w:b w:val="false"/>
-                <w:u w:val="none"/>
-                <w:sz w:val="22"/>
-                <w:szCs w:val="22"/>
-                <w:color w:val="000000"/>
-              </w:rPr>
-            </w:pPr>
-            <w:r>
-              <w:rPr>
-                <w:rFonts w:ascii="Helvetica" w:hAnsi="Helvetica" w:eastAsia="Helvetica" w:cs="Helvetica"/>
-                <w:i w:val="false"/>
-                <w:b w:val="false"/>
-                <w:u w:val="none"/>
-                <w:sz w:val="22"/>
-                <w:szCs w:val="22"/>
-                <w:color w:val="000000"/>
-              </w:rPr>
-              <w:t xml:space="preserve">0.25, 8.99</w:t>
-            </w:r>
-          </w:p>
-        </w:tc>
-        <w:tc>
-          <w:tcPr>
-            <w:tcBorders>
-              <w:bottom w:val="none" w:sz="0" w:space="0" w:color="000000"/>
-              <w:top w:val="none" w:sz="0" w:space="0" w:color="000000"/>
-              <w:left w:val="none" w:sz="0" w:space="0" w:color="000000"/>
-              <w:right w:val="none" w:sz="0" w:space="0" w:color="000000"/>
-            </w:tcBorders>
-            <w:shd w:val="clear" w:color="auto" w:fill="FFFFFF"/>
-            <w:tcMar>
-              <w:top w:w="0" w:type="dxa"/>
-              <w:bottom w:w="0" w:type="dxa"/>
-              <w:left w:w="0" w:type="dxa"/>
-              <w:right w:w="0" w:type="dxa"/>
-            </w:tcMar>
-            <w:vAlign w:val="top"/>
-          </w:tcPr>
-          <w:p>
-            <w:pPr>
-              <w:pStyle w:val="Normal"/>
-              <w:jc w:val="center"/>
-              <w:pBdr>
-                <w:bottom w:val="none" w:sz="0" w:space="0" w:color="000000"/>
-                <w:top w:val="none" w:sz="0" w:space="0" w:color="000000"/>
-                <w:left w:val="none" w:sz="0" w:space="0" w:color="000000"/>
-                <w:right w:val="none" w:sz="0" w:space="0" w:color="000000"/>
-              </w:pBdr>
-              <w:spacing w:after="100" w:before="100" w:line="240"/>
-              <w:ind w:left="100" w:right="100" w:firstLine="0" w:firstLineChars="0"/>
-              <w:rPr>
-                <w:rFonts w:ascii="Helvetica" w:hAnsi="Helvetica" w:eastAsia="Helvetica" w:cs="Helvetica"/>
-                <w:i w:val="false"/>
-                <w:b w:val="false"/>
-                <w:u w:val="none"/>
-                <w:sz w:val="22"/>
-                <w:szCs w:val="22"/>
-                <w:color w:val="000000"/>
-              </w:rPr>
-            </w:pPr>
-            <w:r>
-              <w:rPr>
-                <w:rFonts w:ascii="Helvetica" w:hAnsi="Helvetica" w:eastAsia="Helvetica" w:cs="Helvetica"/>
-                <w:i w:val="false"/>
-                <w:b w:val="false"/>
-                <w:u w:val="none"/>
-                <w:sz w:val="22"/>
-                <w:szCs w:val="22"/>
-                <w:color w:val="000000"/>
-              </w:rPr>
-              <w:t xml:space="preserve">0.660</w:t>
+              <w:t xml:space="preserve">1.57</w:t>
+            </w:r>
+          </w:p>
+        </w:tc>
+        <w:tc>
+          <w:tcPr>
+            <w:tcBorders>
+              <w:bottom w:val="none" w:sz="0" w:space="0" w:color="000000"/>
+              <w:top w:val="none" w:sz="0" w:space="0" w:color="000000"/>
+              <w:left w:val="none" w:sz="0" w:space="0" w:color="000000"/>
+              <w:right w:val="none" w:sz="0" w:space="0" w:color="000000"/>
+            </w:tcBorders>
+            <w:shd w:val="clear" w:color="auto" w:fill="FFFFFF"/>
+            <w:tcMar>
+              <w:top w:w="0" w:type="dxa"/>
+              <w:bottom w:w="0" w:type="dxa"/>
+              <w:left w:w="0" w:type="dxa"/>
+              <w:right w:w="0" w:type="dxa"/>
+            </w:tcMar>
+            <w:vAlign w:val="top"/>
+          </w:tcPr>
+          <w:p>
+            <w:pPr>
+              <w:pStyle w:val="Normal"/>
+              <w:jc w:val="center"/>
+              <w:pBdr>
+                <w:bottom w:val="none" w:sz="0" w:space="0" w:color="000000"/>
+                <w:top w:val="none" w:sz="0" w:space="0" w:color="000000"/>
+                <w:left w:val="none" w:sz="0" w:space="0" w:color="000000"/>
+                <w:right w:val="none" w:sz="0" w:space="0" w:color="000000"/>
+              </w:pBdr>
+              <w:spacing w:after="100" w:before="100" w:line="240"/>
+              <w:ind w:left="100" w:right="100" w:firstLine="0" w:firstLineChars="0"/>
+              <w:rPr>
+                <w:rFonts w:ascii="Helvetica" w:hAnsi="Helvetica" w:eastAsia="Helvetica" w:cs="Helvetica"/>
+                <w:i w:val="false"/>
+                <w:b w:val="false"/>
+                <w:u w:val="none"/>
+                <w:sz w:val="22"/>
+                <w:szCs w:val="22"/>
+                <w:color w:val="000000"/>
+              </w:rPr>
+            </w:pPr>
+            <w:r>
+              <w:rPr>
+                <w:rFonts w:ascii="Helvetica" w:hAnsi="Helvetica" w:eastAsia="Helvetica" w:cs="Helvetica"/>
+                <w:i w:val="false"/>
+                <w:b w:val="false"/>
+                <w:u w:val="none"/>
+                <w:sz w:val="22"/>
+                <w:szCs w:val="22"/>
+                <w:color w:val="000000"/>
+              </w:rPr>
+              <w:t xml:space="preserve">0.26, 9.53</w:t>
+            </w:r>
+          </w:p>
+        </w:tc>
+        <w:tc>
+          <w:tcPr>
+            <w:tcBorders>
+              <w:bottom w:val="none" w:sz="0" w:space="0" w:color="000000"/>
+              <w:top w:val="none" w:sz="0" w:space="0" w:color="000000"/>
+              <w:left w:val="none" w:sz="0" w:space="0" w:color="000000"/>
+              <w:right w:val="none" w:sz="0" w:space="0" w:color="000000"/>
+            </w:tcBorders>
+            <w:shd w:val="clear" w:color="auto" w:fill="FFFFFF"/>
+            <w:tcMar>
+              <w:top w:w="0" w:type="dxa"/>
+              <w:bottom w:w="0" w:type="dxa"/>
+              <w:left w:w="0" w:type="dxa"/>
+              <w:right w:w="0" w:type="dxa"/>
+            </w:tcMar>
+            <w:vAlign w:val="top"/>
+          </w:tcPr>
+          <w:p>
+            <w:pPr>
+              <w:pStyle w:val="Normal"/>
+              <w:jc w:val="center"/>
+              <w:pBdr>
+                <w:bottom w:val="none" w:sz="0" w:space="0" w:color="000000"/>
+                <w:top w:val="none" w:sz="0" w:space="0" w:color="000000"/>
+                <w:left w:val="none" w:sz="0" w:space="0" w:color="000000"/>
+                <w:right w:val="none" w:sz="0" w:space="0" w:color="000000"/>
+              </w:pBdr>
+              <w:spacing w:after="100" w:before="100" w:line="240"/>
+              <w:ind w:left="100" w:right="100" w:firstLine="0" w:firstLineChars="0"/>
+              <w:rPr>
+                <w:rFonts w:ascii="Helvetica" w:hAnsi="Helvetica" w:eastAsia="Helvetica" w:cs="Helvetica"/>
+                <w:i w:val="false"/>
+                <w:b w:val="false"/>
+                <w:u w:val="none"/>
+                <w:sz w:val="22"/>
+                <w:szCs w:val="22"/>
+                <w:color w:val="000000"/>
+              </w:rPr>
+            </w:pPr>
+            <w:r>
+              <w:rPr>
+                <w:rFonts w:ascii="Helvetica" w:hAnsi="Helvetica" w:eastAsia="Helvetica" w:cs="Helvetica"/>
+                <w:i w:val="false"/>
+                <w:b w:val="false"/>
+                <w:u w:val="none"/>
+                <w:sz w:val="22"/>
+                <w:szCs w:val="22"/>
+                <w:color w:val="000000"/>
+              </w:rPr>
+              <w:t xml:space="preserve">0.630</w:t>
             </w:r>
           </w:p>
         </w:tc>
@@ -7865,113 +7865,113 @@
                 <w:szCs w:val="22"/>
                 <w:color w:val="000000"/>
               </w:rPr>
-              <w:t xml:space="preserve">2.14</w:t>
-            </w:r>
-          </w:p>
-        </w:tc>
-        <w:tc>
-          <w:tcPr>
-            <w:tcBorders>
-              <w:bottom w:val="none" w:sz="0" w:space="0" w:color="000000"/>
-              <w:top w:val="none" w:sz="0" w:space="0" w:color="000000"/>
-              <w:left w:val="none" w:sz="0" w:space="0" w:color="000000"/>
-              <w:right w:val="none" w:sz="0" w:space="0" w:color="000000"/>
-            </w:tcBorders>
-            <w:shd w:val="clear" w:color="auto" w:fill="FFFFFF"/>
-            <w:tcMar>
-              <w:top w:w="0" w:type="dxa"/>
-              <w:bottom w:w="0" w:type="dxa"/>
-              <w:left w:w="0" w:type="dxa"/>
-              <w:right w:w="0" w:type="dxa"/>
-            </w:tcMar>
-            <w:vAlign w:val="top"/>
-          </w:tcPr>
-          <w:p>
-            <w:pPr>
-              <w:pStyle w:val="Normal"/>
-              <w:jc w:val="center"/>
-              <w:pBdr>
-                <w:bottom w:val="none" w:sz="0" w:space="0" w:color="000000"/>
-                <w:top w:val="none" w:sz="0" w:space="0" w:color="000000"/>
-                <w:left w:val="none" w:sz="0" w:space="0" w:color="000000"/>
-                <w:right w:val="none" w:sz="0" w:space="0" w:color="000000"/>
-              </w:pBdr>
-              <w:spacing w:after="100" w:before="100" w:line="240"/>
-              <w:ind w:left="100" w:right="100" w:firstLine="0" w:firstLineChars="0"/>
-              <w:rPr>
-                <w:rFonts w:ascii="Helvetica" w:hAnsi="Helvetica" w:eastAsia="Helvetica" w:cs="Helvetica"/>
-                <w:i w:val="false"/>
-                <w:b w:val="false"/>
-                <w:u w:val="none"/>
-                <w:sz w:val="22"/>
-                <w:szCs w:val="22"/>
-                <w:color w:val="000000"/>
-              </w:rPr>
-            </w:pPr>
-            <w:r>
-              <w:rPr>
-                <w:rFonts w:ascii="Helvetica" w:hAnsi="Helvetica" w:eastAsia="Helvetica" w:cs="Helvetica"/>
-                <w:i w:val="false"/>
-                <w:b w:val="false"/>
-                <w:u w:val="none"/>
-                <w:sz w:val="22"/>
-                <w:szCs w:val="22"/>
-                <w:color w:val="000000"/>
-              </w:rPr>
-              <w:t xml:space="preserve">0.62, 7.38</w:t>
-            </w:r>
-          </w:p>
-        </w:tc>
-        <w:tc>
-          <w:tcPr>
-            <w:tcBorders>
-              <w:bottom w:val="none" w:sz="0" w:space="0" w:color="000000"/>
-              <w:top w:val="none" w:sz="0" w:space="0" w:color="000000"/>
-              <w:left w:val="none" w:sz="0" w:space="0" w:color="000000"/>
-              <w:right w:val="none" w:sz="0" w:space="0" w:color="000000"/>
-            </w:tcBorders>
-            <w:shd w:val="clear" w:color="auto" w:fill="FFFFFF"/>
-            <w:tcMar>
-              <w:top w:w="0" w:type="dxa"/>
-              <w:bottom w:w="0" w:type="dxa"/>
-              <w:left w:w="0" w:type="dxa"/>
-              <w:right w:w="0" w:type="dxa"/>
-            </w:tcMar>
-            <w:vAlign w:val="top"/>
-          </w:tcPr>
-          <w:p>
-            <w:pPr>
-              <w:pStyle w:val="Normal"/>
-              <w:jc w:val="center"/>
-              <w:pBdr>
-                <w:bottom w:val="none" w:sz="0" w:space="0" w:color="000000"/>
-                <w:top w:val="none" w:sz="0" w:space="0" w:color="000000"/>
-                <w:left w:val="none" w:sz="0" w:space="0" w:color="000000"/>
-                <w:right w:val="none" w:sz="0" w:space="0" w:color="000000"/>
-              </w:pBdr>
-              <w:spacing w:after="100" w:before="100" w:line="240"/>
-              <w:ind w:left="100" w:right="100" w:firstLine="0" w:firstLineChars="0"/>
-              <w:rPr>
-                <w:rFonts w:ascii="Helvetica" w:hAnsi="Helvetica" w:eastAsia="Helvetica" w:cs="Helvetica"/>
-                <w:i w:val="false"/>
-                <w:b w:val="false"/>
-                <w:u w:val="none"/>
-                <w:sz w:val="22"/>
-                <w:szCs w:val="22"/>
-                <w:color w:val="000000"/>
-              </w:rPr>
-            </w:pPr>
-            <w:r>
-              <w:rPr>
-                <w:rFonts w:ascii="Helvetica" w:hAnsi="Helvetica" w:eastAsia="Helvetica" w:cs="Helvetica"/>
-                <w:i w:val="false"/>
-                <w:b w:val="false"/>
-                <w:u w:val="none"/>
-                <w:sz w:val="22"/>
-                <w:szCs w:val="22"/>
-                <w:color w:val="000000"/>
-              </w:rPr>
-              <w:t xml:space="preserve">0.230</w:t>
+              <w:t xml:space="preserve">2.30</w:t>
+            </w:r>
+          </w:p>
+        </w:tc>
+        <w:tc>
+          <w:tcPr>
+            <w:tcBorders>
+              <w:bottom w:val="none" w:sz="0" w:space="0" w:color="000000"/>
+              <w:top w:val="none" w:sz="0" w:space="0" w:color="000000"/>
+              <w:left w:val="none" w:sz="0" w:space="0" w:color="000000"/>
+              <w:right w:val="none" w:sz="0" w:space="0" w:color="000000"/>
+            </w:tcBorders>
+            <w:shd w:val="clear" w:color="auto" w:fill="FFFFFF"/>
+            <w:tcMar>
+              <w:top w:w="0" w:type="dxa"/>
+              <w:bottom w:w="0" w:type="dxa"/>
+              <w:left w:w="0" w:type="dxa"/>
+              <w:right w:w="0" w:type="dxa"/>
+            </w:tcMar>
+            <w:vAlign w:val="top"/>
+          </w:tcPr>
+          <w:p>
+            <w:pPr>
+              <w:pStyle w:val="Normal"/>
+              <w:jc w:val="center"/>
+              <w:pBdr>
+                <w:bottom w:val="none" w:sz="0" w:space="0" w:color="000000"/>
+                <w:top w:val="none" w:sz="0" w:space="0" w:color="000000"/>
+                <w:left w:val="none" w:sz="0" w:space="0" w:color="000000"/>
+                <w:right w:val="none" w:sz="0" w:space="0" w:color="000000"/>
+              </w:pBdr>
+              <w:spacing w:after="100" w:before="100" w:line="240"/>
+              <w:ind w:left="100" w:right="100" w:firstLine="0" w:firstLineChars="0"/>
+              <w:rPr>
+                <w:rFonts w:ascii="Helvetica" w:hAnsi="Helvetica" w:eastAsia="Helvetica" w:cs="Helvetica"/>
+                <w:i w:val="false"/>
+                <w:b w:val="false"/>
+                <w:u w:val="none"/>
+                <w:sz w:val="22"/>
+                <w:szCs w:val="22"/>
+                <w:color w:val="000000"/>
+              </w:rPr>
+            </w:pPr>
+            <w:r>
+              <w:rPr>
+                <w:rFonts w:ascii="Helvetica" w:hAnsi="Helvetica" w:eastAsia="Helvetica" w:cs="Helvetica"/>
+                <w:i w:val="false"/>
+                <w:b w:val="false"/>
+                <w:u w:val="none"/>
+                <w:sz w:val="22"/>
+                <w:szCs w:val="22"/>
+                <w:color w:val="000000"/>
+              </w:rPr>
+              <w:t xml:space="preserve">0.66, 7.97</w:t>
+            </w:r>
+          </w:p>
+        </w:tc>
+        <w:tc>
+          <w:tcPr>
+            <w:tcBorders>
+              <w:bottom w:val="none" w:sz="0" w:space="0" w:color="000000"/>
+              <w:top w:val="none" w:sz="0" w:space="0" w:color="000000"/>
+              <w:left w:val="none" w:sz="0" w:space="0" w:color="000000"/>
+              <w:right w:val="none" w:sz="0" w:space="0" w:color="000000"/>
+            </w:tcBorders>
+            <w:shd w:val="clear" w:color="auto" w:fill="FFFFFF"/>
+            <w:tcMar>
+              <w:top w:w="0" w:type="dxa"/>
+              <w:bottom w:w="0" w:type="dxa"/>
+              <w:left w:w="0" w:type="dxa"/>
+              <w:right w:w="0" w:type="dxa"/>
+            </w:tcMar>
+            <w:vAlign w:val="top"/>
+          </w:tcPr>
+          <w:p>
+            <w:pPr>
+              <w:pStyle w:val="Normal"/>
+              <w:jc w:val="center"/>
+              <w:pBdr>
+                <w:bottom w:val="none" w:sz="0" w:space="0" w:color="000000"/>
+                <w:top w:val="none" w:sz="0" w:space="0" w:color="000000"/>
+                <w:left w:val="none" w:sz="0" w:space="0" w:color="000000"/>
+                <w:right w:val="none" w:sz="0" w:space="0" w:color="000000"/>
+              </w:pBdr>
+              <w:spacing w:after="100" w:before="100" w:line="240"/>
+              <w:ind w:left="100" w:right="100" w:firstLine="0" w:firstLineChars="0"/>
+              <w:rPr>
+                <w:rFonts w:ascii="Helvetica" w:hAnsi="Helvetica" w:eastAsia="Helvetica" w:cs="Helvetica"/>
+                <w:i w:val="false"/>
+                <w:b w:val="false"/>
+                <w:u w:val="none"/>
+                <w:sz w:val="22"/>
+                <w:szCs w:val="22"/>
+                <w:color w:val="000000"/>
+              </w:rPr>
+            </w:pPr>
+            <w:r>
+              <w:rPr>
+                <w:rFonts w:ascii="Helvetica" w:hAnsi="Helvetica" w:eastAsia="Helvetica" w:cs="Helvetica"/>
+                <w:i w:val="false"/>
+                <w:b w:val="false"/>
+                <w:u w:val="none"/>
+                <w:sz w:val="22"/>
+                <w:szCs w:val="22"/>
+                <w:color w:val="000000"/>
+              </w:rPr>
+              <w:t xml:space="preserve">0.190</w:t>
             </w:r>
           </w:p>
         </w:tc>
@@ -8348,113 +8348,113 @@
                 <w:szCs w:val="22"/>
                 <w:color w:val="000000"/>
               </w:rPr>
-              <w:t xml:space="preserve">1.14</w:t>
-            </w:r>
-          </w:p>
-        </w:tc>
-        <w:tc>
-          <w:tcPr>
-            <w:tcBorders>
-              <w:bottom w:val="none" w:sz="0" w:space="0" w:color="000000"/>
-              <w:top w:val="none" w:sz="0" w:space="0" w:color="000000"/>
-              <w:left w:val="none" w:sz="0" w:space="0" w:color="000000"/>
-              <w:right w:val="none" w:sz="0" w:space="0" w:color="000000"/>
-            </w:tcBorders>
-            <w:shd w:val="clear" w:color="auto" w:fill="FFFFFF"/>
-            <w:tcMar>
-              <w:top w:w="0" w:type="dxa"/>
-              <w:bottom w:w="0" w:type="dxa"/>
-              <w:left w:w="0" w:type="dxa"/>
-              <w:right w:w="0" w:type="dxa"/>
-            </w:tcMar>
-            <w:vAlign w:val="top"/>
-          </w:tcPr>
-          <w:p>
-            <w:pPr>
-              <w:pStyle w:val="Normal"/>
-              <w:jc w:val="center"/>
-              <w:pBdr>
-                <w:bottom w:val="none" w:sz="0" w:space="0" w:color="000000"/>
-                <w:top w:val="none" w:sz="0" w:space="0" w:color="000000"/>
-                <w:left w:val="none" w:sz="0" w:space="0" w:color="000000"/>
-                <w:right w:val="none" w:sz="0" w:space="0" w:color="000000"/>
-              </w:pBdr>
-              <w:spacing w:after="100" w:before="100" w:line="240"/>
-              <w:ind w:left="100" w:right="100" w:firstLine="0" w:firstLineChars="0"/>
-              <w:rPr>
-                <w:rFonts w:ascii="Helvetica" w:hAnsi="Helvetica" w:eastAsia="Helvetica" w:cs="Helvetica"/>
-                <w:i w:val="false"/>
-                <w:b w:val="false"/>
-                <w:u w:val="none"/>
-                <w:sz w:val="22"/>
-                <w:szCs w:val="22"/>
-                <w:color w:val="000000"/>
-              </w:rPr>
-            </w:pPr>
-            <w:r>
-              <w:rPr>
-                <w:rFonts w:ascii="Helvetica" w:hAnsi="Helvetica" w:eastAsia="Helvetica" w:cs="Helvetica"/>
-                <w:i w:val="false"/>
-                <w:b w:val="false"/>
-                <w:u w:val="none"/>
-                <w:sz w:val="22"/>
-                <w:szCs w:val="22"/>
-                <w:color w:val="000000"/>
-              </w:rPr>
-              <w:t xml:space="preserve">0.25, 5.31</w:t>
-            </w:r>
-          </w:p>
-        </w:tc>
-        <w:tc>
-          <w:tcPr>
-            <w:tcBorders>
-              <w:bottom w:val="none" w:sz="0" w:space="0" w:color="000000"/>
-              <w:top w:val="none" w:sz="0" w:space="0" w:color="000000"/>
-              <w:left w:val="none" w:sz="0" w:space="0" w:color="000000"/>
-              <w:right w:val="none" w:sz="0" w:space="0" w:color="000000"/>
-            </w:tcBorders>
-            <w:shd w:val="clear" w:color="auto" w:fill="FFFFFF"/>
-            <w:tcMar>
-              <w:top w:w="0" w:type="dxa"/>
-              <w:bottom w:w="0" w:type="dxa"/>
-              <w:left w:w="0" w:type="dxa"/>
-              <w:right w:w="0" w:type="dxa"/>
-            </w:tcMar>
-            <w:vAlign w:val="top"/>
-          </w:tcPr>
-          <w:p>
-            <w:pPr>
-              <w:pStyle w:val="Normal"/>
-              <w:jc w:val="center"/>
-              <w:pBdr>
-                <w:bottom w:val="none" w:sz="0" w:space="0" w:color="000000"/>
-                <w:top w:val="none" w:sz="0" w:space="0" w:color="000000"/>
-                <w:left w:val="none" w:sz="0" w:space="0" w:color="000000"/>
-                <w:right w:val="none" w:sz="0" w:space="0" w:color="000000"/>
-              </w:pBdr>
-              <w:spacing w:after="100" w:before="100" w:line="240"/>
-              <w:ind w:left="100" w:right="100" w:firstLine="0" w:firstLineChars="0"/>
-              <w:rPr>
-                <w:rFonts w:ascii="Helvetica" w:hAnsi="Helvetica" w:eastAsia="Helvetica" w:cs="Helvetica"/>
-                <w:i w:val="false"/>
-                <w:b w:val="false"/>
-                <w:u w:val="none"/>
-                <w:sz w:val="22"/>
-                <w:szCs w:val="22"/>
-                <w:color w:val="000000"/>
-              </w:rPr>
-            </w:pPr>
-            <w:r>
-              <w:rPr>
-                <w:rFonts w:ascii="Helvetica" w:hAnsi="Helvetica" w:eastAsia="Helvetica" w:cs="Helvetica"/>
-                <w:i w:val="false"/>
-                <w:b w:val="false"/>
-                <w:u w:val="none"/>
-                <w:sz w:val="22"/>
-                <w:szCs w:val="22"/>
-                <w:color w:val="000000"/>
-              </w:rPr>
-              <w:t xml:space="preserve">0.860</w:t>
+              <w:t xml:space="preserve">1.17</w:t>
+            </w:r>
+          </w:p>
+        </w:tc>
+        <w:tc>
+          <w:tcPr>
+            <w:tcBorders>
+              <w:bottom w:val="none" w:sz="0" w:space="0" w:color="000000"/>
+              <w:top w:val="none" w:sz="0" w:space="0" w:color="000000"/>
+              <w:left w:val="none" w:sz="0" w:space="0" w:color="000000"/>
+              <w:right w:val="none" w:sz="0" w:space="0" w:color="000000"/>
+            </w:tcBorders>
+            <w:shd w:val="clear" w:color="auto" w:fill="FFFFFF"/>
+            <w:tcMar>
+              <w:top w:w="0" w:type="dxa"/>
+              <w:bottom w:w="0" w:type="dxa"/>
+              <w:left w:w="0" w:type="dxa"/>
+              <w:right w:w="0" w:type="dxa"/>
+            </w:tcMar>
+            <w:vAlign w:val="top"/>
+          </w:tcPr>
+          <w:p>
+            <w:pPr>
+              <w:pStyle w:val="Normal"/>
+              <w:jc w:val="center"/>
+              <w:pBdr>
+                <w:bottom w:val="none" w:sz="0" w:space="0" w:color="000000"/>
+                <w:top w:val="none" w:sz="0" w:space="0" w:color="000000"/>
+                <w:left w:val="none" w:sz="0" w:space="0" w:color="000000"/>
+                <w:right w:val="none" w:sz="0" w:space="0" w:color="000000"/>
+              </w:pBdr>
+              <w:spacing w:after="100" w:before="100" w:line="240"/>
+              <w:ind w:left="100" w:right="100" w:firstLine="0" w:firstLineChars="0"/>
+              <w:rPr>
+                <w:rFonts w:ascii="Helvetica" w:hAnsi="Helvetica" w:eastAsia="Helvetica" w:cs="Helvetica"/>
+                <w:i w:val="false"/>
+                <w:b w:val="false"/>
+                <w:u w:val="none"/>
+                <w:sz w:val="22"/>
+                <w:szCs w:val="22"/>
+                <w:color w:val="000000"/>
+              </w:rPr>
+            </w:pPr>
+            <w:r>
+              <w:rPr>
+                <w:rFonts w:ascii="Helvetica" w:hAnsi="Helvetica" w:eastAsia="Helvetica" w:cs="Helvetica"/>
+                <w:i w:val="false"/>
+                <w:b w:val="false"/>
+                <w:u w:val="none"/>
+                <w:sz w:val="22"/>
+                <w:szCs w:val="22"/>
+                <w:color w:val="000000"/>
+              </w:rPr>
+              <w:t xml:space="preserve">0.24, 5.63</w:t>
+            </w:r>
+          </w:p>
+        </w:tc>
+        <w:tc>
+          <w:tcPr>
+            <w:tcBorders>
+              <w:bottom w:val="none" w:sz="0" w:space="0" w:color="000000"/>
+              <w:top w:val="none" w:sz="0" w:space="0" w:color="000000"/>
+              <w:left w:val="none" w:sz="0" w:space="0" w:color="000000"/>
+              <w:right w:val="none" w:sz="0" w:space="0" w:color="000000"/>
+            </w:tcBorders>
+            <w:shd w:val="clear" w:color="auto" w:fill="FFFFFF"/>
+            <w:tcMar>
+              <w:top w:w="0" w:type="dxa"/>
+              <w:bottom w:w="0" w:type="dxa"/>
+              <w:left w:w="0" w:type="dxa"/>
+              <w:right w:w="0" w:type="dxa"/>
+            </w:tcMar>
+            <w:vAlign w:val="top"/>
+          </w:tcPr>
+          <w:p>
+            <w:pPr>
+              <w:pStyle w:val="Normal"/>
+              <w:jc w:val="center"/>
+              <w:pBdr>
+                <w:bottom w:val="none" w:sz="0" w:space="0" w:color="000000"/>
+                <w:top w:val="none" w:sz="0" w:space="0" w:color="000000"/>
+                <w:left w:val="none" w:sz="0" w:space="0" w:color="000000"/>
+                <w:right w:val="none" w:sz="0" w:space="0" w:color="000000"/>
+              </w:pBdr>
+              <w:spacing w:after="100" w:before="100" w:line="240"/>
+              <w:ind w:left="100" w:right="100" w:firstLine="0" w:firstLineChars="0"/>
+              <w:rPr>
+                <w:rFonts w:ascii="Helvetica" w:hAnsi="Helvetica" w:eastAsia="Helvetica" w:cs="Helvetica"/>
+                <w:i w:val="false"/>
+                <w:b w:val="false"/>
+                <w:u w:val="none"/>
+                <w:sz w:val="22"/>
+                <w:szCs w:val="22"/>
+                <w:color w:val="000000"/>
+              </w:rPr>
+            </w:pPr>
+            <w:r>
+              <w:rPr>
+                <w:rFonts w:ascii="Helvetica" w:hAnsi="Helvetica" w:eastAsia="Helvetica" w:cs="Helvetica"/>
+                <w:i w:val="false"/>
+                <w:b w:val="false"/>
+                <w:u w:val="none"/>
+                <w:sz w:val="22"/>
+                <w:szCs w:val="22"/>
+                <w:color w:val="000000"/>
+              </w:rPr>
+              <w:t xml:space="preserve">0.840</w:t>
             </w:r>
           </w:p>
         </w:tc>
@@ -8831,120 +8831,120 @@
                 <w:szCs w:val="22"/>
                 <w:color w:val="000000"/>
               </w:rPr>
-              <w:t xml:space="preserve">1.02</w:t>
-            </w:r>
-          </w:p>
-        </w:tc>
-        <w:tc>
-          <w:tcPr>
-            <w:tcBorders>
-              <w:bottom w:val="none" w:sz="0" w:space="0" w:color="000000"/>
-              <w:top w:val="none" w:sz="0" w:space="0" w:color="000000"/>
-              <w:left w:val="none" w:sz="0" w:space="0" w:color="000000"/>
-              <w:right w:val="none" w:sz="0" w:space="0" w:color="000000"/>
-            </w:tcBorders>
-            <w:shd w:val="clear" w:color="auto" w:fill="FFFFFF"/>
-            <w:tcMar>
-              <w:top w:w="0" w:type="dxa"/>
-              <w:bottom w:w="0" w:type="dxa"/>
-              <w:left w:w="0" w:type="dxa"/>
-              <w:right w:w="0" w:type="dxa"/>
-            </w:tcMar>
-            <w:vAlign w:val="top"/>
-          </w:tcPr>
-          <w:p>
-            <w:pPr>
-              <w:pStyle w:val="Normal"/>
-              <w:jc w:val="center"/>
-              <w:pBdr>
-                <w:bottom w:val="none" w:sz="0" w:space="0" w:color="000000"/>
-                <w:top w:val="none" w:sz="0" w:space="0" w:color="000000"/>
-                <w:left w:val="none" w:sz="0" w:space="0" w:color="000000"/>
-                <w:right w:val="none" w:sz="0" w:space="0" w:color="000000"/>
-              </w:pBdr>
-              <w:spacing w:after="100" w:before="100" w:line="240"/>
-              <w:ind w:left="100" w:right="100" w:firstLine="0" w:firstLineChars="0"/>
-              <w:rPr>
-                <w:rFonts w:ascii="Helvetica" w:hAnsi="Helvetica" w:eastAsia="Helvetica" w:cs="Helvetica"/>
-                <w:i w:val="false"/>
-                <w:b w:val="false"/>
-                <w:u w:val="none"/>
-                <w:sz w:val="22"/>
-                <w:szCs w:val="22"/>
-                <w:color w:val="000000"/>
-              </w:rPr>
-            </w:pPr>
-            <w:r>
-              <w:rPr>
-                <w:rFonts w:ascii="Helvetica" w:hAnsi="Helvetica" w:eastAsia="Helvetica" w:cs="Helvetica"/>
-                <w:i w:val="false"/>
-                <w:b w:val="false"/>
-                <w:u w:val="none"/>
-                <w:sz w:val="22"/>
-                <w:szCs w:val="22"/>
-                <w:color w:val="000000"/>
-              </w:rPr>
-              <w:t xml:space="preserve">0.32, 3.23</w:t>
-            </w:r>
-          </w:p>
-        </w:tc>
-        <w:tc>
-          <w:tcPr>
-            <w:tcBorders>
-              <w:bottom w:val="none" w:sz="0" w:space="0" w:color="000000"/>
-              <w:top w:val="none" w:sz="0" w:space="0" w:color="000000"/>
-              <w:left w:val="none" w:sz="0" w:space="0" w:color="000000"/>
-              <w:right w:val="none" w:sz="0" w:space="0" w:color="000000"/>
-            </w:tcBorders>
-            <w:shd w:val="clear" w:color="auto" w:fill="FFFFFF"/>
-            <w:tcMar>
-              <w:top w:w="0" w:type="dxa"/>
-              <w:bottom w:w="0" w:type="dxa"/>
-              <w:left w:w="0" w:type="dxa"/>
-              <w:right w:w="0" w:type="dxa"/>
-            </w:tcMar>
-            <w:vAlign w:val="top"/>
-          </w:tcPr>
-          <w:p>
-            <w:pPr>
-              <w:pStyle w:val="Normal"/>
-              <w:jc w:val="center"/>
-              <w:pBdr>
-                <w:bottom w:val="none" w:sz="0" w:space="0" w:color="000000"/>
-                <w:top w:val="none" w:sz="0" w:space="0" w:color="000000"/>
-                <w:left w:val="none" w:sz="0" w:space="0" w:color="000000"/>
-                <w:right w:val="none" w:sz="0" w:space="0" w:color="000000"/>
-              </w:pBdr>
-              <w:spacing w:after="100" w:before="100" w:line="240"/>
-              <w:ind w:left="100" w:right="100" w:firstLine="0" w:firstLineChars="0"/>
-              <w:rPr>
-                <w:rFonts w:ascii="Helvetica" w:hAnsi="Helvetica" w:eastAsia="Helvetica" w:cs="Helvetica"/>
-                <w:i w:val="false"/>
-                <w:b w:val="false"/>
-                <w:u w:val="none"/>
-                <w:sz w:val="22"/>
-                <w:szCs w:val="22"/>
-                <w:color w:val="000000"/>
-              </w:rPr>
-            </w:pPr>
-            <w:r>
-              <w:rPr>
-                <w:rFonts w:ascii="Helvetica" w:hAnsi="Helvetica" w:eastAsia="Helvetica" w:cs="Helvetica"/>
-                <w:i w:val="false"/>
-                <w:b w:val="false"/>
-                <w:u w:val="none"/>
-                <w:sz w:val="22"/>
-                <w:szCs w:val="22"/>
-                <w:color w:val="000000"/>
-              </w:rPr>
-              <w:t xml:space="preserve">0.970</w:t>
+              <w:t xml:space="preserve">1.06</w:t>
+            </w:r>
+          </w:p>
+        </w:tc>
+        <w:tc>
+          <w:tcPr>
+            <w:tcBorders>
+              <w:bottom w:val="none" w:sz="0" w:space="0" w:color="000000"/>
+              <w:top w:val="none" w:sz="0" w:space="0" w:color="000000"/>
+              <w:left w:val="none" w:sz="0" w:space="0" w:color="000000"/>
+              <w:right w:val="none" w:sz="0" w:space="0" w:color="000000"/>
+            </w:tcBorders>
+            <w:shd w:val="clear" w:color="auto" w:fill="FFFFFF"/>
+            <w:tcMar>
+              <w:top w:w="0" w:type="dxa"/>
+              <w:bottom w:w="0" w:type="dxa"/>
+              <w:left w:w="0" w:type="dxa"/>
+              <w:right w:w="0" w:type="dxa"/>
+            </w:tcMar>
+            <w:vAlign w:val="top"/>
+          </w:tcPr>
+          <w:p>
+            <w:pPr>
+              <w:pStyle w:val="Normal"/>
+              <w:jc w:val="center"/>
+              <w:pBdr>
+                <w:bottom w:val="none" w:sz="0" w:space="0" w:color="000000"/>
+                <w:top w:val="none" w:sz="0" w:space="0" w:color="000000"/>
+                <w:left w:val="none" w:sz="0" w:space="0" w:color="000000"/>
+                <w:right w:val="none" w:sz="0" w:space="0" w:color="000000"/>
+              </w:pBdr>
+              <w:spacing w:after="100" w:before="100" w:line="240"/>
+              <w:ind w:left="100" w:right="100" w:firstLine="0" w:firstLineChars="0"/>
+              <w:rPr>
+                <w:rFonts w:ascii="Helvetica" w:hAnsi="Helvetica" w:eastAsia="Helvetica" w:cs="Helvetica"/>
+                <w:i w:val="false"/>
+                <w:b w:val="false"/>
+                <w:u w:val="none"/>
+                <w:sz w:val="22"/>
+                <w:szCs w:val="22"/>
+                <w:color w:val="000000"/>
+              </w:rPr>
+            </w:pPr>
+            <w:r>
+              <w:rPr>
+                <w:rFonts w:ascii="Helvetica" w:hAnsi="Helvetica" w:eastAsia="Helvetica" w:cs="Helvetica"/>
+                <w:i w:val="false"/>
+                <w:b w:val="false"/>
+                <w:u w:val="none"/>
+                <w:sz w:val="22"/>
+                <w:szCs w:val="22"/>
+                <w:color w:val="000000"/>
+              </w:rPr>
+              <w:t xml:space="preserve">0.33, 3.34</w:t>
+            </w:r>
+          </w:p>
+        </w:tc>
+        <w:tc>
+          <w:tcPr>
+            <w:tcBorders>
+              <w:bottom w:val="none" w:sz="0" w:space="0" w:color="000000"/>
+              <w:top w:val="none" w:sz="0" w:space="0" w:color="000000"/>
+              <w:left w:val="none" w:sz="0" w:space="0" w:color="000000"/>
+              <w:right w:val="none" w:sz="0" w:space="0" w:color="000000"/>
+            </w:tcBorders>
+            <w:shd w:val="clear" w:color="auto" w:fill="FFFFFF"/>
+            <w:tcMar>
+              <w:top w:w="0" w:type="dxa"/>
+              <w:bottom w:w="0" w:type="dxa"/>
+              <w:left w:w="0" w:type="dxa"/>
+              <w:right w:w="0" w:type="dxa"/>
+            </w:tcMar>
+            <w:vAlign w:val="top"/>
+          </w:tcPr>
+          <w:p>
+            <w:pPr>
+              <w:pStyle w:val="Normal"/>
+              <w:jc w:val="center"/>
+              <w:pBdr>
+                <w:bottom w:val="none" w:sz="0" w:space="0" w:color="000000"/>
+                <w:top w:val="none" w:sz="0" w:space="0" w:color="000000"/>
+                <w:left w:val="none" w:sz="0" w:space="0" w:color="000000"/>
+                <w:right w:val="none" w:sz="0" w:space="0" w:color="000000"/>
+              </w:pBdr>
+              <w:spacing w:after="100" w:before="100" w:line="240"/>
+              <w:ind w:left="100" w:right="100" w:firstLine="0" w:firstLineChars="0"/>
+              <w:rPr>
+                <w:rFonts w:ascii="Helvetica" w:hAnsi="Helvetica" w:eastAsia="Helvetica" w:cs="Helvetica"/>
+                <w:i w:val="false"/>
+                <w:b w:val="false"/>
+                <w:u w:val="none"/>
+                <w:sz w:val="22"/>
+                <w:szCs w:val="22"/>
+                <w:color w:val="000000"/>
+              </w:rPr>
+            </w:pPr>
+            <w:r>
+              <w:rPr>
+                <w:rFonts w:ascii="Helvetica" w:hAnsi="Helvetica" w:eastAsia="Helvetica" w:cs="Helvetica"/>
+                <w:i w:val="false"/>
+                <w:b w:val="false"/>
+                <w:u w:val="none"/>
+                <w:sz w:val="22"/>
+                <w:szCs w:val="22"/>
+                <w:color w:val="000000"/>
+              </w:rPr>
+              <w:t xml:space="preserve">0.930</w:t>
             </w:r>
           </w:p>
         </w:tc>
       </w:tr>
       <w:tr>
         <w:trPr>
-          <w:trHeight w:val="598" w:hRule="auto"/>
+          <w:trHeight w:val="597" w:hRule="auto"/>
         </w:trPr>
         body18
         <w:tc>
@@ -9314,113 +9314,113 @@
                 <w:szCs w:val="22"/>
                 <w:color w:val="000000"/>
               </w:rPr>
-              <w:t xml:space="preserve">0.33</w:t>
-            </w:r>
-          </w:p>
-        </w:tc>
-        <w:tc>
-          <w:tcPr>
-            <w:tcBorders>
-              <w:bottom w:val="none" w:sz="0" w:space="0" w:color="000000"/>
-              <w:top w:val="none" w:sz="0" w:space="0" w:color="000000"/>
-              <w:left w:val="none" w:sz="0" w:space="0" w:color="000000"/>
-              <w:right w:val="none" w:sz="0" w:space="0" w:color="000000"/>
-            </w:tcBorders>
-            <w:shd w:val="clear" w:color="auto" w:fill="FFFFFF"/>
-            <w:tcMar>
-              <w:top w:w="0" w:type="dxa"/>
-              <w:bottom w:w="0" w:type="dxa"/>
-              <w:left w:w="0" w:type="dxa"/>
-              <w:right w:w="0" w:type="dxa"/>
-            </w:tcMar>
-            <w:vAlign w:val="top"/>
-          </w:tcPr>
-          <w:p>
-            <w:pPr>
-              <w:pStyle w:val="Normal"/>
-              <w:jc w:val="center"/>
-              <w:pBdr>
-                <w:bottom w:val="none" w:sz="0" w:space="0" w:color="000000"/>
-                <w:top w:val="none" w:sz="0" w:space="0" w:color="000000"/>
-                <w:left w:val="none" w:sz="0" w:space="0" w:color="000000"/>
-                <w:right w:val="none" w:sz="0" w:space="0" w:color="000000"/>
-              </w:pBdr>
-              <w:spacing w:after="100" w:before="100" w:line="240"/>
-              <w:ind w:left="100" w:right="100" w:firstLine="0" w:firstLineChars="0"/>
-              <w:rPr>
-                <w:rFonts w:ascii="Helvetica" w:hAnsi="Helvetica" w:eastAsia="Helvetica" w:cs="Helvetica"/>
-                <w:i w:val="false"/>
-                <w:b w:val="false"/>
-                <w:u w:val="none"/>
-                <w:sz w:val="22"/>
-                <w:szCs w:val="22"/>
-                <w:color w:val="000000"/>
-              </w:rPr>
-            </w:pPr>
-            <w:r>
-              <w:rPr>
-                <w:rFonts w:ascii="Helvetica" w:hAnsi="Helvetica" w:eastAsia="Helvetica" w:cs="Helvetica"/>
-                <w:i w:val="false"/>
-                <w:b w:val="false"/>
-                <w:u w:val="none"/>
-                <w:sz w:val="22"/>
-                <w:szCs w:val="22"/>
-                <w:color w:val="000000"/>
-              </w:rPr>
-              <w:t xml:space="preserve">0.07, 1.63</w:t>
-            </w:r>
-          </w:p>
-        </w:tc>
-        <w:tc>
-          <w:tcPr>
-            <w:tcBorders>
-              <w:bottom w:val="none" w:sz="0" w:space="0" w:color="000000"/>
-              <w:top w:val="none" w:sz="0" w:space="0" w:color="000000"/>
-              <w:left w:val="none" w:sz="0" w:space="0" w:color="000000"/>
-              <w:right w:val="none" w:sz="0" w:space="0" w:color="000000"/>
-            </w:tcBorders>
-            <w:shd w:val="clear" w:color="auto" w:fill="FFFFFF"/>
-            <w:tcMar>
-              <w:top w:w="0" w:type="dxa"/>
-              <w:bottom w:w="0" w:type="dxa"/>
-              <w:left w:w="0" w:type="dxa"/>
-              <w:right w:w="0" w:type="dxa"/>
-            </w:tcMar>
-            <w:vAlign w:val="top"/>
-          </w:tcPr>
-          <w:p>
-            <w:pPr>
-              <w:pStyle w:val="Normal"/>
-              <w:jc w:val="center"/>
-              <w:pBdr>
-                <w:bottom w:val="none" w:sz="0" w:space="0" w:color="000000"/>
-                <w:top w:val="none" w:sz="0" w:space="0" w:color="000000"/>
-                <w:left w:val="none" w:sz="0" w:space="0" w:color="000000"/>
-                <w:right w:val="none" w:sz="0" w:space="0" w:color="000000"/>
-              </w:pBdr>
-              <w:spacing w:after="100" w:before="100" w:line="240"/>
-              <w:ind w:left="100" w:right="100" w:firstLine="0" w:firstLineChars="0"/>
-              <w:rPr>
-                <w:rFonts w:ascii="Helvetica" w:hAnsi="Helvetica" w:eastAsia="Helvetica" w:cs="Helvetica"/>
-                <w:i w:val="false"/>
-                <w:b w:val="false"/>
-                <w:u w:val="none"/>
-                <w:sz w:val="22"/>
-                <w:szCs w:val="22"/>
-                <w:color w:val="000000"/>
-              </w:rPr>
-            </w:pPr>
-            <w:r>
-              <w:rPr>
-                <w:rFonts w:ascii="Helvetica" w:hAnsi="Helvetica" w:eastAsia="Helvetica" w:cs="Helvetica"/>
-                <w:i w:val="false"/>
-                <w:b w:val="false"/>
-                <w:u w:val="none"/>
-                <w:sz w:val="22"/>
-                <w:szCs w:val="22"/>
-                <w:color w:val="000000"/>
-              </w:rPr>
-              <w:t xml:space="preserve">0.180</w:t>
+              <w:t xml:space="preserve">0.35</w:t>
+            </w:r>
+          </w:p>
+        </w:tc>
+        <w:tc>
+          <w:tcPr>
+            <w:tcBorders>
+              <w:bottom w:val="none" w:sz="0" w:space="0" w:color="000000"/>
+              <w:top w:val="none" w:sz="0" w:space="0" w:color="000000"/>
+              <w:left w:val="none" w:sz="0" w:space="0" w:color="000000"/>
+              <w:right w:val="none" w:sz="0" w:space="0" w:color="000000"/>
+            </w:tcBorders>
+            <w:shd w:val="clear" w:color="auto" w:fill="FFFFFF"/>
+            <w:tcMar>
+              <w:top w:w="0" w:type="dxa"/>
+              <w:bottom w:w="0" w:type="dxa"/>
+              <w:left w:w="0" w:type="dxa"/>
+              <w:right w:w="0" w:type="dxa"/>
+            </w:tcMar>
+            <w:vAlign w:val="top"/>
+          </w:tcPr>
+          <w:p>
+            <w:pPr>
+              <w:pStyle w:val="Normal"/>
+              <w:jc w:val="center"/>
+              <w:pBdr>
+                <w:bottom w:val="none" w:sz="0" w:space="0" w:color="000000"/>
+                <w:top w:val="none" w:sz="0" w:space="0" w:color="000000"/>
+                <w:left w:val="none" w:sz="0" w:space="0" w:color="000000"/>
+                <w:right w:val="none" w:sz="0" w:space="0" w:color="000000"/>
+              </w:pBdr>
+              <w:spacing w:after="100" w:before="100" w:line="240"/>
+              <w:ind w:left="100" w:right="100" w:firstLine="0" w:firstLineChars="0"/>
+              <w:rPr>
+                <w:rFonts w:ascii="Helvetica" w:hAnsi="Helvetica" w:eastAsia="Helvetica" w:cs="Helvetica"/>
+                <w:i w:val="false"/>
+                <w:b w:val="false"/>
+                <w:u w:val="none"/>
+                <w:sz w:val="22"/>
+                <w:szCs w:val="22"/>
+                <w:color w:val="000000"/>
+              </w:rPr>
+            </w:pPr>
+            <w:r>
+              <w:rPr>
+                <w:rFonts w:ascii="Helvetica" w:hAnsi="Helvetica" w:eastAsia="Helvetica" w:cs="Helvetica"/>
+                <w:i w:val="false"/>
+                <w:b w:val="false"/>
+                <w:u w:val="none"/>
+                <w:sz w:val="22"/>
+                <w:szCs w:val="22"/>
+                <w:color w:val="000000"/>
+              </w:rPr>
+              <w:t xml:space="preserve">0.07, 1.71</w:t>
+            </w:r>
+          </w:p>
+        </w:tc>
+        <w:tc>
+          <w:tcPr>
+            <w:tcBorders>
+              <w:bottom w:val="none" w:sz="0" w:space="0" w:color="000000"/>
+              <w:top w:val="none" w:sz="0" w:space="0" w:color="000000"/>
+              <w:left w:val="none" w:sz="0" w:space="0" w:color="000000"/>
+              <w:right w:val="none" w:sz="0" w:space="0" w:color="000000"/>
+            </w:tcBorders>
+            <w:shd w:val="clear" w:color="auto" w:fill="FFFFFF"/>
+            <w:tcMar>
+              <w:top w:w="0" w:type="dxa"/>
+              <w:bottom w:w="0" w:type="dxa"/>
+              <w:left w:w="0" w:type="dxa"/>
+              <w:right w:w="0" w:type="dxa"/>
+            </w:tcMar>
+            <w:vAlign w:val="top"/>
+          </w:tcPr>
+          <w:p>
+            <w:pPr>
+              <w:pStyle w:val="Normal"/>
+              <w:jc w:val="center"/>
+              <w:pBdr>
+                <w:bottom w:val="none" w:sz="0" w:space="0" w:color="000000"/>
+                <w:top w:val="none" w:sz="0" w:space="0" w:color="000000"/>
+                <w:left w:val="none" w:sz="0" w:space="0" w:color="000000"/>
+                <w:right w:val="none" w:sz="0" w:space="0" w:color="000000"/>
+              </w:pBdr>
+              <w:spacing w:after="100" w:before="100" w:line="240"/>
+              <w:ind w:left="100" w:right="100" w:firstLine="0" w:firstLineChars="0"/>
+              <w:rPr>
+                <w:rFonts w:ascii="Helvetica" w:hAnsi="Helvetica" w:eastAsia="Helvetica" w:cs="Helvetica"/>
+                <w:i w:val="false"/>
+                <w:b w:val="false"/>
+                <w:u w:val="none"/>
+                <w:sz w:val="22"/>
+                <w:szCs w:val="22"/>
+                <w:color w:val="000000"/>
+              </w:rPr>
+            </w:pPr>
+            <w:r>
+              <w:rPr>
+                <w:rFonts w:ascii="Helvetica" w:hAnsi="Helvetica" w:eastAsia="Helvetica" w:cs="Helvetica"/>
+                <w:i w:val="false"/>
+                <w:b w:val="false"/>
+                <w:u w:val="none"/>
+                <w:sz w:val="22"/>
+                <w:szCs w:val="22"/>
+                <w:color w:val="000000"/>
+              </w:rPr>
+              <w:t xml:space="preserve">0.190</w:t>
             </w:r>
           </w:p>
         </w:tc>
@@ -9797,113 +9797,113 @@
                 <w:szCs w:val="22"/>
                 <w:color w:val="000000"/>
               </w:rPr>
-              <w:t xml:space="preserve">0.48</w:t>
-            </w:r>
-          </w:p>
-        </w:tc>
-        <w:tc>
-          <w:tcPr>
-            <w:tcBorders>
-              <w:bottom w:val="none" w:sz="0" w:space="0" w:color="000000"/>
-              <w:top w:val="none" w:sz="0" w:space="0" w:color="000000"/>
-              <w:left w:val="none" w:sz="0" w:space="0" w:color="000000"/>
-              <w:right w:val="none" w:sz="0" w:space="0" w:color="000000"/>
-            </w:tcBorders>
-            <w:shd w:val="clear" w:color="auto" w:fill="FFFFFF"/>
-            <w:tcMar>
-              <w:top w:w="0" w:type="dxa"/>
-              <w:bottom w:w="0" w:type="dxa"/>
-              <w:left w:w="0" w:type="dxa"/>
-              <w:right w:w="0" w:type="dxa"/>
-            </w:tcMar>
-            <w:vAlign w:val="top"/>
-          </w:tcPr>
-          <w:p>
-            <w:pPr>
-              <w:pStyle w:val="Normal"/>
-              <w:jc w:val="center"/>
-              <w:pBdr>
-                <w:bottom w:val="none" w:sz="0" w:space="0" w:color="000000"/>
-                <w:top w:val="none" w:sz="0" w:space="0" w:color="000000"/>
-                <w:left w:val="none" w:sz="0" w:space="0" w:color="000000"/>
-                <w:right w:val="none" w:sz="0" w:space="0" w:color="000000"/>
-              </w:pBdr>
-              <w:spacing w:after="100" w:before="100" w:line="240"/>
-              <w:ind w:left="100" w:right="100" w:firstLine="0" w:firstLineChars="0"/>
-              <w:rPr>
-                <w:rFonts w:ascii="Helvetica" w:hAnsi="Helvetica" w:eastAsia="Helvetica" w:cs="Helvetica"/>
-                <w:i w:val="false"/>
-                <w:b w:val="false"/>
-                <w:u w:val="none"/>
-                <w:sz w:val="22"/>
-                <w:szCs w:val="22"/>
-                <w:color w:val="000000"/>
-              </w:rPr>
-            </w:pPr>
-            <w:r>
-              <w:rPr>
-                <w:rFonts w:ascii="Helvetica" w:hAnsi="Helvetica" w:eastAsia="Helvetica" w:cs="Helvetica"/>
-                <w:i w:val="false"/>
-                <w:b w:val="false"/>
-                <w:u w:val="none"/>
-                <w:sz w:val="22"/>
-                <w:szCs w:val="22"/>
-                <w:color w:val="000000"/>
-              </w:rPr>
-              <w:t xml:space="preserve">0.10, 2.18</w:t>
-            </w:r>
-          </w:p>
-        </w:tc>
-        <w:tc>
-          <w:tcPr>
-            <w:tcBorders>
-              <w:bottom w:val="none" w:sz="0" w:space="0" w:color="000000"/>
-              <w:top w:val="none" w:sz="0" w:space="0" w:color="000000"/>
-              <w:left w:val="none" w:sz="0" w:space="0" w:color="000000"/>
-              <w:right w:val="none" w:sz="0" w:space="0" w:color="000000"/>
-            </w:tcBorders>
-            <w:shd w:val="clear" w:color="auto" w:fill="FFFFFF"/>
-            <w:tcMar>
-              <w:top w:w="0" w:type="dxa"/>
-              <w:bottom w:w="0" w:type="dxa"/>
-              <w:left w:w="0" w:type="dxa"/>
-              <w:right w:w="0" w:type="dxa"/>
-            </w:tcMar>
-            <w:vAlign w:val="top"/>
-          </w:tcPr>
-          <w:p>
-            <w:pPr>
-              <w:pStyle w:val="Normal"/>
-              <w:jc w:val="center"/>
-              <w:pBdr>
-                <w:bottom w:val="none" w:sz="0" w:space="0" w:color="000000"/>
-                <w:top w:val="none" w:sz="0" w:space="0" w:color="000000"/>
-                <w:left w:val="none" w:sz="0" w:space="0" w:color="000000"/>
-                <w:right w:val="none" w:sz="0" w:space="0" w:color="000000"/>
-              </w:pBdr>
-              <w:spacing w:after="100" w:before="100" w:line="240"/>
-              <w:ind w:left="100" w:right="100" w:firstLine="0" w:firstLineChars="0"/>
-              <w:rPr>
-                <w:rFonts w:ascii="Helvetica" w:hAnsi="Helvetica" w:eastAsia="Helvetica" w:cs="Helvetica"/>
-                <w:i w:val="false"/>
-                <w:b w:val="false"/>
-                <w:u w:val="none"/>
-                <w:sz w:val="22"/>
-                <w:szCs w:val="22"/>
-                <w:color w:val="000000"/>
-              </w:rPr>
-            </w:pPr>
-            <w:r>
-              <w:rPr>
-                <w:rFonts w:ascii="Helvetica" w:hAnsi="Helvetica" w:eastAsia="Helvetica" w:cs="Helvetica"/>
-                <w:i w:val="false"/>
-                <w:b w:val="false"/>
-                <w:u w:val="none"/>
-                <w:sz w:val="22"/>
-                <w:szCs w:val="22"/>
-                <w:color w:val="000000"/>
-              </w:rPr>
-              <w:t xml:space="preserve">0.340</w:t>
+              <w:t xml:space="preserve">0.44</w:t>
+            </w:r>
+          </w:p>
+        </w:tc>
+        <w:tc>
+          <w:tcPr>
+            <w:tcBorders>
+              <w:bottom w:val="none" w:sz="0" w:space="0" w:color="000000"/>
+              <w:top w:val="none" w:sz="0" w:space="0" w:color="000000"/>
+              <w:left w:val="none" w:sz="0" w:space="0" w:color="000000"/>
+              <w:right w:val="none" w:sz="0" w:space="0" w:color="000000"/>
+            </w:tcBorders>
+            <w:shd w:val="clear" w:color="auto" w:fill="FFFFFF"/>
+            <w:tcMar>
+              <w:top w:w="0" w:type="dxa"/>
+              <w:bottom w:w="0" w:type="dxa"/>
+              <w:left w:w="0" w:type="dxa"/>
+              <w:right w:w="0" w:type="dxa"/>
+            </w:tcMar>
+            <w:vAlign w:val="top"/>
+          </w:tcPr>
+          <w:p>
+            <w:pPr>
+              <w:pStyle w:val="Normal"/>
+              <w:jc w:val="center"/>
+              <w:pBdr>
+                <w:bottom w:val="none" w:sz="0" w:space="0" w:color="000000"/>
+                <w:top w:val="none" w:sz="0" w:space="0" w:color="000000"/>
+                <w:left w:val="none" w:sz="0" w:space="0" w:color="000000"/>
+                <w:right w:val="none" w:sz="0" w:space="0" w:color="000000"/>
+              </w:pBdr>
+              <w:spacing w:after="100" w:before="100" w:line="240"/>
+              <w:ind w:left="100" w:right="100" w:firstLine="0" w:firstLineChars="0"/>
+              <w:rPr>
+                <w:rFonts w:ascii="Helvetica" w:hAnsi="Helvetica" w:eastAsia="Helvetica" w:cs="Helvetica"/>
+                <w:i w:val="false"/>
+                <w:b w:val="false"/>
+                <w:u w:val="none"/>
+                <w:sz w:val="22"/>
+                <w:szCs w:val="22"/>
+                <w:color w:val="000000"/>
+              </w:rPr>
+            </w:pPr>
+            <w:r>
+              <w:rPr>
+                <w:rFonts w:ascii="Helvetica" w:hAnsi="Helvetica" w:eastAsia="Helvetica" w:cs="Helvetica"/>
+                <w:i w:val="false"/>
+                <w:b w:val="false"/>
+                <w:u w:val="none"/>
+                <w:sz w:val="22"/>
+                <w:szCs w:val="22"/>
+                <w:color w:val="000000"/>
+              </w:rPr>
+              <w:t xml:space="preserve">0.10, 2.07</w:t>
+            </w:r>
+          </w:p>
+        </w:tc>
+        <w:tc>
+          <w:tcPr>
+            <w:tcBorders>
+              <w:bottom w:val="none" w:sz="0" w:space="0" w:color="000000"/>
+              <w:top w:val="none" w:sz="0" w:space="0" w:color="000000"/>
+              <w:left w:val="none" w:sz="0" w:space="0" w:color="000000"/>
+              <w:right w:val="none" w:sz="0" w:space="0" w:color="000000"/>
+            </w:tcBorders>
+            <w:shd w:val="clear" w:color="auto" w:fill="FFFFFF"/>
+            <w:tcMar>
+              <w:top w:w="0" w:type="dxa"/>
+              <w:bottom w:w="0" w:type="dxa"/>
+              <w:left w:w="0" w:type="dxa"/>
+              <w:right w:w="0" w:type="dxa"/>
+            </w:tcMar>
+            <w:vAlign w:val="top"/>
+          </w:tcPr>
+          <w:p>
+            <w:pPr>
+              <w:pStyle w:val="Normal"/>
+              <w:jc w:val="center"/>
+              <w:pBdr>
+                <w:bottom w:val="none" w:sz="0" w:space="0" w:color="000000"/>
+                <w:top w:val="none" w:sz="0" w:space="0" w:color="000000"/>
+                <w:left w:val="none" w:sz="0" w:space="0" w:color="000000"/>
+                <w:right w:val="none" w:sz="0" w:space="0" w:color="000000"/>
+              </w:pBdr>
+              <w:spacing w:after="100" w:before="100" w:line="240"/>
+              <w:ind w:left="100" w:right="100" w:firstLine="0" w:firstLineChars="0"/>
+              <w:rPr>
+                <w:rFonts w:ascii="Helvetica" w:hAnsi="Helvetica" w:eastAsia="Helvetica" w:cs="Helvetica"/>
+                <w:i w:val="false"/>
+                <w:b w:val="false"/>
+                <w:u w:val="none"/>
+                <w:sz w:val="22"/>
+                <w:szCs w:val="22"/>
+                <w:color w:val="000000"/>
+              </w:rPr>
+            </w:pPr>
+            <w:r>
+              <w:rPr>
+                <w:rFonts w:ascii="Helvetica" w:hAnsi="Helvetica" w:eastAsia="Helvetica" w:cs="Helvetica"/>
+                <w:i w:val="false"/>
+                <w:b w:val="false"/>
+                <w:u w:val="none"/>
+                <w:sz w:val="22"/>
+                <w:szCs w:val="22"/>
+                <w:color w:val="000000"/>
+              </w:rPr>
+              <w:t xml:space="preserve">0.300</w:t>
             </w:r>
           </w:p>
         </w:tc>
@@ -11246,113 +11246,113 @@
                 <w:szCs w:val="22"/>
                 <w:color w:val="000000"/>
               </w:rPr>
-              <w:t xml:space="preserve">1.11</w:t>
-            </w:r>
-          </w:p>
-        </w:tc>
-        <w:tc>
-          <w:tcPr>
-            <w:tcBorders>
-              <w:bottom w:val="none" w:sz="0" w:space="0" w:color="000000"/>
-              <w:top w:val="none" w:sz="0" w:space="0" w:color="000000"/>
-              <w:left w:val="none" w:sz="0" w:space="0" w:color="000000"/>
-              <w:right w:val="none" w:sz="0" w:space="0" w:color="000000"/>
-            </w:tcBorders>
-            <w:shd w:val="clear" w:color="auto" w:fill="FFFFFF"/>
-            <w:tcMar>
-              <w:top w:w="0" w:type="dxa"/>
-              <w:bottom w:w="0" w:type="dxa"/>
-              <w:left w:w="0" w:type="dxa"/>
-              <w:right w:w="0" w:type="dxa"/>
-            </w:tcMar>
-            <w:vAlign w:val="top"/>
-          </w:tcPr>
-          <w:p>
-            <w:pPr>
-              <w:pStyle w:val="Normal"/>
-              <w:jc w:val="center"/>
-              <w:pBdr>
-                <w:bottom w:val="none" w:sz="0" w:space="0" w:color="000000"/>
-                <w:top w:val="none" w:sz="0" w:space="0" w:color="000000"/>
-                <w:left w:val="none" w:sz="0" w:space="0" w:color="000000"/>
-                <w:right w:val="none" w:sz="0" w:space="0" w:color="000000"/>
-              </w:pBdr>
-              <w:spacing w:after="100" w:before="100" w:line="240"/>
-              <w:ind w:left="100" w:right="100" w:firstLine="0" w:firstLineChars="0"/>
-              <w:rPr>
-                <w:rFonts w:ascii="Helvetica" w:hAnsi="Helvetica" w:eastAsia="Helvetica" w:cs="Helvetica"/>
-                <w:i w:val="false"/>
-                <w:b w:val="false"/>
-                <w:u w:val="none"/>
-                <w:sz w:val="22"/>
-                <w:szCs w:val="22"/>
-                <w:color w:val="000000"/>
-              </w:rPr>
-            </w:pPr>
-            <w:r>
-              <w:rPr>
-                <w:rFonts w:ascii="Helvetica" w:hAnsi="Helvetica" w:eastAsia="Helvetica" w:cs="Helvetica"/>
-                <w:i w:val="false"/>
-                <w:b w:val="false"/>
-                <w:u w:val="none"/>
-                <w:sz w:val="22"/>
-                <w:szCs w:val="22"/>
-                <w:color w:val="000000"/>
-              </w:rPr>
-              <w:t xml:space="preserve">0.60, 2.08</w:t>
-            </w:r>
-          </w:p>
-        </w:tc>
-        <w:tc>
-          <w:tcPr>
-            <w:tcBorders>
-              <w:bottom w:val="none" w:sz="0" w:space="0" w:color="000000"/>
-              <w:top w:val="none" w:sz="0" w:space="0" w:color="000000"/>
-              <w:left w:val="none" w:sz="0" w:space="0" w:color="000000"/>
-              <w:right w:val="none" w:sz="0" w:space="0" w:color="000000"/>
-            </w:tcBorders>
-            <w:shd w:val="clear" w:color="auto" w:fill="FFFFFF"/>
-            <w:tcMar>
-              <w:top w:w="0" w:type="dxa"/>
-              <w:bottom w:w="0" w:type="dxa"/>
-              <w:left w:w="0" w:type="dxa"/>
-              <w:right w:w="0" w:type="dxa"/>
-            </w:tcMar>
-            <w:vAlign w:val="top"/>
-          </w:tcPr>
-          <w:p>
-            <w:pPr>
-              <w:pStyle w:val="Normal"/>
-              <w:jc w:val="center"/>
-              <w:pBdr>
-                <w:bottom w:val="none" w:sz="0" w:space="0" w:color="000000"/>
-                <w:top w:val="none" w:sz="0" w:space="0" w:color="000000"/>
-                <w:left w:val="none" w:sz="0" w:space="0" w:color="000000"/>
-                <w:right w:val="none" w:sz="0" w:space="0" w:color="000000"/>
-              </w:pBdr>
-              <w:spacing w:after="100" w:before="100" w:line="240"/>
-              <w:ind w:left="100" w:right="100" w:firstLine="0" w:firstLineChars="0"/>
-              <w:rPr>
-                <w:rFonts w:ascii="Helvetica" w:hAnsi="Helvetica" w:eastAsia="Helvetica" w:cs="Helvetica"/>
-                <w:i w:val="false"/>
-                <w:b w:val="false"/>
-                <w:u w:val="none"/>
-                <w:sz w:val="22"/>
-                <w:szCs w:val="22"/>
-                <w:color w:val="000000"/>
-              </w:rPr>
-            </w:pPr>
-            <w:r>
-              <w:rPr>
-                <w:rFonts w:ascii="Helvetica" w:hAnsi="Helvetica" w:eastAsia="Helvetica" w:cs="Helvetica"/>
-                <w:i w:val="false"/>
-                <w:b w:val="false"/>
-                <w:u w:val="none"/>
-                <w:sz w:val="22"/>
-                <w:szCs w:val="22"/>
-                <w:color w:val="000000"/>
-              </w:rPr>
-              <w:t xml:space="preserve">0.740</w:t>
+              <w:t xml:space="preserve">1.13</w:t>
+            </w:r>
+          </w:p>
+        </w:tc>
+        <w:tc>
+          <w:tcPr>
+            <w:tcBorders>
+              <w:bottom w:val="none" w:sz="0" w:space="0" w:color="000000"/>
+              <w:top w:val="none" w:sz="0" w:space="0" w:color="000000"/>
+              <w:left w:val="none" w:sz="0" w:space="0" w:color="000000"/>
+              <w:right w:val="none" w:sz="0" w:space="0" w:color="000000"/>
+            </w:tcBorders>
+            <w:shd w:val="clear" w:color="auto" w:fill="FFFFFF"/>
+            <w:tcMar>
+              <w:top w:w="0" w:type="dxa"/>
+              <w:bottom w:w="0" w:type="dxa"/>
+              <w:left w:w="0" w:type="dxa"/>
+              <w:right w:w="0" w:type="dxa"/>
+            </w:tcMar>
+            <w:vAlign w:val="top"/>
+          </w:tcPr>
+          <w:p>
+            <w:pPr>
+              <w:pStyle w:val="Normal"/>
+              <w:jc w:val="center"/>
+              <w:pBdr>
+                <w:bottom w:val="none" w:sz="0" w:space="0" w:color="000000"/>
+                <w:top w:val="none" w:sz="0" w:space="0" w:color="000000"/>
+                <w:left w:val="none" w:sz="0" w:space="0" w:color="000000"/>
+                <w:right w:val="none" w:sz="0" w:space="0" w:color="000000"/>
+              </w:pBdr>
+              <w:spacing w:after="100" w:before="100" w:line="240"/>
+              <w:ind w:left="100" w:right="100" w:firstLine="0" w:firstLineChars="0"/>
+              <w:rPr>
+                <w:rFonts w:ascii="Helvetica" w:hAnsi="Helvetica" w:eastAsia="Helvetica" w:cs="Helvetica"/>
+                <w:i w:val="false"/>
+                <w:b w:val="false"/>
+                <w:u w:val="none"/>
+                <w:sz w:val="22"/>
+                <w:szCs w:val="22"/>
+                <w:color w:val="000000"/>
+              </w:rPr>
+            </w:pPr>
+            <w:r>
+              <w:rPr>
+                <w:rFonts w:ascii="Helvetica" w:hAnsi="Helvetica" w:eastAsia="Helvetica" w:cs="Helvetica"/>
+                <w:i w:val="false"/>
+                <w:b w:val="false"/>
+                <w:u w:val="none"/>
+                <w:sz w:val="22"/>
+                <w:szCs w:val="22"/>
+                <w:color w:val="000000"/>
+              </w:rPr>
+              <w:t xml:space="preserve">0.60, 2.11</w:t>
+            </w:r>
+          </w:p>
+        </w:tc>
+        <w:tc>
+          <w:tcPr>
+            <w:tcBorders>
+              <w:bottom w:val="none" w:sz="0" w:space="0" w:color="000000"/>
+              <w:top w:val="none" w:sz="0" w:space="0" w:color="000000"/>
+              <w:left w:val="none" w:sz="0" w:space="0" w:color="000000"/>
+              <w:right w:val="none" w:sz="0" w:space="0" w:color="000000"/>
+            </w:tcBorders>
+            <w:shd w:val="clear" w:color="auto" w:fill="FFFFFF"/>
+            <w:tcMar>
+              <w:top w:w="0" w:type="dxa"/>
+              <w:bottom w:w="0" w:type="dxa"/>
+              <w:left w:w="0" w:type="dxa"/>
+              <w:right w:w="0" w:type="dxa"/>
+            </w:tcMar>
+            <w:vAlign w:val="top"/>
+          </w:tcPr>
+          <w:p>
+            <w:pPr>
+              <w:pStyle w:val="Normal"/>
+              <w:jc w:val="center"/>
+              <w:pBdr>
+                <w:bottom w:val="none" w:sz="0" w:space="0" w:color="000000"/>
+                <w:top w:val="none" w:sz="0" w:space="0" w:color="000000"/>
+                <w:left w:val="none" w:sz="0" w:space="0" w:color="000000"/>
+                <w:right w:val="none" w:sz="0" w:space="0" w:color="000000"/>
+              </w:pBdr>
+              <w:spacing w:after="100" w:before="100" w:line="240"/>
+              <w:ind w:left="100" w:right="100" w:firstLine="0" w:firstLineChars="0"/>
+              <w:rPr>
+                <w:rFonts w:ascii="Helvetica" w:hAnsi="Helvetica" w:eastAsia="Helvetica" w:cs="Helvetica"/>
+                <w:i w:val="false"/>
+                <w:b w:val="false"/>
+                <w:u w:val="none"/>
+                <w:sz w:val="22"/>
+                <w:szCs w:val="22"/>
+                <w:color w:val="000000"/>
+              </w:rPr>
+            </w:pPr>
+            <w:r>
+              <w:rPr>
+                <w:rFonts w:ascii="Helvetica" w:hAnsi="Helvetica" w:eastAsia="Helvetica" w:cs="Helvetica"/>
+                <w:i w:val="false"/>
+                <w:b w:val="false"/>
+                <w:u w:val="none"/>
+                <w:sz w:val="22"/>
+                <w:szCs w:val="22"/>
+                <w:color w:val="000000"/>
+              </w:rPr>
+              <w:t xml:space="preserve">0.710</w:t>
             </w:r>
           </w:p>
         </w:tc>
@@ -12695,60 +12695,60 @@
                 <w:szCs w:val="22"/>
                 <w:color w:val="000000"/>
               </w:rPr>
-              <w:t xml:space="preserve">4.29</w:t>
-            </w:r>
-          </w:p>
-        </w:tc>
-        <w:tc>
-          <w:tcPr>
-            <w:tcBorders>
-              <w:bottom w:val="none" w:sz="0" w:space="0" w:color="000000"/>
-              <w:top w:val="none" w:sz="0" w:space="0" w:color="000000"/>
-              <w:left w:val="none" w:sz="0" w:space="0" w:color="000000"/>
-              <w:right w:val="none" w:sz="0" w:space="0" w:color="000000"/>
-            </w:tcBorders>
-            <w:shd w:val="clear" w:color="auto" w:fill="FFFFFF"/>
-            <w:tcMar>
-              <w:top w:w="0" w:type="dxa"/>
-              <w:bottom w:w="0" w:type="dxa"/>
-              <w:left w:w="0" w:type="dxa"/>
-              <w:right w:w="0" w:type="dxa"/>
-            </w:tcMar>
-            <w:vAlign w:val="top"/>
-          </w:tcPr>
-          <w:p>
-            <w:pPr>
-              <w:pStyle w:val="Normal"/>
-              <w:jc w:val="center"/>
-              <w:pBdr>
-                <w:bottom w:val="none" w:sz="0" w:space="0" w:color="000000"/>
-                <w:top w:val="none" w:sz="0" w:space="0" w:color="000000"/>
-                <w:left w:val="none" w:sz="0" w:space="0" w:color="000000"/>
-                <w:right w:val="none" w:sz="0" w:space="0" w:color="000000"/>
-              </w:pBdr>
-              <w:spacing w:after="100" w:before="100" w:line="240"/>
-              <w:ind w:left="100" w:right="100" w:firstLine="0" w:firstLineChars="0"/>
-              <w:rPr>
-                <w:rFonts w:ascii="Helvetica" w:hAnsi="Helvetica" w:eastAsia="Helvetica" w:cs="Helvetica"/>
-                <w:i w:val="false"/>
-                <w:b w:val="false"/>
-                <w:u w:val="none"/>
-                <w:sz w:val="22"/>
-                <w:szCs w:val="22"/>
-                <w:color w:val="000000"/>
-              </w:rPr>
-            </w:pPr>
-            <w:r>
-              <w:rPr>
-                <w:rFonts w:ascii="Helvetica" w:hAnsi="Helvetica" w:eastAsia="Helvetica" w:cs="Helvetica"/>
-                <w:i w:val="false"/>
-                <w:b w:val="false"/>
-                <w:u w:val="none"/>
-                <w:sz w:val="22"/>
-                <w:szCs w:val="22"/>
-                <w:color w:val="000000"/>
-              </w:rPr>
-              <w:t xml:space="preserve">2.11, 8.72</w:t>
+              <w:t xml:space="preserve">4.35</w:t>
+            </w:r>
+          </w:p>
+        </w:tc>
+        <w:tc>
+          <w:tcPr>
+            <w:tcBorders>
+              <w:bottom w:val="none" w:sz="0" w:space="0" w:color="000000"/>
+              <w:top w:val="none" w:sz="0" w:space="0" w:color="000000"/>
+              <w:left w:val="none" w:sz="0" w:space="0" w:color="000000"/>
+              <w:right w:val="none" w:sz="0" w:space="0" w:color="000000"/>
+            </w:tcBorders>
+            <w:shd w:val="clear" w:color="auto" w:fill="FFFFFF"/>
+            <w:tcMar>
+              <w:top w:w="0" w:type="dxa"/>
+              <w:bottom w:w="0" w:type="dxa"/>
+              <w:left w:w="0" w:type="dxa"/>
+              <w:right w:w="0" w:type="dxa"/>
+            </w:tcMar>
+            <w:vAlign w:val="top"/>
+          </w:tcPr>
+          <w:p>
+            <w:pPr>
+              <w:pStyle w:val="Normal"/>
+              <w:jc w:val="center"/>
+              <w:pBdr>
+                <w:bottom w:val="none" w:sz="0" w:space="0" w:color="000000"/>
+                <w:top w:val="none" w:sz="0" w:space="0" w:color="000000"/>
+                <w:left w:val="none" w:sz="0" w:space="0" w:color="000000"/>
+                <w:right w:val="none" w:sz="0" w:space="0" w:color="000000"/>
+              </w:pBdr>
+              <w:spacing w:after="100" w:before="100" w:line="240"/>
+              <w:ind w:left="100" w:right="100" w:firstLine="0" w:firstLineChars="0"/>
+              <w:rPr>
+                <w:rFonts w:ascii="Helvetica" w:hAnsi="Helvetica" w:eastAsia="Helvetica" w:cs="Helvetica"/>
+                <w:i w:val="false"/>
+                <w:b w:val="false"/>
+                <w:u w:val="none"/>
+                <w:sz w:val="22"/>
+                <w:szCs w:val="22"/>
+                <w:color w:val="000000"/>
+              </w:rPr>
+            </w:pPr>
+            <w:r>
+              <w:rPr>
+                <w:rFonts w:ascii="Helvetica" w:hAnsi="Helvetica" w:eastAsia="Helvetica" w:cs="Helvetica"/>
+                <w:i w:val="false"/>
+                <w:b w:val="false"/>
+                <w:u w:val="none"/>
+                <w:sz w:val="22"/>
+                <w:szCs w:val="22"/>
+                <w:color w:val="000000"/>
+              </w:rPr>
+              <w:t xml:space="preserve">2.13, 8.89</w:t>
             </w:r>
           </w:p>
         </w:tc>
@@ -14144,113 +14144,113 @@
                 <w:szCs w:val="22"/>
                 <w:color w:val="000000"/>
               </w:rPr>
-              <w:t xml:space="preserve">1.61</w:t>
-            </w:r>
-          </w:p>
-        </w:tc>
-        <w:tc>
-          <w:tcPr>
-            <w:tcBorders>
-              <w:bottom w:val="none" w:sz="0" w:space="0" w:color="000000"/>
-              <w:top w:val="none" w:sz="0" w:space="0" w:color="000000"/>
-              <w:left w:val="none" w:sz="0" w:space="0" w:color="000000"/>
-              <w:right w:val="none" w:sz="0" w:space="0" w:color="000000"/>
-            </w:tcBorders>
-            <w:shd w:val="clear" w:color="auto" w:fill="FFFFFF"/>
-            <w:tcMar>
-              <w:top w:w="0" w:type="dxa"/>
-              <w:bottom w:w="0" w:type="dxa"/>
-              <w:left w:w="0" w:type="dxa"/>
-              <w:right w:w="0" w:type="dxa"/>
-            </w:tcMar>
-            <w:vAlign w:val="top"/>
-          </w:tcPr>
-          <w:p>
-            <w:pPr>
-              <w:pStyle w:val="Normal"/>
-              <w:jc w:val="center"/>
-              <w:pBdr>
-                <w:bottom w:val="none" w:sz="0" w:space="0" w:color="000000"/>
-                <w:top w:val="none" w:sz="0" w:space="0" w:color="000000"/>
-                <w:left w:val="none" w:sz="0" w:space="0" w:color="000000"/>
-                <w:right w:val="none" w:sz="0" w:space="0" w:color="000000"/>
-              </w:pBdr>
-              <w:spacing w:after="100" w:before="100" w:line="240"/>
-              <w:ind w:left="100" w:right="100" w:firstLine="0" w:firstLineChars="0"/>
-              <w:rPr>
-                <w:rFonts w:ascii="Helvetica" w:hAnsi="Helvetica" w:eastAsia="Helvetica" w:cs="Helvetica"/>
-                <w:i w:val="false"/>
-                <w:b w:val="false"/>
-                <w:u w:val="none"/>
-                <w:sz w:val="22"/>
-                <w:szCs w:val="22"/>
-                <w:color w:val="000000"/>
-              </w:rPr>
-            </w:pPr>
-            <w:r>
-              <w:rPr>
-                <w:rFonts w:ascii="Helvetica" w:hAnsi="Helvetica" w:eastAsia="Helvetica" w:cs="Helvetica"/>
-                <w:i w:val="false"/>
-                <w:b w:val="false"/>
-                <w:u w:val="none"/>
-                <w:sz w:val="22"/>
-                <w:szCs w:val="22"/>
-                <w:color w:val="000000"/>
-              </w:rPr>
-              <w:t xml:space="preserve">0.84, 3.11</w:t>
-            </w:r>
-          </w:p>
-        </w:tc>
-        <w:tc>
-          <w:tcPr>
-            <w:tcBorders>
-              <w:bottom w:val="none" w:sz="0" w:space="0" w:color="000000"/>
-              <w:top w:val="none" w:sz="0" w:space="0" w:color="000000"/>
-              <w:left w:val="none" w:sz="0" w:space="0" w:color="000000"/>
-              <w:right w:val="none" w:sz="0" w:space="0" w:color="000000"/>
-            </w:tcBorders>
-            <w:shd w:val="clear" w:color="auto" w:fill="FFFFFF"/>
-            <w:tcMar>
-              <w:top w:w="0" w:type="dxa"/>
-              <w:bottom w:w="0" w:type="dxa"/>
-              <w:left w:w="0" w:type="dxa"/>
-              <w:right w:w="0" w:type="dxa"/>
-            </w:tcMar>
-            <w:vAlign w:val="top"/>
-          </w:tcPr>
-          <w:p>
-            <w:pPr>
-              <w:pStyle w:val="Normal"/>
-              <w:jc w:val="center"/>
-              <w:pBdr>
-                <w:bottom w:val="none" w:sz="0" w:space="0" w:color="000000"/>
-                <w:top w:val="none" w:sz="0" w:space="0" w:color="000000"/>
-                <w:left w:val="none" w:sz="0" w:space="0" w:color="000000"/>
-                <w:right w:val="none" w:sz="0" w:space="0" w:color="000000"/>
-              </w:pBdr>
-              <w:spacing w:after="100" w:before="100" w:line="240"/>
-              <w:ind w:left="100" w:right="100" w:firstLine="0" w:firstLineChars="0"/>
-              <w:rPr>
-                <w:rFonts w:ascii="Helvetica" w:hAnsi="Helvetica" w:eastAsia="Helvetica" w:cs="Helvetica"/>
-                <w:i w:val="false"/>
-                <w:b w:val="false"/>
-                <w:u w:val="none"/>
-                <w:sz w:val="22"/>
-                <w:szCs w:val="22"/>
-                <w:color w:val="000000"/>
-              </w:rPr>
-            </w:pPr>
-            <w:r>
-              <w:rPr>
-                <w:rFonts w:ascii="Helvetica" w:hAnsi="Helvetica" w:eastAsia="Helvetica" w:cs="Helvetica"/>
-                <w:i w:val="false"/>
-                <w:b w:val="false"/>
-                <w:u w:val="none"/>
-                <w:sz w:val="22"/>
-                <w:szCs w:val="22"/>
-                <w:color w:val="000000"/>
-              </w:rPr>
-              <w:t xml:space="preserve">0.150</w:t>
+              <w:t xml:space="preserve">1.64</w:t>
+            </w:r>
+          </w:p>
+        </w:tc>
+        <w:tc>
+          <w:tcPr>
+            <w:tcBorders>
+              <w:bottom w:val="none" w:sz="0" w:space="0" w:color="000000"/>
+              <w:top w:val="none" w:sz="0" w:space="0" w:color="000000"/>
+              <w:left w:val="none" w:sz="0" w:space="0" w:color="000000"/>
+              <w:right w:val="none" w:sz="0" w:space="0" w:color="000000"/>
+            </w:tcBorders>
+            <w:shd w:val="clear" w:color="auto" w:fill="FFFFFF"/>
+            <w:tcMar>
+              <w:top w:w="0" w:type="dxa"/>
+              <w:bottom w:w="0" w:type="dxa"/>
+              <w:left w:w="0" w:type="dxa"/>
+              <w:right w:w="0" w:type="dxa"/>
+            </w:tcMar>
+            <w:vAlign w:val="top"/>
+          </w:tcPr>
+          <w:p>
+            <w:pPr>
+              <w:pStyle w:val="Normal"/>
+              <w:jc w:val="center"/>
+              <w:pBdr>
+                <w:bottom w:val="none" w:sz="0" w:space="0" w:color="000000"/>
+                <w:top w:val="none" w:sz="0" w:space="0" w:color="000000"/>
+                <w:left w:val="none" w:sz="0" w:space="0" w:color="000000"/>
+                <w:right w:val="none" w:sz="0" w:space="0" w:color="000000"/>
+              </w:pBdr>
+              <w:spacing w:after="100" w:before="100" w:line="240"/>
+              <w:ind w:left="100" w:right="100" w:firstLine="0" w:firstLineChars="0"/>
+              <w:rPr>
+                <w:rFonts w:ascii="Helvetica" w:hAnsi="Helvetica" w:eastAsia="Helvetica" w:cs="Helvetica"/>
+                <w:i w:val="false"/>
+                <w:b w:val="false"/>
+                <w:u w:val="none"/>
+                <w:sz w:val="22"/>
+                <w:szCs w:val="22"/>
+                <w:color w:val="000000"/>
+              </w:rPr>
+            </w:pPr>
+            <w:r>
+              <w:rPr>
+                <w:rFonts w:ascii="Helvetica" w:hAnsi="Helvetica" w:eastAsia="Helvetica" w:cs="Helvetica"/>
+                <w:i w:val="false"/>
+                <w:b w:val="false"/>
+                <w:u w:val="none"/>
+                <w:sz w:val="22"/>
+                <w:szCs w:val="22"/>
+                <w:color w:val="000000"/>
+              </w:rPr>
+              <w:t xml:space="preserve">0.84, 3.18</w:t>
+            </w:r>
+          </w:p>
+        </w:tc>
+        <w:tc>
+          <w:tcPr>
+            <w:tcBorders>
+              <w:bottom w:val="none" w:sz="0" w:space="0" w:color="000000"/>
+              <w:top w:val="none" w:sz="0" w:space="0" w:color="000000"/>
+              <w:left w:val="none" w:sz="0" w:space="0" w:color="000000"/>
+              <w:right w:val="none" w:sz="0" w:space="0" w:color="000000"/>
+            </w:tcBorders>
+            <w:shd w:val="clear" w:color="auto" w:fill="FFFFFF"/>
+            <w:tcMar>
+              <w:top w:w="0" w:type="dxa"/>
+              <w:bottom w:w="0" w:type="dxa"/>
+              <w:left w:w="0" w:type="dxa"/>
+              <w:right w:w="0" w:type="dxa"/>
+            </w:tcMar>
+            <w:vAlign w:val="top"/>
+          </w:tcPr>
+          <w:p>
+            <w:pPr>
+              <w:pStyle w:val="Normal"/>
+              <w:jc w:val="center"/>
+              <w:pBdr>
+                <w:bottom w:val="none" w:sz="0" w:space="0" w:color="000000"/>
+                <w:top w:val="none" w:sz="0" w:space="0" w:color="000000"/>
+                <w:left w:val="none" w:sz="0" w:space="0" w:color="000000"/>
+                <w:right w:val="none" w:sz="0" w:space="0" w:color="000000"/>
+              </w:pBdr>
+              <w:spacing w:after="100" w:before="100" w:line="240"/>
+              <w:ind w:left="100" w:right="100" w:firstLine="0" w:firstLineChars="0"/>
+              <w:rPr>
+                <w:rFonts w:ascii="Helvetica" w:hAnsi="Helvetica" w:eastAsia="Helvetica" w:cs="Helvetica"/>
+                <w:i w:val="false"/>
+                <w:b w:val="false"/>
+                <w:u w:val="none"/>
+                <w:sz w:val="22"/>
+                <w:szCs w:val="22"/>
+                <w:color w:val="000000"/>
+              </w:rPr>
+            </w:pPr>
+            <w:r>
+              <w:rPr>
+                <w:rFonts w:ascii="Helvetica" w:hAnsi="Helvetica" w:eastAsia="Helvetica" w:cs="Helvetica"/>
+                <w:i w:val="false"/>
+                <w:b w:val="false"/>
+                <w:u w:val="none"/>
+                <w:sz w:val="22"/>
+                <w:szCs w:val="22"/>
+                <w:color w:val="000000"/>
+              </w:rPr>
+              <w:t xml:space="preserve">0.140</w:t>
             </w:r>
           </w:p>
         </w:tc>
@@ -14627,113 +14627,113 @@
                 <w:szCs w:val="22"/>
                 <w:color w:val="000000"/>
               </w:rPr>
-              <w:t xml:space="preserve">0.91</w:t>
-            </w:r>
-          </w:p>
-        </w:tc>
-        <w:tc>
-          <w:tcPr>
-            <w:tcBorders>
-              <w:bottom w:val="none" w:sz="0" w:space="0" w:color="000000"/>
-              <w:top w:val="none" w:sz="0" w:space="0" w:color="000000"/>
-              <w:left w:val="none" w:sz="0" w:space="0" w:color="000000"/>
-              <w:right w:val="none" w:sz="0" w:space="0" w:color="000000"/>
-            </w:tcBorders>
-            <w:shd w:val="clear" w:color="auto" w:fill="FFFFFF"/>
-            <w:tcMar>
-              <w:top w:w="0" w:type="dxa"/>
-              <w:bottom w:w="0" w:type="dxa"/>
-              <w:left w:w="0" w:type="dxa"/>
-              <w:right w:w="0" w:type="dxa"/>
-            </w:tcMar>
-            <w:vAlign w:val="top"/>
-          </w:tcPr>
-          <w:p>
-            <w:pPr>
-              <w:pStyle w:val="Normal"/>
-              <w:jc w:val="center"/>
-              <w:pBdr>
-                <w:bottom w:val="none" w:sz="0" w:space="0" w:color="000000"/>
-                <w:top w:val="none" w:sz="0" w:space="0" w:color="000000"/>
-                <w:left w:val="none" w:sz="0" w:space="0" w:color="000000"/>
-                <w:right w:val="none" w:sz="0" w:space="0" w:color="000000"/>
-              </w:pBdr>
-              <w:spacing w:after="100" w:before="100" w:line="240"/>
-              <w:ind w:left="100" w:right="100" w:firstLine="0" w:firstLineChars="0"/>
-              <w:rPr>
-                <w:rFonts w:ascii="Helvetica" w:hAnsi="Helvetica" w:eastAsia="Helvetica" w:cs="Helvetica"/>
-                <w:i w:val="false"/>
-                <w:b w:val="false"/>
-                <w:u w:val="none"/>
-                <w:sz w:val="22"/>
-                <w:szCs w:val="22"/>
-                <w:color w:val="000000"/>
-              </w:rPr>
-            </w:pPr>
-            <w:r>
-              <w:rPr>
-                <w:rFonts w:ascii="Helvetica" w:hAnsi="Helvetica" w:eastAsia="Helvetica" w:cs="Helvetica"/>
-                <w:i w:val="false"/>
-                <w:b w:val="false"/>
-                <w:u w:val="none"/>
-                <w:sz w:val="22"/>
-                <w:szCs w:val="22"/>
-                <w:color w:val="000000"/>
-              </w:rPr>
-              <w:t xml:space="preserve">0.35, 2.40</w:t>
-            </w:r>
-          </w:p>
-        </w:tc>
-        <w:tc>
-          <w:tcPr>
-            <w:tcBorders>
-              <w:bottom w:val="none" w:sz="0" w:space="0" w:color="000000"/>
-              <w:top w:val="none" w:sz="0" w:space="0" w:color="000000"/>
-              <w:left w:val="none" w:sz="0" w:space="0" w:color="000000"/>
-              <w:right w:val="none" w:sz="0" w:space="0" w:color="000000"/>
-            </w:tcBorders>
-            <w:shd w:val="clear" w:color="auto" w:fill="FFFFFF"/>
-            <w:tcMar>
-              <w:top w:w="0" w:type="dxa"/>
-              <w:bottom w:w="0" w:type="dxa"/>
-              <w:left w:w="0" w:type="dxa"/>
-              <w:right w:w="0" w:type="dxa"/>
-            </w:tcMar>
-            <w:vAlign w:val="top"/>
-          </w:tcPr>
-          <w:p>
-            <w:pPr>
-              <w:pStyle w:val="Normal"/>
-              <w:jc w:val="center"/>
-              <w:pBdr>
-                <w:bottom w:val="none" w:sz="0" w:space="0" w:color="000000"/>
-                <w:top w:val="none" w:sz="0" w:space="0" w:color="000000"/>
-                <w:left w:val="none" w:sz="0" w:space="0" w:color="000000"/>
-                <w:right w:val="none" w:sz="0" w:space="0" w:color="000000"/>
-              </w:pBdr>
-              <w:spacing w:after="100" w:before="100" w:line="240"/>
-              <w:ind w:left="100" w:right="100" w:firstLine="0" w:firstLineChars="0"/>
-              <w:rPr>
-                <w:rFonts w:ascii="Helvetica" w:hAnsi="Helvetica" w:eastAsia="Helvetica" w:cs="Helvetica"/>
-                <w:i w:val="false"/>
-                <w:b w:val="false"/>
-                <w:u w:val="none"/>
-                <w:sz w:val="22"/>
-                <w:szCs w:val="22"/>
-                <w:color w:val="000000"/>
-              </w:rPr>
-            </w:pPr>
-            <w:r>
-              <w:rPr>
-                <w:rFonts w:ascii="Helvetica" w:hAnsi="Helvetica" w:eastAsia="Helvetica" w:cs="Helvetica"/>
-                <w:i w:val="false"/>
-                <w:b w:val="false"/>
-                <w:u w:val="none"/>
-                <w:sz w:val="22"/>
-                <w:szCs w:val="22"/>
-                <w:color w:val="000000"/>
-              </w:rPr>
-              <w:t xml:space="preserve">0.850</w:t>
+              <w:t xml:space="preserve">0.90</w:t>
+            </w:r>
+          </w:p>
+        </w:tc>
+        <w:tc>
+          <w:tcPr>
+            <w:tcBorders>
+              <w:bottom w:val="none" w:sz="0" w:space="0" w:color="000000"/>
+              <w:top w:val="none" w:sz="0" w:space="0" w:color="000000"/>
+              <w:left w:val="none" w:sz="0" w:space="0" w:color="000000"/>
+              <w:right w:val="none" w:sz="0" w:space="0" w:color="000000"/>
+            </w:tcBorders>
+            <w:shd w:val="clear" w:color="auto" w:fill="FFFFFF"/>
+            <w:tcMar>
+              <w:top w:w="0" w:type="dxa"/>
+              <w:bottom w:w="0" w:type="dxa"/>
+              <w:left w:w="0" w:type="dxa"/>
+              <w:right w:w="0" w:type="dxa"/>
+            </w:tcMar>
+            <w:vAlign w:val="top"/>
+          </w:tcPr>
+          <w:p>
+            <w:pPr>
+              <w:pStyle w:val="Normal"/>
+              <w:jc w:val="center"/>
+              <w:pBdr>
+                <w:bottom w:val="none" w:sz="0" w:space="0" w:color="000000"/>
+                <w:top w:val="none" w:sz="0" w:space="0" w:color="000000"/>
+                <w:left w:val="none" w:sz="0" w:space="0" w:color="000000"/>
+                <w:right w:val="none" w:sz="0" w:space="0" w:color="000000"/>
+              </w:pBdr>
+              <w:spacing w:after="100" w:before="100" w:line="240"/>
+              <w:ind w:left="100" w:right="100" w:firstLine="0" w:firstLineChars="0"/>
+              <w:rPr>
+                <w:rFonts w:ascii="Helvetica" w:hAnsi="Helvetica" w:eastAsia="Helvetica" w:cs="Helvetica"/>
+                <w:i w:val="false"/>
+                <w:b w:val="false"/>
+                <w:u w:val="none"/>
+                <w:sz w:val="22"/>
+                <w:szCs w:val="22"/>
+                <w:color w:val="000000"/>
+              </w:rPr>
+            </w:pPr>
+            <w:r>
+              <w:rPr>
+                <w:rFonts w:ascii="Helvetica" w:hAnsi="Helvetica" w:eastAsia="Helvetica" w:cs="Helvetica"/>
+                <w:i w:val="false"/>
+                <w:b w:val="false"/>
+                <w:u w:val="none"/>
+                <w:sz w:val="22"/>
+                <w:szCs w:val="22"/>
+                <w:color w:val="000000"/>
+              </w:rPr>
+              <w:t xml:space="preserve">0.34, 2.38</w:t>
+            </w:r>
+          </w:p>
+        </w:tc>
+        <w:tc>
+          <w:tcPr>
+            <w:tcBorders>
+              <w:bottom w:val="none" w:sz="0" w:space="0" w:color="000000"/>
+              <w:top w:val="none" w:sz="0" w:space="0" w:color="000000"/>
+              <w:left w:val="none" w:sz="0" w:space="0" w:color="000000"/>
+              <w:right w:val="none" w:sz="0" w:space="0" w:color="000000"/>
+            </w:tcBorders>
+            <w:shd w:val="clear" w:color="auto" w:fill="FFFFFF"/>
+            <w:tcMar>
+              <w:top w:w="0" w:type="dxa"/>
+              <w:bottom w:w="0" w:type="dxa"/>
+              <w:left w:w="0" w:type="dxa"/>
+              <w:right w:w="0" w:type="dxa"/>
+            </w:tcMar>
+            <w:vAlign w:val="top"/>
+          </w:tcPr>
+          <w:p>
+            <w:pPr>
+              <w:pStyle w:val="Normal"/>
+              <w:jc w:val="center"/>
+              <w:pBdr>
+                <w:bottom w:val="none" w:sz="0" w:space="0" w:color="000000"/>
+                <w:top w:val="none" w:sz="0" w:space="0" w:color="000000"/>
+                <w:left w:val="none" w:sz="0" w:space="0" w:color="000000"/>
+                <w:right w:val="none" w:sz="0" w:space="0" w:color="000000"/>
+              </w:pBdr>
+              <w:spacing w:after="100" w:before="100" w:line="240"/>
+              <w:ind w:left="100" w:right="100" w:firstLine="0" w:firstLineChars="0"/>
+              <w:rPr>
+                <w:rFonts w:ascii="Helvetica" w:hAnsi="Helvetica" w:eastAsia="Helvetica" w:cs="Helvetica"/>
+                <w:i w:val="false"/>
+                <w:b w:val="false"/>
+                <w:u w:val="none"/>
+                <w:sz w:val="22"/>
+                <w:szCs w:val="22"/>
+                <w:color w:val="000000"/>
+              </w:rPr>
+            </w:pPr>
+            <w:r>
+              <w:rPr>
+                <w:rFonts w:ascii="Helvetica" w:hAnsi="Helvetica" w:eastAsia="Helvetica" w:cs="Helvetica"/>
+                <w:i w:val="false"/>
+                <w:b w:val="false"/>
+                <w:u w:val="none"/>
+                <w:sz w:val="22"/>
+                <w:szCs w:val="22"/>
+                <w:color w:val="000000"/>
+              </w:rPr>
+              <w:t xml:space="preserve">0.830</w:t>
             </w:r>
           </w:p>
         </w:tc>
@@ -15110,113 +15110,113 @@
                 <w:szCs w:val="22"/>
                 <w:color w:val="000000"/>
               </w:rPr>
-              <w:t xml:space="preserve">2.00</w:t>
-            </w:r>
-          </w:p>
-        </w:tc>
-        <w:tc>
-          <w:tcPr>
-            <w:tcBorders>
-              <w:bottom w:val="none" w:sz="0" w:space="0" w:color="000000"/>
-              <w:top w:val="none" w:sz="0" w:space="0" w:color="000000"/>
-              <w:left w:val="none" w:sz="0" w:space="0" w:color="000000"/>
-              <w:right w:val="none" w:sz="0" w:space="0" w:color="000000"/>
-            </w:tcBorders>
-            <w:shd w:val="clear" w:color="auto" w:fill="FFFFFF"/>
-            <w:tcMar>
-              <w:top w:w="0" w:type="dxa"/>
-              <w:bottom w:w="0" w:type="dxa"/>
-              <w:left w:w="0" w:type="dxa"/>
-              <w:right w:w="0" w:type="dxa"/>
-            </w:tcMar>
-            <w:vAlign w:val="top"/>
-          </w:tcPr>
-          <w:p>
-            <w:pPr>
-              <w:pStyle w:val="Normal"/>
-              <w:jc w:val="center"/>
-              <w:pBdr>
-                <w:bottom w:val="none" w:sz="0" w:space="0" w:color="000000"/>
-                <w:top w:val="none" w:sz="0" w:space="0" w:color="000000"/>
-                <w:left w:val="none" w:sz="0" w:space="0" w:color="000000"/>
-                <w:right w:val="none" w:sz="0" w:space="0" w:color="000000"/>
-              </w:pBdr>
-              <w:spacing w:after="100" w:before="100" w:line="240"/>
-              <w:ind w:left="100" w:right="100" w:firstLine="0" w:firstLineChars="0"/>
-              <w:rPr>
-                <w:rFonts w:ascii="Helvetica" w:hAnsi="Helvetica" w:eastAsia="Helvetica" w:cs="Helvetica"/>
-                <w:i w:val="false"/>
-                <w:b w:val="false"/>
-                <w:u w:val="none"/>
-                <w:sz w:val="22"/>
-                <w:szCs w:val="22"/>
-                <w:color w:val="000000"/>
-              </w:rPr>
-            </w:pPr>
-            <w:r>
-              <w:rPr>
-                <w:rFonts w:ascii="Helvetica" w:hAnsi="Helvetica" w:eastAsia="Helvetica" w:cs="Helvetica"/>
-                <w:i w:val="false"/>
-                <w:b w:val="false"/>
-                <w:u w:val="none"/>
-                <w:sz w:val="22"/>
-                <w:szCs w:val="22"/>
-                <w:color w:val="000000"/>
-              </w:rPr>
-              <w:t xml:space="preserve">0.66, 6.09</w:t>
-            </w:r>
-          </w:p>
-        </w:tc>
-        <w:tc>
-          <w:tcPr>
-            <w:tcBorders>
-              <w:bottom w:val="none" w:sz="0" w:space="0" w:color="000000"/>
-              <w:top w:val="none" w:sz="0" w:space="0" w:color="000000"/>
-              <w:left w:val="none" w:sz="0" w:space="0" w:color="000000"/>
-              <w:right w:val="none" w:sz="0" w:space="0" w:color="000000"/>
-            </w:tcBorders>
-            <w:shd w:val="clear" w:color="auto" w:fill="FFFFFF"/>
-            <w:tcMar>
-              <w:top w:w="0" w:type="dxa"/>
-              <w:bottom w:w="0" w:type="dxa"/>
-              <w:left w:w="0" w:type="dxa"/>
-              <w:right w:w="0" w:type="dxa"/>
-            </w:tcMar>
-            <w:vAlign w:val="top"/>
-          </w:tcPr>
-          <w:p>
-            <w:pPr>
-              <w:pStyle w:val="Normal"/>
-              <w:jc w:val="center"/>
-              <w:pBdr>
-                <w:bottom w:val="none" w:sz="0" w:space="0" w:color="000000"/>
-                <w:top w:val="none" w:sz="0" w:space="0" w:color="000000"/>
-                <w:left w:val="none" w:sz="0" w:space="0" w:color="000000"/>
-                <w:right w:val="none" w:sz="0" w:space="0" w:color="000000"/>
-              </w:pBdr>
-              <w:spacing w:after="100" w:before="100" w:line="240"/>
-              <w:ind w:left="100" w:right="100" w:firstLine="0" w:firstLineChars="0"/>
-              <w:rPr>
-                <w:rFonts w:ascii="Helvetica" w:hAnsi="Helvetica" w:eastAsia="Helvetica" w:cs="Helvetica"/>
-                <w:i w:val="false"/>
-                <w:b w:val="false"/>
-                <w:u w:val="none"/>
-                <w:sz w:val="22"/>
-                <w:szCs w:val="22"/>
-                <w:color w:val="000000"/>
-              </w:rPr>
-            </w:pPr>
-            <w:r>
-              <w:rPr>
-                <w:rFonts w:ascii="Helvetica" w:hAnsi="Helvetica" w:eastAsia="Helvetica" w:cs="Helvetica"/>
-                <w:i w:val="false"/>
-                <w:b w:val="false"/>
-                <w:u w:val="none"/>
-                <w:sz w:val="22"/>
-                <w:szCs w:val="22"/>
-                <w:color w:val="000000"/>
-              </w:rPr>
-              <w:t xml:space="preserve">0.220</w:t>
+              <w:t xml:space="preserve">2.08</w:t>
+            </w:r>
+          </w:p>
+        </w:tc>
+        <w:tc>
+          <w:tcPr>
+            <w:tcBorders>
+              <w:bottom w:val="none" w:sz="0" w:space="0" w:color="000000"/>
+              <w:top w:val="none" w:sz="0" w:space="0" w:color="000000"/>
+              <w:left w:val="none" w:sz="0" w:space="0" w:color="000000"/>
+              <w:right w:val="none" w:sz="0" w:space="0" w:color="000000"/>
+            </w:tcBorders>
+            <w:shd w:val="clear" w:color="auto" w:fill="FFFFFF"/>
+            <w:tcMar>
+              <w:top w:w="0" w:type="dxa"/>
+              <w:bottom w:w="0" w:type="dxa"/>
+              <w:left w:w="0" w:type="dxa"/>
+              <w:right w:w="0" w:type="dxa"/>
+            </w:tcMar>
+            <w:vAlign w:val="top"/>
+          </w:tcPr>
+          <w:p>
+            <w:pPr>
+              <w:pStyle w:val="Normal"/>
+              <w:jc w:val="center"/>
+              <w:pBdr>
+                <w:bottom w:val="none" w:sz="0" w:space="0" w:color="000000"/>
+                <w:top w:val="none" w:sz="0" w:space="0" w:color="000000"/>
+                <w:left w:val="none" w:sz="0" w:space="0" w:color="000000"/>
+                <w:right w:val="none" w:sz="0" w:space="0" w:color="000000"/>
+              </w:pBdr>
+              <w:spacing w:after="100" w:before="100" w:line="240"/>
+              <w:ind w:left="100" w:right="100" w:firstLine="0" w:firstLineChars="0"/>
+              <w:rPr>
+                <w:rFonts w:ascii="Helvetica" w:hAnsi="Helvetica" w:eastAsia="Helvetica" w:cs="Helvetica"/>
+                <w:i w:val="false"/>
+                <w:b w:val="false"/>
+                <w:u w:val="none"/>
+                <w:sz w:val="22"/>
+                <w:szCs w:val="22"/>
+                <w:color w:val="000000"/>
+              </w:rPr>
+            </w:pPr>
+            <w:r>
+              <w:rPr>
+                <w:rFonts w:ascii="Helvetica" w:hAnsi="Helvetica" w:eastAsia="Helvetica" w:cs="Helvetica"/>
+                <w:i w:val="false"/>
+                <w:b w:val="false"/>
+                <w:u w:val="none"/>
+                <w:sz w:val="22"/>
+                <w:szCs w:val="22"/>
+                <w:color w:val="000000"/>
+              </w:rPr>
+              <w:t xml:space="preserve">0.68, 6.36</w:t>
+            </w:r>
+          </w:p>
+        </w:tc>
+        <w:tc>
+          <w:tcPr>
+            <w:tcBorders>
+              <w:bottom w:val="none" w:sz="0" w:space="0" w:color="000000"/>
+              <w:top w:val="none" w:sz="0" w:space="0" w:color="000000"/>
+              <w:left w:val="none" w:sz="0" w:space="0" w:color="000000"/>
+              <w:right w:val="none" w:sz="0" w:space="0" w:color="000000"/>
+            </w:tcBorders>
+            <w:shd w:val="clear" w:color="auto" w:fill="FFFFFF"/>
+            <w:tcMar>
+              <w:top w:w="0" w:type="dxa"/>
+              <w:bottom w:w="0" w:type="dxa"/>
+              <w:left w:w="0" w:type="dxa"/>
+              <w:right w:w="0" w:type="dxa"/>
+            </w:tcMar>
+            <w:vAlign w:val="top"/>
+          </w:tcPr>
+          <w:p>
+            <w:pPr>
+              <w:pStyle w:val="Normal"/>
+              <w:jc w:val="center"/>
+              <w:pBdr>
+                <w:bottom w:val="none" w:sz="0" w:space="0" w:color="000000"/>
+                <w:top w:val="none" w:sz="0" w:space="0" w:color="000000"/>
+                <w:left w:val="none" w:sz="0" w:space="0" w:color="000000"/>
+                <w:right w:val="none" w:sz="0" w:space="0" w:color="000000"/>
+              </w:pBdr>
+              <w:spacing w:after="100" w:before="100" w:line="240"/>
+              <w:ind w:left="100" w:right="100" w:firstLine="0" w:firstLineChars="0"/>
+              <w:rPr>
+                <w:rFonts w:ascii="Helvetica" w:hAnsi="Helvetica" w:eastAsia="Helvetica" w:cs="Helvetica"/>
+                <w:i w:val="false"/>
+                <w:b w:val="false"/>
+                <w:u w:val="none"/>
+                <w:sz w:val="22"/>
+                <w:szCs w:val="22"/>
+                <w:color w:val="000000"/>
+              </w:rPr>
+            </w:pPr>
+            <w:r>
+              <w:rPr>
+                <w:rFonts w:ascii="Helvetica" w:hAnsi="Helvetica" w:eastAsia="Helvetica" w:cs="Helvetica"/>
+                <w:i w:val="false"/>
+                <w:b w:val="false"/>
+                <w:u w:val="none"/>
+                <w:sz w:val="22"/>
+                <w:szCs w:val="22"/>
+                <w:color w:val="000000"/>
+              </w:rPr>
+              <w:t xml:space="preserve">0.200</w:t>
             </w:r>
           </w:p>
         </w:tc>
@@ -15593,113 +15593,113 @@
                 <w:szCs w:val="22"/>
                 <w:color w:val="000000"/>
               </w:rPr>
-              <w:t xml:space="preserve">1.68</w:t>
-            </w:r>
-          </w:p>
-        </w:tc>
-        <w:tc>
-          <w:tcPr>
-            <w:tcBorders>
-              <w:bottom w:val="none" w:sz="0" w:space="0" w:color="000000"/>
-              <w:top w:val="none" w:sz="0" w:space="0" w:color="000000"/>
-              <w:left w:val="none" w:sz="0" w:space="0" w:color="000000"/>
-              <w:right w:val="none" w:sz="0" w:space="0" w:color="000000"/>
-            </w:tcBorders>
-            <w:shd w:val="clear" w:color="auto" w:fill="FFFFFF"/>
-            <w:tcMar>
-              <w:top w:w="0" w:type="dxa"/>
-              <w:bottom w:w="0" w:type="dxa"/>
-              <w:left w:w="0" w:type="dxa"/>
-              <w:right w:w="0" w:type="dxa"/>
-            </w:tcMar>
-            <w:vAlign w:val="top"/>
-          </w:tcPr>
-          <w:p>
-            <w:pPr>
-              <w:pStyle w:val="Normal"/>
-              <w:jc w:val="center"/>
-              <w:pBdr>
-                <w:bottom w:val="none" w:sz="0" w:space="0" w:color="000000"/>
-                <w:top w:val="none" w:sz="0" w:space="0" w:color="000000"/>
-                <w:left w:val="none" w:sz="0" w:space="0" w:color="000000"/>
-                <w:right w:val="none" w:sz="0" w:space="0" w:color="000000"/>
-              </w:pBdr>
-              <w:spacing w:after="100" w:before="100" w:line="240"/>
-              <w:ind w:left="100" w:right="100" w:firstLine="0" w:firstLineChars="0"/>
-              <w:rPr>
-                <w:rFonts w:ascii="Helvetica" w:hAnsi="Helvetica" w:eastAsia="Helvetica" w:cs="Helvetica"/>
-                <w:i w:val="false"/>
-                <w:b w:val="false"/>
-                <w:u w:val="none"/>
-                <w:sz w:val="22"/>
-                <w:szCs w:val="22"/>
-                <w:color w:val="000000"/>
-              </w:rPr>
-            </w:pPr>
-            <w:r>
-              <w:rPr>
-                <w:rFonts w:ascii="Helvetica" w:hAnsi="Helvetica" w:eastAsia="Helvetica" w:cs="Helvetica"/>
-                <w:i w:val="false"/>
-                <w:b w:val="false"/>
-                <w:u w:val="none"/>
-                <w:sz w:val="22"/>
-                <w:szCs w:val="22"/>
-                <w:color w:val="000000"/>
-              </w:rPr>
-              <w:t xml:space="preserve">0.59, 4.79</w:t>
-            </w:r>
-          </w:p>
-        </w:tc>
-        <w:tc>
-          <w:tcPr>
-            <w:tcBorders>
-              <w:bottom w:val="none" w:sz="0" w:space="0" w:color="000000"/>
-              <w:top w:val="none" w:sz="0" w:space="0" w:color="000000"/>
-              <w:left w:val="none" w:sz="0" w:space="0" w:color="000000"/>
-              <w:right w:val="none" w:sz="0" w:space="0" w:color="000000"/>
-            </w:tcBorders>
-            <w:shd w:val="clear" w:color="auto" w:fill="FFFFFF"/>
-            <w:tcMar>
-              <w:top w:w="0" w:type="dxa"/>
-              <w:bottom w:w="0" w:type="dxa"/>
-              <w:left w:w="0" w:type="dxa"/>
-              <w:right w:w="0" w:type="dxa"/>
-            </w:tcMar>
-            <w:vAlign w:val="top"/>
-          </w:tcPr>
-          <w:p>
-            <w:pPr>
-              <w:pStyle w:val="Normal"/>
-              <w:jc w:val="center"/>
-              <w:pBdr>
-                <w:bottom w:val="none" w:sz="0" w:space="0" w:color="000000"/>
-                <w:top w:val="none" w:sz="0" w:space="0" w:color="000000"/>
-                <w:left w:val="none" w:sz="0" w:space="0" w:color="000000"/>
-                <w:right w:val="none" w:sz="0" w:space="0" w:color="000000"/>
-              </w:pBdr>
-              <w:spacing w:after="100" w:before="100" w:line="240"/>
-              <w:ind w:left="100" w:right="100" w:firstLine="0" w:firstLineChars="0"/>
-              <w:rPr>
-                <w:rFonts w:ascii="Helvetica" w:hAnsi="Helvetica" w:eastAsia="Helvetica" w:cs="Helvetica"/>
-                <w:i w:val="false"/>
-                <w:b w:val="false"/>
-                <w:u w:val="none"/>
-                <w:sz w:val="22"/>
-                <w:szCs w:val="22"/>
-                <w:color w:val="000000"/>
-              </w:rPr>
-            </w:pPr>
-            <w:r>
-              <w:rPr>
-                <w:rFonts w:ascii="Helvetica" w:hAnsi="Helvetica" w:eastAsia="Helvetica" w:cs="Helvetica"/>
-                <w:i w:val="false"/>
-                <w:b w:val="false"/>
-                <w:u w:val="none"/>
-                <w:sz w:val="22"/>
-                <w:szCs w:val="22"/>
-                <w:color w:val="000000"/>
-              </w:rPr>
-              <w:t xml:space="preserve">0.340</w:t>
+              <w:t xml:space="preserve">1.60</w:t>
+            </w:r>
+          </w:p>
+        </w:tc>
+        <w:tc>
+          <w:tcPr>
+            <w:tcBorders>
+              <w:bottom w:val="none" w:sz="0" w:space="0" w:color="000000"/>
+              <w:top w:val="none" w:sz="0" w:space="0" w:color="000000"/>
+              <w:left w:val="none" w:sz="0" w:space="0" w:color="000000"/>
+              <w:right w:val="none" w:sz="0" w:space="0" w:color="000000"/>
+            </w:tcBorders>
+            <w:shd w:val="clear" w:color="auto" w:fill="FFFFFF"/>
+            <w:tcMar>
+              <w:top w:w="0" w:type="dxa"/>
+              <w:bottom w:w="0" w:type="dxa"/>
+              <w:left w:w="0" w:type="dxa"/>
+              <w:right w:w="0" w:type="dxa"/>
+            </w:tcMar>
+            <w:vAlign w:val="top"/>
+          </w:tcPr>
+          <w:p>
+            <w:pPr>
+              <w:pStyle w:val="Normal"/>
+              <w:jc w:val="center"/>
+              <w:pBdr>
+                <w:bottom w:val="none" w:sz="0" w:space="0" w:color="000000"/>
+                <w:top w:val="none" w:sz="0" w:space="0" w:color="000000"/>
+                <w:left w:val="none" w:sz="0" w:space="0" w:color="000000"/>
+                <w:right w:val="none" w:sz="0" w:space="0" w:color="000000"/>
+              </w:pBdr>
+              <w:spacing w:after="100" w:before="100" w:line="240"/>
+              <w:ind w:left="100" w:right="100" w:firstLine="0" w:firstLineChars="0"/>
+              <w:rPr>
+                <w:rFonts w:ascii="Helvetica" w:hAnsi="Helvetica" w:eastAsia="Helvetica" w:cs="Helvetica"/>
+                <w:i w:val="false"/>
+                <w:b w:val="false"/>
+                <w:u w:val="none"/>
+                <w:sz w:val="22"/>
+                <w:szCs w:val="22"/>
+                <w:color w:val="000000"/>
+              </w:rPr>
+            </w:pPr>
+            <w:r>
+              <w:rPr>
+                <w:rFonts w:ascii="Helvetica" w:hAnsi="Helvetica" w:eastAsia="Helvetica" w:cs="Helvetica"/>
+                <w:i w:val="false"/>
+                <w:b w:val="false"/>
+                <w:u w:val="none"/>
+                <w:sz w:val="22"/>
+                <w:szCs w:val="22"/>
+                <w:color w:val="000000"/>
+              </w:rPr>
+              <w:t xml:space="preserve">0.55, 4.65</w:t>
+            </w:r>
+          </w:p>
+        </w:tc>
+        <w:tc>
+          <w:tcPr>
+            <w:tcBorders>
+              <w:bottom w:val="none" w:sz="0" w:space="0" w:color="000000"/>
+              <w:top w:val="none" w:sz="0" w:space="0" w:color="000000"/>
+              <w:left w:val="none" w:sz="0" w:space="0" w:color="000000"/>
+              <w:right w:val="none" w:sz="0" w:space="0" w:color="000000"/>
+            </w:tcBorders>
+            <w:shd w:val="clear" w:color="auto" w:fill="FFFFFF"/>
+            <w:tcMar>
+              <w:top w:w="0" w:type="dxa"/>
+              <w:bottom w:w="0" w:type="dxa"/>
+              <w:left w:w="0" w:type="dxa"/>
+              <w:right w:w="0" w:type="dxa"/>
+            </w:tcMar>
+            <w:vAlign w:val="top"/>
+          </w:tcPr>
+          <w:p>
+            <w:pPr>
+              <w:pStyle w:val="Normal"/>
+              <w:jc w:val="center"/>
+              <w:pBdr>
+                <w:bottom w:val="none" w:sz="0" w:space="0" w:color="000000"/>
+                <w:top w:val="none" w:sz="0" w:space="0" w:color="000000"/>
+                <w:left w:val="none" w:sz="0" w:space="0" w:color="000000"/>
+                <w:right w:val="none" w:sz="0" w:space="0" w:color="000000"/>
+              </w:pBdr>
+              <w:spacing w:after="100" w:before="100" w:line="240"/>
+              <w:ind w:left="100" w:right="100" w:firstLine="0" w:firstLineChars="0"/>
+              <w:rPr>
+                <w:rFonts w:ascii="Helvetica" w:hAnsi="Helvetica" w:eastAsia="Helvetica" w:cs="Helvetica"/>
+                <w:i w:val="false"/>
+                <w:b w:val="false"/>
+                <w:u w:val="none"/>
+                <w:sz w:val="22"/>
+                <w:szCs w:val="22"/>
+                <w:color w:val="000000"/>
+              </w:rPr>
+            </w:pPr>
+            <w:r>
+              <w:rPr>
+                <w:rFonts w:ascii="Helvetica" w:hAnsi="Helvetica" w:eastAsia="Helvetica" w:cs="Helvetica"/>
+                <w:i w:val="false"/>
+                <w:b w:val="false"/>
+                <w:u w:val="none"/>
+                <w:sz w:val="22"/>
+                <w:szCs w:val="22"/>
+                <w:color w:val="000000"/>
+              </w:rPr>
+              <w:t xml:space="preserve">0.390</w:t>
             </w:r>
           </w:p>
         </w:tc>
@@ -16076,113 +16076,113 @@
                 <w:szCs w:val="22"/>
                 <w:color w:val="000000"/>
               </w:rPr>
-              <w:t xml:space="preserve">0.90</w:t>
-            </w:r>
-          </w:p>
-        </w:tc>
-        <w:tc>
-          <w:tcPr>
-            <w:tcBorders>
-              <w:bottom w:val="none" w:sz="0" w:space="0" w:color="000000"/>
-              <w:top w:val="none" w:sz="0" w:space="0" w:color="000000"/>
-              <w:left w:val="none" w:sz="0" w:space="0" w:color="000000"/>
-              <w:right w:val="none" w:sz="0" w:space="0" w:color="000000"/>
-            </w:tcBorders>
-            <w:shd w:val="clear" w:color="auto" w:fill="FFFFFF"/>
-            <w:tcMar>
-              <w:top w:w="0" w:type="dxa"/>
-              <w:bottom w:w="0" w:type="dxa"/>
-              <w:left w:w="0" w:type="dxa"/>
-              <w:right w:w="0" w:type="dxa"/>
-            </w:tcMar>
-            <w:vAlign w:val="top"/>
-          </w:tcPr>
-          <w:p>
-            <w:pPr>
-              <w:pStyle w:val="Normal"/>
-              <w:jc w:val="center"/>
-              <w:pBdr>
-                <w:bottom w:val="none" w:sz="0" w:space="0" w:color="000000"/>
-                <w:top w:val="none" w:sz="0" w:space="0" w:color="000000"/>
-                <w:left w:val="none" w:sz="0" w:space="0" w:color="000000"/>
-                <w:right w:val="none" w:sz="0" w:space="0" w:color="000000"/>
-              </w:pBdr>
-              <w:spacing w:after="100" w:before="100" w:line="240"/>
-              <w:ind w:left="100" w:right="100" w:firstLine="0" w:firstLineChars="0"/>
-              <w:rPr>
-                <w:rFonts w:ascii="Helvetica" w:hAnsi="Helvetica" w:eastAsia="Helvetica" w:cs="Helvetica"/>
-                <w:i w:val="false"/>
-                <w:b w:val="false"/>
-                <w:u w:val="none"/>
-                <w:sz w:val="22"/>
-                <w:szCs w:val="22"/>
-                <w:color w:val="000000"/>
-              </w:rPr>
-            </w:pPr>
-            <w:r>
-              <w:rPr>
-                <w:rFonts w:ascii="Helvetica" w:hAnsi="Helvetica" w:eastAsia="Helvetica" w:cs="Helvetica"/>
-                <w:i w:val="false"/>
-                <w:b w:val="false"/>
-                <w:u w:val="none"/>
-                <w:sz w:val="22"/>
-                <w:szCs w:val="22"/>
-                <w:color w:val="000000"/>
-              </w:rPr>
-              <w:t xml:space="preserve">0.45, 1.82</w:t>
-            </w:r>
-          </w:p>
-        </w:tc>
-        <w:tc>
-          <w:tcPr>
-            <w:tcBorders>
-              <w:bottom w:val="none" w:sz="0" w:space="0" w:color="000000"/>
-              <w:top w:val="none" w:sz="0" w:space="0" w:color="000000"/>
-              <w:left w:val="none" w:sz="0" w:space="0" w:color="000000"/>
-              <w:right w:val="none" w:sz="0" w:space="0" w:color="000000"/>
-            </w:tcBorders>
-            <w:shd w:val="clear" w:color="auto" w:fill="FFFFFF"/>
-            <w:tcMar>
-              <w:top w:w="0" w:type="dxa"/>
-              <w:bottom w:w="0" w:type="dxa"/>
-              <w:left w:w="0" w:type="dxa"/>
-              <w:right w:w="0" w:type="dxa"/>
-            </w:tcMar>
-            <w:vAlign w:val="top"/>
-          </w:tcPr>
-          <w:p>
-            <w:pPr>
-              <w:pStyle w:val="Normal"/>
-              <w:jc w:val="center"/>
-              <w:pBdr>
-                <w:bottom w:val="none" w:sz="0" w:space="0" w:color="000000"/>
-                <w:top w:val="none" w:sz="0" w:space="0" w:color="000000"/>
-                <w:left w:val="none" w:sz="0" w:space="0" w:color="000000"/>
-                <w:right w:val="none" w:sz="0" w:space="0" w:color="000000"/>
-              </w:pBdr>
-              <w:spacing w:after="100" w:before="100" w:line="240"/>
-              <w:ind w:left="100" w:right="100" w:firstLine="0" w:firstLineChars="0"/>
-              <w:rPr>
-                <w:rFonts w:ascii="Helvetica" w:hAnsi="Helvetica" w:eastAsia="Helvetica" w:cs="Helvetica"/>
-                <w:i w:val="false"/>
-                <w:b w:val="false"/>
-                <w:u w:val="none"/>
-                <w:sz w:val="22"/>
-                <w:szCs w:val="22"/>
-                <w:color w:val="000000"/>
-              </w:rPr>
-            </w:pPr>
-            <w:r>
-              <w:rPr>
-                <w:rFonts w:ascii="Helvetica" w:hAnsi="Helvetica" w:eastAsia="Helvetica" w:cs="Helvetica"/>
-                <w:i w:val="false"/>
-                <w:b w:val="false"/>
-                <w:u w:val="none"/>
-                <w:sz w:val="22"/>
-                <w:szCs w:val="22"/>
-                <w:color w:val="000000"/>
-              </w:rPr>
-              <w:t xml:space="preserve">0.780</w:t>
+              <w:t xml:space="preserve">0.91</w:t>
+            </w:r>
+          </w:p>
+        </w:tc>
+        <w:tc>
+          <w:tcPr>
+            <w:tcBorders>
+              <w:bottom w:val="none" w:sz="0" w:space="0" w:color="000000"/>
+              <w:top w:val="none" w:sz="0" w:space="0" w:color="000000"/>
+              <w:left w:val="none" w:sz="0" w:space="0" w:color="000000"/>
+              <w:right w:val="none" w:sz="0" w:space="0" w:color="000000"/>
+            </w:tcBorders>
+            <w:shd w:val="clear" w:color="auto" w:fill="FFFFFF"/>
+            <w:tcMar>
+              <w:top w:w="0" w:type="dxa"/>
+              <w:bottom w:w="0" w:type="dxa"/>
+              <w:left w:w="0" w:type="dxa"/>
+              <w:right w:w="0" w:type="dxa"/>
+            </w:tcMar>
+            <w:vAlign w:val="top"/>
+          </w:tcPr>
+          <w:p>
+            <w:pPr>
+              <w:pStyle w:val="Normal"/>
+              <w:jc w:val="center"/>
+              <w:pBdr>
+                <w:bottom w:val="none" w:sz="0" w:space="0" w:color="000000"/>
+                <w:top w:val="none" w:sz="0" w:space="0" w:color="000000"/>
+                <w:left w:val="none" w:sz="0" w:space="0" w:color="000000"/>
+                <w:right w:val="none" w:sz="0" w:space="0" w:color="000000"/>
+              </w:pBdr>
+              <w:spacing w:after="100" w:before="100" w:line="240"/>
+              <w:ind w:left="100" w:right="100" w:firstLine="0" w:firstLineChars="0"/>
+              <w:rPr>
+                <w:rFonts w:ascii="Helvetica" w:hAnsi="Helvetica" w:eastAsia="Helvetica" w:cs="Helvetica"/>
+                <w:i w:val="false"/>
+                <w:b w:val="false"/>
+                <w:u w:val="none"/>
+                <w:sz w:val="22"/>
+                <w:szCs w:val="22"/>
+                <w:color w:val="000000"/>
+              </w:rPr>
+            </w:pPr>
+            <w:r>
+              <w:rPr>
+                <w:rFonts w:ascii="Helvetica" w:hAnsi="Helvetica" w:eastAsia="Helvetica" w:cs="Helvetica"/>
+                <w:i w:val="false"/>
+                <w:b w:val="false"/>
+                <w:u w:val="none"/>
+                <w:sz w:val="22"/>
+                <w:szCs w:val="22"/>
+                <w:color w:val="000000"/>
+              </w:rPr>
+              <w:t xml:space="preserve">0.45, 1.84</w:t>
+            </w:r>
+          </w:p>
+        </w:tc>
+        <w:tc>
+          <w:tcPr>
+            <w:tcBorders>
+              <w:bottom w:val="none" w:sz="0" w:space="0" w:color="000000"/>
+              <w:top w:val="none" w:sz="0" w:space="0" w:color="000000"/>
+              <w:left w:val="none" w:sz="0" w:space="0" w:color="000000"/>
+              <w:right w:val="none" w:sz="0" w:space="0" w:color="000000"/>
+            </w:tcBorders>
+            <w:shd w:val="clear" w:color="auto" w:fill="FFFFFF"/>
+            <w:tcMar>
+              <w:top w:w="0" w:type="dxa"/>
+              <w:bottom w:w="0" w:type="dxa"/>
+              <w:left w:w="0" w:type="dxa"/>
+              <w:right w:w="0" w:type="dxa"/>
+            </w:tcMar>
+            <w:vAlign w:val="top"/>
+          </w:tcPr>
+          <w:p>
+            <w:pPr>
+              <w:pStyle w:val="Normal"/>
+              <w:jc w:val="center"/>
+              <w:pBdr>
+                <w:bottom w:val="none" w:sz="0" w:space="0" w:color="000000"/>
+                <w:top w:val="none" w:sz="0" w:space="0" w:color="000000"/>
+                <w:left w:val="none" w:sz="0" w:space="0" w:color="000000"/>
+                <w:right w:val="none" w:sz="0" w:space="0" w:color="000000"/>
+              </w:pBdr>
+              <w:spacing w:after="100" w:before="100" w:line="240"/>
+              <w:ind w:left="100" w:right="100" w:firstLine="0" w:firstLineChars="0"/>
+              <w:rPr>
+                <w:rFonts w:ascii="Helvetica" w:hAnsi="Helvetica" w:eastAsia="Helvetica" w:cs="Helvetica"/>
+                <w:i w:val="false"/>
+                <w:b w:val="false"/>
+                <w:u w:val="none"/>
+                <w:sz w:val="22"/>
+                <w:szCs w:val="22"/>
+                <w:color w:val="000000"/>
+              </w:rPr>
+            </w:pPr>
+            <w:r>
+              <w:rPr>
+                <w:rFonts w:ascii="Helvetica" w:hAnsi="Helvetica" w:eastAsia="Helvetica" w:cs="Helvetica"/>
+                <w:i w:val="false"/>
+                <w:b w:val="false"/>
+                <w:u w:val="none"/>
+                <w:sz w:val="22"/>
+                <w:szCs w:val="22"/>
+                <w:color w:val="000000"/>
+              </w:rPr>
+              <w:t xml:space="preserve">0.790</w:t>
             </w:r>
           </w:p>
         </w:tc>
@@ -16665,7 +16665,7 @@
                 <w:szCs w:val="22"/>
                 <w:color w:val="000000"/>
               </w:rPr>
-              <w:t xml:space="preserve">0.940</w:t>
+              <w:t xml:space="preserve">0.980</w:t>
             </w:r>
           </w:p>
         </w:tc>
@@ -17042,596 +17042,113 @@
                 <w:szCs w:val="22"/>
                 <w:color w:val="000000"/>
               </w:rPr>
-              <w:t xml:space="preserve">0.76</w:t>
-            </w:r>
-          </w:p>
-        </w:tc>
-        <w:tc>
-          <w:tcPr>
-            <w:tcBorders>
-              <w:bottom w:val="none" w:sz="0" w:space="0" w:color="000000"/>
-              <w:top w:val="none" w:sz="0" w:space="0" w:color="000000"/>
-              <w:left w:val="none" w:sz="0" w:space="0" w:color="000000"/>
-              <w:right w:val="none" w:sz="0" w:space="0" w:color="000000"/>
-            </w:tcBorders>
-            <w:shd w:val="clear" w:color="auto" w:fill="FFFFFF"/>
-            <w:tcMar>
-              <w:top w:w="0" w:type="dxa"/>
-              <w:bottom w:w="0" w:type="dxa"/>
-              <w:left w:w="0" w:type="dxa"/>
-              <w:right w:w="0" w:type="dxa"/>
-            </w:tcMar>
-            <w:vAlign w:val="top"/>
-          </w:tcPr>
-          <w:p>
-            <w:pPr>
-              <w:pStyle w:val="Normal"/>
-              <w:jc w:val="center"/>
-              <w:pBdr>
-                <w:bottom w:val="none" w:sz="0" w:space="0" w:color="000000"/>
-                <w:top w:val="none" w:sz="0" w:space="0" w:color="000000"/>
-                <w:left w:val="none" w:sz="0" w:space="0" w:color="000000"/>
-                <w:right w:val="none" w:sz="0" w:space="0" w:color="000000"/>
-              </w:pBdr>
-              <w:spacing w:after="100" w:before="100" w:line="240"/>
-              <w:ind w:left="100" w:right="100" w:firstLine="0" w:firstLineChars="0"/>
-              <w:rPr>
-                <w:rFonts w:ascii="Helvetica" w:hAnsi="Helvetica" w:eastAsia="Helvetica" w:cs="Helvetica"/>
-                <w:i w:val="false"/>
-                <w:b w:val="false"/>
-                <w:u w:val="none"/>
-                <w:sz w:val="22"/>
-                <w:szCs w:val="22"/>
-                <w:color w:val="000000"/>
-              </w:rPr>
-            </w:pPr>
-            <w:r>
-              <w:rPr>
-                <w:rFonts w:ascii="Helvetica" w:hAnsi="Helvetica" w:eastAsia="Helvetica" w:cs="Helvetica"/>
-                <w:i w:val="false"/>
-                <w:b w:val="false"/>
-                <w:u w:val="none"/>
-                <w:sz w:val="22"/>
-                <w:szCs w:val="22"/>
-                <w:color w:val="000000"/>
-              </w:rPr>
-              <w:t xml:space="preserve">0.46, 1.25</w:t>
-            </w:r>
-          </w:p>
-        </w:tc>
-        <w:tc>
-          <w:tcPr>
-            <w:tcBorders>
-              <w:bottom w:val="none" w:sz="0" w:space="0" w:color="000000"/>
-              <w:top w:val="none" w:sz="0" w:space="0" w:color="000000"/>
-              <w:left w:val="none" w:sz="0" w:space="0" w:color="000000"/>
-              <w:right w:val="none" w:sz="0" w:space="0" w:color="000000"/>
-            </w:tcBorders>
-            <w:shd w:val="clear" w:color="auto" w:fill="FFFFFF"/>
-            <w:tcMar>
-              <w:top w:w="0" w:type="dxa"/>
-              <w:bottom w:w="0" w:type="dxa"/>
-              <w:left w:w="0" w:type="dxa"/>
-              <w:right w:w="0" w:type="dxa"/>
-            </w:tcMar>
-            <w:vAlign w:val="top"/>
-          </w:tcPr>
-          <w:p>
-            <w:pPr>
-              <w:pStyle w:val="Normal"/>
-              <w:jc w:val="center"/>
-              <w:pBdr>
-                <w:bottom w:val="none" w:sz="0" w:space="0" w:color="000000"/>
-                <w:top w:val="none" w:sz="0" w:space="0" w:color="000000"/>
-                <w:left w:val="none" w:sz="0" w:space="0" w:color="000000"/>
-                <w:right w:val="none" w:sz="0" w:space="0" w:color="000000"/>
-              </w:pBdr>
-              <w:spacing w:after="100" w:before="100" w:line="240"/>
-              <w:ind w:left="100" w:right="100" w:firstLine="0" w:firstLineChars="0"/>
-              <w:rPr>
-                <w:rFonts w:ascii="Helvetica" w:hAnsi="Helvetica" w:eastAsia="Helvetica" w:cs="Helvetica"/>
-                <w:i w:val="false"/>
-                <w:b w:val="false"/>
-                <w:u w:val="none"/>
-                <w:sz w:val="22"/>
-                <w:szCs w:val="22"/>
-                <w:color w:val="000000"/>
-              </w:rPr>
-            </w:pPr>
-            <w:r>
-              <w:rPr>
-                <w:rFonts w:ascii="Helvetica" w:hAnsi="Helvetica" w:eastAsia="Helvetica" w:cs="Helvetica"/>
-                <w:i w:val="false"/>
-                <w:b w:val="false"/>
-                <w:u w:val="none"/>
-                <w:sz w:val="22"/>
-                <w:szCs w:val="22"/>
-                <w:color w:val="000000"/>
-              </w:rPr>
-              <w:t xml:space="preserve">0.280</w:t>
-            </w:r>
-          </w:p>
-        </w:tc>
-      </w:tr>
-      <w:tr>
-        <w:trPr>
-          <w:trHeight w:val="598" w:hRule="auto"/>
-        </w:trPr>
-        body35
-        <w:tc>
-          <w:tcPr>
-            <w:tcBorders>
-              <w:bottom w:val="none" w:sz="0" w:space="0" w:color="000000"/>
-              <w:top w:val="none" w:sz="0" w:space="0" w:color="000000"/>
-              <w:left w:val="none" w:sz="0" w:space="0" w:color="000000"/>
-              <w:right w:val="none" w:sz="0" w:space="0" w:color="000000"/>
-            </w:tcBorders>
-            <w:shd w:val="clear" w:color="auto" w:fill="FFFFFF"/>
-            <w:tcMar>
-              <w:top w:w="0" w:type="dxa"/>
-              <w:bottom w:w="0" w:type="dxa"/>
-              <w:left w:w="0" w:type="dxa"/>
-              <w:right w:w="0" w:type="dxa"/>
-            </w:tcMar>
-            <w:vAlign w:val="top"/>
-          </w:tcPr>
-          <w:p>
-            <w:pPr>
-              <w:pStyle w:val="Normal"/>
-              <w:jc w:val="left"/>
-              <w:pBdr>
-                <w:bottom w:val="none" w:sz="0" w:space="0" w:color="000000"/>
-                <w:top w:val="none" w:sz="0" w:space="0" w:color="000000"/>
-                <w:left w:val="none" w:sz="0" w:space="0" w:color="000000"/>
-                <w:right w:val="none" w:sz="0" w:space="0" w:color="000000"/>
-              </w:pBdr>
-              <w:spacing w:after="100" w:before="100" w:line="240"/>
-              <w:ind w:left="100" w:right="100" w:firstLine="0" w:firstLineChars="0"/>
-              <w:rPr>
-                <w:rFonts w:ascii="Helvetica" w:hAnsi="Helvetica" w:eastAsia="Helvetica" w:cs="Helvetica"/>
-                <w:i w:val="false"/>
-                <w:b w:val="false"/>
-                <w:u w:val="none"/>
-                <w:sz w:val="22"/>
-                <w:szCs w:val="22"/>
-                <w:color w:val="000000"/>
-              </w:rPr>
-            </w:pPr>
-            <w:r>
-              <w:rPr>
-                <w:rFonts w:ascii="Helvetica" w:hAnsi="Helvetica" w:eastAsia="Helvetica" w:cs="Helvetica"/>
-                <w:i w:val="false"/>
-                <w:b w:val="false"/>
-                <w:u w:val="none"/>
-                <w:sz w:val="22"/>
-                <w:szCs w:val="22"/>
-                <w:color w:val="000000"/>
-              </w:rPr>
-              <w:t xml:space="preserve">steroids</w:t>
-            </w:r>
-          </w:p>
-        </w:tc>
-        <w:tc>
-          <w:tcPr>
-            <w:tcBorders>
-              <w:bottom w:val="none" w:sz="0" w:space="0" w:color="000000"/>
-              <w:top w:val="none" w:sz="0" w:space="0" w:color="000000"/>
-              <w:left w:val="none" w:sz="0" w:space="0" w:color="000000"/>
-              <w:right w:val="none" w:sz="0" w:space="0" w:color="000000"/>
-            </w:tcBorders>
-            <w:shd w:val="clear" w:color="auto" w:fill="FFFFFF"/>
-            <w:tcMar>
-              <w:top w:w="0" w:type="dxa"/>
-              <w:bottom w:w="0" w:type="dxa"/>
-              <w:left w:w="0" w:type="dxa"/>
-              <w:right w:w="0" w:type="dxa"/>
-            </w:tcMar>
-            <w:vAlign w:val="top"/>
-          </w:tcPr>
-          <w:p>
-            <w:pPr>
-              <w:pStyle w:val="Normal"/>
-              <w:jc w:val="center"/>
-              <w:pBdr>
-                <w:bottom w:val="none" w:sz="0" w:space="0" w:color="000000"/>
-                <w:top w:val="none" w:sz="0" w:space="0" w:color="000000"/>
-                <w:left w:val="none" w:sz="0" w:space="0" w:color="000000"/>
-                <w:right w:val="none" w:sz="0" w:space="0" w:color="000000"/>
-              </w:pBdr>
-              <w:spacing w:after="100" w:before="100" w:line="240"/>
-              <w:ind w:left="100" w:right="100" w:firstLine="0" w:firstLineChars="0"/>
-              <w:rPr>
-                <w:rFonts w:ascii="Helvetica" w:hAnsi="Helvetica" w:eastAsia="Helvetica" w:cs="Helvetica"/>
-                <w:i w:val="false"/>
-                <w:b w:val="false"/>
-                <w:u w:val="none"/>
-                <w:sz w:val="22"/>
-                <w:szCs w:val="22"/>
-                <w:color w:val="000000"/>
-              </w:rPr>
-            </w:pPr>
-            <w:r>
-              <w:rPr>
-                <w:rFonts w:ascii="Helvetica" w:hAnsi="Helvetica" w:eastAsia="Helvetica" w:cs="Helvetica"/>
-                <w:i w:val="false"/>
-                <w:b w:val="false"/>
-                <w:u w:val="none"/>
-                <w:sz w:val="22"/>
-                <w:szCs w:val="22"/>
-                <w:color w:val="000000"/>
-              </w:rPr>
-              <w:t xml:space="preserve">673</w:t>
-            </w:r>
-          </w:p>
-        </w:tc>
-        <w:tc>
-          <w:tcPr>
-            <w:tcBorders>
-              <w:bottom w:val="none" w:sz="0" w:space="0" w:color="000000"/>
-              <w:top w:val="none" w:sz="0" w:space="0" w:color="000000"/>
-              <w:left w:val="none" w:sz="0" w:space="0" w:color="000000"/>
-              <w:right w:val="none" w:sz="0" w:space="0" w:color="000000"/>
-            </w:tcBorders>
-            <w:shd w:val="clear" w:color="auto" w:fill="FFFFFF"/>
-            <w:tcMar>
-              <w:top w:w="0" w:type="dxa"/>
-              <w:bottom w:w="0" w:type="dxa"/>
-              <w:left w:w="0" w:type="dxa"/>
-              <w:right w:w="0" w:type="dxa"/>
-            </w:tcMar>
-            <w:vAlign w:val="top"/>
-          </w:tcPr>
-          <w:p>
-            <w:pPr>
-              <w:pStyle w:val="Normal"/>
-              <w:jc w:val="center"/>
-              <w:pBdr>
-                <w:bottom w:val="none" w:sz="0" w:space="0" w:color="000000"/>
-                <w:top w:val="none" w:sz="0" w:space="0" w:color="000000"/>
-                <w:left w:val="none" w:sz="0" w:space="0" w:color="000000"/>
-                <w:right w:val="none" w:sz="0" w:space="0" w:color="000000"/>
-              </w:pBdr>
-              <w:spacing w:after="100" w:before="100" w:line="240"/>
-              <w:ind w:left="100" w:right="100" w:firstLine="0" w:firstLineChars="0"/>
-              <w:rPr>
-                <w:rFonts w:ascii="Helvetica" w:hAnsi="Helvetica" w:eastAsia="Helvetica" w:cs="Helvetica"/>
-                <w:i w:val="false"/>
-                <w:b w:val="false"/>
-                <w:u w:val="none"/>
-                <w:sz w:val="22"/>
-                <w:szCs w:val="22"/>
-                <w:color w:val="000000"/>
-              </w:rPr>
-            </w:pPr>
-            <w:r>
-              <w:rPr>
-                <w:rFonts w:ascii="Helvetica" w:hAnsi="Helvetica" w:eastAsia="Helvetica" w:cs="Helvetica"/>
-                <w:i w:val="false"/>
-                <w:b w:val="false"/>
-                <w:u w:val="none"/>
-                <w:sz w:val="22"/>
-                <w:szCs w:val="22"/>
-                <w:color w:val="000000"/>
-              </w:rPr>
-              <w:t xml:space="preserve">23,054</w:t>
-            </w:r>
-          </w:p>
-        </w:tc>
-        <w:tc>
-          <w:tcPr>
-            <w:tcBorders>
-              <w:bottom w:val="none" w:sz="0" w:space="0" w:color="000000"/>
-              <w:top w:val="none" w:sz="0" w:space="0" w:color="000000"/>
-              <w:left w:val="none" w:sz="0" w:space="0" w:color="000000"/>
-              <w:right w:val="none" w:sz="0" w:space="0" w:color="000000"/>
-            </w:tcBorders>
-            <w:shd w:val="clear" w:color="auto" w:fill="FFFFFF"/>
-            <w:tcMar>
-              <w:top w:w="0" w:type="dxa"/>
-              <w:bottom w:w="0" w:type="dxa"/>
-              <w:left w:w="0" w:type="dxa"/>
-              <w:right w:w="0" w:type="dxa"/>
-            </w:tcMar>
-            <w:vAlign w:val="top"/>
-          </w:tcPr>
-          <w:p>
-            <w:pPr>
-              <w:pStyle w:val="Normal"/>
-              <w:jc w:val="center"/>
-              <w:pBdr>
-                <w:bottom w:val="none" w:sz="0" w:space="0" w:color="000000"/>
-                <w:top w:val="none" w:sz="0" w:space="0" w:color="000000"/>
-                <w:left w:val="none" w:sz="0" w:space="0" w:color="000000"/>
-                <w:right w:val="none" w:sz="0" w:space="0" w:color="000000"/>
-              </w:pBdr>
-              <w:spacing w:after="100" w:before="100" w:line="240"/>
-              <w:ind w:left="100" w:right="100" w:firstLine="0" w:firstLineChars="0"/>
-              <w:rPr>
-                <w:rFonts w:ascii="Helvetica" w:hAnsi="Helvetica" w:eastAsia="Helvetica" w:cs="Helvetica"/>
-                <w:i w:val="false"/>
-                <w:b w:val="false"/>
-                <w:u w:val="none"/>
-                <w:sz w:val="22"/>
-                <w:szCs w:val="22"/>
-                <w:color w:val="000000"/>
-              </w:rPr>
-            </w:pPr>
-            <w:r>
-              <w:rPr>
-                <w:rFonts w:ascii="Helvetica" w:hAnsi="Helvetica" w:eastAsia="Helvetica" w:cs="Helvetica"/>
-                <w:i w:val="false"/>
-                <w:b w:val="false"/>
-                <w:u w:val="none"/>
-                <w:sz w:val="22"/>
-                <w:szCs w:val="22"/>
-                <w:color w:val="000000"/>
-              </w:rPr>
-              <w:t xml:space="preserve">13,371, 39,749</w:t>
-            </w:r>
-          </w:p>
-        </w:tc>
-        <w:tc>
-          <w:tcPr>
-            <w:tcBorders>
-              <w:bottom w:val="none" w:sz="0" w:space="0" w:color="000000"/>
-              <w:top w:val="none" w:sz="0" w:space="0" w:color="000000"/>
-              <w:left w:val="none" w:sz="0" w:space="0" w:color="000000"/>
-              <w:right w:val="none" w:sz="0" w:space="0" w:color="000000"/>
-            </w:tcBorders>
-            <w:shd w:val="clear" w:color="auto" w:fill="FFFFFF"/>
-            <w:tcMar>
-              <w:top w:w="0" w:type="dxa"/>
-              <w:bottom w:w="0" w:type="dxa"/>
-              <w:left w:w="0" w:type="dxa"/>
-              <w:right w:w="0" w:type="dxa"/>
-            </w:tcMar>
-            <w:vAlign w:val="top"/>
-          </w:tcPr>
-          <w:p>
-            <w:pPr>
-              <w:pStyle w:val="Normal"/>
-              <w:jc w:val="center"/>
-              <w:pBdr>
-                <w:bottom w:val="none" w:sz="0" w:space="0" w:color="000000"/>
-                <w:top w:val="none" w:sz="0" w:space="0" w:color="000000"/>
-                <w:left w:val="none" w:sz="0" w:space="0" w:color="000000"/>
-                <w:right w:val="none" w:sz="0" w:space="0" w:color="000000"/>
-              </w:pBdr>
-              <w:spacing w:after="100" w:before="100" w:line="240"/>
-              <w:ind w:left="100" w:right="100" w:firstLine="0" w:firstLineChars="0"/>
-              <w:rPr>
-                <w:rFonts w:ascii="Helvetica" w:hAnsi="Helvetica" w:eastAsia="Helvetica" w:cs="Helvetica"/>
-                <w:i w:val="false"/>
-                <w:b w:val="false"/>
-                <w:u w:val="none"/>
-                <w:sz w:val="22"/>
-                <w:szCs w:val="22"/>
-                <w:color w:val="000000"/>
-              </w:rPr>
-            </w:pPr>
-            <w:r>
-              <w:rPr>
-                <w:rFonts w:ascii="Helvetica" w:hAnsi="Helvetica" w:eastAsia="Helvetica" w:cs="Helvetica"/>
-                <w:i w:val="false"/>
-                <w:b w:val="false"/>
-                <w:u w:val="none"/>
-                <w:sz w:val="22"/>
-                <w:szCs w:val="22"/>
-                <w:color w:val="000000"/>
-              </w:rPr>
-              <w:t xml:space="preserve">&lt;0.001</w:t>
-            </w:r>
-          </w:p>
-        </w:tc>
-        <w:tc>
-          <w:tcPr>
-            <w:tcBorders>
-              <w:bottom w:val="none" w:sz="0" w:space="0" w:color="000000"/>
-              <w:top w:val="none" w:sz="0" w:space="0" w:color="000000"/>
-              <w:left w:val="none" w:sz="0" w:space="0" w:color="000000"/>
-              <w:right w:val="none" w:sz="0" w:space="0" w:color="000000"/>
-            </w:tcBorders>
-            <w:shd w:val="clear" w:color="auto" w:fill="FFFFFF"/>
-            <w:tcMar>
-              <w:top w:w="0" w:type="dxa"/>
-              <w:bottom w:w="0" w:type="dxa"/>
-              <w:left w:w="0" w:type="dxa"/>
-              <w:right w:w="0" w:type="dxa"/>
-            </w:tcMar>
-            <w:vAlign w:val="top"/>
-          </w:tcPr>
-          <w:p>
-            <w:pPr>
-              <w:pStyle w:val="Normal"/>
-              <w:jc w:val="center"/>
-              <w:pBdr>
-                <w:bottom w:val="none" w:sz="0" w:space="0" w:color="000000"/>
-                <w:top w:val="none" w:sz="0" w:space="0" w:color="000000"/>
-                <w:left w:val="none" w:sz="0" w:space="0" w:color="000000"/>
-                <w:right w:val="none" w:sz="0" w:space="0" w:color="000000"/>
-              </w:pBdr>
-              <w:spacing w:after="100" w:before="100" w:line="240"/>
-              <w:ind w:left="100" w:right="100" w:firstLine="0" w:firstLineChars="0"/>
-              <w:rPr>
-                <w:rFonts w:ascii="Helvetica" w:hAnsi="Helvetica" w:eastAsia="Helvetica" w:cs="Helvetica"/>
-                <w:i w:val="false"/>
-                <w:b w:val="false"/>
-                <w:u w:val="none"/>
-                <w:sz w:val="22"/>
-                <w:szCs w:val="22"/>
-                <w:color w:val="000000"/>
-              </w:rPr>
-            </w:pPr>
-            <w:r>
-              <w:rPr>
-                <w:rFonts w:ascii="Helvetica" w:hAnsi="Helvetica" w:eastAsia="Helvetica" w:cs="Helvetica"/>
-                <w:i w:val="false"/>
-                <w:b w:val="false"/>
-                <w:u w:val="none"/>
-                <w:sz w:val="22"/>
-                <w:szCs w:val="22"/>
-                <w:color w:val="000000"/>
-              </w:rPr>
-              <w:t xml:space="preserve">673</w:t>
-            </w:r>
-          </w:p>
-        </w:tc>
-        <w:tc>
-          <w:tcPr>
-            <w:tcBorders>
-              <w:bottom w:val="none" w:sz="0" w:space="0" w:color="000000"/>
-              <w:top w:val="none" w:sz="0" w:space="0" w:color="000000"/>
-              <w:left w:val="none" w:sz="0" w:space="0" w:color="000000"/>
-              <w:right w:val="none" w:sz="0" w:space="0" w:color="000000"/>
-            </w:tcBorders>
-            <w:shd w:val="clear" w:color="auto" w:fill="FFFFFF"/>
-            <w:tcMar>
-              <w:top w:w="0" w:type="dxa"/>
-              <w:bottom w:w="0" w:type="dxa"/>
-              <w:left w:w="0" w:type="dxa"/>
-              <w:right w:w="0" w:type="dxa"/>
-            </w:tcMar>
-            <w:vAlign w:val="top"/>
-          </w:tcPr>
-          <w:p>
-            <w:pPr>
-              <w:pStyle w:val="Normal"/>
-              <w:jc w:val="center"/>
-              <w:pBdr>
-                <w:bottom w:val="none" w:sz="0" w:space="0" w:color="000000"/>
-                <w:top w:val="none" w:sz="0" w:space="0" w:color="000000"/>
-                <w:left w:val="none" w:sz="0" w:space="0" w:color="000000"/>
-                <w:right w:val="none" w:sz="0" w:space="0" w:color="000000"/>
-              </w:pBdr>
-              <w:spacing w:after="100" w:before="100" w:line="240"/>
-              <w:ind w:left="100" w:right="100" w:firstLine="0" w:firstLineChars="0"/>
-              <w:rPr>
-                <w:rFonts w:ascii="Helvetica" w:hAnsi="Helvetica" w:eastAsia="Helvetica" w:cs="Helvetica"/>
-                <w:i w:val="false"/>
-                <w:b w:val="false"/>
-                <w:u w:val="none"/>
-                <w:sz w:val="22"/>
-                <w:szCs w:val="22"/>
-                <w:color w:val="000000"/>
-              </w:rPr>
-            </w:pPr>
-            <w:r>
-              <w:rPr>
-                <w:rFonts w:ascii="Helvetica" w:hAnsi="Helvetica" w:eastAsia="Helvetica" w:cs="Helvetica"/>
-                <w:i w:val="false"/>
-                <w:b w:val="false"/>
-                <w:u w:val="none"/>
-                <w:sz w:val="22"/>
-                <w:szCs w:val="22"/>
-                <w:color w:val="000000"/>
-              </w:rPr>
-              <w:t xml:space="preserve">21,545</w:t>
-            </w:r>
-          </w:p>
-        </w:tc>
-        <w:tc>
-          <w:tcPr>
-            <w:tcBorders>
-              <w:bottom w:val="none" w:sz="0" w:space="0" w:color="000000"/>
-              <w:top w:val="none" w:sz="0" w:space="0" w:color="000000"/>
-              <w:left w:val="none" w:sz="0" w:space="0" w:color="000000"/>
-              <w:right w:val="none" w:sz="0" w:space="0" w:color="000000"/>
-            </w:tcBorders>
-            <w:shd w:val="clear" w:color="auto" w:fill="FFFFFF"/>
-            <w:tcMar>
-              <w:top w:w="0" w:type="dxa"/>
-              <w:bottom w:w="0" w:type="dxa"/>
-              <w:left w:w="0" w:type="dxa"/>
-              <w:right w:w="0" w:type="dxa"/>
-            </w:tcMar>
-            <w:vAlign w:val="top"/>
-          </w:tcPr>
-          <w:p>
-            <w:pPr>
-              <w:pStyle w:val="Normal"/>
-              <w:jc w:val="center"/>
-              <w:pBdr>
-                <w:bottom w:val="none" w:sz="0" w:space="0" w:color="000000"/>
-                <w:top w:val="none" w:sz="0" w:space="0" w:color="000000"/>
-                <w:left w:val="none" w:sz="0" w:space="0" w:color="000000"/>
-                <w:right w:val="none" w:sz="0" w:space="0" w:color="000000"/>
-              </w:pBdr>
-              <w:spacing w:after="100" w:before="100" w:line="240"/>
-              <w:ind w:left="100" w:right="100" w:firstLine="0" w:firstLineChars="0"/>
-              <w:rPr>
-                <w:rFonts w:ascii="Helvetica" w:hAnsi="Helvetica" w:eastAsia="Helvetica" w:cs="Helvetica"/>
-                <w:i w:val="false"/>
-                <w:b w:val="false"/>
-                <w:u w:val="none"/>
-                <w:sz w:val="22"/>
-                <w:szCs w:val="22"/>
-                <w:color w:val="000000"/>
-              </w:rPr>
-            </w:pPr>
-            <w:r>
-              <w:rPr>
-                <w:rFonts w:ascii="Helvetica" w:hAnsi="Helvetica" w:eastAsia="Helvetica" w:cs="Helvetica"/>
-                <w:i w:val="false"/>
-                <w:b w:val="false"/>
-                <w:u w:val="none"/>
-                <w:sz w:val="22"/>
-                <w:szCs w:val="22"/>
-                <w:color w:val="000000"/>
-              </w:rPr>
-              <w:t xml:space="preserve">8,568, 54,178</w:t>
-            </w:r>
-          </w:p>
-        </w:tc>
-        <w:tc>
-          <w:tcPr>
-            <w:tcBorders>
-              <w:bottom w:val="none" w:sz="0" w:space="0" w:color="000000"/>
-              <w:top w:val="none" w:sz="0" w:space="0" w:color="000000"/>
-              <w:left w:val="none" w:sz="0" w:space="0" w:color="000000"/>
-              <w:right w:val="none" w:sz="0" w:space="0" w:color="000000"/>
-            </w:tcBorders>
-            <w:shd w:val="clear" w:color="auto" w:fill="FFFFFF"/>
-            <w:tcMar>
-              <w:top w:w="0" w:type="dxa"/>
-              <w:bottom w:w="0" w:type="dxa"/>
-              <w:left w:w="0" w:type="dxa"/>
-              <w:right w:w="0" w:type="dxa"/>
-            </w:tcMar>
-            <w:vAlign w:val="top"/>
-          </w:tcPr>
-          <w:p>
-            <w:pPr>
-              <w:pStyle w:val="Normal"/>
-              <w:jc w:val="center"/>
-              <w:pBdr>
-                <w:bottom w:val="none" w:sz="0" w:space="0" w:color="000000"/>
-                <w:top w:val="none" w:sz="0" w:space="0" w:color="000000"/>
-                <w:left w:val="none" w:sz="0" w:space="0" w:color="000000"/>
-                <w:right w:val="none" w:sz="0" w:space="0" w:color="000000"/>
-              </w:pBdr>
-              <w:spacing w:after="100" w:before="100" w:line="240"/>
-              <w:ind w:left="100" w:right="100" w:firstLine="0" w:firstLineChars="0"/>
-              <w:rPr>
-                <w:rFonts w:ascii="Helvetica" w:hAnsi="Helvetica" w:eastAsia="Helvetica" w:cs="Helvetica"/>
-                <w:i w:val="false"/>
-                <w:b w:val="false"/>
-                <w:u w:val="none"/>
-                <w:sz w:val="22"/>
-                <w:szCs w:val="22"/>
-                <w:color w:val="000000"/>
-              </w:rPr>
-            </w:pPr>
-            <w:r>
-              <w:rPr>
-                <w:rFonts w:ascii="Helvetica" w:hAnsi="Helvetica" w:eastAsia="Helvetica" w:cs="Helvetica"/>
-                <w:i w:val="false"/>
-                <w:b w:val="false"/>
-                <w:u w:val="none"/>
-                <w:sz w:val="22"/>
-                <w:szCs w:val="22"/>
-                <w:color w:val="000000"/>
-              </w:rPr>
-              <w:t xml:space="preserve">&lt;0.001</w:t>
+              <w:t xml:space="preserve">0.78</w:t>
+            </w:r>
+          </w:p>
+        </w:tc>
+        <w:tc>
+          <w:tcPr>
+            <w:tcBorders>
+              <w:bottom w:val="none" w:sz="0" w:space="0" w:color="000000"/>
+              <w:top w:val="none" w:sz="0" w:space="0" w:color="000000"/>
+              <w:left w:val="none" w:sz="0" w:space="0" w:color="000000"/>
+              <w:right w:val="none" w:sz="0" w:space="0" w:color="000000"/>
+            </w:tcBorders>
+            <w:shd w:val="clear" w:color="auto" w:fill="FFFFFF"/>
+            <w:tcMar>
+              <w:top w:w="0" w:type="dxa"/>
+              <w:bottom w:w="0" w:type="dxa"/>
+              <w:left w:w="0" w:type="dxa"/>
+              <w:right w:w="0" w:type="dxa"/>
+            </w:tcMar>
+            <w:vAlign w:val="top"/>
+          </w:tcPr>
+          <w:p>
+            <w:pPr>
+              <w:pStyle w:val="Normal"/>
+              <w:jc w:val="center"/>
+              <w:pBdr>
+                <w:bottom w:val="none" w:sz="0" w:space="0" w:color="000000"/>
+                <w:top w:val="none" w:sz="0" w:space="0" w:color="000000"/>
+                <w:left w:val="none" w:sz="0" w:space="0" w:color="000000"/>
+                <w:right w:val="none" w:sz="0" w:space="0" w:color="000000"/>
+              </w:pBdr>
+              <w:spacing w:after="100" w:before="100" w:line="240"/>
+              <w:ind w:left="100" w:right="100" w:firstLine="0" w:firstLineChars="0"/>
+              <w:rPr>
+                <w:rFonts w:ascii="Helvetica" w:hAnsi="Helvetica" w:eastAsia="Helvetica" w:cs="Helvetica"/>
+                <w:i w:val="false"/>
+                <w:b w:val="false"/>
+                <w:u w:val="none"/>
+                <w:sz w:val="22"/>
+                <w:szCs w:val="22"/>
+                <w:color w:val="000000"/>
+              </w:rPr>
+            </w:pPr>
+            <w:r>
+              <w:rPr>
+                <w:rFonts w:ascii="Helvetica" w:hAnsi="Helvetica" w:eastAsia="Helvetica" w:cs="Helvetica"/>
+                <w:i w:val="false"/>
+                <w:b w:val="false"/>
+                <w:u w:val="none"/>
+                <w:sz w:val="22"/>
+                <w:szCs w:val="22"/>
+                <w:color w:val="000000"/>
+              </w:rPr>
+              <w:t xml:space="preserve">0.48, 1.28</w:t>
+            </w:r>
+          </w:p>
+        </w:tc>
+        <w:tc>
+          <w:tcPr>
+            <w:tcBorders>
+              <w:bottom w:val="none" w:sz="0" w:space="0" w:color="000000"/>
+              <w:top w:val="none" w:sz="0" w:space="0" w:color="000000"/>
+              <w:left w:val="none" w:sz="0" w:space="0" w:color="000000"/>
+              <w:right w:val="none" w:sz="0" w:space="0" w:color="000000"/>
+            </w:tcBorders>
+            <w:shd w:val="clear" w:color="auto" w:fill="FFFFFF"/>
+            <w:tcMar>
+              <w:top w:w="0" w:type="dxa"/>
+              <w:bottom w:w="0" w:type="dxa"/>
+              <w:left w:w="0" w:type="dxa"/>
+              <w:right w:w="0" w:type="dxa"/>
+            </w:tcMar>
+            <w:vAlign w:val="top"/>
+          </w:tcPr>
+          <w:p>
+            <w:pPr>
+              <w:pStyle w:val="Normal"/>
+              <w:jc w:val="center"/>
+              <w:pBdr>
+                <w:bottom w:val="none" w:sz="0" w:space="0" w:color="000000"/>
+                <w:top w:val="none" w:sz="0" w:space="0" w:color="000000"/>
+                <w:left w:val="none" w:sz="0" w:space="0" w:color="000000"/>
+                <w:right w:val="none" w:sz="0" w:space="0" w:color="000000"/>
+              </w:pBdr>
+              <w:spacing w:after="100" w:before="100" w:line="240"/>
+              <w:ind w:left="100" w:right="100" w:firstLine="0" w:firstLineChars="0"/>
+              <w:rPr>
+                <w:rFonts w:ascii="Helvetica" w:hAnsi="Helvetica" w:eastAsia="Helvetica" w:cs="Helvetica"/>
+                <w:i w:val="false"/>
+                <w:b w:val="false"/>
+                <w:u w:val="none"/>
+                <w:sz w:val="22"/>
+                <w:szCs w:val="22"/>
+                <w:color w:val="000000"/>
+              </w:rPr>
+            </w:pPr>
+            <w:r>
+              <w:rPr>
+                <w:rFonts w:ascii="Helvetica" w:hAnsi="Helvetica" w:eastAsia="Helvetica" w:cs="Helvetica"/>
+                <w:i w:val="false"/>
+                <w:b w:val="false"/>
+                <w:u w:val="none"/>
+                <w:sz w:val="22"/>
+                <w:szCs w:val="22"/>
+                <w:color w:val="000000"/>
+              </w:rPr>
+              <w:t xml:space="preserve">0.320</w:t>
             </w:r>
           </w:p>
         </w:tc>
@@ -17640,7 +17157,7 @@
         <w:trPr>
           <w:trHeight w:val="616" w:hRule="auto"/>
         </w:trPr>
-        body36
+        body35
         <w:tc>
           <w:tcPr>
             <w:tcBorders>
@@ -18008,113 +17525,113 @@
                 <w:szCs w:val="22"/>
                 <w:color w:val="000000"/>
               </w:rPr>
-              <w:t xml:space="preserve">1.03</w:t>
-            </w:r>
-          </w:p>
-        </w:tc>
-        <w:tc>
-          <w:tcPr>
-            <w:tcBorders>
-              <w:bottom w:val="none" w:sz="0" w:space="0" w:color="000000"/>
-              <w:top w:val="none" w:sz="0" w:space="0" w:color="000000"/>
-              <w:left w:val="none" w:sz="0" w:space="0" w:color="000000"/>
-              <w:right w:val="none" w:sz="0" w:space="0" w:color="000000"/>
-            </w:tcBorders>
-            <w:shd w:val="clear" w:color="auto" w:fill="FFFFFF"/>
-            <w:tcMar>
-              <w:top w:w="0" w:type="dxa"/>
-              <w:bottom w:w="0" w:type="dxa"/>
-              <w:left w:w="0" w:type="dxa"/>
-              <w:right w:w="0" w:type="dxa"/>
-            </w:tcMar>
-            <w:vAlign w:val="top"/>
-          </w:tcPr>
-          <w:p>
-            <w:pPr>
-              <w:pStyle w:val="Normal"/>
-              <w:jc w:val="center"/>
-              <w:pBdr>
-                <w:bottom w:val="none" w:sz="0" w:space="0" w:color="000000"/>
-                <w:top w:val="none" w:sz="0" w:space="0" w:color="000000"/>
-                <w:left w:val="none" w:sz="0" w:space="0" w:color="000000"/>
-                <w:right w:val="none" w:sz="0" w:space="0" w:color="000000"/>
-              </w:pBdr>
-              <w:spacing w:after="100" w:before="100" w:line="240"/>
-              <w:ind w:left="100" w:right="100" w:firstLine="0" w:firstLineChars="0"/>
-              <w:rPr>
-                <w:rFonts w:ascii="Helvetica" w:hAnsi="Helvetica" w:eastAsia="Helvetica" w:cs="Helvetica"/>
-                <w:i w:val="false"/>
-                <w:b w:val="false"/>
-                <w:u w:val="none"/>
-                <w:sz w:val="22"/>
-                <w:szCs w:val="22"/>
-                <w:color w:val="000000"/>
-              </w:rPr>
-            </w:pPr>
-            <w:r>
-              <w:rPr>
-                <w:rFonts w:ascii="Helvetica" w:hAnsi="Helvetica" w:eastAsia="Helvetica" w:cs="Helvetica"/>
-                <w:i w:val="false"/>
-                <w:b w:val="false"/>
-                <w:u w:val="none"/>
-                <w:sz w:val="22"/>
-                <w:szCs w:val="22"/>
-                <w:color w:val="000000"/>
-              </w:rPr>
-              <w:t xml:space="preserve">0.56, 1.89</w:t>
-            </w:r>
-          </w:p>
-        </w:tc>
-        <w:tc>
-          <w:tcPr>
-            <w:tcBorders>
-              <w:bottom w:val="none" w:sz="0" w:space="0" w:color="000000"/>
-              <w:top w:val="none" w:sz="0" w:space="0" w:color="000000"/>
-              <w:left w:val="none" w:sz="0" w:space="0" w:color="000000"/>
-              <w:right w:val="none" w:sz="0" w:space="0" w:color="000000"/>
-            </w:tcBorders>
-            <w:shd w:val="clear" w:color="auto" w:fill="FFFFFF"/>
-            <w:tcMar>
-              <w:top w:w="0" w:type="dxa"/>
-              <w:bottom w:w="0" w:type="dxa"/>
-              <w:left w:w="0" w:type="dxa"/>
-              <w:right w:w="0" w:type="dxa"/>
-            </w:tcMar>
-            <w:vAlign w:val="top"/>
-          </w:tcPr>
-          <w:p>
-            <w:pPr>
-              <w:pStyle w:val="Normal"/>
-              <w:jc w:val="center"/>
-              <w:pBdr>
-                <w:bottom w:val="none" w:sz="0" w:space="0" w:color="000000"/>
-                <w:top w:val="none" w:sz="0" w:space="0" w:color="000000"/>
-                <w:left w:val="none" w:sz="0" w:space="0" w:color="000000"/>
-                <w:right w:val="none" w:sz="0" w:space="0" w:color="000000"/>
-              </w:pBdr>
-              <w:spacing w:after="100" w:before="100" w:line="240"/>
-              <w:ind w:left="100" w:right="100" w:firstLine="0" w:firstLineChars="0"/>
-              <w:rPr>
-                <w:rFonts w:ascii="Helvetica" w:hAnsi="Helvetica" w:eastAsia="Helvetica" w:cs="Helvetica"/>
-                <w:i w:val="false"/>
-                <w:b w:val="false"/>
-                <w:u w:val="none"/>
-                <w:sz w:val="22"/>
-                <w:szCs w:val="22"/>
-                <w:color w:val="000000"/>
-              </w:rPr>
-            </w:pPr>
-            <w:r>
-              <w:rPr>
-                <w:rFonts w:ascii="Helvetica" w:hAnsi="Helvetica" w:eastAsia="Helvetica" w:cs="Helvetica"/>
-                <w:i w:val="false"/>
-                <w:b w:val="false"/>
-                <w:u w:val="none"/>
-                <w:sz w:val="22"/>
-                <w:szCs w:val="22"/>
-                <w:color w:val="000000"/>
-              </w:rPr>
-              <w:t xml:space="preserve">0.930</w:t>
+              <w:t xml:space="preserve">1.05</w:t>
+            </w:r>
+          </w:p>
+        </w:tc>
+        <w:tc>
+          <w:tcPr>
+            <w:tcBorders>
+              <w:bottom w:val="none" w:sz="0" w:space="0" w:color="000000"/>
+              <w:top w:val="none" w:sz="0" w:space="0" w:color="000000"/>
+              <w:left w:val="none" w:sz="0" w:space="0" w:color="000000"/>
+              <w:right w:val="none" w:sz="0" w:space="0" w:color="000000"/>
+            </w:tcBorders>
+            <w:shd w:val="clear" w:color="auto" w:fill="FFFFFF"/>
+            <w:tcMar>
+              <w:top w:w="0" w:type="dxa"/>
+              <w:bottom w:w="0" w:type="dxa"/>
+              <w:left w:w="0" w:type="dxa"/>
+              <w:right w:w="0" w:type="dxa"/>
+            </w:tcMar>
+            <w:vAlign w:val="top"/>
+          </w:tcPr>
+          <w:p>
+            <w:pPr>
+              <w:pStyle w:val="Normal"/>
+              <w:jc w:val="center"/>
+              <w:pBdr>
+                <w:bottom w:val="none" w:sz="0" w:space="0" w:color="000000"/>
+                <w:top w:val="none" w:sz="0" w:space="0" w:color="000000"/>
+                <w:left w:val="none" w:sz="0" w:space="0" w:color="000000"/>
+                <w:right w:val="none" w:sz="0" w:space="0" w:color="000000"/>
+              </w:pBdr>
+              <w:spacing w:after="100" w:before="100" w:line="240"/>
+              <w:ind w:left="100" w:right="100" w:firstLine="0" w:firstLineChars="0"/>
+              <w:rPr>
+                <w:rFonts w:ascii="Helvetica" w:hAnsi="Helvetica" w:eastAsia="Helvetica" w:cs="Helvetica"/>
+                <w:i w:val="false"/>
+                <w:b w:val="false"/>
+                <w:u w:val="none"/>
+                <w:sz w:val="22"/>
+                <w:szCs w:val="22"/>
+                <w:color w:val="000000"/>
+              </w:rPr>
+            </w:pPr>
+            <w:r>
+              <w:rPr>
+                <w:rFonts w:ascii="Helvetica" w:hAnsi="Helvetica" w:eastAsia="Helvetica" w:cs="Helvetica"/>
+                <w:i w:val="false"/>
+                <w:b w:val="false"/>
+                <w:u w:val="none"/>
+                <w:sz w:val="22"/>
+                <w:szCs w:val="22"/>
+                <w:color w:val="000000"/>
+              </w:rPr>
+              <w:t xml:space="preserve">0.57, 1.92</w:t>
+            </w:r>
+          </w:p>
+        </w:tc>
+        <w:tc>
+          <w:tcPr>
+            <w:tcBorders>
+              <w:bottom w:val="none" w:sz="0" w:space="0" w:color="000000"/>
+              <w:top w:val="none" w:sz="0" w:space="0" w:color="000000"/>
+              <w:left w:val="none" w:sz="0" w:space="0" w:color="000000"/>
+              <w:right w:val="none" w:sz="0" w:space="0" w:color="000000"/>
+            </w:tcBorders>
+            <w:shd w:val="clear" w:color="auto" w:fill="FFFFFF"/>
+            <w:tcMar>
+              <w:top w:w="0" w:type="dxa"/>
+              <w:bottom w:w="0" w:type="dxa"/>
+              <w:left w:w="0" w:type="dxa"/>
+              <w:right w:w="0" w:type="dxa"/>
+            </w:tcMar>
+            <w:vAlign w:val="top"/>
+          </w:tcPr>
+          <w:p>
+            <w:pPr>
+              <w:pStyle w:val="Normal"/>
+              <w:jc w:val="center"/>
+              <w:pBdr>
+                <w:bottom w:val="none" w:sz="0" w:space="0" w:color="000000"/>
+                <w:top w:val="none" w:sz="0" w:space="0" w:color="000000"/>
+                <w:left w:val="none" w:sz="0" w:space="0" w:color="000000"/>
+                <w:right w:val="none" w:sz="0" w:space="0" w:color="000000"/>
+              </w:pBdr>
+              <w:spacing w:after="100" w:before="100" w:line="240"/>
+              <w:ind w:left="100" w:right="100" w:firstLine="0" w:firstLineChars="0"/>
+              <w:rPr>
+                <w:rFonts w:ascii="Helvetica" w:hAnsi="Helvetica" w:eastAsia="Helvetica" w:cs="Helvetica"/>
+                <w:i w:val="false"/>
+                <w:b w:val="false"/>
+                <w:u w:val="none"/>
+                <w:sz w:val="22"/>
+                <w:szCs w:val="22"/>
+                <w:color w:val="000000"/>
+              </w:rPr>
+            </w:pPr>
+            <w:r>
+              <w:rPr>
+                <w:rFonts w:ascii="Helvetica" w:hAnsi="Helvetica" w:eastAsia="Helvetica" w:cs="Helvetica"/>
+                <w:i w:val="false"/>
+                <w:b w:val="false"/>
+                <w:u w:val="none"/>
+                <w:sz w:val="22"/>
+                <w:szCs w:val="22"/>
+                <w:color w:val="000000"/>
+              </w:rPr>
+              <w:t xml:space="preserve">0.880</w:t>
             </w:r>
           </w:p>
         </w:tc>
@@ -18123,7 +17640,7 @@
         <w:trPr>
           <w:trHeight w:val="619" w:hRule="auto"/>
         </w:trPr>
-        body37
+        body36
         <w:tc>
           <w:tcPr>
             <w:tcBorders>

--- a/docs/tables/entire/sec7_ckd_c30_surv.docx
+++ b/docs/tables/entire/sec7_ckd_c30_surv.docx
@@ -2069,113 +2069,113 @@
                 <w:szCs w:val="22"/>
                 <w:color w:val="000000"/>
               </w:rPr>
-              <w:t xml:space="preserve">1.04</w:t>
-            </w:r>
-          </w:p>
-        </w:tc>
-        <w:tc>
-          <w:tcPr>
-            <w:tcBorders>
-              <w:bottom w:val="none" w:sz="0" w:space="0" w:color="000000"/>
-              <w:top w:val="none" w:sz="0" w:space="0" w:color="000000"/>
-              <w:left w:val="none" w:sz="0" w:space="0" w:color="000000"/>
-              <w:right w:val="none" w:sz="0" w:space="0" w:color="000000"/>
-            </w:tcBorders>
-            <w:shd w:val="clear" w:color="auto" w:fill="FFFFFF"/>
-            <w:tcMar>
-              <w:top w:w="0" w:type="dxa"/>
-              <w:bottom w:w="0" w:type="dxa"/>
-              <w:left w:w="0" w:type="dxa"/>
-              <w:right w:w="0" w:type="dxa"/>
-            </w:tcMar>
-            <w:vAlign w:val="top"/>
-          </w:tcPr>
-          <w:p>
-            <w:pPr>
-              <w:pStyle w:val="Normal"/>
-              <w:jc w:val="center"/>
-              <w:pBdr>
-                <w:bottom w:val="none" w:sz="0" w:space="0" w:color="000000"/>
-                <w:top w:val="none" w:sz="0" w:space="0" w:color="000000"/>
-                <w:left w:val="none" w:sz="0" w:space="0" w:color="000000"/>
-                <w:right w:val="none" w:sz="0" w:space="0" w:color="000000"/>
-              </w:pBdr>
-              <w:spacing w:after="100" w:before="100" w:line="240"/>
-              <w:ind w:left="100" w:right="100" w:firstLine="0" w:firstLineChars="0"/>
-              <w:rPr>
-                <w:rFonts w:ascii="Helvetica" w:hAnsi="Helvetica" w:eastAsia="Helvetica" w:cs="Helvetica"/>
-                <w:i w:val="false"/>
-                <w:b w:val="false"/>
-                <w:u w:val="none"/>
-                <w:sz w:val="22"/>
-                <w:szCs w:val="22"/>
-                <w:color w:val="000000"/>
-              </w:rPr>
-            </w:pPr>
-            <w:r>
-              <w:rPr>
-                <w:rFonts w:ascii="Helvetica" w:hAnsi="Helvetica" w:eastAsia="Helvetica" w:cs="Helvetica"/>
-                <w:i w:val="false"/>
-                <w:b w:val="false"/>
-                <w:u w:val="none"/>
-                <w:sz w:val="22"/>
-                <w:szCs w:val="22"/>
-                <w:color w:val="000000"/>
-              </w:rPr>
-              <w:t xml:space="preserve">0.57, 1.87</w:t>
-            </w:r>
-          </w:p>
-        </w:tc>
-        <w:tc>
-          <w:tcPr>
-            <w:tcBorders>
-              <w:bottom w:val="none" w:sz="0" w:space="0" w:color="000000"/>
-              <w:top w:val="none" w:sz="0" w:space="0" w:color="000000"/>
-              <w:left w:val="none" w:sz="0" w:space="0" w:color="000000"/>
-              <w:right w:val="none" w:sz="0" w:space="0" w:color="000000"/>
-            </w:tcBorders>
-            <w:shd w:val="clear" w:color="auto" w:fill="FFFFFF"/>
-            <w:tcMar>
-              <w:top w:w="0" w:type="dxa"/>
-              <w:bottom w:w="0" w:type="dxa"/>
-              <w:left w:w="0" w:type="dxa"/>
-              <w:right w:w="0" w:type="dxa"/>
-            </w:tcMar>
-            <w:vAlign w:val="top"/>
-          </w:tcPr>
-          <w:p>
-            <w:pPr>
-              <w:pStyle w:val="Normal"/>
-              <w:jc w:val="center"/>
-              <w:pBdr>
-                <w:bottom w:val="none" w:sz="0" w:space="0" w:color="000000"/>
-                <w:top w:val="none" w:sz="0" w:space="0" w:color="000000"/>
-                <w:left w:val="none" w:sz="0" w:space="0" w:color="000000"/>
-                <w:right w:val="none" w:sz="0" w:space="0" w:color="000000"/>
-              </w:pBdr>
-              <w:spacing w:after="100" w:before="100" w:line="240"/>
-              <w:ind w:left="100" w:right="100" w:firstLine="0" w:firstLineChars="0"/>
-              <w:rPr>
-                <w:rFonts w:ascii="Helvetica" w:hAnsi="Helvetica" w:eastAsia="Helvetica" w:cs="Helvetica"/>
-                <w:i w:val="false"/>
-                <w:b w:val="false"/>
-                <w:u w:val="none"/>
-                <w:sz w:val="22"/>
-                <w:szCs w:val="22"/>
-                <w:color w:val="000000"/>
-              </w:rPr>
-            </w:pPr>
-            <w:r>
-              <w:rPr>
-                <w:rFonts w:ascii="Helvetica" w:hAnsi="Helvetica" w:eastAsia="Helvetica" w:cs="Helvetica"/>
-                <w:i w:val="false"/>
-                <w:b w:val="false"/>
-                <w:u w:val="none"/>
-                <w:sz w:val="22"/>
-                <w:szCs w:val="22"/>
-                <w:color w:val="000000"/>
-              </w:rPr>
-              <w:t xml:space="preserve">0.910</w:t>
+              <w:t xml:space="preserve">1.49</w:t>
+            </w:r>
+          </w:p>
+        </w:tc>
+        <w:tc>
+          <w:tcPr>
+            <w:tcBorders>
+              <w:bottom w:val="none" w:sz="0" w:space="0" w:color="000000"/>
+              <w:top w:val="none" w:sz="0" w:space="0" w:color="000000"/>
+              <w:left w:val="none" w:sz="0" w:space="0" w:color="000000"/>
+              <w:right w:val="none" w:sz="0" w:space="0" w:color="000000"/>
+            </w:tcBorders>
+            <w:shd w:val="clear" w:color="auto" w:fill="FFFFFF"/>
+            <w:tcMar>
+              <w:top w:w="0" w:type="dxa"/>
+              <w:bottom w:w="0" w:type="dxa"/>
+              <w:left w:w="0" w:type="dxa"/>
+              <w:right w:w="0" w:type="dxa"/>
+            </w:tcMar>
+            <w:vAlign w:val="top"/>
+          </w:tcPr>
+          <w:p>
+            <w:pPr>
+              <w:pStyle w:val="Normal"/>
+              <w:jc w:val="center"/>
+              <w:pBdr>
+                <w:bottom w:val="none" w:sz="0" w:space="0" w:color="000000"/>
+                <w:top w:val="none" w:sz="0" w:space="0" w:color="000000"/>
+                <w:left w:val="none" w:sz="0" w:space="0" w:color="000000"/>
+                <w:right w:val="none" w:sz="0" w:space="0" w:color="000000"/>
+              </w:pBdr>
+              <w:spacing w:after="100" w:before="100" w:line="240"/>
+              <w:ind w:left="100" w:right="100" w:firstLine="0" w:firstLineChars="0"/>
+              <w:rPr>
+                <w:rFonts w:ascii="Helvetica" w:hAnsi="Helvetica" w:eastAsia="Helvetica" w:cs="Helvetica"/>
+                <w:i w:val="false"/>
+                <w:b w:val="false"/>
+                <w:u w:val="none"/>
+                <w:sz w:val="22"/>
+                <w:szCs w:val="22"/>
+                <w:color w:val="000000"/>
+              </w:rPr>
+            </w:pPr>
+            <w:r>
+              <w:rPr>
+                <w:rFonts w:ascii="Helvetica" w:hAnsi="Helvetica" w:eastAsia="Helvetica" w:cs="Helvetica"/>
+                <w:i w:val="false"/>
+                <w:b w:val="false"/>
+                <w:u w:val="none"/>
+                <w:sz w:val="22"/>
+                <w:szCs w:val="22"/>
+                <w:color w:val="000000"/>
+              </w:rPr>
+              <w:t xml:space="preserve">0.88, 2.53</w:t>
+            </w:r>
+          </w:p>
+        </w:tc>
+        <w:tc>
+          <w:tcPr>
+            <w:tcBorders>
+              <w:bottom w:val="none" w:sz="0" w:space="0" w:color="000000"/>
+              <w:top w:val="none" w:sz="0" w:space="0" w:color="000000"/>
+              <w:left w:val="none" w:sz="0" w:space="0" w:color="000000"/>
+              <w:right w:val="none" w:sz="0" w:space="0" w:color="000000"/>
+            </w:tcBorders>
+            <w:shd w:val="clear" w:color="auto" w:fill="FFFFFF"/>
+            <w:tcMar>
+              <w:top w:w="0" w:type="dxa"/>
+              <w:bottom w:w="0" w:type="dxa"/>
+              <w:left w:w="0" w:type="dxa"/>
+              <w:right w:w="0" w:type="dxa"/>
+            </w:tcMar>
+            <w:vAlign w:val="top"/>
+          </w:tcPr>
+          <w:p>
+            <w:pPr>
+              <w:pStyle w:val="Normal"/>
+              <w:jc w:val="center"/>
+              <w:pBdr>
+                <w:bottom w:val="none" w:sz="0" w:space="0" w:color="000000"/>
+                <w:top w:val="none" w:sz="0" w:space="0" w:color="000000"/>
+                <w:left w:val="none" w:sz="0" w:space="0" w:color="000000"/>
+                <w:right w:val="none" w:sz="0" w:space="0" w:color="000000"/>
+              </w:pBdr>
+              <w:spacing w:after="100" w:before="100" w:line="240"/>
+              <w:ind w:left="100" w:right="100" w:firstLine="0" w:firstLineChars="0"/>
+              <w:rPr>
+                <w:rFonts w:ascii="Helvetica" w:hAnsi="Helvetica" w:eastAsia="Helvetica" w:cs="Helvetica"/>
+                <w:i w:val="false"/>
+                <w:b w:val="false"/>
+                <w:u w:val="none"/>
+                <w:sz w:val="22"/>
+                <w:szCs w:val="22"/>
+                <w:color w:val="000000"/>
+              </w:rPr>
+            </w:pPr>
+            <w:r>
+              <w:rPr>
+                <w:rFonts w:ascii="Helvetica" w:hAnsi="Helvetica" w:eastAsia="Helvetica" w:cs="Helvetica"/>
+                <w:i w:val="false"/>
+                <w:b w:val="false"/>
+                <w:u w:val="none"/>
+                <w:sz w:val="22"/>
+                <w:szCs w:val="22"/>
+                <w:color w:val="000000"/>
+              </w:rPr>
+              <w:t xml:space="preserve">0.130</w:t>
             </w:r>
           </w:p>
         </w:tc>
@@ -2605,60 +2605,60 @@
                 <w:szCs w:val="22"/>
                 <w:color w:val="000000"/>
               </w:rPr>
-              <w:t xml:space="preserve">1.00, 1.07</w:t>
-            </w:r>
-          </w:p>
-        </w:tc>
-        <w:tc>
-          <w:tcPr>
-            <w:tcBorders>
-              <w:bottom w:val="none" w:sz="0" w:space="0" w:color="000000"/>
-              <w:top w:val="none" w:sz="0" w:space="0" w:color="000000"/>
-              <w:left w:val="none" w:sz="0" w:space="0" w:color="000000"/>
-              <w:right w:val="none" w:sz="0" w:space="0" w:color="000000"/>
-            </w:tcBorders>
-            <w:shd w:val="clear" w:color="auto" w:fill="FFFFFF"/>
-            <w:tcMar>
-              <w:top w:w="0" w:type="dxa"/>
-              <w:bottom w:w="0" w:type="dxa"/>
-              <w:left w:w="0" w:type="dxa"/>
-              <w:right w:w="0" w:type="dxa"/>
-            </w:tcMar>
-            <w:vAlign w:val="top"/>
-          </w:tcPr>
-          <w:p>
-            <w:pPr>
-              <w:pStyle w:val="Normal"/>
-              <w:jc w:val="center"/>
-              <w:pBdr>
-                <w:bottom w:val="none" w:sz="0" w:space="0" w:color="000000"/>
-                <w:top w:val="none" w:sz="0" w:space="0" w:color="000000"/>
-                <w:left w:val="none" w:sz="0" w:space="0" w:color="000000"/>
-                <w:right w:val="none" w:sz="0" w:space="0" w:color="000000"/>
-              </w:pBdr>
-              <w:spacing w:after="100" w:before="100" w:line="240"/>
-              <w:ind w:left="100" w:right="100" w:firstLine="0" w:firstLineChars="0"/>
-              <w:rPr>
-                <w:rFonts w:ascii="Helvetica" w:hAnsi="Helvetica" w:eastAsia="Helvetica" w:cs="Helvetica"/>
-                <w:i w:val="false"/>
-                <w:b w:val="false"/>
-                <w:u w:val="none"/>
-                <w:sz w:val="22"/>
-                <w:szCs w:val="22"/>
-                <w:color w:val="000000"/>
-              </w:rPr>
-            </w:pPr>
-            <w:r>
-              <w:rPr>
-                <w:rFonts w:ascii="Helvetica" w:hAnsi="Helvetica" w:eastAsia="Helvetica" w:cs="Helvetica"/>
-                <w:i w:val="false"/>
-                <w:b w:val="false"/>
-                <w:u w:val="none"/>
-                <w:sz w:val="22"/>
-                <w:szCs w:val="22"/>
-                <w:color w:val="000000"/>
-              </w:rPr>
-              <w:t xml:space="preserve">0.026</w:t>
+              <w:t xml:space="preserve">1.01, 1.07</w:t>
+            </w:r>
+          </w:p>
+        </w:tc>
+        <w:tc>
+          <w:tcPr>
+            <w:tcBorders>
+              <w:bottom w:val="none" w:sz="0" w:space="0" w:color="000000"/>
+              <w:top w:val="none" w:sz="0" w:space="0" w:color="000000"/>
+              <w:left w:val="none" w:sz="0" w:space="0" w:color="000000"/>
+              <w:right w:val="none" w:sz="0" w:space="0" w:color="000000"/>
+            </w:tcBorders>
+            <w:shd w:val="clear" w:color="auto" w:fill="FFFFFF"/>
+            <w:tcMar>
+              <w:top w:w="0" w:type="dxa"/>
+              <w:bottom w:w="0" w:type="dxa"/>
+              <w:left w:w="0" w:type="dxa"/>
+              <w:right w:w="0" w:type="dxa"/>
+            </w:tcMar>
+            <w:vAlign w:val="top"/>
+          </w:tcPr>
+          <w:p>
+            <w:pPr>
+              <w:pStyle w:val="Normal"/>
+              <w:jc w:val="center"/>
+              <w:pBdr>
+                <w:bottom w:val="none" w:sz="0" w:space="0" w:color="000000"/>
+                <w:top w:val="none" w:sz="0" w:space="0" w:color="000000"/>
+                <w:left w:val="none" w:sz="0" w:space="0" w:color="000000"/>
+                <w:right w:val="none" w:sz="0" w:space="0" w:color="000000"/>
+              </w:pBdr>
+              <w:spacing w:after="100" w:before="100" w:line="240"/>
+              <w:ind w:left="100" w:right="100" w:firstLine="0" w:firstLineChars="0"/>
+              <w:rPr>
+                <w:rFonts w:ascii="Helvetica" w:hAnsi="Helvetica" w:eastAsia="Helvetica" w:cs="Helvetica"/>
+                <w:i w:val="false"/>
+                <w:b w:val="false"/>
+                <w:u w:val="none"/>
+                <w:sz w:val="22"/>
+                <w:szCs w:val="22"/>
+                <w:color w:val="000000"/>
+              </w:rPr>
+            </w:pPr>
+            <w:r>
+              <w:rPr>
+                <w:rFonts w:ascii="Helvetica" w:hAnsi="Helvetica" w:eastAsia="Helvetica" w:cs="Helvetica"/>
+                <w:i w:val="false"/>
+                <w:b w:val="false"/>
+                <w:u w:val="none"/>
+                <w:sz w:val="22"/>
+                <w:szCs w:val="22"/>
+                <w:color w:val="000000"/>
+              </w:rPr>
+              <w:t xml:space="preserve">0.011</w:t>
             </w:r>
           </w:p>
         </w:tc>
@@ -4001,113 +4001,113 @@
                 <w:szCs w:val="22"/>
                 <w:color w:val="000000"/>
               </w:rPr>
-              <w:t xml:space="preserve">1.15</w:t>
-            </w:r>
-          </w:p>
-        </w:tc>
-        <w:tc>
-          <w:tcPr>
-            <w:tcBorders>
-              <w:bottom w:val="none" w:sz="0" w:space="0" w:color="000000"/>
-              <w:top w:val="none" w:sz="0" w:space="0" w:color="000000"/>
-              <w:left w:val="none" w:sz="0" w:space="0" w:color="000000"/>
-              <w:right w:val="none" w:sz="0" w:space="0" w:color="000000"/>
-            </w:tcBorders>
-            <w:shd w:val="clear" w:color="auto" w:fill="FFFFFF"/>
-            <w:tcMar>
-              <w:top w:w="0" w:type="dxa"/>
-              <w:bottom w:w="0" w:type="dxa"/>
-              <w:left w:w="0" w:type="dxa"/>
-              <w:right w:w="0" w:type="dxa"/>
-            </w:tcMar>
-            <w:vAlign w:val="top"/>
-          </w:tcPr>
-          <w:p>
-            <w:pPr>
-              <w:pStyle w:val="Normal"/>
-              <w:jc w:val="center"/>
-              <w:pBdr>
-                <w:bottom w:val="none" w:sz="0" w:space="0" w:color="000000"/>
-                <w:top w:val="none" w:sz="0" w:space="0" w:color="000000"/>
-                <w:left w:val="none" w:sz="0" w:space="0" w:color="000000"/>
-                <w:right w:val="none" w:sz="0" w:space="0" w:color="000000"/>
-              </w:pBdr>
-              <w:spacing w:after="100" w:before="100" w:line="240"/>
-              <w:ind w:left="100" w:right="100" w:firstLine="0" w:firstLineChars="0"/>
-              <w:rPr>
-                <w:rFonts w:ascii="Helvetica" w:hAnsi="Helvetica" w:eastAsia="Helvetica" w:cs="Helvetica"/>
-                <w:i w:val="false"/>
-                <w:b w:val="false"/>
-                <w:u w:val="none"/>
-                <w:sz w:val="22"/>
-                <w:szCs w:val="22"/>
-                <w:color w:val="000000"/>
-              </w:rPr>
-            </w:pPr>
-            <w:r>
-              <w:rPr>
-                <w:rFonts w:ascii="Helvetica" w:hAnsi="Helvetica" w:eastAsia="Helvetica" w:cs="Helvetica"/>
-                <w:i w:val="false"/>
-                <w:b w:val="false"/>
-                <w:u w:val="none"/>
-                <w:sz w:val="22"/>
-                <w:szCs w:val="22"/>
-                <w:color w:val="000000"/>
-              </w:rPr>
-              <w:t xml:space="preserve">0.62, 2.13</w:t>
-            </w:r>
-          </w:p>
-        </w:tc>
-        <w:tc>
-          <w:tcPr>
-            <w:tcBorders>
-              <w:bottom w:val="none" w:sz="0" w:space="0" w:color="000000"/>
-              <w:top w:val="none" w:sz="0" w:space="0" w:color="000000"/>
-              <w:left w:val="none" w:sz="0" w:space="0" w:color="000000"/>
-              <w:right w:val="none" w:sz="0" w:space="0" w:color="000000"/>
-            </w:tcBorders>
-            <w:shd w:val="clear" w:color="auto" w:fill="FFFFFF"/>
-            <w:tcMar>
-              <w:top w:w="0" w:type="dxa"/>
-              <w:bottom w:w="0" w:type="dxa"/>
-              <w:left w:w="0" w:type="dxa"/>
-              <w:right w:w="0" w:type="dxa"/>
-            </w:tcMar>
-            <w:vAlign w:val="top"/>
-          </w:tcPr>
-          <w:p>
-            <w:pPr>
-              <w:pStyle w:val="Normal"/>
-              <w:jc w:val="center"/>
-              <w:pBdr>
-                <w:bottom w:val="none" w:sz="0" w:space="0" w:color="000000"/>
-                <w:top w:val="none" w:sz="0" w:space="0" w:color="000000"/>
-                <w:left w:val="none" w:sz="0" w:space="0" w:color="000000"/>
-                <w:right w:val="none" w:sz="0" w:space="0" w:color="000000"/>
-              </w:pBdr>
-              <w:spacing w:after="100" w:before="100" w:line="240"/>
-              <w:ind w:left="100" w:right="100" w:firstLine="0" w:firstLineChars="0"/>
-              <w:rPr>
-                <w:rFonts w:ascii="Helvetica" w:hAnsi="Helvetica" w:eastAsia="Helvetica" w:cs="Helvetica"/>
-                <w:i w:val="false"/>
-                <w:b w:val="false"/>
-                <w:u w:val="none"/>
-                <w:sz w:val="22"/>
-                <w:szCs w:val="22"/>
-                <w:color w:val="000000"/>
-              </w:rPr>
-            </w:pPr>
-            <w:r>
-              <w:rPr>
-                <w:rFonts w:ascii="Helvetica" w:hAnsi="Helvetica" w:eastAsia="Helvetica" w:cs="Helvetica"/>
-                <w:i w:val="false"/>
-                <w:b w:val="false"/>
-                <w:u w:val="none"/>
-                <w:sz w:val="22"/>
-                <w:szCs w:val="22"/>
-                <w:color w:val="000000"/>
-              </w:rPr>
-              <w:t xml:space="preserve">0.660</w:t>
+              <w:t xml:space="preserve">1.11</w:t>
+            </w:r>
+          </w:p>
+        </w:tc>
+        <w:tc>
+          <w:tcPr>
+            <w:tcBorders>
+              <w:bottom w:val="none" w:sz="0" w:space="0" w:color="000000"/>
+              <w:top w:val="none" w:sz="0" w:space="0" w:color="000000"/>
+              <w:left w:val="none" w:sz="0" w:space="0" w:color="000000"/>
+              <w:right w:val="none" w:sz="0" w:space="0" w:color="000000"/>
+            </w:tcBorders>
+            <w:shd w:val="clear" w:color="auto" w:fill="FFFFFF"/>
+            <w:tcMar>
+              <w:top w:w="0" w:type="dxa"/>
+              <w:bottom w:w="0" w:type="dxa"/>
+              <w:left w:w="0" w:type="dxa"/>
+              <w:right w:w="0" w:type="dxa"/>
+            </w:tcMar>
+            <w:vAlign w:val="top"/>
+          </w:tcPr>
+          <w:p>
+            <w:pPr>
+              <w:pStyle w:val="Normal"/>
+              <w:jc w:val="center"/>
+              <w:pBdr>
+                <w:bottom w:val="none" w:sz="0" w:space="0" w:color="000000"/>
+                <w:top w:val="none" w:sz="0" w:space="0" w:color="000000"/>
+                <w:left w:val="none" w:sz="0" w:space="0" w:color="000000"/>
+                <w:right w:val="none" w:sz="0" w:space="0" w:color="000000"/>
+              </w:pBdr>
+              <w:spacing w:after="100" w:before="100" w:line="240"/>
+              <w:ind w:left="100" w:right="100" w:firstLine="0" w:firstLineChars="0"/>
+              <w:rPr>
+                <w:rFonts w:ascii="Helvetica" w:hAnsi="Helvetica" w:eastAsia="Helvetica" w:cs="Helvetica"/>
+                <w:i w:val="false"/>
+                <w:b w:val="false"/>
+                <w:u w:val="none"/>
+                <w:sz w:val="22"/>
+                <w:szCs w:val="22"/>
+                <w:color w:val="000000"/>
+              </w:rPr>
+            </w:pPr>
+            <w:r>
+              <w:rPr>
+                <w:rFonts w:ascii="Helvetica" w:hAnsi="Helvetica" w:eastAsia="Helvetica" w:cs="Helvetica"/>
+                <w:i w:val="false"/>
+                <w:b w:val="false"/>
+                <w:u w:val="none"/>
+                <w:sz w:val="22"/>
+                <w:szCs w:val="22"/>
+                <w:color w:val="000000"/>
+              </w:rPr>
+              <w:t xml:space="preserve">0.60, 2.07</w:t>
+            </w:r>
+          </w:p>
+        </w:tc>
+        <w:tc>
+          <w:tcPr>
+            <w:tcBorders>
+              <w:bottom w:val="none" w:sz="0" w:space="0" w:color="000000"/>
+              <w:top w:val="none" w:sz="0" w:space="0" w:color="000000"/>
+              <w:left w:val="none" w:sz="0" w:space="0" w:color="000000"/>
+              <w:right w:val="none" w:sz="0" w:space="0" w:color="000000"/>
+            </w:tcBorders>
+            <w:shd w:val="clear" w:color="auto" w:fill="FFFFFF"/>
+            <w:tcMar>
+              <w:top w:w="0" w:type="dxa"/>
+              <w:bottom w:w="0" w:type="dxa"/>
+              <w:left w:w="0" w:type="dxa"/>
+              <w:right w:w="0" w:type="dxa"/>
+            </w:tcMar>
+            <w:vAlign w:val="top"/>
+          </w:tcPr>
+          <w:p>
+            <w:pPr>
+              <w:pStyle w:val="Normal"/>
+              <w:jc w:val="center"/>
+              <w:pBdr>
+                <w:bottom w:val="none" w:sz="0" w:space="0" w:color="000000"/>
+                <w:top w:val="none" w:sz="0" w:space="0" w:color="000000"/>
+                <w:left w:val="none" w:sz="0" w:space="0" w:color="000000"/>
+                <w:right w:val="none" w:sz="0" w:space="0" w:color="000000"/>
+              </w:pBdr>
+              <w:spacing w:after="100" w:before="100" w:line="240"/>
+              <w:ind w:left="100" w:right="100" w:firstLine="0" w:firstLineChars="0"/>
+              <w:rPr>
+                <w:rFonts w:ascii="Helvetica" w:hAnsi="Helvetica" w:eastAsia="Helvetica" w:cs="Helvetica"/>
+                <w:i w:val="false"/>
+                <w:b w:val="false"/>
+                <w:u w:val="none"/>
+                <w:sz w:val="22"/>
+                <w:szCs w:val="22"/>
+                <w:color w:val="000000"/>
+              </w:rPr>
+            </w:pPr>
+            <w:r>
+              <w:rPr>
+                <w:rFonts w:ascii="Helvetica" w:hAnsi="Helvetica" w:eastAsia="Helvetica" w:cs="Helvetica"/>
+                <w:i w:val="false"/>
+                <w:b w:val="false"/>
+                <w:u w:val="none"/>
+                <w:sz w:val="22"/>
+                <w:szCs w:val="22"/>
+                <w:color w:val="000000"/>
+              </w:rPr>
+              <w:t xml:space="preserve">0.730</w:t>
             </w:r>
           </w:p>
         </w:tc>
@@ -4484,113 +4484,113 @@
                 <w:szCs w:val="22"/>
                 <w:color w:val="000000"/>
               </w:rPr>
-              <w:t xml:space="preserve">1.04</w:t>
-            </w:r>
-          </w:p>
-        </w:tc>
-        <w:tc>
-          <w:tcPr>
-            <w:tcBorders>
-              <w:bottom w:val="none" w:sz="0" w:space="0" w:color="000000"/>
-              <w:top w:val="none" w:sz="0" w:space="0" w:color="000000"/>
-              <w:left w:val="none" w:sz="0" w:space="0" w:color="000000"/>
-              <w:right w:val="none" w:sz="0" w:space="0" w:color="000000"/>
-            </w:tcBorders>
-            <w:shd w:val="clear" w:color="auto" w:fill="FFFFFF"/>
-            <w:tcMar>
-              <w:top w:w="0" w:type="dxa"/>
-              <w:bottom w:w="0" w:type="dxa"/>
-              <w:left w:w="0" w:type="dxa"/>
-              <w:right w:w="0" w:type="dxa"/>
-            </w:tcMar>
-            <w:vAlign w:val="top"/>
-          </w:tcPr>
-          <w:p>
-            <w:pPr>
-              <w:pStyle w:val="Normal"/>
-              <w:jc w:val="center"/>
-              <w:pBdr>
-                <w:bottom w:val="none" w:sz="0" w:space="0" w:color="000000"/>
-                <w:top w:val="none" w:sz="0" w:space="0" w:color="000000"/>
-                <w:left w:val="none" w:sz="0" w:space="0" w:color="000000"/>
-                <w:right w:val="none" w:sz="0" w:space="0" w:color="000000"/>
-              </w:pBdr>
-              <w:spacing w:after="100" w:before="100" w:line="240"/>
-              <w:ind w:left="100" w:right="100" w:firstLine="0" w:firstLineChars="0"/>
-              <w:rPr>
-                <w:rFonts w:ascii="Helvetica" w:hAnsi="Helvetica" w:eastAsia="Helvetica" w:cs="Helvetica"/>
-                <w:i w:val="false"/>
-                <w:b w:val="false"/>
-                <w:u w:val="none"/>
-                <w:sz w:val="22"/>
-                <w:szCs w:val="22"/>
-                <w:color w:val="000000"/>
-              </w:rPr>
-            </w:pPr>
-            <w:r>
-              <w:rPr>
-                <w:rFonts w:ascii="Helvetica" w:hAnsi="Helvetica" w:eastAsia="Helvetica" w:cs="Helvetica"/>
-                <w:i w:val="false"/>
-                <w:b w:val="false"/>
-                <w:u w:val="none"/>
-                <w:sz w:val="22"/>
-                <w:szCs w:val="22"/>
-                <w:color w:val="000000"/>
-              </w:rPr>
-              <w:t xml:space="preserve">0.94, 1.16</w:t>
-            </w:r>
-          </w:p>
-        </w:tc>
-        <w:tc>
-          <w:tcPr>
-            <w:tcBorders>
-              <w:bottom w:val="none" w:sz="0" w:space="0" w:color="000000"/>
-              <w:top w:val="none" w:sz="0" w:space="0" w:color="000000"/>
-              <w:left w:val="none" w:sz="0" w:space="0" w:color="000000"/>
-              <w:right w:val="none" w:sz="0" w:space="0" w:color="000000"/>
-            </w:tcBorders>
-            <w:shd w:val="clear" w:color="auto" w:fill="FFFFFF"/>
-            <w:tcMar>
-              <w:top w:w="0" w:type="dxa"/>
-              <w:bottom w:w="0" w:type="dxa"/>
-              <w:left w:w="0" w:type="dxa"/>
-              <w:right w:w="0" w:type="dxa"/>
-            </w:tcMar>
-            <w:vAlign w:val="top"/>
-          </w:tcPr>
-          <w:p>
-            <w:pPr>
-              <w:pStyle w:val="Normal"/>
-              <w:jc w:val="center"/>
-              <w:pBdr>
-                <w:bottom w:val="none" w:sz="0" w:space="0" w:color="000000"/>
-                <w:top w:val="none" w:sz="0" w:space="0" w:color="000000"/>
-                <w:left w:val="none" w:sz="0" w:space="0" w:color="000000"/>
-                <w:right w:val="none" w:sz="0" w:space="0" w:color="000000"/>
-              </w:pBdr>
-              <w:spacing w:after="100" w:before="100" w:line="240"/>
-              <w:ind w:left="100" w:right="100" w:firstLine="0" w:firstLineChars="0"/>
-              <w:rPr>
-                <w:rFonts w:ascii="Helvetica" w:hAnsi="Helvetica" w:eastAsia="Helvetica" w:cs="Helvetica"/>
-                <w:i w:val="false"/>
-                <w:b w:val="false"/>
-                <w:u w:val="none"/>
-                <w:sz w:val="22"/>
-                <w:szCs w:val="22"/>
-                <w:color w:val="000000"/>
-              </w:rPr>
-            </w:pPr>
-            <w:r>
-              <w:rPr>
-                <w:rFonts w:ascii="Helvetica" w:hAnsi="Helvetica" w:eastAsia="Helvetica" w:cs="Helvetica"/>
-                <w:i w:val="false"/>
-                <w:b w:val="false"/>
-                <w:u w:val="none"/>
-                <w:sz w:val="22"/>
-                <w:szCs w:val="22"/>
-                <w:color w:val="000000"/>
-              </w:rPr>
-              <w:t xml:space="preserve">0.420</w:t>
+              <w:t xml:space="preserve">1.05</w:t>
+            </w:r>
+          </w:p>
+        </w:tc>
+        <w:tc>
+          <w:tcPr>
+            <w:tcBorders>
+              <w:bottom w:val="none" w:sz="0" w:space="0" w:color="000000"/>
+              <w:top w:val="none" w:sz="0" w:space="0" w:color="000000"/>
+              <w:left w:val="none" w:sz="0" w:space="0" w:color="000000"/>
+              <w:right w:val="none" w:sz="0" w:space="0" w:color="000000"/>
+            </w:tcBorders>
+            <w:shd w:val="clear" w:color="auto" w:fill="FFFFFF"/>
+            <w:tcMar>
+              <w:top w:w="0" w:type="dxa"/>
+              <w:bottom w:w="0" w:type="dxa"/>
+              <w:left w:w="0" w:type="dxa"/>
+              <w:right w:w="0" w:type="dxa"/>
+            </w:tcMar>
+            <w:vAlign w:val="top"/>
+          </w:tcPr>
+          <w:p>
+            <w:pPr>
+              <w:pStyle w:val="Normal"/>
+              <w:jc w:val="center"/>
+              <w:pBdr>
+                <w:bottom w:val="none" w:sz="0" w:space="0" w:color="000000"/>
+                <w:top w:val="none" w:sz="0" w:space="0" w:color="000000"/>
+                <w:left w:val="none" w:sz="0" w:space="0" w:color="000000"/>
+                <w:right w:val="none" w:sz="0" w:space="0" w:color="000000"/>
+              </w:pBdr>
+              <w:spacing w:after="100" w:before="100" w:line="240"/>
+              <w:ind w:left="100" w:right="100" w:firstLine="0" w:firstLineChars="0"/>
+              <w:rPr>
+                <w:rFonts w:ascii="Helvetica" w:hAnsi="Helvetica" w:eastAsia="Helvetica" w:cs="Helvetica"/>
+                <w:i w:val="false"/>
+                <w:b w:val="false"/>
+                <w:u w:val="none"/>
+                <w:sz w:val="22"/>
+                <w:szCs w:val="22"/>
+                <w:color w:val="000000"/>
+              </w:rPr>
+            </w:pPr>
+            <w:r>
+              <w:rPr>
+                <w:rFonts w:ascii="Helvetica" w:hAnsi="Helvetica" w:eastAsia="Helvetica" w:cs="Helvetica"/>
+                <w:i w:val="false"/>
+                <w:b w:val="false"/>
+                <w:u w:val="none"/>
+                <w:sz w:val="22"/>
+                <w:szCs w:val="22"/>
+                <w:color w:val="000000"/>
+              </w:rPr>
+              <w:t xml:space="preserve">0.95, 1.17</w:t>
+            </w:r>
+          </w:p>
+        </w:tc>
+        <w:tc>
+          <w:tcPr>
+            <w:tcBorders>
+              <w:bottom w:val="none" w:sz="0" w:space="0" w:color="000000"/>
+              <w:top w:val="none" w:sz="0" w:space="0" w:color="000000"/>
+              <w:left w:val="none" w:sz="0" w:space="0" w:color="000000"/>
+              <w:right w:val="none" w:sz="0" w:space="0" w:color="000000"/>
+            </w:tcBorders>
+            <w:shd w:val="clear" w:color="auto" w:fill="FFFFFF"/>
+            <w:tcMar>
+              <w:top w:w="0" w:type="dxa"/>
+              <w:bottom w:w="0" w:type="dxa"/>
+              <w:left w:w="0" w:type="dxa"/>
+              <w:right w:w="0" w:type="dxa"/>
+            </w:tcMar>
+            <w:vAlign w:val="top"/>
+          </w:tcPr>
+          <w:p>
+            <w:pPr>
+              <w:pStyle w:val="Normal"/>
+              <w:jc w:val="center"/>
+              <w:pBdr>
+                <w:bottom w:val="none" w:sz="0" w:space="0" w:color="000000"/>
+                <w:top w:val="none" w:sz="0" w:space="0" w:color="000000"/>
+                <w:left w:val="none" w:sz="0" w:space="0" w:color="000000"/>
+                <w:right w:val="none" w:sz="0" w:space="0" w:color="000000"/>
+              </w:pBdr>
+              <w:spacing w:after="100" w:before="100" w:line="240"/>
+              <w:ind w:left="100" w:right="100" w:firstLine="0" w:firstLineChars="0"/>
+              <w:rPr>
+                <w:rFonts w:ascii="Helvetica" w:hAnsi="Helvetica" w:eastAsia="Helvetica" w:cs="Helvetica"/>
+                <w:i w:val="false"/>
+                <w:b w:val="false"/>
+                <w:u w:val="none"/>
+                <w:sz w:val="22"/>
+                <w:szCs w:val="22"/>
+                <w:color w:val="000000"/>
+              </w:rPr>
+            </w:pPr>
+            <w:r>
+              <w:rPr>
+                <w:rFonts w:ascii="Helvetica" w:hAnsi="Helvetica" w:eastAsia="Helvetica" w:cs="Helvetica"/>
+                <w:i w:val="false"/>
+                <w:b w:val="false"/>
+                <w:u w:val="none"/>
+                <w:sz w:val="22"/>
+                <w:szCs w:val="22"/>
+                <w:color w:val="000000"/>
+              </w:rPr>
+              <w:t xml:space="preserve">0.340</w:t>
             </w:r>
           </w:p>
         </w:tc>
@@ -5933,113 +5933,113 @@
                 <w:szCs w:val="22"/>
                 <w:color w:val="000000"/>
               </w:rPr>
-              <w:t xml:space="preserve">0.96</w:t>
-            </w:r>
-          </w:p>
-        </w:tc>
-        <w:tc>
-          <w:tcPr>
-            <w:tcBorders>
-              <w:bottom w:val="none" w:sz="0" w:space="0" w:color="000000"/>
-              <w:top w:val="none" w:sz="0" w:space="0" w:color="000000"/>
-              <w:left w:val="none" w:sz="0" w:space="0" w:color="000000"/>
-              <w:right w:val="none" w:sz="0" w:space="0" w:color="000000"/>
-            </w:tcBorders>
-            <w:shd w:val="clear" w:color="auto" w:fill="FFFFFF"/>
-            <w:tcMar>
-              <w:top w:w="0" w:type="dxa"/>
-              <w:bottom w:w="0" w:type="dxa"/>
-              <w:left w:w="0" w:type="dxa"/>
-              <w:right w:w="0" w:type="dxa"/>
-            </w:tcMar>
-            <w:vAlign w:val="top"/>
-          </w:tcPr>
-          <w:p>
-            <w:pPr>
-              <w:pStyle w:val="Normal"/>
-              <w:jc w:val="center"/>
-              <w:pBdr>
-                <w:bottom w:val="none" w:sz="0" w:space="0" w:color="000000"/>
-                <w:top w:val="none" w:sz="0" w:space="0" w:color="000000"/>
-                <w:left w:val="none" w:sz="0" w:space="0" w:color="000000"/>
-                <w:right w:val="none" w:sz="0" w:space="0" w:color="000000"/>
-              </w:pBdr>
-              <w:spacing w:after="100" w:before="100" w:line="240"/>
-              <w:ind w:left="100" w:right="100" w:firstLine="0" w:firstLineChars="0"/>
-              <w:rPr>
-                <w:rFonts w:ascii="Helvetica" w:hAnsi="Helvetica" w:eastAsia="Helvetica" w:cs="Helvetica"/>
-                <w:i w:val="false"/>
-                <w:b w:val="false"/>
-                <w:u w:val="none"/>
-                <w:sz w:val="22"/>
-                <w:szCs w:val="22"/>
-                <w:color w:val="000000"/>
-              </w:rPr>
-            </w:pPr>
-            <w:r>
-              <w:rPr>
-                <w:rFonts w:ascii="Helvetica" w:hAnsi="Helvetica" w:eastAsia="Helvetica" w:cs="Helvetica"/>
-                <w:i w:val="false"/>
-                <w:b w:val="false"/>
-                <w:u w:val="none"/>
-                <w:sz w:val="22"/>
-                <w:szCs w:val="22"/>
-                <w:color w:val="000000"/>
-              </w:rPr>
-              <w:t xml:space="preserve">0.56, 1.63</w:t>
-            </w:r>
-          </w:p>
-        </w:tc>
-        <w:tc>
-          <w:tcPr>
-            <w:tcBorders>
-              <w:bottom w:val="none" w:sz="0" w:space="0" w:color="000000"/>
-              <w:top w:val="none" w:sz="0" w:space="0" w:color="000000"/>
-              <w:left w:val="none" w:sz="0" w:space="0" w:color="000000"/>
-              <w:right w:val="none" w:sz="0" w:space="0" w:color="000000"/>
-            </w:tcBorders>
-            <w:shd w:val="clear" w:color="auto" w:fill="FFFFFF"/>
-            <w:tcMar>
-              <w:top w:w="0" w:type="dxa"/>
-              <w:bottom w:w="0" w:type="dxa"/>
-              <w:left w:w="0" w:type="dxa"/>
-              <w:right w:w="0" w:type="dxa"/>
-            </w:tcMar>
-            <w:vAlign w:val="top"/>
-          </w:tcPr>
-          <w:p>
-            <w:pPr>
-              <w:pStyle w:val="Normal"/>
-              <w:jc w:val="center"/>
-              <w:pBdr>
-                <w:bottom w:val="none" w:sz="0" w:space="0" w:color="000000"/>
-                <w:top w:val="none" w:sz="0" w:space="0" w:color="000000"/>
-                <w:left w:val="none" w:sz="0" w:space="0" w:color="000000"/>
-                <w:right w:val="none" w:sz="0" w:space="0" w:color="000000"/>
-              </w:pBdr>
-              <w:spacing w:after="100" w:before="100" w:line="240"/>
-              <w:ind w:left="100" w:right="100" w:firstLine="0" w:firstLineChars="0"/>
-              <w:rPr>
-                <w:rFonts w:ascii="Helvetica" w:hAnsi="Helvetica" w:eastAsia="Helvetica" w:cs="Helvetica"/>
-                <w:i w:val="false"/>
-                <w:b w:val="false"/>
-                <w:u w:val="none"/>
-                <w:sz w:val="22"/>
-                <w:szCs w:val="22"/>
-                <w:color w:val="000000"/>
-              </w:rPr>
-            </w:pPr>
-            <w:r>
-              <w:rPr>
-                <w:rFonts w:ascii="Helvetica" w:hAnsi="Helvetica" w:eastAsia="Helvetica" w:cs="Helvetica"/>
-                <w:i w:val="false"/>
-                <w:b w:val="false"/>
-                <w:u w:val="none"/>
-                <w:sz w:val="22"/>
-                <w:szCs w:val="22"/>
-                <w:color w:val="000000"/>
-              </w:rPr>
-              <w:t xml:space="preserve">0.880</w:t>
+              <w:t xml:space="preserve">1.00</w:t>
+            </w:r>
+          </w:p>
+        </w:tc>
+        <w:tc>
+          <w:tcPr>
+            <w:tcBorders>
+              <w:bottom w:val="none" w:sz="0" w:space="0" w:color="000000"/>
+              <w:top w:val="none" w:sz="0" w:space="0" w:color="000000"/>
+              <w:left w:val="none" w:sz="0" w:space="0" w:color="000000"/>
+              <w:right w:val="none" w:sz="0" w:space="0" w:color="000000"/>
+            </w:tcBorders>
+            <w:shd w:val="clear" w:color="auto" w:fill="FFFFFF"/>
+            <w:tcMar>
+              <w:top w:w="0" w:type="dxa"/>
+              <w:bottom w:w="0" w:type="dxa"/>
+              <w:left w:w="0" w:type="dxa"/>
+              <w:right w:w="0" w:type="dxa"/>
+            </w:tcMar>
+            <w:vAlign w:val="top"/>
+          </w:tcPr>
+          <w:p>
+            <w:pPr>
+              <w:pStyle w:val="Normal"/>
+              <w:jc w:val="center"/>
+              <w:pBdr>
+                <w:bottom w:val="none" w:sz="0" w:space="0" w:color="000000"/>
+                <w:top w:val="none" w:sz="0" w:space="0" w:color="000000"/>
+                <w:left w:val="none" w:sz="0" w:space="0" w:color="000000"/>
+                <w:right w:val="none" w:sz="0" w:space="0" w:color="000000"/>
+              </w:pBdr>
+              <w:spacing w:after="100" w:before="100" w:line="240"/>
+              <w:ind w:left="100" w:right="100" w:firstLine="0" w:firstLineChars="0"/>
+              <w:rPr>
+                <w:rFonts w:ascii="Helvetica" w:hAnsi="Helvetica" w:eastAsia="Helvetica" w:cs="Helvetica"/>
+                <w:i w:val="false"/>
+                <w:b w:val="false"/>
+                <w:u w:val="none"/>
+                <w:sz w:val="22"/>
+                <w:szCs w:val="22"/>
+                <w:color w:val="000000"/>
+              </w:rPr>
+            </w:pPr>
+            <w:r>
+              <w:rPr>
+                <w:rFonts w:ascii="Helvetica" w:hAnsi="Helvetica" w:eastAsia="Helvetica" w:cs="Helvetica"/>
+                <w:i w:val="false"/>
+                <w:b w:val="false"/>
+                <w:u w:val="none"/>
+                <w:sz w:val="22"/>
+                <w:szCs w:val="22"/>
+                <w:color w:val="000000"/>
+              </w:rPr>
+              <w:t xml:space="preserve">0.58, 1.73</w:t>
+            </w:r>
+          </w:p>
+        </w:tc>
+        <w:tc>
+          <w:tcPr>
+            <w:tcBorders>
+              <w:bottom w:val="none" w:sz="0" w:space="0" w:color="000000"/>
+              <w:top w:val="none" w:sz="0" w:space="0" w:color="000000"/>
+              <w:left w:val="none" w:sz="0" w:space="0" w:color="000000"/>
+              <w:right w:val="none" w:sz="0" w:space="0" w:color="000000"/>
+            </w:tcBorders>
+            <w:shd w:val="clear" w:color="auto" w:fill="FFFFFF"/>
+            <w:tcMar>
+              <w:top w:w="0" w:type="dxa"/>
+              <w:bottom w:w="0" w:type="dxa"/>
+              <w:left w:w="0" w:type="dxa"/>
+              <w:right w:w="0" w:type="dxa"/>
+            </w:tcMar>
+            <w:vAlign w:val="top"/>
+          </w:tcPr>
+          <w:p>
+            <w:pPr>
+              <w:pStyle w:val="Normal"/>
+              <w:jc w:val="center"/>
+              <w:pBdr>
+                <w:bottom w:val="none" w:sz="0" w:space="0" w:color="000000"/>
+                <w:top w:val="none" w:sz="0" w:space="0" w:color="000000"/>
+                <w:left w:val="none" w:sz="0" w:space="0" w:color="000000"/>
+                <w:right w:val="none" w:sz="0" w:space="0" w:color="000000"/>
+              </w:pBdr>
+              <w:spacing w:after="100" w:before="100" w:line="240"/>
+              <w:ind w:left="100" w:right="100" w:firstLine="0" w:firstLineChars="0"/>
+              <w:rPr>
+                <w:rFonts w:ascii="Helvetica" w:hAnsi="Helvetica" w:eastAsia="Helvetica" w:cs="Helvetica"/>
+                <w:i w:val="false"/>
+                <w:b w:val="false"/>
+                <w:u w:val="none"/>
+                <w:sz w:val="22"/>
+                <w:szCs w:val="22"/>
+                <w:color w:val="000000"/>
+              </w:rPr>
+            </w:pPr>
+            <w:r>
+              <w:rPr>
+                <w:rFonts w:ascii="Helvetica" w:hAnsi="Helvetica" w:eastAsia="Helvetica" w:cs="Helvetica"/>
+                <w:i w:val="false"/>
+                <w:b w:val="false"/>
+                <w:u w:val="none"/>
+                <w:sz w:val="22"/>
+                <w:szCs w:val="22"/>
+                <w:color w:val="000000"/>
+              </w:rPr>
+              <w:t xml:space="preserve">0.990</w:t>
             </w:r>
           </w:p>
         </w:tc>
@@ -7382,113 +7382,113 @@
                 <w:szCs w:val="22"/>
                 <w:color w:val="000000"/>
               </w:rPr>
-              <w:t xml:space="preserve">1.57</w:t>
-            </w:r>
-          </w:p>
-        </w:tc>
-        <w:tc>
-          <w:tcPr>
-            <w:tcBorders>
-              <w:bottom w:val="none" w:sz="0" w:space="0" w:color="000000"/>
-              <w:top w:val="none" w:sz="0" w:space="0" w:color="000000"/>
-              <w:left w:val="none" w:sz="0" w:space="0" w:color="000000"/>
-              <w:right w:val="none" w:sz="0" w:space="0" w:color="000000"/>
-            </w:tcBorders>
-            <w:shd w:val="clear" w:color="auto" w:fill="FFFFFF"/>
-            <w:tcMar>
-              <w:top w:w="0" w:type="dxa"/>
-              <w:bottom w:w="0" w:type="dxa"/>
-              <w:left w:w="0" w:type="dxa"/>
-              <w:right w:w="0" w:type="dxa"/>
-            </w:tcMar>
-            <w:vAlign w:val="top"/>
-          </w:tcPr>
-          <w:p>
-            <w:pPr>
-              <w:pStyle w:val="Normal"/>
-              <w:jc w:val="center"/>
-              <w:pBdr>
-                <w:bottom w:val="none" w:sz="0" w:space="0" w:color="000000"/>
-                <w:top w:val="none" w:sz="0" w:space="0" w:color="000000"/>
-                <w:left w:val="none" w:sz="0" w:space="0" w:color="000000"/>
-                <w:right w:val="none" w:sz="0" w:space="0" w:color="000000"/>
-              </w:pBdr>
-              <w:spacing w:after="100" w:before="100" w:line="240"/>
-              <w:ind w:left="100" w:right="100" w:firstLine="0" w:firstLineChars="0"/>
-              <w:rPr>
-                <w:rFonts w:ascii="Helvetica" w:hAnsi="Helvetica" w:eastAsia="Helvetica" w:cs="Helvetica"/>
-                <w:i w:val="false"/>
-                <w:b w:val="false"/>
-                <w:u w:val="none"/>
-                <w:sz w:val="22"/>
-                <w:szCs w:val="22"/>
-                <w:color w:val="000000"/>
-              </w:rPr>
-            </w:pPr>
-            <w:r>
-              <w:rPr>
-                <w:rFonts w:ascii="Helvetica" w:hAnsi="Helvetica" w:eastAsia="Helvetica" w:cs="Helvetica"/>
-                <w:i w:val="false"/>
-                <w:b w:val="false"/>
-                <w:u w:val="none"/>
-                <w:sz w:val="22"/>
-                <w:szCs w:val="22"/>
-                <w:color w:val="000000"/>
-              </w:rPr>
-              <w:t xml:space="preserve">0.26, 9.53</w:t>
-            </w:r>
-          </w:p>
-        </w:tc>
-        <w:tc>
-          <w:tcPr>
-            <w:tcBorders>
-              <w:bottom w:val="none" w:sz="0" w:space="0" w:color="000000"/>
-              <w:top w:val="none" w:sz="0" w:space="0" w:color="000000"/>
-              <w:left w:val="none" w:sz="0" w:space="0" w:color="000000"/>
-              <w:right w:val="none" w:sz="0" w:space="0" w:color="000000"/>
-            </w:tcBorders>
-            <w:shd w:val="clear" w:color="auto" w:fill="FFFFFF"/>
-            <w:tcMar>
-              <w:top w:w="0" w:type="dxa"/>
-              <w:bottom w:w="0" w:type="dxa"/>
-              <w:left w:w="0" w:type="dxa"/>
-              <w:right w:w="0" w:type="dxa"/>
-            </w:tcMar>
-            <w:vAlign w:val="top"/>
-          </w:tcPr>
-          <w:p>
-            <w:pPr>
-              <w:pStyle w:val="Normal"/>
-              <w:jc w:val="center"/>
-              <w:pBdr>
-                <w:bottom w:val="none" w:sz="0" w:space="0" w:color="000000"/>
-                <w:top w:val="none" w:sz="0" w:space="0" w:color="000000"/>
-                <w:left w:val="none" w:sz="0" w:space="0" w:color="000000"/>
-                <w:right w:val="none" w:sz="0" w:space="0" w:color="000000"/>
-              </w:pBdr>
-              <w:spacing w:after="100" w:before="100" w:line="240"/>
-              <w:ind w:left="100" w:right="100" w:firstLine="0" w:firstLineChars="0"/>
-              <w:rPr>
-                <w:rFonts w:ascii="Helvetica" w:hAnsi="Helvetica" w:eastAsia="Helvetica" w:cs="Helvetica"/>
-                <w:i w:val="false"/>
-                <w:b w:val="false"/>
-                <w:u w:val="none"/>
-                <w:sz w:val="22"/>
-                <w:szCs w:val="22"/>
-                <w:color w:val="000000"/>
-              </w:rPr>
-            </w:pPr>
-            <w:r>
-              <w:rPr>
-                <w:rFonts w:ascii="Helvetica" w:hAnsi="Helvetica" w:eastAsia="Helvetica" w:cs="Helvetica"/>
-                <w:i w:val="false"/>
-                <w:b w:val="false"/>
-                <w:u w:val="none"/>
-                <w:sz w:val="22"/>
-                <w:szCs w:val="22"/>
-                <w:color w:val="000000"/>
-              </w:rPr>
-              <w:t xml:space="preserve">0.630</w:t>
+              <w:t xml:space="preserve">1.66</w:t>
+            </w:r>
+          </w:p>
+        </w:tc>
+        <w:tc>
+          <w:tcPr>
+            <w:tcBorders>
+              <w:bottom w:val="none" w:sz="0" w:space="0" w:color="000000"/>
+              <w:top w:val="none" w:sz="0" w:space="0" w:color="000000"/>
+              <w:left w:val="none" w:sz="0" w:space="0" w:color="000000"/>
+              <w:right w:val="none" w:sz="0" w:space="0" w:color="000000"/>
+            </w:tcBorders>
+            <w:shd w:val="clear" w:color="auto" w:fill="FFFFFF"/>
+            <w:tcMar>
+              <w:top w:w="0" w:type="dxa"/>
+              <w:bottom w:w="0" w:type="dxa"/>
+              <w:left w:w="0" w:type="dxa"/>
+              <w:right w:w="0" w:type="dxa"/>
+            </w:tcMar>
+            <w:vAlign w:val="top"/>
+          </w:tcPr>
+          <w:p>
+            <w:pPr>
+              <w:pStyle w:val="Normal"/>
+              <w:jc w:val="center"/>
+              <w:pBdr>
+                <w:bottom w:val="none" w:sz="0" w:space="0" w:color="000000"/>
+                <w:top w:val="none" w:sz="0" w:space="0" w:color="000000"/>
+                <w:left w:val="none" w:sz="0" w:space="0" w:color="000000"/>
+                <w:right w:val="none" w:sz="0" w:space="0" w:color="000000"/>
+              </w:pBdr>
+              <w:spacing w:after="100" w:before="100" w:line="240"/>
+              <w:ind w:left="100" w:right="100" w:firstLine="0" w:firstLineChars="0"/>
+              <w:rPr>
+                <w:rFonts w:ascii="Helvetica" w:hAnsi="Helvetica" w:eastAsia="Helvetica" w:cs="Helvetica"/>
+                <w:i w:val="false"/>
+                <w:b w:val="false"/>
+                <w:u w:val="none"/>
+                <w:sz w:val="22"/>
+                <w:szCs w:val="22"/>
+                <w:color w:val="000000"/>
+              </w:rPr>
+            </w:pPr>
+            <w:r>
+              <w:rPr>
+                <w:rFonts w:ascii="Helvetica" w:hAnsi="Helvetica" w:eastAsia="Helvetica" w:cs="Helvetica"/>
+                <w:i w:val="false"/>
+                <w:b w:val="false"/>
+                <w:u w:val="none"/>
+                <w:sz w:val="22"/>
+                <w:szCs w:val="22"/>
+                <w:color w:val="000000"/>
+              </w:rPr>
+              <w:t xml:space="preserve">0.27, 10.1</w:t>
+            </w:r>
+          </w:p>
+        </w:tc>
+        <w:tc>
+          <w:tcPr>
+            <w:tcBorders>
+              <w:bottom w:val="none" w:sz="0" w:space="0" w:color="000000"/>
+              <w:top w:val="none" w:sz="0" w:space="0" w:color="000000"/>
+              <w:left w:val="none" w:sz="0" w:space="0" w:color="000000"/>
+              <w:right w:val="none" w:sz="0" w:space="0" w:color="000000"/>
+            </w:tcBorders>
+            <w:shd w:val="clear" w:color="auto" w:fill="FFFFFF"/>
+            <w:tcMar>
+              <w:top w:w="0" w:type="dxa"/>
+              <w:bottom w:w="0" w:type="dxa"/>
+              <w:left w:w="0" w:type="dxa"/>
+              <w:right w:w="0" w:type="dxa"/>
+            </w:tcMar>
+            <w:vAlign w:val="top"/>
+          </w:tcPr>
+          <w:p>
+            <w:pPr>
+              <w:pStyle w:val="Normal"/>
+              <w:jc w:val="center"/>
+              <w:pBdr>
+                <w:bottom w:val="none" w:sz="0" w:space="0" w:color="000000"/>
+                <w:top w:val="none" w:sz="0" w:space="0" w:color="000000"/>
+                <w:left w:val="none" w:sz="0" w:space="0" w:color="000000"/>
+                <w:right w:val="none" w:sz="0" w:space="0" w:color="000000"/>
+              </w:pBdr>
+              <w:spacing w:after="100" w:before="100" w:line="240"/>
+              <w:ind w:left="100" w:right="100" w:firstLine="0" w:firstLineChars="0"/>
+              <w:rPr>
+                <w:rFonts w:ascii="Helvetica" w:hAnsi="Helvetica" w:eastAsia="Helvetica" w:cs="Helvetica"/>
+                <w:i w:val="false"/>
+                <w:b w:val="false"/>
+                <w:u w:val="none"/>
+                <w:sz w:val="22"/>
+                <w:szCs w:val="22"/>
+                <w:color w:val="000000"/>
+              </w:rPr>
+            </w:pPr>
+            <w:r>
+              <w:rPr>
+                <w:rFonts w:ascii="Helvetica" w:hAnsi="Helvetica" w:eastAsia="Helvetica" w:cs="Helvetica"/>
+                <w:i w:val="false"/>
+                <w:b w:val="false"/>
+                <w:u w:val="none"/>
+                <w:sz w:val="22"/>
+                <w:szCs w:val="22"/>
+                <w:color w:val="000000"/>
+              </w:rPr>
+              <w:t xml:space="preserve">0.580</w:t>
             </w:r>
           </w:p>
         </w:tc>
@@ -7865,113 +7865,113 @@
                 <w:szCs w:val="22"/>
                 <w:color w:val="000000"/>
               </w:rPr>
-              <w:t xml:space="preserve">2.30</w:t>
-            </w:r>
-          </w:p>
-        </w:tc>
-        <w:tc>
-          <w:tcPr>
-            <w:tcBorders>
-              <w:bottom w:val="none" w:sz="0" w:space="0" w:color="000000"/>
-              <w:top w:val="none" w:sz="0" w:space="0" w:color="000000"/>
-              <w:left w:val="none" w:sz="0" w:space="0" w:color="000000"/>
-              <w:right w:val="none" w:sz="0" w:space="0" w:color="000000"/>
-            </w:tcBorders>
-            <w:shd w:val="clear" w:color="auto" w:fill="FFFFFF"/>
-            <w:tcMar>
-              <w:top w:w="0" w:type="dxa"/>
-              <w:bottom w:w="0" w:type="dxa"/>
-              <w:left w:w="0" w:type="dxa"/>
-              <w:right w:w="0" w:type="dxa"/>
-            </w:tcMar>
-            <w:vAlign w:val="top"/>
-          </w:tcPr>
-          <w:p>
-            <w:pPr>
-              <w:pStyle w:val="Normal"/>
-              <w:jc w:val="center"/>
-              <w:pBdr>
-                <w:bottom w:val="none" w:sz="0" w:space="0" w:color="000000"/>
-                <w:top w:val="none" w:sz="0" w:space="0" w:color="000000"/>
-                <w:left w:val="none" w:sz="0" w:space="0" w:color="000000"/>
-                <w:right w:val="none" w:sz="0" w:space="0" w:color="000000"/>
-              </w:pBdr>
-              <w:spacing w:after="100" w:before="100" w:line="240"/>
-              <w:ind w:left="100" w:right="100" w:firstLine="0" w:firstLineChars="0"/>
-              <w:rPr>
-                <w:rFonts w:ascii="Helvetica" w:hAnsi="Helvetica" w:eastAsia="Helvetica" w:cs="Helvetica"/>
-                <w:i w:val="false"/>
-                <w:b w:val="false"/>
-                <w:u w:val="none"/>
-                <w:sz w:val="22"/>
-                <w:szCs w:val="22"/>
-                <w:color w:val="000000"/>
-              </w:rPr>
-            </w:pPr>
-            <w:r>
-              <w:rPr>
-                <w:rFonts w:ascii="Helvetica" w:hAnsi="Helvetica" w:eastAsia="Helvetica" w:cs="Helvetica"/>
-                <w:i w:val="false"/>
-                <w:b w:val="false"/>
-                <w:u w:val="none"/>
-                <w:sz w:val="22"/>
-                <w:szCs w:val="22"/>
-                <w:color w:val="000000"/>
-              </w:rPr>
-              <w:t xml:space="preserve">0.66, 7.97</w:t>
-            </w:r>
-          </w:p>
-        </w:tc>
-        <w:tc>
-          <w:tcPr>
-            <w:tcBorders>
-              <w:bottom w:val="none" w:sz="0" w:space="0" w:color="000000"/>
-              <w:top w:val="none" w:sz="0" w:space="0" w:color="000000"/>
-              <w:left w:val="none" w:sz="0" w:space="0" w:color="000000"/>
-              <w:right w:val="none" w:sz="0" w:space="0" w:color="000000"/>
-            </w:tcBorders>
-            <w:shd w:val="clear" w:color="auto" w:fill="FFFFFF"/>
-            <w:tcMar>
-              <w:top w:w="0" w:type="dxa"/>
-              <w:bottom w:w="0" w:type="dxa"/>
-              <w:left w:w="0" w:type="dxa"/>
-              <w:right w:w="0" w:type="dxa"/>
-            </w:tcMar>
-            <w:vAlign w:val="top"/>
-          </w:tcPr>
-          <w:p>
-            <w:pPr>
-              <w:pStyle w:val="Normal"/>
-              <w:jc w:val="center"/>
-              <w:pBdr>
-                <w:bottom w:val="none" w:sz="0" w:space="0" w:color="000000"/>
-                <w:top w:val="none" w:sz="0" w:space="0" w:color="000000"/>
-                <w:left w:val="none" w:sz="0" w:space="0" w:color="000000"/>
-                <w:right w:val="none" w:sz="0" w:space="0" w:color="000000"/>
-              </w:pBdr>
-              <w:spacing w:after="100" w:before="100" w:line="240"/>
-              <w:ind w:left="100" w:right="100" w:firstLine="0" w:firstLineChars="0"/>
-              <w:rPr>
-                <w:rFonts w:ascii="Helvetica" w:hAnsi="Helvetica" w:eastAsia="Helvetica" w:cs="Helvetica"/>
-                <w:i w:val="false"/>
-                <w:b w:val="false"/>
-                <w:u w:val="none"/>
-                <w:sz w:val="22"/>
-                <w:szCs w:val="22"/>
-                <w:color w:val="000000"/>
-              </w:rPr>
-            </w:pPr>
-            <w:r>
-              <w:rPr>
-                <w:rFonts w:ascii="Helvetica" w:hAnsi="Helvetica" w:eastAsia="Helvetica" w:cs="Helvetica"/>
-                <w:i w:val="false"/>
-                <w:b w:val="false"/>
-                <w:u w:val="none"/>
-                <w:sz w:val="22"/>
-                <w:szCs w:val="22"/>
-                <w:color w:val="000000"/>
-              </w:rPr>
-              <w:t xml:space="preserve">0.190</w:t>
+              <w:t xml:space="preserve">2.35</w:t>
+            </w:r>
+          </w:p>
+        </w:tc>
+        <w:tc>
+          <w:tcPr>
+            <w:tcBorders>
+              <w:bottom w:val="none" w:sz="0" w:space="0" w:color="000000"/>
+              <w:top w:val="none" w:sz="0" w:space="0" w:color="000000"/>
+              <w:left w:val="none" w:sz="0" w:space="0" w:color="000000"/>
+              <w:right w:val="none" w:sz="0" w:space="0" w:color="000000"/>
+            </w:tcBorders>
+            <w:shd w:val="clear" w:color="auto" w:fill="FFFFFF"/>
+            <w:tcMar>
+              <w:top w:w="0" w:type="dxa"/>
+              <w:bottom w:w="0" w:type="dxa"/>
+              <w:left w:w="0" w:type="dxa"/>
+              <w:right w:w="0" w:type="dxa"/>
+            </w:tcMar>
+            <w:vAlign w:val="top"/>
+          </w:tcPr>
+          <w:p>
+            <w:pPr>
+              <w:pStyle w:val="Normal"/>
+              <w:jc w:val="center"/>
+              <w:pBdr>
+                <w:bottom w:val="none" w:sz="0" w:space="0" w:color="000000"/>
+                <w:top w:val="none" w:sz="0" w:space="0" w:color="000000"/>
+                <w:left w:val="none" w:sz="0" w:space="0" w:color="000000"/>
+                <w:right w:val="none" w:sz="0" w:space="0" w:color="000000"/>
+              </w:pBdr>
+              <w:spacing w:after="100" w:before="100" w:line="240"/>
+              <w:ind w:left="100" w:right="100" w:firstLine="0" w:firstLineChars="0"/>
+              <w:rPr>
+                <w:rFonts w:ascii="Helvetica" w:hAnsi="Helvetica" w:eastAsia="Helvetica" w:cs="Helvetica"/>
+                <w:i w:val="false"/>
+                <w:b w:val="false"/>
+                <w:u w:val="none"/>
+                <w:sz w:val="22"/>
+                <w:szCs w:val="22"/>
+                <w:color w:val="000000"/>
+              </w:rPr>
+            </w:pPr>
+            <w:r>
+              <w:rPr>
+                <w:rFonts w:ascii="Helvetica" w:hAnsi="Helvetica" w:eastAsia="Helvetica" w:cs="Helvetica"/>
+                <w:i w:val="false"/>
+                <w:b w:val="false"/>
+                <w:u w:val="none"/>
+                <w:sz w:val="22"/>
+                <w:szCs w:val="22"/>
+                <w:color w:val="000000"/>
+              </w:rPr>
+              <w:t xml:space="preserve">0.67, 8.28</w:t>
+            </w:r>
+          </w:p>
+        </w:tc>
+        <w:tc>
+          <w:tcPr>
+            <w:tcBorders>
+              <w:bottom w:val="none" w:sz="0" w:space="0" w:color="000000"/>
+              <w:top w:val="none" w:sz="0" w:space="0" w:color="000000"/>
+              <w:left w:val="none" w:sz="0" w:space="0" w:color="000000"/>
+              <w:right w:val="none" w:sz="0" w:space="0" w:color="000000"/>
+            </w:tcBorders>
+            <w:shd w:val="clear" w:color="auto" w:fill="FFFFFF"/>
+            <w:tcMar>
+              <w:top w:w="0" w:type="dxa"/>
+              <w:bottom w:w="0" w:type="dxa"/>
+              <w:left w:w="0" w:type="dxa"/>
+              <w:right w:w="0" w:type="dxa"/>
+            </w:tcMar>
+            <w:vAlign w:val="top"/>
+          </w:tcPr>
+          <w:p>
+            <w:pPr>
+              <w:pStyle w:val="Normal"/>
+              <w:jc w:val="center"/>
+              <w:pBdr>
+                <w:bottom w:val="none" w:sz="0" w:space="0" w:color="000000"/>
+                <w:top w:val="none" w:sz="0" w:space="0" w:color="000000"/>
+                <w:left w:val="none" w:sz="0" w:space="0" w:color="000000"/>
+                <w:right w:val="none" w:sz="0" w:space="0" w:color="000000"/>
+              </w:pBdr>
+              <w:spacing w:after="100" w:before="100" w:line="240"/>
+              <w:ind w:left="100" w:right="100" w:firstLine="0" w:firstLineChars="0"/>
+              <w:rPr>
+                <w:rFonts w:ascii="Helvetica" w:hAnsi="Helvetica" w:eastAsia="Helvetica" w:cs="Helvetica"/>
+                <w:i w:val="false"/>
+                <w:b w:val="false"/>
+                <w:u w:val="none"/>
+                <w:sz w:val="22"/>
+                <w:szCs w:val="22"/>
+                <w:color w:val="000000"/>
+              </w:rPr>
+            </w:pPr>
+            <w:r>
+              <w:rPr>
+                <w:rFonts w:ascii="Helvetica" w:hAnsi="Helvetica" w:eastAsia="Helvetica" w:cs="Helvetica"/>
+                <w:i w:val="false"/>
+                <w:b w:val="false"/>
+                <w:u w:val="none"/>
+                <w:sz w:val="22"/>
+                <w:szCs w:val="22"/>
+                <w:color w:val="000000"/>
+              </w:rPr>
+              <w:t xml:space="preserve">0.180</w:t>
             </w:r>
           </w:p>
         </w:tc>
@@ -8348,113 +8348,113 @@
                 <w:szCs w:val="22"/>
                 <w:color w:val="000000"/>
               </w:rPr>
-              <w:t xml:space="preserve">1.17</w:t>
-            </w:r>
-          </w:p>
-        </w:tc>
-        <w:tc>
-          <w:tcPr>
-            <w:tcBorders>
-              <w:bottom w:val="none" w:sz="0" w:space="0" w:color="000000"/>
-              <w:top w:val="none" w:sz="0" w:space="0" w:color="000000"/>
-              <w:left w:val="none" w:sz="0" w:space="0" w:color="000000"/>
-              <w:right w:val="none" w:sz="0" w:space="0" w:color="000000"/>
-            </w:tcBorders>
-            <w:shd w:val="clear" w:color="auto" w:fill="FFFFFF"/>
-            <w:tcMar>
-              <w:top w:w="0" w:type="dxa"/>
-              <w:bottom w:w="0" w:type="dxa"/>
-              <w:left w:w="0" w:type="dxa"/>
-              <w:right w:w="0" w:type="dxa"/>
-            </w:tcMar>
-            <w:vAlign w:val="top"/>
-          </w:tcPr>
-          <w:p>
-            <w:pPr>
-              <w:pStyle w:val="Normal"/>
-              <w:jc w:val="center"/>
-              <w:pBdr>
-                <w:bottom w:val="none" w:sz="0" w:space="0" w:color="000000"/>
-                <w:top w:val="none" w:sz="0" w:space="0" w:color="000000"/>
-                <w:left w:val="none" w:sz="0" w:space="0" w:color="000000"/>
-                <w:right w:val="none" w:sz="0" w:space="0" w:color="000000"/>
-              </w:pBdr>
-              <w:spacing w:after="100" w:before="100" w:line="240"/>
-              <w:ind w:left="100" w:right="100" w:firstLine="0" w:firstLineChars="0"/>
-              <w:rPr>
-                <w:rFonts w:ascii="Helvetica" w:hAnsi="Helvetica" w:eastAsia="Helvetica" w:cs="Helvetica"/>
-                <w:i w:val="false"/>
-                <w:b w:val="false"/>
-                <w:u w:val="none"/>
-                <w:sz w:val="22"/>
-                <w:szCs w:val="22"/>
-                <w:color w:val="000000"/>
-              </w:rPr>
-            </w:pPr>
-            <w:r>
-              <w:rPr>
-                <w:rFonts w:ascii="Helvetica" w:hAnsi="Helvetica" w:eastAsia="Helvetica" w:cs="Helvetica"/>
-                <w:i w:val="false"/>
-                <w:b w:val="false"/>
-                <w:u w:val="none"/>
-                <w:sz w:val="22"/>
-                <w:szCs w:val="22"/>
-                <w:color w:val="000000"/>
-              </w:rPr>
-              <w:t xml:space="preserve">0.24, 5.63</w:t>
-            </w:r>
-          </w:p>
-        </w:tc>
-        <w:tc>
-          <w:tcPr>
-            <w:tcBorders>
-              <w:bottom w:val="none" w:sz="0" w:space="0" w:color="000000"/>
-              <w:top w:val="none" w:sz="0" w:space="0" w:color="000000"/>
-              <w:left w:val="none" w:sz="0" w:space="0" w:color="000000"/>
-              <w:right w:val="none" w:sz="0" w:space="0" w:color="000000"/>
-            </w:tcBorders>
-            <w:shd w:val="clear" w:color="auto" w:fill="FFFFFF"/>
-            <w:tcMar>
-              <w:top w:w="0" w:type="dxa"/>
-              <w:bottom w:w="0" w:type="dxa"/>
-              <w:left w:w="0" w:type="dxa"/>
-              <w:right w:w="0" w:type="dxa"/>
-            </w:tcMar>
-            <w:vAlign w:val="top"/>
-          </w:tcPr>
-          <w:p>
-            <w:pPr>
-              <w:pStyle w:val="Normal"/>
-              <w:jc w:val="center"/>
-              <w:pBdr>
-                <w:bottom w:val="none" w:sz="0" w:space="0" w:color="000000"/>
-                <w:top w:val="none" w:sz="0" w:space="0" w:color="000000"/>
-                <w:left w:val="none" w:sz="0" w:space="0" w:color="000000"/>
-                <w:right w:val="none" w:sz="0" w:space="0" w:color="000000"/>
-              </w:pBdr>
-              <w:spacing w:after="100" w:before="100" w:line="240"/>
-              <w:ind w:left="100" w:right="100" w:firstLine="0" w:firstLineChars="0"/>
-              <w:rPr>
-                <w:rFonts w:ascii="Helvetica" w:hAnsi="Helvetica" w:eastAsia="Helvetica" w:cs="Helvetica"/>
-                <w:i w:val="false"/>
-                <w:b w:val="false"/>
-                <w:u w:val="none"/>
-                <w:sz w:val="22"/>
-                <w:szCs w:val="22"/>
-                <w:color w:val="000000"/>
-              </w:rPr>
-            </w:pPr>
-            <w:r>
-              <w:rPr>
-                <w:rFonts w:ascii="Helvetica" w:hAnsi="Helvetica" w:eastAsia="Helvetica" w:cs="Helvetica"/>
-                <w:i w:val="false"/>
-                <w:b w:val="false"/>
-                <w:u w:val="none"/>
-                <w:sz w:val="22"/>
-                <w:szCs w:val="22"/>
-                <w:color w:val="000000"/>
-              </w:rPr>
-              <w:t xml:space="preserve">0.840</w:t>
+              <w:t xml:space="preserve">1.30</w:t>
+            </w:r>
+          </w:p>
+        </w:tc>
+        <w:tc>
+          <w:tcPr>
+            <w:tcBorders>
+              <w:bottom w:val="none" w:sz="0" w:space="0" w:color="000000"/>
+              <w:top w:val="none" w:sz="0" w:space="0" w:color="000000"/>
+              <w:left w:val="none" w:sz="0" w:space="0" w:color="000000"/>
+              <w:right w:val="none" w:sz="0" w:space="0" w:color="000000"/>
+            </w:tcBorders>
+            <w:shd w:val="clear" w:color="auto" w:fill="FFFFFF"/>
+            <w:tcMar>
+              <w:top w:w="0" w:type="dxa"/>
+              <w:bottom w:w="0" w:type="dxa"/>
+              <w:left w:w="0" w:type="dxa"/>
+              <w:right w:w="0" w:type="dxa"/>
+            </w:tcMar>
+            <w:vAlign w:val="top"/>
+          </w:tcPr>
+          <w:p>
+            <w:pPr>
+              <w:pStyle w:val="Normal"/>
+              <w:jc w:val="center"/>
+              <w:pBdr>
+                <w:bottom w:val="none" w:sz="0" w:space="0" w:color="000000"/>
+                <w:top w:val="none" w:sz="0" w:space="0" w:color="000000"/>
+                <w:left w:val="none" w:sz="0" w:space="0" w:color="000000"/>
+                <w:right w:val="none" w:sz="0" w:space="0" w:color="000000"/>
+              </w:pBdr>
+              <w:spacing w:after="100" w:before="100" w:line="240"/>
+              <w:ind w:left="100" w:right="100" w:firstLine="0" w:firstLineChars="0"/>
+              <w:rPr>
+                <w:rFonts w:ascii="Helvetica" w:hAnsi="Helvetica" w:eastAsia="Helvetica" w:cs="Helvetica"/>
+                <w:i w:val="false"/>
+                <w:b w:val="false"/>
+                <w:u w:val="none"/>
+                <w:sz w:val="22"/>
+                <w:szCs w:val="22"/>
+                <w:color w:val="000000"/>
+              </w:rPr>
+            </w:pPr>
+            <w:r>
+              <w:rPr>
+                <w:rFonts w:ascii="Helvetica" w:hAnsi="Helvetica" w:eastAsia="Helvetica" w:cs="Helvetica"/>
+                <w:i w:val="false"/>
+                <w:b w:val="false"/>
+                <w:u w:val="none"/>
+                <w:sz w:val="22"/>
+                <w:szCs w:val="22"/>
+                <w:color w:val="000000"/>
+              </w:rPr>
+              <w:t xml:space="preserve">0.27, 6.21</w:t>
+            </w:r>
+          </w:p>
+        </w:tc>
+        <w:tc>
+          <w:tcPr>
+            <w:tcBorders>
+              <w:bottom w:val="none" w:sz="0" w:space="0" w:color="000000"/>
+              <w:top w:val="none" w:sz="0" w:space="0" w:color="000000"/>
+              <w:left w:val="none" w:sz="0" w:space="0" w:color="000000"/>
+              <w:right w:val="none" w:sz="0" w:space="0" w:color="000000"/>
+            </w:tcBorders>
+            <w:shd w:val="clear" w:color="auto" w:fill="FFFFFF"/>
+            <w:tcMar>
+              <w:top w:w="0" w:type="dxa"/>
+              <w:bottom w:w="0" w:type="dxa"/>
+              <w:left w:w="0" w:type="dxa"/>
+              <w:right w:w="0" w:type="dxa"/>
+            </w:tcMar>
+            <w:vAlign w:val="top"/>
+          </w:tcPr>
+          <w:p>
+            <w:pPr>
+              <w:pStyle w:val="Normal"/>
+              <w:jc w:val="center"/>
+              <w:pBdr>
+                <w:bottom w:val="none" w:sz="0" w:space="0" w:color="000000"/>
+                <w:top w:val="none" w:sz="0" w:space="0" w:color="000000"/>
+                <w:left w:val="none" w:sz="0" w:space="0" w:color="000000"/>
+                <w:right w:val="none" w:sz="0" w:space="0" w:color="000000"/>
+              </w:pBdr>
+              <w:spacing w:after="100" w:before="100" w:line="240"/>
+              <w:ind w:left="100" w:right="100" w:firstLine="0" w:firstLineChars="0"/>
+              <w:rPr>
+                <w:rFonts w:ascii="Helvetica" w:hAnsi="Helvetica" w:eastAsia="Helvetica" w:cs="Helvetica"/>
+                <w:i w:val="false"/>
+                <w:b w:val="false"/>
+                <w:u w:val="none"/>
+                <w:sz w:val="22"/>
+                <w:szCs w:val="22"/>
+                <w:color w:val="000000"/>
+              </w:rPr>
+            </w:pPr>
+            <w:r>
+              <w:rPr>
+                <w:rFonts w:ascii="Helvetica" w:hAnsi="Helvetica" w:eastAsia="Helvetica" w:cs="Helvetica"/>
+                <w:i w:val="false"/>
+                <w:b w:val="false"/>
+                <w:u w:val="none"/>
+                <w:sz w:val="22"/>
+                <w:szCs w:val="22"/>
+                <w:color w:val="000000"/>
+              </w:rPr>
+              <w:t xml:space="preserve">0.740</w:t>
             </w:r>
           </w:p>
         </w:tc>
@@ -8831,113 +8831,113 @@
                 <w:szCs w:val="22"/>
                 <w:color w:val="000000"/>
               </w:rPr>
-              <w:t xml:space="preserve">1.06</w:t>
-            </w:r>
-          </w:p>
-        </w:tc>
-        <w:tc>
-          <w:tcPr>
-            <w:tcBorders>
-              <w:bottom w:val="none" w:sz="0" w:space="0" w:color="000000"/>
-              <w:top w:val="none" w:sz="0" w:space="0" w:color="000000"/>
-              <w:left w:val="none" w:sz="0" w:space="0" w:color="000000"/>
-              <w:right w:val="none" w:sz="0" w:space="0" w:color="000000"/>
-            </w:tcBorders>
-            <w:shd w:val="clear" w:color="auto" w:fill="FFFFFF"/>
-            <w:tcMar>
-              <w:top w:w="0" w:type="dxa"/>
-              <w:bottom w:w="0" w:type="dxa"/>
-              <w:left w:w="0" w:type="dxa"/>
-              <w:right w:w="0" w:type="dxa"/>
-            </w:tcMar>
-            <w:vAlign w:val="top"/>
-          </w:tcPr>
-          <w:p>
-            <w:pPr>
-              <w:pStyle w:val="Normal"/>
-              <w:jc w:val="center"/>
-              <w:pBdr>
-                <w:bottom w:val="none" w:sz="0" w:space="0" w:color="000000"/>
-                <w:top w:val="none" w:sz="0" w:space="0" w:color="000000"/>
-                <w:left w:val="none" w:sz="0" w:space="0" w:color="000000"/>
-                <w:right w:val="none" w:sz="0" w:space="0" w:color="000000"/>
-              </w:pBdr>
-              <w:spacing w:after="100" w:before="100" w:line="240"/>
-              <w:ind w:left="100" w:right="100" w:firstLine="0" w:firstLineChars="0"/>
-              <w:rPr>
-                <w:rFonts w:ascii="Helvetica" w:hAnsi="Helvetica" w:eastAsia="Helvetica" w:cs="Helvetica"/>
-                <w:i w:val="false"/>
-                <w:b w:val="false"/>
-                <w:u w:val="none"/>
-                <w:sz w:val="22"/>
-                <w:szCs w:val="22"/>
-                <w:color w:val="000000"/>
-              </w:rPr>
-            </w:pPr>
-            <w:r>
-              <w:rPr>
-                <w:rFonts w:ascii="Helvetica" w:hAnsi="Helvetica" w:eastAsia="Helvetica" w:cs="Helvetica"/>
-                <w:i w:val="false"/>
-                <w:b w:val="false"/>
-                <w:u w:val="none"/>
-                <w:sz w:val="22"/>
-                <w:szCs w:val="22"/>
-                <w:color w:val="000000"/>
-              </w:rPr>
-              <w:t xml:space="preserve">0.33, 3.34</w:t>
-            </w:r>
-          </w:p>
-        </w:tc>
-        <w:tc>
-          <w:tcPr>
-            <w:tcBorders>
-              <w:bottom w:val="none" w:sz="0" w:space="0" w:color="000000"/>
-              <w:top w:val="none" w:sz="0" w:space="0" w:color="000000"/>
-              <w:left w:val="none" w:sz="0" w:space="0" w:color="000000"/>
-              <w:right w:val="none" w:sz="0" w:space="0" w:color="000000"/>
-            </w:tcBorders>
-            <w:shd w:val="clear" w:color="auto" w:fill="FFFFFF"/>
-            <w:tcMar>
-              <w:top w:w="0" w:type="dxa"/>
-              <w:bottom w:w="0" w:type="dxa"/>
-              <w:left w:w="0" w:type="dxa"/>
-              <w:right w:w="0" w:type="dxa"/>
-            </w:tcMar>
-            <w:vAlign w:val="top"/>
-          </w:tcPr>
-          <w:p>
-            <w:pPr>
-              <w:pStyle w:val="Normal"/>
-              <w:jc w:val="center"/>
-              <w:pBdr>
-                <w:bottom w:val="none" w:sz="0" w:space="0" w:color="000000"/>
-                <w:top w:val="none" w:sz="0" w:space="0" w:color="000000"/>
-                <w:left w:val="none" w:sz="0" w:space="0" w:color="000000"/>
-                <w:right w:val="none" w:sz="0" w:space="0" w:color="000000"/>
-              </w:pBdr>
-              <w:spacing w:after="100" w:before="100" w:line="240"/>
-              <w:ind w:left="100" w:right="100" w:firstLine="0" w:firstLineChars="0"/>
-              <w:rPr>
-                <w:rFonts w:ascii="Helvetica" w:hAnsi="Helvetica" w:eastAsia="Helvetica" w:cs="Helvetica"/>
-                <w:i w:val="false"/>
-                <w:b w:val="false"/>
-                <w:u w:val="none"/>
-                <w:sz w:val="22"/>
-                <w:szCs w:val="22"/>
-                <w:color w:val="000000"/>
-              </w:rPr>
-            </w:pPr>
-            <w:r>
-              <w:rPr>
-                <w:rFonts w:ascii="Helvetica" w:hAnsi="Helvetica" w:eastAsia="Helvetica" w:cs="Helvetica"/>
-                <w:i w:val="false"/>
-                <w:b w:val="false"/>
-                <w:u w:val="none"/>
-                <w:sz w:val="22"/>
-                <w:szCs w:val="22"/>
-                <w:color w:val="000000"/>
-              </w:rPr>
-              <w:t xml:space="preserve">0.930</w:t>
+              <w:t xml:space="preserve">1.00</w:t>
+            </w:r>
+          </w:p>
+        </w:tc>
+        <w:tc>
+          <w:tcPr>
+            <w:tcBorders>
+              <w:bottom w:val="none" w:sz="0" w:space="0" w:color="000000"/>
+              <w:top w:val="none" w:sz="0" w:space="0" w:color="000000"/>
+              <w:left w:val="none" w:sz="0" w:space="0" w:color="000000"/>
+              <w:right w:val="none" w:sz="0" w:space="0" w:color="000000"/>
+            </w:tcBorders>
+            <w:shd w:val="clear" w:color="auto" w:fill="FFFFFF"/>
+            <w:tcMar>
+              <w:top w:w="0" w:type="dxa"/>
+              <w:bottom w:w="0" w:type="dxa"/>
+              <w:left w:w="0" w:type="dxa"/>
+              <w:right w:w="0" w:type="dxa"/>
+            </w:tcMar>
+            <w:vAlign w:val="top"/>
+          </w:tcPr>
+          <w:p>
+            <w:pPr>
+              <w:pStyle w:val="Normal"/>
+              <w:jc w:val="center"/>
+              <w:pBdr>
+                <w:bottom w:val="none" w:sz="0" w:space="0" w:color="000000"/>
+                <w:top w:val="none" w:sz="0" w:space="0" w:color="000000"/>
+                <w:left w:val="none" w:sz="0" w:space="0" w:color="000000"/>
+                <w:right w:val="none" w:sz="0" w:space="0" w:color="000000"/>
+              </w:pBdr>
+              <w:spacing w:after="100" w:before="100" w:line="240"/>
+              <w:ind w:left="100" w:right="100" w:firstLine="0" w:firstLineChars="0"/>
+              <w:rPr>
+                <w:rFonts w:ascii="Helvetica" w:hAnsi="Helvetica" w:eastAsia="Helvetica" w:cs="Helvetica"/>
+                <w:i w:val="false"/>
+                <w:b w:val="false"/>
+                <w:u w:val="none"/>
+                <w:sz w:val="22"/>
+                <w:szCs w:val="22"/>
+                <w:color w:val="000000"/>
+              </w:rPr>
+            </w:pPr>
+            <w:r>
+              <w:rPr>
+                <w:rFonts w:ascii="Helvetica" w:hAnsi="Helvetica" w:eastAsia="Helvetica" w:cs="Helvetica"/>
+                <w:i w:val="false"/>
+                <w:b w:val="false"/>
+                <w:u w:val="none"/>
+                <w:sz w:val="22"/>
+                <w:szCs w:val="22"/>
+                <w:color w:val="000000"/>
+              </w:rPr>
+              <w:t xml:space="preserve">0.32, 3.13</w:t>
+            </w:r>
+          </w:p>
+        </w:tc>
+        <w:tc>
+          <w:tcPr>
+            <w:tcBorders>
+              <w:bottom w:val="none" w:sz="0" w:space="0" w:color="000000"/>
+              <w:top w:val="none" w:sz="0" w:space="0" w:color="000000"/>
+              <w:left w:val="none" w:sz="0" w:space="0" w:color="000000"/>
+              <w:right w:val="none" w:sz="0" w:space="0" w:color="000000"/>
+            </w:tcBorders>
+            <w:shd w:val="clear" w:color="auto" w:fill="FFFFFF"/>
+            <w:tcMar>
+              <w:top w:w="0" w:type="dxa"/>
+              <w:bottom w:w="0" w:type="dxa"/>
+              <w:left w:w="0" w:type="dxa"/>
+              <w:right w:w="0" w:type="dxa"/>
+            </w:tcMar>
+            <w:vAlign w:val="top"/>
+          </w:tcPr>
+          <w:p>
+            <w:pPr>
+              <w:pStyle w:val="Normal"/>
+              <w:jc w:val="center"/>
+              <w:pBdr>
+                <w:bottom w:val="none" w:sz="0" w:space="0" w:color="000000"/>
+                <w:top w:val="none" w:sz="0" w:space="0" w:color="000000"/>
+                <w:left w:val="none" w:sz="0" w:space="0" w:color="000000"/>
+                <w:right w:val="none" w:sz="0" w:space="0" w:color="000000"/>
+              </w:pBdr>
+              <w:spacing w:after="100" w:before="100" w:line="240"/>
+              <w:ind w:left="100" w:right="100" w:firstLine="0" w:firstLineChars="0"/>
+              <w:rPr>
+                <w:rFonts w:ascii="Helvetica" w:hAnsi="Helvetica" w:eastAsia="Helvetica" w:cs="Helvetica"/>
+                <w:i w:val="false"/>
+                <w:b w:val="false"/>
+                <w:u w:val="none"/>
+                <w:sz w:val="22"/>
+                <w:szCs w:val="22"/>
+                <w:color w:val="000000"/>
+              </w:rPr>
+            </w:pPr>
+            <w:r>
+              <w:rPr>
+                <w:rFonts w:ascii="Helvetica" w:hAnsi="Helvetica" w:eastAsia="Helvetica" w:cs="Helvetica"/>
+                <w:i w:val="false"/>
+                <w:b w:val="false"/>
+                <w:u w:val="none"/>
+                <w:sz w:val="22"/>
+                <w:szCs w:val="22"/>
+                <w:color w:val="000000"/>
+              </w:rPr>
+              <w:t xml:space="preserve">0.990</w:t>
             </w:r>
           </w:p>
         </w:tc>
@@ -9314,113 +9314,113 @@
                 <w:szCs w:val="22"/>
                 <w:color w:val="000000"/>
               </w:rPr>
-              <w:t xml:space="preserve">0.35</w:t>
-            </w:r>
-          </w:p>
-        </w:tc>
-        <w:tc>
-          <w:tcPr>
-            <w:tcBorders>
-              <w:bottom w:val="none" w:sz="0" w:space="0" w:color="000000"/>
-              <w:top w:val="none" w:sz="0" w:space="0" w:color="000000"/>
-              <w:left w:val="none" w:sz="0" w:space="0" w:color="000000"/>
-              <w:right w:val="none" w:sz="0" w:space="0" w:color="000000"/>
-            </w:tcBorders>
-            <w:shd w:val="clear" w:color="auto" w:fill="FFFFFF"/>
-            <w:tcMar>
-              <w:top w:w="0" w:type="dxa"/>
-              <w:bottom w:w="0" w:type="dxa"/>
-              <w:left w:w="0" w:type="dxa"/>
-              <w:right w:w="0" w:type="dxa"/>
-            </w:tcMar>
-            <w:vAlign w:val="top"/>
-          </w:tcPr>
-          <w:p>
-            <w:pPr>
-              <w:pStyle w:val="Normal"/>
-              <w:jc w:val="center"/>
-              <w:pBdr>
-                <w:bottom w:val="none" w:sz="0" w:space="0" w:color="000000"/>
-                <w:top w:val="none" w:sz="0" w:space="0" w:color="000000"/>
-                <w:left w:val="none" w:sz="0" w:space="0" w:color="000000"/>
-                <w:right w:val="none" w:sz="0" w:space="0" w:color="000000"/>
-              </w:pBdr>
-              <w:spacing w:after="100" w:before="100" w:line="240"/>
-              <w:ind w:left="100" w:right="100" w:firstLine="0" w:firstLineChars="0"/>
-              <w:rPr>
-                <w:rFonts w:ascii="Helvetica" w:hAnsi="Helvetica" w:eastAsia="Helvetica" w:cs="Helvetica"/>
-                <w:i w:val="false"/>
-                <w:b w:val="false"/>
-                <w:u w:val="none"/>
-                <w:sz w:val="22"/>
-                <w:szCs w:val="22"/>
-                <w:color w:val="000000"/>
-              </w:rPr>
-            </w:pPr>
-            <w:r>
-              <w:rPr>
-                <w:rFonts w:ascii="Helvetica" w:hAnsi="Helvetica" w:eastAsia="Helvetica" w:cs="Helvetica"/>
-                <w:i w:val="false"/>
-                <w:b w:val="false"/>
-                <w:u w:val="none"/>
-                <w:sz w:val="22"/>
-                <w:szCs w:val="22"/>
-                <w:color w:val="000000"/>
-              </w:rPr>
-              <w:t xml:space="preserve">0.07, 1.71</w:t>
-            </w:r>
-          </w:p>
-        </w:tc>
-        <w:tc>
-          <w:tcPr>
-            <w:tcBorders>
-              <w:bottom w:val="none" w:sz="0" w:space="0" w:color="000000"/>
-              <w:top w:val="none" w:sz="0" w:space="0" w:color="000000"/>
-              <w:left w:val="none" w:sz="0" w:space="0" w:color="000000"/>
-              <w:right w:val="none" w:sz="0" w:space="0" w:color="000000"/>
-            </w:tcBorders>
-            <w:shd w:val="clear" w:color="auto" w:fill="FFFFFF"/>
-            <w:tcMar>
-              <w:top w:w="0" w:type="dxa"/>
-              <w:bottom w:w="0" w:type="dxa"/>
-              <w:left w:w="0" w:type="dxa"/>
-              <w:right w:w="0" w:type="dxa"/>
-            </w:tcMar>
-            <w:vAlign w:val="top"/>
-          </w:tcPr>
-          <w:p>
-            <w:pPr>
-              <w:pStyle w:val="Normal"/>
-              <w:jc w:val="center"/>
-              <w:pBdr>
-                <w:bottom w:val="none" w:sz="0" w:space="0" w:color="000000"/>
-                <w:top w:val="none" w:sz="0" w:space="0" w:color="000000"/>
-                <w:left w:val="none" w:sz="0" w:space="0" w:color="000000"/>
-                <w:right w:val="none" w:sz="0" w:space="0" w:color="000000"/>
-              </w:pBdr>
-              <w:spacing w:after="100" w:before="100" w:line="240"/>
-              <w:ind w:left="100" w:right="100" w:firstLine="0" w:firstLineChars="0"/>
-              <w:rPr>
-                <w:rFonts w:ascii="Helvetica" w:hAnsi="Helvetica" w:eastAsia="Helvetica" w:cs="Helvetica"/>
-                <w:i w:val="false"/>
-                <w:b w:val="false"/>
-                <w:u w:val="none"/>
-                <w:sz w:val="22"/>
-                <w:szCs w:val="22"/>
-                <w:color w:val="000000"/>
-              </w:rPr>
-            </w:pPr>
-            <w:r>
-              <w:rPr>
-                <w:rFonts w:ascii="Helvetica" w:hAnsi="Helvetica" w:eastAsia="Helvetica" w:cs="Helvetica"/>
-                <w:i w:val="false"/>
-                <w:b w:val="false"/>
-                <w:u w:val="none"/>
-                <w:sz w:val="22"/>
-                <w:szCs w:val="22"/>
-                <w:color w:val="000000"/>
-              </w:rPr>
-              <w:t xml:space="preserve">0.190</w:t>
+              <w:t xml:space="preserve">0.36</w:t>
+            </w:r>
+          </w:p>
+        </w:tc>
+        <w:tc>
+          <w:tcPr>
+            <w:tcBorders>
+              <w:bottom w:val="none" w:sz="0" w:space="0" w:color="000000"/>
+              <w:top w:val="none" w:sz="0" w:space="0" w:color="000000"/>
+              <w:left w:val="none" w:sz="0" w:space="0" w:color="000000"/>
+              <w:right w:val="none" w:sz="0" w:space="0" w:color="000000"/>
+            </w:tcBorders>
+            <w:shd w:val="clear" w:color="auto" w:fill="FFFFFF"/>
+            <w:tcMar>
+              <w:top w:w="0" w:type="dxa"/>
+              <w:bottom w:w="0" w:type="dxa"/>
+              <w:left w:w="0" w:type="dxa"/>
+              <w:right w:w="0" w:type="dxa"/>
+            </w:tcMar>
+            <w:vAlign w:val="top"/>
+          </w:tcPr>
+          <w:p>
+            <w:pPr>
+              <w:pStyle w:val="Normal"/>
+              <w:jc w:val="center"/>
+              <w:pBdr>
+                <w:bottom w:val="none" w:sz="0" w:space="0" w:color="000000"/>
+                <w:top w:val="none" w:sz="0" w:space="0" w:color="000000"/>
+                <w:left w:val="none" w:sz="0" w:space="0" w:color="000000"/>
+                <w:right w:val="none" w:sz="0" w:space="0" w:color="000000"/>
+              </w:pBdr>
+              <w:spacing w:after="100" w:before="100" w:line="240"/>
+              <w:ind w:left="100" w:right="100" w:firstLine="0" w:firstLineChars="0"/>
+              <w:rPr>
+                <w:rFonts w:ascii="Helvetica" w:hAnsi="Helvetica" w:eastAsia="Helvetica" w:cs="Helvetica"/>
+                <w:i w:val="false"/>
+                <w:b w:val="false"/>
+                <w:u w:val="none"/>
+                <w:sz w:val="22"/>
+                <w:szCs w:val="22"/>
+                <w:color w:val="000000"/>
+              </w:rPr>
+            </w:pPr>
+            <w:r>
+              <w:rPr>
+                <w:rFonts w:ascii="Helvetica" w:hAnsi="Helvetica" w:eastAsia="Helvetica" w:cs="Helvetica"/>
+                <w:i w:val="false"/>
+                <w:b w:val="false"/>
+                <w:u w:val="none"/>
+                <w:sz w:val="22"/>
+                <w:szCs w:val="22"/>
+                <w:color w:val="000000"/>
+              </w:rPr>
+              <w:t xml:space="preserve">0.07, 1.79</w:t>
+            </w:r>
+          </w:p>
+        </w:tc>
+        <w:tc>
+          <w:tcPr>
+            <w:tcBorders>
+              <w:bottom w:val="none" w:sz="0" w:space="0" w:color="000000"/>
+              <w:top w:val="none" w:sz="0" w:space="0" w:color="000000"/>
+              <w:left w:val="none" w:sz="0" w:space="0" w:color="000000"/>
+              <w:right w:val="none" w:sz="0" w:space="0" w:color="000000"/>
+            </w:tcBorders>
+            <w:shd w:val="clear" w:color="auto" w:fill="FFFFFF"/>
+            <w:tcMar>
+              <w:top w:w="0" w:type="dxa"/>
+              <w:bottom w:w="0" w:type="dxa"/>
+              <w:left w:w="0" w:type="dxa"/>
+              <w:right w:w="0" w:type="dxa"/>
+            </w:tcMar>
+            <w:vAlign w:val="top"/>
+          </w:tcPr>
+          <w:p>
+            <w:pPr>
+              <w:pStyle w:val="Normal"/>
+              <w:jc w:val="center"/>
+              <w:pBdr>
+                <w:bottom w:val="none" w:sz="0" w:space="0" w:color="000000"/>
+                <w:top w:val="none" w:sz="0" w:space="0" w:color="000000"/>
+                <w:left w:val="none" w:sz="0" w:space="0" w:color="000000"/>
+                <w:right w:val="none" w:sz="0" w:space="0" w:color="000000"/>
+              </w:pBdr>
+              <w:spacing w:after="100" w:before="100" w:line="240"/>
+              <w:ind w:left="100" w:right="100" w:firstLine="0" w:firstLineChars="0"/>
+              <w:rPr>
+                <w:rFonts w:ascii="Helvetica" w:hAnsi="Helvetica" w:eastAsia="Helvetica" w:cs="Helvetica"/>
+                <w:i w:val="false"/>
+                <w:b w:val="false"/>
+                <w:u w:val="none"/>
+                <w:sz w:val="22"/>
+                <w:szCs w:val="22"/>
+                <w:color w:val="000000"/>
+              </w:rPr>
+            </w:pPr>
+            <w:r>
+              <w:rPr>
+                <w:rFonts w:ascii="Helvetica" w:hAnsi="Helvetica" w:eastAsia="Helvetica" w:cs="Helvetica"/>
+                <w:i w:val="false"/>
+                <w:b w:val="false"/>
+                <w:u w:val="none"/>
+                <w:sz w:val="22"/>
+                <w:szCs w:val="22"/>
+                <w:color w:val="000000"/>
+              </w:rPr>
+              <w:t xml:space="preserve">0.210</w:t>
             </w:r>
           </w:p>
         </w:tc>
@@ -9797,113 +9797,113 @@
                 <w:szCs w:val="22"/>
                 <w:color w:val="000000"/>
               </w:rPr>
-              <w:t xml:space="preserve">0.44</w:t>
-            </w:r>
-          </w:p>
-        </w:tc>
-        <w:tc>
-          <w:tcPr>
-            <w:tcBorders>
-              <w:bottom w:val="none" w:sz="0" w:space="0" w:color="000000"/>
-              <w:top w:val="none" w:sz="0" w:space="0" w:color="000000"/>
-              <w:left w:val="none" w:sz="0" w:space="0" w:color="000000"/>
-              <w:right w:val="none" w:sz="0" w:space="0" w:color="000000"/>
-            </w:tcBorders>
-            <w:shd w:val="clear" w:color="auto" w:fill="FFFFFF"/>
-            <w:tcMar>
-              <w:top w:w="0" w:type="dxa"/>
-              <w:bottom w:w="0" w:type="dxa"/>
-              <w:left w:w="0" w:type="dxa"/>
-              <w:right w:w="0" w:type="dxa"/>
-            </w:tcMar>
-            <w:vAlign w:val="top"/>
-          </w:tcPr>
-          <w:p>
-            <w:pPr>
-              <w:pStyle w:val="Normal"/>
-              <w:jc w:val="center"/>
-              <w:pBdr>
-                <w:bottom w:val="none" w:sz="0" w:space="0" w:color="000000"/>
-                <w:top w:val="none" w:sz="0" w:space="0" w:color="000000"/>
-                <w:left w:val="none" w:sz="0" w:space="0" w:color="000000"/>
-                <w:right w:val="none" w:sz="0" w:space="0" w:color="000000"/>
-              </w:pBdr>
-              <w:spacing w:after="100" w:before="100" w:line="240"/>
-              <w:ind w:left="100" w:right="100" w:firstLine="0" w:firstLineChars="0"/>
-              <w:rPr>
-                <w:rFonts w:ascii="Helvetica" w:hAnsi="Helvetica" w:eastAsia="Helvetica" w:cs="Helvetica"/>
-                <w:i w:val="false"/>
-                <w:b w:val="false"/>
-                <w:u w:val="none"/>
-                <w:sz w:val="22"/>
-                <w:szCs w:val="22"/>
-                <w:color w:val="000000"/>
-              </w:rPr>
-            </w:pPr>
-            <w:r>
-              <w:rPr>
-                <w:rFonts w:ascii="Helvetica" w:hAnsi="Helvetica" w:eastAsia="Helvetica" w:cs="Helvetica"/>
-                <w:i w:val="false"/>
-                <w:b w:val="false"/>
-                <w:u w:val="none"/>
-                <w:sz w:val="22"/>
-                <w:szCs w:val="22"/>
-                <w:color w:val="000000"/>
-              </w:rPr>
-              <w:t xml:space="preserve">0.10, 2.07</w:t>
-            </w:r>
-          </w:p>
-        </w:tc>
-        <w:tc>
-          <w:tcPr>
-            <w:tcBorders>
-              <w:bottom w:val="none" w:sz="0" w:space="0" w:color="000000"/>
-              <w:top w:val="none" w:sz="0" w:space="0" w:color="000000"/>
-              <w:left w:val="none" w:sz="0" w:space="0" w:color="000000"/>
-              <w:right w:val="none" w:sz="0" w:space="0" w:color="000000"/>
-            </w:tcBorders>
-            <w:shd w:val="clear" w:color="auto" w:fill="FFFFFF"/>
-            <w:tcMar>
-              <w:top w:w="0" w:type="dxa"/>
-              <w:bottom w:w="0" w:type="dxa"/>
-              <w:left w:w="0" w:type="dxa"/>
-              <w:right w:w="0" w:type="dxa"/>
-            </w:tcMar>
-            <w:vAlign w:val="top"/>
-          </w:tcPr>
-          <w:p>
-            <w:pPr>
-              <w:pStyle w:val="Normal"/>
-              <w:jc w:val="center"/>
-              <w:pBdr>
-                <w:bottom w:val="none" w:sz="0" w:space="0" w:color="000000"/>
-                <w:top w:val="none" w:sz="0" w:space="0" w:color="000000"/>
-                <w:left w:val="none" w:sz="0" w:space="0" w:color="000000"/>
-                <w:right w:val="none" w:sz="0" w:space="0" w:color="000000"/>
-              </w:pBdr>
-              <w:spacing w:after="100" w:before="100" w:line="240"/>
-              <w:ind w:left="100" w:right="100" w:firstLine="0" w:firstLineChars="0"/>
-              <w:rPr>
-                <w:rFonts w:ascii="Helvetica" w:hAnsi="Helvetica" w:eastAsia="Helvetica" w:cs="Helvetica"/>
-                <w:i w:val="false"/>
-                <w:b w:val="false"/>
-                <w:u w:val="none"/>
-                <w:sz w:val="22"/>
-                <w:szCs w:val="22"/>
-                <w:color w:val="000000"/>
-              </w:rPr>
-            </w:pPr>
-            <w:r>
-              <w:rPr>
-                <w:rFonts w:ascii="Helvetica" w:hAnsi="Helvetica" w:eastAsia="Helvetica" w:cs="Helvetica"/>
-                <w:i w:val="false"/>
-                <w:b w:val="false"/>
-                <w:u w:val="none"/>
-                <w:sz w:val="22"/>
-                <w:szCs w:val="22"/>
-                <w:color w:val="000000"/>
-              </w:rPr>
-              <w:t xml:space="preserve">0.300</w:t>
+              <w:t xml:space="preserve">0.48</w:t>
+            </w:r>
+          </w:p>
+        </w:tc>
+        <w:tc>
+          <w:tcPr>
+            <w:tcBorders>
+              <w:bottom w:val="none" w:sz="0" w:space="0" w:color="000000"/>
+              <w:top w:val="none" w:sz="0" w:space="0" w:color="000000"/>
+              <w:left w:val="none" w:sz="0" w:space="0" w:color="000000"/>
+              <w:right w:val="none" w:sz="0" w:space="0" w:color="000000"/>
+            </w:tcBorders>
+            <w:shd w:val="clear" w:color="auto" w:fill="FFFFFF"/>
+            <w:tcMar>
+              <w:top w:w="0" w:type="dxa"/>
+              <w:bottom w:w="0" w:type="dxa"/>
+              <w:left w:w="0" w:type="dxa"/>
+              <w:right w:w="0" w:type="dxa"/>
+            </w:tcMar>
+            <w:vAlign w:val="top"/>
+          </w:tcPr>
+          <w:p>
+            <w:pPr>
+              <w:pStyle w:val="Normal"/>
+              <w:jc w:val="center"/>
+              <w:pBdr>
+                <w:bottom w:val="none" w:sz="0" w:space="0" w:color="000000"/>
+                <w:top w:val="none" w:sz="0" w:space="0" w:color="000000"/>
+                <w:left w:val="none" w:sz="0" w:space="0" w:color="000000"/>
+                <w:right w:val="none" w:sz="0" w:space="0" w:color="000000"/>
+              </w:pBdr>
+              <w:spacing w:after="100" w:before="100" w:line="240"/>
+              <w:ind w:left="100" w:right="100" w:firstLine="0" w:firstLineChars="0"/>
+              <w:rPr>
+                <w:rFonts w:ascii="Helvetica" w:hAnsi="Helvetica" w:eastAsia="Helvetica" w:cs="Helvetica"/>
+                <w:i w:val="false"/>
+                <w:b w:val="false"/>
+                <w:u w:val="none"/>
+                <w:sz w:val="22"/>
+                <w:szCs w:val="22"/>
+                <w:color w:val="000000"/>
+              </w:rPr>
+            </w:pPr>
+            <w:r>
+              <w:rPr>
+                <w:rFonts w:ascii="Helvetica" w:hAnsi="Helvetica" w:eastAsia="Helvetica" w:cs="Helvetica"/>
+                <w:i w:val="false"/>
+                <w:b w:val="false"/>
+                <w:u w:val="none"/>
+                <w:sz w:val="22"/>
+                <w:szCs w:val="22"/>
+                <w:color w:val="000000"/>
+              </w:rPr>
+              <w:t xml:space="preserve">0.10, 2.19</w:t>
+            </w:r>
+          </w:p>
+        </w:tc>
+        <w:tc>
+          <w:tcPr>
+            <w:tcBorders>
+              <w:bottom w:val="none" w:sz="0" w:space="0" w:color="000000"/>
+              <w:top w:val="none" w:sz="0" w:space="0" w:color="000000"/>
+              <w:left w:val="none" w:sz="0" w:space="0" w:color="000000"/>
+              <w:right w:val="none" w:sz="0" w:space="0" w:color="000000"/>
+            </w:tcBorders>
+            <w:shd w:val="clear" w:color="auto" w:fill="FFFFFF"/>
+            <w:tcMar>
+              <w:top w:w="0" w:type="dxa"/>
+              <w:bottom w:w="0" w:type="dxa"/>
+              <w:left w:w="0" w:type="dxa"/>
+              <w:right w:w="0" w:type="dxa"/>
+            </w:tcMar>
+            <w:vAlign w:val="top"/>
+          </w:tcPr>
+          <w:p>
+            <w:pPr>
+              <w:pStyle w:val="Normal"/>
+              <w:jc w:val="center"/>
+              <w:pBdr>
+                <w:bottom w:val="none" w:sz="0" w:space="0" w:color="000000"/>
+                <w:top w:val="none" w:sz="0" w:space="0" w:color="000000"/>
+                <w:left w:val="none" w:sz="0" w:space="0" w:color="000000"/>
+                <w:right w:val="none" w:sz="0" w:space="0" w:color="000000"/>
+              </w:pBdr>
+              <w:spacing w:after="100" w:before="100" w:line="240"/>
+              <w:ind w:left="100" w:right="100" w:firstLine="0" w:firstLineChars="0"/>
+              <w:rPr>
+                <w:rFonts w:ascii="Helvetica" w:hAnsi="Helvetica" w:eastAsia="Helvetica" w:cs="Helvetica"/>
+                <w:i w:val="false"/>
+                <w:b w:val="false"/>
+                <w:u w:val="none"/>
+                <w:sz w:val="22"/>
+                <w:szCs w:val="22"/>
+                <w:color w:val="000000"/>
+              </w:rPr>
+            </w:pPr>
+            <w:r>
+              <w:rPr>
+                <w:rFonts w:ascii="Helvetica" w:hAnsi="Helvetica" w:eastAsia="Helvetica" w:cs="Helvetica"/>
+                <w:i w:val="false"/>
+                <w:b w:val="false"/>
+                <w:u w:val="none"/>
+                <w:sz w:val="22"/>
+                <w:szCs w:val="22"/>
+                <w:color w:val="000000"/>
+              </w:rPr>
+              <w:t xml:space="preserve">0.340</w:t>
             </w:r>
           </w:p>
         </w:tc>
@@ -11246,113 +11246,113 @@
                 <w:szCs w:val="22"/>
                 <w:color w:val="000000"/>
               </w:rPr>
-              <w:t xml:space="preserve">1.13</w:t>
-            </w:r>
-          </w:p>
-        </w:tc>
-        <w:tc>
-          <w:tcPr>
-            <w:tcBorders>
-              <w:bottom w:val="none" w:sz="0" w:space="0" w:color="000000"/>
-              <w:top w:val="none" w:sz="0" w:space="0" w:color="000000"/>
-              <w:left w:val="none" w:sz="0" w:space="0" w:color="000000"/>
-              <w:right w:val="none" w:sz="0" w:space="0" w:color="000000"/>
-            </w:tcBorders>
-            <w:shd w:val="clear" w:color="auto" w:fill="FFFFFF"/>
-            <w:tcMar>
-              <w:top w:w="0" w:type="dxa"/>
-              <w:bottom w:w="0" w:type="dxa"/>
-              <w:left w:w="0" w:type="dxa"/>
-              <w:right w:w="0" w:type="dxa"/>
-            </w:tcMar>
-            <w:vAlign w:val="top"/>
-          </w:tcPr>
-          <w:p>
-            <w:pPr>
-              <w:pStyle w:val="Normal"/>
-              <w:jc w:val="center"/>
-              <w:pBdr>
-                <w:bottom w:val="none" w:sz="0" w:space="0" w:color="000000"/>
-                <w:top w:val="none" w:sz="0" w:space="0" w:color="000000"/>
-                <w:left w:val="none" w:sz="0" w:space="0" w:color="000000"/>
-                <w:right w:val="none" w:sz="0" w:space="0" w:color="000000"/>
-              </w:pBdr>
-              <w:spacing w:after="100" w:before="100" w:line="240"/>
-              <w:ind w:left="100" w:right="100" w:firstLine="0" w:firstLineChars="0"/>
-              <w:rPr>
-                <w:rFonts w:ascii="Helvetica" w:hAnsi="Helvetica" w:eastAsia="Helvetica" w:cs="Helvetica"/>
-                <w:i w:val="false"/>
-                <w:b w:val="false"/>
-                <w:u w:val="none"/>
-                <w:sz w:val="22"/>
-                <w:szCs w:val="22"/>
-                <w:color w:val="000000"/>
-              </w:rPr>
-            </w:pPr>
-            <w:r>
-              <w:rPr>
-                <w:rFonts w:ascii="Helvetica" w:hAnsi="Helvetica" w:eastAsia="Helvetica" w:cs="Helvetica"/>
-                <w:i w:val="false"/>
-                <w:b w:val="false"/>
-                <w:u w:val="none"/>
-                <w:sz w:val="22"/>
-                <w:szCs w:val="22"/>
-                <w:color w:val="000000"/>
-              </w:rPr>
-              <w:t xml:space="preserve">0.60, 2.11</w:t>
-            </w:r>
-          </w:p>
-        </w:tc>
-        <w:tc>
-          <w:tcPr>
-            <w:tcBorders>
-              <w:bottom w:val="none" w:sz="0" w:space="0" w:color="000000"/>
-              <w:top w:val="none" w:sz="0" w:space="0" w:color="000000"/>
-              <w:left w:val="none" w:sz="0" w:space="0" w:color="000000"/>
-              <w:right w:val="none" w:sz="0" w:space="0" w:color="000000"/>
-            </w:tcBorders>
-            <w:shd w:val="clear" w:color="auto" w:fill="FFFFFF"/>
-            <w:tcMar>
-              <w:top w:w="0" w:type="dxa"/>
-              <w:bottom w:w="0" w:type="dxa"/>
-              <w:left w:w="0" w:type="dxa"/>
-              <w:right w:w="0" w:type="dxa"/>
-            </w:tcMar>
-            <w:vAlign w:val="top"/>
-          </w:tcPr>
-          <w:p>
-            <w:pPr>
-              <w:pStyle w:val="Normal"/>
-              <w:jc w:val="center"/>
-              <w:pBdr>
-                <w:bottom w:val="none" w:sz="0" w:space="0" w:color="000000"/>
-                <w:top w:val="none" w:sz="0" w:space="0" w:color="000000"/>
-                <w:left w:val="none" w:sz="0" w:space="0" w:color="000000"/>
-                <w:right w:val="none" w:sz="0" w:space="0" w:color="000000"/>
-              </w:pBdr>
-              <w:spacing w:after="100" w:before="100" w:line="240"/>
-              <w:ind w:left="100" w:right="100" w:firstLine="0" w:firstLineChars="0"/>
-              <w:rPr>
-                <w:rFonts w:ascii="Helvetica" w:hAnsi="Helvetica" w:eastAsia="Helvetica" w:cs="Helvetica"/>
-                <w:i w:val="false"/>
-                <w:b w:val="false"/>
-                <w:u w:val="none"/>
-                <w:sz w:val="22"/>
-                <w:szCs w:val="22"/>
-                <w:color w:val="000000"/>
-              </w:rPr>
-            </w:pPr>
-            <w:r>
-              <w:rPr>
-                <w:rFonts w:ascii="Helvetica" w:hAnsi="Helvetica" w:eastAsia="Helvetica" w:cs="Helvetica"/>
-                <w:i w:val="false"/>
-                <w:b w:val="false"/>
-                <w:u w:val="none"/>
-                <w:sz w:val="22"/>
-                <w:szCs w:val="22"/>
-                <w:color w:val="000000"/>
-              </w:rPr>
-              <w:t xml:space="preserve">0.710</w:t>
+              <w:t xml:space="preserve">1.15</w:t>
+            </w:r>
+          </w:p>
+        </w:tc>
+        <w:tc>
+          <w:tcPr>
+            <w:tcBorders>
+              <w:bottom w:val="none" w:sz="0" w:space="0" w:color="000000"/>
+              <w:top w:val="none" w:sz="0" w:space="0" w:color="000000"/>
+              <w:left w:val="none" w:sz="0" w:space="0" w:color="000000"/>
+              <w:right w:val="none" w:sz="0" w:space="0" w:color="000000"/>
+            </w:tcBorders>
+            <w:shd w:val="clear" w:color="auto" w:fill="FFFFFF"/>
+            <w:tcMar>
+              <w:top w:w="0" w:type="dxa"/>
+              <w:bottom w:w="0" w:type="dxa"/>
+              <w:left w:w="0" w:type="dxa"/>
+              <w:right w:w="0" w:type="dxa"/>
+            </w:tcMar>
+            <w:vAlign w:val="top"/>
+          </w:tcPr>
+          <w:p>
+            <w:pPr>
+              <w:pStyle w:val="Normal"/>
+              <w:jc w:val="center"/>
+              <w:pBdr>
+                <w:bottom w:val="none" w:sz="0" w:space="0" w:color="000000"/>
+                <w:top w:val="none" w:sz="0" w:space="0" w:color="000000"/>
+                <w:left w:val="none" w:sz="0" w:space="0" w:color="000000"/>
+                <w:right w:val="none" w:sz="0" w:space="0" w:color="000000"/>
+              </w:pBdr>
+              <w:spacing w:after="100" w:before="100" w:line="240"/>
+              <w:ind w:left="100" w:right="100" w:firstLine="0" w:firstLineChars="0"/>
+              <w:rPr>
+                <w:rFonts w:ascii="Helvetica" w:hAnsi="Helvetica" w:eastAsia="Helvetica" w:cs="Helvetica"/>
+                <w:i w:val="false"/>
+                <w:b w:val="false"/>
+                <w:u w:val="none"/>
+                <w:sz w:val="22"/>
+                <w:szCs w:val="22"/>
+                <w:color w:val="000000"/>
+              </w:rPr>
+            </w:pPr>
+            <w:r>
+              <w:rPr>
+                <w:rFonts w:ascii="Helvetica" w:hAnsi="Helvetica" w:eastAsia="Helvetica" w:cs="Helvetica"/>
+                <w:i w:val="false"/>
+                <w:b w:val="false"/>
+                <w:u w:val="none"/>
+                <w:sz w:val="22"/>
+                <w:szCs w:val="22"/>
+                <w:color w:val="000000"/>
+              </w:rPr>
+              <w:t xml:space="preserve">0.62, 2.14</w:t>
+            </w:r>
+          </w:p>
+        </w:tc>
+        <w:tc>
+          <w:tcPr>
+            <w:tcBorders>
+              <w:bottom w:val="none" w:sz="0" w:space="0" w:color="000000"/>
+              <w:top w:val="none" w:sz="0" w:space="0" w:color="000000"/>
+              <w:left w:val="none" w:sz="0" w:space="0" w:color="000000"/>
+              <w:right w:val="none" w:sz="0" w:space="0" w:color="000000"/>
+            </w:tcBorders>
+            <w:shd w:val="clear" w:color="auto" w:fill="FFFFFF"/>
+            <w:tcMar>
+              <w:top w:w="0" w:type="dxa"/>
+              <w:bottom w:w="0" w:type="dxa"/>
+              <w:left w:w="0" w:type="dxa"/>
+              <w:right w:w="0" w:type="dxa"/>
+            </w:tcMar>
+            <w:vAlign w:val="top"/>
+          </w:tcPr>
+          <w:p>
+            <w:pPr>
+              <w:pStyle w:val="Normal"/>
+              <w:jc w:val="center"/>
+              <w:pBdr>
+                <w:bottom w:val="none" w:sz="0" w:space="0" w:color="000000"/>
+                <w:top w:val="none" w:sz="0" w:space="0" w:color="000000"/>
+                <w:left w:val="none" w:sz="0" w:space="0" w:color="000000"/>
+                <w:right w:val="none" w:sz="0" w:space="0" w:color="000000"/>
+              </w:pBdr>
+              <w:spacing w:after="100" w:before="100" w:line="240"/>
+              <w:ind w:left="100" w:right="100" w:firstLine="0" w:firstLineChars="0"/>
+              <w:rPr>
+                <w:rFonts w:ascii="Helvetica" w:hAnsi="Helvetica" w:eastAsia="Helvetica" w:cs="Helvetica"/>
+                <w:i w:val="false"/>
+                <w:b w:val="false"/>
+                <w:u w:val="none"/>
+                <w:sz w:val="22"/>
+                <w:szCs w:val="22"/>
+                <w:color w:val="000000"/>
+              </w:rPr>
+            </w:pPr>
+            <w:r>
+              <w:rPr>
+                <w:rFonts w:ascii="Helvetica" w:hAnsi="Helvetica" w:eastAsia="Helvetica" w:cs="Helvetica"/>
+                <w:i w:val="false"/>
+                <w:b w:val="false"/>
+                <w:u w:val="none"/>
+                <w:sz w:val="22"/>
+                <w:szCs w:val="22"/>
+                <w:color w:val="000000"/>
+              </w:rPr>
+              <w:t xml:space="preserve">0.650</w:t>
             </w:r>
           </w:p>
         </w:tc>
@@ -12695,60 +12695,60 @@
                 <w:szCs w:val="22"/>
                 <w:color w:val="000000"/>
               </w:rPr>
-              <w:t xml:space="preserve">4.35</w:t>
-            </w:r>
-          </w:p>
-        </w:tc>
-        <w:tc>
-          <w:tcPr>
-            <w:tcBorders>
-              <w:bottom w:val="none" w:sz="0" w:space="0" w:color="000000"/>
-              <w:top w:val="none" w:sz="0" w:space="0" w:color="000000"/>
-              <w:left w:val="none" w:sz="0" w:space="0" w:color="000000"/>
-              <w:right w:val="none" w:sz="0" w:space="0" w:color="000000"/>
-            </w:tcBorders>
-            <w:shd w:val="clear" w:color="auto" w:fill="FFFFFF"/>
-            <w:tcMar>
-              <w:top w:w="0" w:type="dxa"/>
-              <w:bottom w:w="0" w:type="dxa"/>
-              <w:left w:w="0" w:type="dxa"/>
-              <w:right w:w="0" w:type="dxa"/>
-            </w:tcMar>
-            <w:vAlign w:val="top"/>
-          </w:tcPr>
-          <w:p>
-            <w:pPr>
-              <w:pStyle w:val="Normal"/>
-              <w:jc w:val="center"/>
-              <w:pBdr>
-                <w:bottom w:val="none" w:sz="0" w:space="0" w:color="000000"/>
-                <w:top w:val="none" w:sz="0" w:space="0" w:color="000000"/>
-                <w:left w:val="none" w:sz="0" w:space="0" w:color="000000"/>
-                <w:right w:val="none" w:sz="0" w:space="0" w:color="000000"/>
-              </w:pBdr>
-              <w:spacing w:after="100" w:before="100" w:line="240"/>
-              <w:ind w:left="100" w:right="100" w:firstLine="0" w:firstLineChars="0"/>
-              <w:rPr>
-                <w:rFonts w:ascii="Helvetica" w:hAnsi="Helvetica" w:eastAsia="Helvetica" w:cs="Helvetica"/>
-                <w:i w:val="false"/>
-                <w:b w:val="false"/>
-                <w:u w:val="none"/>
-                <w:sz w:val="22"/>
-                <w:szCs w:val="22"/>
-                <w:color w:val="000000"/>
-              </w:rPr>
-            </w:pPr>
-            <w:r>
-              <w:rPr>
-                <w:rFonts w:ascii="Helvetica" w:hAnsi="Helvetica" w:eastAsia="Helvetica" w:cs="Helvetica"/>
-                <w:i w:val="false"/>
-                <w:b w:val="false"/>
-                <w:u w:val="none"/>
-                <w:sz w:val="22"/>
-                <w:szCs w:val="22"/>
-                <w:color w:val="000000"/>
-              </w:rPr>
-              <w:t xml:space="preserve">2.13, 8.89</w:t>
+              <w:t xml:space="preserve">4.19</w:t>
+            </w:r>
+          </w:p>
+        </w:tc>
+        <w:tc>
+          <w:tcPr>
+            <w:tcBorders>
+              <w:bottom w:val="none" w:sz="0" w:space="0" w:color="000000"/>
+              <w:top w:val="none" w:sz="0" w:space="0" w:color="000000"/>
+              <w:left w:val="none" w:sz="0" w:space="0" w:color="000000"/>
+              <w:right w:val="none" w:sz="0" w:space="0" w:color="000000"/>
+            </w:tcBorders>
+            <w:shd w:val="clear" w:color="auto" w:fill="FFFFFF"/>
+            <w:tcMar>
+              <w:top w:w="0" w:type="dxa"/>
+              <w:bottom w:w="0" w:type="dxa"/>
+              <w:left w:w="0" w:type="dxa"/>
+              <w:right w:w="0" w:type="dxa"/>
+            </w:tcMar>
+            <w:vAlign w:val="top"/>
+          </w:tcPr>
+          <w:p>
+            <w:pPr>
+              <w:pStyle w:val="Normal"/>
+              <w:jc w:val="center"/>
+              <w:pBdr>
+                <w:bottom w:val="none" w:sz="0" w:space="0" w:color="000000"/>
+                <w:top w:val="none" w:sz="0" w:space="0" w:color="000000"/>
+                <w:left w:val="none" w:sz="0" w:space="0" w:color="000000"/>
+                <w:right w:val="none" w:sz="0" w:space="0" w:color="000000"/>
+              </w:pBdr>
+              <w:spacing w:after="100" w:before="100" w:line="240"/>
+              <w:ind w:left="100" w:right="100" w:firstLine="0" w:firstLineChars="0"/>
+              <w:rPr>
+                <w:rFonts w:ascii="Helvetica" w:hAnsi="Helvetica" w:eastAsia="Helvetica" w:cs="Helvetica"/>
+                <w:i w:val="false"/>
+                <w:b w:val="false"/>
+                <w:u w:val="none"/>
+                <w:sz w:val="22"/>
+                <w:szCs w:val="22"/>
+                <w:color w:val="000000"/>
+              </w:rPr>
+            </w:pPr>
+            <w:r>
+              <w:rPr>
+                <w:rFonts w:ascii="Helvetica" w:hAnsi="Helvetica" w:eastAsia="Helvetica" w:cs="Helvetica"/>
+                <w:i w:val="false"/>
+                <w:b w:val="false"/>
+                <w:u w:val="none"/>
+                <w:sz w:val="22"/>
+                <w:szCs w:val="22"/>
+                <w:color w:val="000000"/>
+              </w:rPr>
+              <w:t xml:space="preserve">2.06, 8.54</w:t>
             </w:r>
           </w:p>
         </w:tc>
@@ -14144,60 +14144,60 @@
                 <w:szCs w:val="22"/>
                 <w:color w:val="000000"/>
               </w:rPr>
-              <w:t xml:space="preserve">1.64</w:t>
-            </w:r>
-          </w:p>
-        </w:tc>
-        <w:tc>
-          <w:tcPr>
-            <w:tcBorders>
-              <w:bottom w:val="none" w:sz="0" w:space="0" w:color="000000"/>
-              <w:top w:val="none" w:sz="0" w:space="0" w:color="000000"/>
-              <w:left w:val="none" w:sz="0" w:space="0" w:color="000000"/>
-              <w:right w:val="none" w:sz="0" w:space="0" w:color="000000"/>
-            </w:tcBorders>
-            <w:shd w:val="clear" w:color="auto" w:fill="FFFFFF"/>
-            <w:tcMar>
-              <w:top w:w="0" w:type="dxa"/>
-              <w:bottom w:w="0" w:type="dxa"/>
-              <w:left w:w="0" w:type="dxa"/>
-              <w:right w:w="0" w:type="dxa"/>
-            </w:tcMar>
-            <w:vAlign w:val="top"/>
-          </w:tcPr>
-          <w:p>
-            <w:pPr>
-              <w:pStyle w:val="Normal"/>
-              <w:jc w:val="center"/>
-              <w:pBdr>
-                <w:bottom w:val="none" w:sz="0" w:space="0" w:color="000000"/>
-                <w:top w:val="none" w:sz="0" w:space="0" w:color="000000"/>
-                <w:left w:val="none" w:sz="0" w:space="0" w:color="000000"/>
-                <w:right w:val="none" w:sz="0" w:space="0" w:color="000000"/>
-              </w:pBdr>
-              <w:spacing w:after="100" w:before="100" w:line="240"/>
-              <w:ind w:left="100" w:right="100" w:firstLine="0" w:firstLineChars="0"/>
-              <w:rPr>
-                <w:rFonts w:ascii="Helvetica" w:hAnsi="Helvetica" w:eastAsia="Helvetica" w:cs="Helvetica"/>
-                <w:i w:val="false"/>
-                <w:b w:val="false"/>
-                <w:u w:val="none"/>
-                <w:sz w:val="22"/>
-                <w:szCs w:val="22"/>
-                <w:color w:val="000000"/>
-              </w:rPr>
-            </w:pPr>
-            <w:r>
-              <w:rPr>
-                <w:rFonts w:ascii="Helvetica" w:hAnsi="Helvetica" w:eastAsia="Helvetica" w:cs="Helvetica"/>
-                <w:i w:val="false"/>
-                <w:b w:val="false"/>
-                <w:u w:val="none"/>
-                <w:sz w:val="22"/>
-                <w:szCs w:val="22"/>
-                <w:color w:val="000000"/>
-              </w:rPr>
-              <w:t xml:space="preserve">0.84, 3.18</w:t>
+              <w:t xml:space="preserve">1.65</w:t>
+            </w:r>
+          </w:p>
+        </w:tc>
+        <w:tc>
+          <w:tcPr>
+            <w:tcBorders>
+              <w:bottom w:val="none" w:sz="0" w:space="0" w:color="000000"/>
+              <w:top w:val="none" w:sz="0" w:space="0" w:color="000000"/>
+              <w:left w:val="none" w:sz="0" w:space="0" w:color="000000"/>
+              <w:right w:val="none" w:sz="0" w:space="0" w:color="000000"/>
+            </w:tcBorders>
+            <w:shd w:val="clear" w:color="auto" w:fill="FFFFFF"/>
+            <w:tcMar>
+              <w:top w:w="0" w:type="dxa"/>
+              <w:bottom w:w="0" w:type="dxa"/>
+              <w:left w:w="0" w:type="dxa"/>
+              <w:right w:w="0" w:type="dxa"/>
+            </w:tcMar>
+            <w:vAlign w:val="top"/>
+          </w:tcPr>
+          <w:p>
+            <w:pPr>
+              <w:pStyle w:val="Normal"/>
+              <w:jc w:val="center"/>
+              <w:pBdr>
+                <w:bottom w:val="none" w:sz="0" w:space="0" w:color="000000"/>
+                <w:top w:val="none" w:sz="0" w:space="0" w:color="000000"/>
+                <w:left w:val="none" w:sz="0" w:space="0" w:color="000000"/>
+                <w:right w:val="none" w:sz="0" w:space="0" w:color="000000"/>
+              </w:pBdr>
+              <w:spacing w:after="100" w:before="100" w:line="240"/>
+              <w:ind w:left="100" w:right="100" w:firstLine="0" w:firstLineChars="0"/>
+              <w:rPr>
+                <w:rFonts w:ascii="Helvetica" w:hAnsi="Helvetica" w:eastAsia="Helvetica" w:cs="Helvetica"/>
+                <w:i w:val="false"/>
+                <w:b w:val="false"/>
+                <w:u w:val="none"/>
+                <w:sz w:val="22"/>
+                <w:szCs w:val="22"/>
+                <w:color w:val="000000"/>
+              </w:rPr>
+            </w:pPr>
+            <w:r>
+              <w:rPr>
+                <w:rFonts w:ascii="Helvetica" w:hAnsi="Helvetica" w:eastAsia="Helvetica" w:cs="Helvetica"/>
+                <w:i w:val="false"/>
+                <w:b w:val="false"/>
+                <w:u w:val="none"/>
+                <w:sz w:val="22"/>
+                <w:szCs w:val="22"/>
+                <w:color w:val="000000"/>
+              </w:rPr>
+              <w:t xml:space="preserve">0.85, 3.21</w:t>
             </w:r>
           </w:p>
         </w:tc>
@@ -14627,113 +14627,113 @@
                 <w:szCs w:val="22"/>
                 <w:color w:val="000000"/>
               </w:rPr>
-              <w:t xml:space="preserve">0.90</w:t>
-            </w:r>
-          </w:p>
-        </w:tc>
-        <w:tc>
-          <w:tcPr>
-            <w:tcBorders>
-              <w:bottom w:val="none" w:sz="0" w:space="0" w:color="000000"/>
-              <w:top w:val="none" w:sz="0" w:space="0" w:color="000000"/>
-              <w:left w:val="none" w:sz="0" w:space="0" w:color="000000"/>
-              <w:right w:val="none" w:sz="0" w:space="0" w:color="000000"/>
-            </w:tcBorders>
-            <w:shd w:val="clear" w:color="auto" w:fill="FFFFFF"/>
-            <w:tcMar>
-              <w:top w:w="0" w:type="dxa"/>
-              <w:bottom w:w="0" w:type="dxa"/>
-              <w:left w:w="0" w:type="dxa"/>
-              <w:right w:w="0" w:type="dxa"/>
-            </w:tcMar>
-            <w:vAlign w:val="top"/>
-          </w:tcPr>
-          <w:p>
-            <w:pPr>
-              <w:pStyle w:val="Normal"/>
-              <w:jc w:val="center"/>
-              <w:pBdr>
-                <w:bottom w:val="none" w:sz="0" w:space="0" w:color="000000"/>
-                <w:top w:val="none" w:sz="0" w:space="0" w:color="000000"/>
-                <w:left w:val="none" w:sz="0" w:space="0" w:color="000000"/>
-                <w:right w:val="none" w:sz="0" w:space="0" w:color="000000"/>
-              </w:pBdr>
-              <w:spacing w:after="100" w:before="100" w:line="240"/>
-              <w:ind w:left="100" w:right="100" w:firstLine="0" w:firstLineChars="0"/>
-              <w:rPr>
-                <w:rFonts w:ascii="Helvetica" w:hAnsi="Helvetica" w:eastAsia="Helvetica" w:cs="Helvetica"/>
-                <w:i w:val="false"/>
-                <w:b w:val="false"/>
-                <w:u w:val="none"/>
-                <w:sz w:val="22"/>
-                <w:szCs w:val="22"/>
-                <w:color w:val="000000"/>
-              </w:rPr>
-            </w:pPr>
-            <w:r>
-              <w:rPr>
-                <w:rFonts w:ascii="Helvetica" w:hAnsi="Helvetica" w:eastAsia="Helvetica" w:cs="Helvetica"/>
-                <w:i w:val="false"/>
-                <w:b w:val="false"/>
-                <w:u w:val="none"/>
-                <w:sz w:val="22"/>
-                <w:szCs w:val="22"/>
-                <w:color w:val="000000"/>
-              </w:rPr>
-              <w:t xml:space="preserve">0.34, 2.38</w:t>
-            </w:r>
-          </w:p>
-        </w:tc>
-        <w:tc>
-          <w:tcPr>
-            <w:tcBorders>
-              <w:bottom w:val="none" w:sz="0" w:space="0" w:color="000000"/>
-              <w:top w:val="none" w:sz="0" w:space="0" w:color="000000"/>
-              <w:left w:val="none" w:sz="0" w:space="0" w:color="000000"/>
-              <w:right w:val="none" w:sz="0" w:space="0" w:color="000000"/>
-            </w:tcBorders>
-            <w:shd w:val="clear" w:color="auto" w:fill="FFFFFF"/>
-            <w:tcMar>
-              <w:top w:w="0" w:type="dxa"/>
-              <w:bottom w:w="0" w:type="dxa"/>
-              <w:left w:w="0" w:type="dxa"/>
-              <w:right w:w="0" w:type="dxa"/>
-            </w:tcMar>
-            <w:vAlign w:val="top"/>
-          </w:tcPr>
-          <w:p>
-            <w:pPr>
-              <w:pStyle w:val="Normal"/>
-              <w:jc w:val="center"/>
-              <w:pBdr>
-                <w:bottom w:val="none" w:sz="0" w:space="0" w:color="000000"/>
-                <w:top w:val="none" w:sz="0" w:space="0" w:color="000000"/>
-                <w:left w:val="none" w:sz="0" w:space="0" w:color="000000"/>
-                <w:right w:val="none" w:sz="0" w:space="0" w:color="000000"/>
-              </w:pBdr>
-              <w:spacing w:after="100" w:before="100" w:line="240"/>
-              <w:ind w:left="100" w:right="100" w:firstLine="0" w:firstLineChars="0"/>
-              <w:rPr>
-                <w:rFonts w:ascii="Helvetica" w:hAnsi="Helvetica" w:eastAsia="Helvetica" w:cs="Helvetica"/>
-                <w:i w:val="false"/>
-                <w:b w:val="false"/>
-                <w:u w:val="none"/>
-                <w:sz w:val="22"/>
-                <w:szCs w:val="22"/>
-                <w:color w:val="000000"/>
-              </w:rPr>
-            </w:pPr>
-            <w:r>
-              <w:rPr>
-                <w:rFonts w:ascii="Helvetica" w:hAnsi="Helvetica" w:eastAsia="Helvetica" w:cs="Helvetica"/>
-                <w:i w:val="false"/>
-                <w:b w:val="false"/>
-                <w:u w:val="none"/>
-                <w:sz w:val="22"/>
-                <w:szCs w:val="22"/>
-                <w:color w:val="000000"/>
-              </w:rPr>
-              <w:t xml:space="preserve">0.830</w:t>
+              <w:t xml:space="preserve">0.91</w:t>
+            </w:r>
+          </w:p>
+        </w:tc>
+        <w:tc>
+          <w:tcPr>
+            <w:tcBorders>
+              <w:bottom w:val="none" w:sz="0" w:space="0" w:color="000000"/>
+              <w:top w:val="none" w:sz="0" w:space="0" w:color="000000"/>
+              <w:left w:val="none" w:sz="0" w:space="0" w:color="000000"/>
+              <w:right w:val="none" w:sz="0" w:space="0" w:color="000000"/>
+            </w:tcBorders>
+            <w:shd w:val="clear" w:color="auto" w:fill="FFFFFF"/>
+            <w:tcMar>
+              <w:top w:w="0" w:type="dxa"/>
+              <w:bottom w:w="0" w:type="dxa"/>
+              <w:left w:w="0" w:type="dxa"/>
+              <w:right w:w="0" w:type="dxa"/>
+            </w:tcMar>
+            <w:vAlign w:val="top"/>
+          </w:tcPr>
+          <w:p>
+            <w:pPr>
+              <w:pStyle w:val="Normal"/>
+              <w:jc w:val="center"/>
+              <w:pBdr>
+                <w:bottom w:val="none" w:sz="0" w:space="0" w:color="000000"/>
+                <w:top w:val="none" w:sz="0" w:space="0" w:color="000000"/>
+                <w:left w:val="none" w:sz="0" w:space="0" w:color="000000"/>
+                <w:right w:val="none" w:sz="0" w:space="0" w:color="000000"/>
+              </w:pBdr>
+              <w:spacing w:after="100" w:before="100" w:line="240"/>
+              <w:ind w:left="100" w:right="100" w:firstLine="0" w:firstLineChars="0"/>
+              <w:rPr>
+                <w:rFonts w:ascii="Helvetica" w:hAnsi="Helvetica" w:eastAsia="Helvetica" w:cs="Helvetica"/>
+                <w:i w:val="false"/>
+                <w:b w:val="false"/>
+                <w:u w:val="none"/>
+                <w:sz w:val="22"/>
+                <w:szCs w:val="22"/>
+                <w:color w:val="000000"/>
+              </w:rPr>
+            </w:pPr>
+            <w:r>
+              <w:rPr>
+                <w:rFonts w:ascii="Helvetica" w:hAnsi="Helvetica" w:eastAsia="Helvetica" w:cs="Helvetica"/>
+                <w:i w:val="false"/>
+                <w:b w:val="false"/>
+                <w:u w:val="none"/>
+                <w:sz w:val="22"/>
+                <w:szCs w:val="22"/>
+                <w:color w:val="000000"/>
+              </w:rPr>
+              <w:t xml:space="preserve">0.34, 2.42</w:t>
+            </w:r>
+          </w:p>
+        </w:tc>
+        <w:tc>
+          <w:tcPr>
+            <w:tcBorders>
+              <w:bottom w:val="none" w:sz="0" w:space="0" w:color="000000"/>
+              <w:top w:val="none" w:sz="0" w:space="0" w:color="000000"/>
+              <w:left w:val="none" w:sz="0" w:space="0" w:color="000000"/>
+              <w:right w:val="none" w:sz="0" w:space="0" w:color="000000"/>
+            </w:tcBorders>
+            <w:shd w:val="clear" w:color="auto" w:fill="FFFFFF"/>
+            <w:tcMar>
+              <w:top w:w="0" w:type="dxa"/>
+              <w:bottom w:w="0" w:type="dxa"/>
+              <w:left w:w="0" w:type="dxa"/>
+              <w:right w:w="0" w:type="dxa"/>
+            </w:tcMar>
+            <w:vAlign w:val="top"/>
+          </w:tcPr>
+          <w:p>
+            <w:pPr>
+              <w:pStyle w:val="Normal"/>
+              <w:jc w:val="center"/>
+              <w:pBdr>
+                <w:bottom w:val="none" w:sz="0" w:space="0" w:color="000000"/>
+                <w:top w:val="none" w:sz="0" w:space="0" w:color="000000"/>
+                <w:left w:val="none" w:sz="0" w:space="0" w:color="000000"/>
+                <w:right w:val="none" w:sz="0" w:space="0" w:color="000000"/>
+              </w:pBdr>
+              <w:spacing w:after="100" w:before="100" w:line="240"/>
+              <w:ind w:left="100" w:right="100" w:firstLine="0" w:firstLineChars="0"/>
+              <w:rPr>
+                <w:rFonts w:ascii="Helvetica" w:hAnsi="Helvetica" w:eastAsia="Helvetica" w:cs="Helvetica"/>
+                <w:i w:val="false"/>
+                <w:b w:val="false"/>
+                <w:u w:val="none"/>
+                <w:sz w:val="22"/>
+                <w:szCs w:val="22"/>
+                <w:color w:val="000000"/>
+              </w:rPr>
+            </w:pPr>
+            <w:r>
+              <w:rPr>
+                <w:rFonts w:ascii="Helvetica" w:hAnsi="Helvetica" w:eastAsia="Helvetica" w:cs="Helvetica"/>
+                <w:i w:val="false"/>
+                <w:b w:val="false"/>
+                <w:u w:val="none"/>
+                <w:sz w:val="22"/>
+                <w:szCs w:val="22"/>
+                <w:color w:val="000000"/>
+              </w:rPr>
+              <w:t xml:space="preserve">0.850</w:t>
             </w:r>
           </w:p>
         </w:tc>
@@ -15110,113 +15110,113 @@
                 <w:szCs w:val="22"/>
                 <w:color w:val="000000"/>
               </w:rPr>
-              <w:t xml:space="preserve">2.08</w:t>
-            </w:r>
-          </w:p>
-        </w:tc>
-        <w:tc>
-          <w:tcPr>
-            <w:tcBorders>
-              <w:bottom w:val="none" w:sz="0" w:space="0" w:color="000000"/>
-              <w:top w:val="none" w:sz="0" w:space="0" w:color="000000"/>
-              <w:left w:val="none" w:sz="0" w:space="0" w:color="000000"/>
-              <w:right w:val="none" w:sz="0" w:space="0" w:color="000000"/>
-            </w:tcBorders>
-            <w:shd w:val="clear" w:color="auto" w:fill="FFFFFF"/>
-            <w:tcMar>
-              <w:top w:w="0" w:type="dxa"/>
-              <w:bottom w:w="0" w:type="dxa"/>
-              <w:left w:w="0" w:type="dxa"/>
-              <w:right w:w="0" w:type="dxa"/>
-            </w:tcMar>
-            <w:vAlign w:val="top"/>
-          </w:tcPr>
-          <w:p>
-            <w:pPr>
-              <w:pStyle w:val="Normal"/>
-              <w:jc w:val="center"/>
-              <w:pBdr>
-                <w:bottom w:val="none" w:sz="0" w:space="0" w:color="000000"/>
-                <w:top w:val="none" w:sz="0" w:space="0" w:color="000000"/>
-                <w:left w:val="none" w:sz="0" w:space="0" w:color="000000"/>
-                <w:right w:val="none" w:sz="0" w:space="0" w:color="000000"/>
-              </w:pBdr>
-              <w:spacing w:after="100" w:before="100" w:line="240"/>
-              <w:ind w:left="100" w:right="100" w:firstLine="0" w:firstLineChars="0"/>
-              <w:rPr>
-                <w:rFonts w:ascii="Helvetica" w:hAnsi="Helvetica" w:eastAsia="Helvetica" w:cs="Helvetica"/>
-                <w:i w:val="false"/>
-                <w:b w:val="false"/>
-                <w:u w:val="none"/>
-                <w:sz w:val="22"/>
-                <w:szCs w:val="22"/>
-                <w:color w:val="000000"/>
-              </w:rPr>
-            </w:pPr>
-            <w:r>
-              <w:rPr>
-                <w:rFonts w:ascii="Helvetica" w:hAnsi="Helvetica" w:eastAsia="Helvetica" w:cs="Helvetica"/>
-                <w:i w:val="false"/>
-                <w:b w:val="false"/>
-                <w:u w:val="none"/>
-                <w:sz w:val="22"/>
-                <w:szCs w:val="22"/>
-                <w:color w:val="000000"/>
-              </w:rPr>
-              <w:t xml:space="preserve">0.68, 6.36</w:t>
-            </w:r>
-          </w:p>
-        </w:tc>
-        <w:tc>
-          <w:tcPr>
-            <w:tcBorders>
-              <w:bottom w:val="none" w:sz="0" w:space="0" w:color="000000"/>
-              <w:top w:val="none" w:sz="0" w:space="0" w:color="000000"/>
-              <w:left w:val="none" w:sz="0" w:space="0" w:color="000000"/>
-              <w:right w:val="none" w:sz="0" w:space="0" w:color="000000"/>
-            </w:tcBorders>
-            <w:shd w:val="clear" w:color="auto" w:fill="FFFFFF"/>
-            <w:tcMar>
-              <w:top w:w="0" w:type="dxa"/>
-              <w:bottom w:w="0" w:type="dxa"/>
-              <w:left w:w="0" w:type="dxa"/>
-              <w:right w:w="0" w:type="dxa"/>
-            </w:tcMar>
-            <w:vAlign w:val="top"/>
-          </w:tcPr>
-          <w:p>
-            <w:pPr>
-              <w:pStyle w:val="Normal"/>
-              <w:jc w:val="center"/>
-              <w:pBdr>
-                <w:bottom w:val="none" w:sz="0" w:space="0" w:color="000000"/>
-                <w:top w:val="none" w:sz="0" w:space="0" w:color="000000"/>
-                <w:left w:val="none" w:sz="0" w:space="0" w:color="000000"/>
-                <w:right w:val="none" w:sz="0" w:space="0" w:color="000000"/>
-              </w:pBdr>
-              <w:spacing w:after="100" w:before="100" w:line="240"/>
-              <w:ind w:left="100" w:right="100" w:firstLine="0" w:firstLineChars="0"/>
-              <w:rPr>
-                <w:rFonts w:ascii="Helvetica" w:hAnsi="Helvetica" w:eastAsia="Helvetica" w:cs="Helvetica"/>
-                <w:i w:val="false"/>
-                <w:b w:val="false"/>
-                <w:u w:val="none"/>
-                <w:sz w:val="22"/>
-                <w:szCs w:val="22"/>
-                <w:color w:val="000000"/>
-              </w:rPr>
-            </w:pPr>
-            <w:r>
-              <w:rPr>
-                <w:rFonts w:ascii="Helvetica" w:hAnsi="Helvetica" w:eastAsia="Helvetica" w:cs="Helvetica"/>
-                <w:i w:val="false"/>
-                <w:b w:val="false"/>
-                <w:u w:val="none"/>
-                <w:sz w:val="22"/>
-                <w:szCs w:val="22"/>
-                <w:color w:val="000000"/>
-              </w:rPr>
-              <w:t xml:space="preserve">0.200</w:t>
+              <w:t xml:space="preserve">2.22</w:t>
+            </w:r>
+          </w:p>
+        </w:tc>
+        <w:tc>
+          <w:tcPr>
+            <w:tcBorders>
+              <w:bottom w:val="none" w:sz="0" w:space="0" w:color="000000"/>
+              <w:top w:val="none" w:sz="0" w:space="0" w:color="000000"/>
+              <w:left w:val="none" w:sz="0" w:space="0" w:color="000000"/>
+              <w:right w:val="none" w:sz="0" w:space="0" w:color="000000"/>
+            </w:tcBorders>
+            <w:shd w:val="clear" w:color="auto" w:fill="FFFFFF"/>
+            <w:tcMar>
+              <w:top w:w="0" w:type="dxa"/>
+              <w:bottom w:w="0" w:type="dxa"/>
+              <w:left w:w="0" w:type="dxa"/>
+              <w:right w:w="0" w:type="dxa"/>
+            </w:tcMar>
+            <w:vAlign w:val="top"/>
+          </w:tcPr>
+          <w:p>
+            <w:pPr>
+              <w:pStyle w:val="Normal"/>
+              <w:jc w:val="center"/>
+              <w:pBdr>
+                <w:bottom w:val="none" w:sz="0" w:space="0" w:color="000000"/>
+                <w:top w:val="none" w:sz="0" w:space="0" w:color="000000"/>
+                <w:left w:val="none" w:sz="0" w:space="0" w:color="000000"/>
+                <w:right w:val="none" w:sz="0" w:space="0" w:color="000000"/>
+              </w:pBdr>
+              <w:spacing w:after="100" w:before="100" w:line="240"/>
+              <w:ind w:left="100" w:right="100" w:firstLine="0" w:firstLineChars="0"/>
+              <w:rPr>
+                <w:rFonts w:ascii="Helvetica" w:hAnsi="Helvetica" w:eastAsia="Helvetica" w:cs="Helvetica"/>
+                <w:i w:val="false"/>
+                <w:b w:val="false"/>
+                <w:u w:val="none"/>
+                <w:sz w:val="22"/>
+                <w:szCs w:val="22"/>
+                <w:color w:val="000000"/>
+              </w:rPr>
+            </w:pPr>
+            <w:r>
+              <w:rPr>
+                <w:rFonts w:ascii="Helvetica" w:hAnsi="Helvetica" w:eastAsia="Helvetica" w:cs="Helvetica"/>
+                <w:i w:val="false"/>
+                <w:b w:val="false"/>
+                <w:u w:val="none"/>
+                <w:sz w:val="22"/>
+                <w:szCs w:val="22"/>
+                <w:color w:val="000000"/>
+              </w:rPr>
+              <w:t xml:space="preserve">0.73, 6.81</w:t>
+            </w:r>
+          </w:p>
+        </w:tc>
+        <w:tc>
+          <w:tcPr>
+            <w:tcBorders>
+              <w:bottom w:val="none" w:sz="0" w:space="0" w:color="000000"/>
+              <w:top w:val="none" w:sz="0" w:space="0" w:color="000000"/>
+              <w:left w:val="none" w:sz="0" w:space="0" w:color="000000"/>
+              <w:right w:val="none" w:sz="0" w:space="0" w:color="000000"/>
+            </w:tcBorders>
+            <w:shd w:val="clear" w:color="auto" w:fill="FFFFFF"/>
+            <w:tcMar>
+              <w:top w:w="0" w:type="dxa"/>
+              <w:bottom w:w="0" w:type="dxa"/>
+              <w:left w:w="0" w:type="dxa"/>
+              <w:right w:w="0" w:type="dxa"/>
+            </w:tcMar>
+            <w:vAlign w:val="top"/>
+          </w:tcPr>
+          <w:p>
+            <w:pPr>
+              <w:pStyle w:val="Normal"/>
+              <w:jc w:val="center"/>
+              <w:pBdr>
+                <w:bottom w:val="none" w:sz="0" w:space="0" w:color="000000"/>
+                <w:top w:val="none" w:sz="0" w:space="0" w:color="000000"/>
+                <w:left w:val="none" w:sz="0" w:space="0" w:color="000000"/>
+                <w:right w:val="none" w:sz="0" w:space="0" w:color="000000"/>
+              </w:pBdr>
+              <w:spacing w:after="100" w:before="100" w:line="240"/>
+              <w:ind w:left="100" w:right="100" w:firstLine="0" w:firstLineChars="0"/>
+              <w:rPr>
+                <w:rFonts w:ascii="Helvetica" w:hAnsi="Helvetica" w:eastAsia="Helvetica" w:cs="Helvetica"/>
+                <w:i w:val="false"/>
+                <w:b w:val="false"/>
+                <w:u w:val="none"/>
+                <w:sz w:val="22"/>
+                <w:szCs w:val="22"/>
+                <w:color w:val="000000"/>
+              </w:rPr>
+            </w:pPr>
+            <w:r>
+              <w:rPr>
+                <w:rFonts w:ascii="Helvetica" w:hAnsi="Helvetica" w:eastAsia="Helvetica" w:cs="Helvetica"/>
+                <w:i w:val="false"/>
+                <w:b w:val="false"/>
+                <w:u w:val="none"/>
+                <w:sz w:val="22"/>
+                <w:szCs w:val="22"/>
+                <w:color w:val="000000"/>
+              </w:rPr>
+              <w:t xml:space="preserve">0.160</w:t>
             </w:r>
           </w:p>
         </w:tc>
@@ -15593,113 +15593,113 @@
                 <w:szCs w:val="22"/>
                 <w:color w:val="000000"/>
               </w:rPr>
-              <w:t xml:space="preserve">1.60</w:t>
-            </w:r>
-          </w:p>
-        </w:tc>
-        <w:tc>
-          <w:tcPr>
-            <w:tcBorders>
-              <w:bottom w:val="none" w:sz="0" w:space="0" w:color="000000"/>
-              <w:top w:val="none" w:sz="0" w:space="0" w:color="000000"/>
-              <w:left w:val="none" w:sz="0" w:space="0" w:color="000000"/>
-              <w:right w:val="none" w:sz="0" w:space="0" w:color="000000"/>
-            </w:tcBorders>
-            <w:shd w:val="clear" w:color="auto" w:fill="FFFFFF"/>
-            <w:tcMar>
-              <w:top w:w="0" w:type="dxa"/>
-              <w:bottom w:w="0" w:type="dxa"/>
-              <w:left w:w="0" w:type="dxa"/>
-              <w:right w:w="0" w:type="dxa"/>
-            </w:tcMar>
-            <w:vAlign w:val="top"/>
-          </w:tcPr>
-          <w:p>
-            <w:pPr>
-              <w:pStyle w:val="Normal"/>
-              <w:jc w:val="center"/>
-              <w:pBdr>
-                <w:bottom w:val="none" w:sz="0" w:space="0" w:color="000000"/>
-                <w:top w:val="none" w:sz="0" w:space="0" w:color="000000"/>
-                <w:left w:val="none" w:sz="0" w:space="0" w:color="000000"/>
-                <w:right w:val="none" w:sz="0" w:space="0" w:color="000000"/>
-              </w:pBdr>
-              <w:spacing w:after="100" w:before="100" w:line="240"/>
-              <w:ind w:left="100" w:right="100" w:firstLine="0" w:firstLineChars="0"/>
-              <w:rPr>
-                <w:rFonts w:ascii="Helvetica" w:hAnsi="Helvetica" w:eastAsia="Helvetica" w:cs="Helvetica"/>
-                <w:i w:val="false"/>
-                <w:b w:val="false"/>
-                <w:u w:val="none"/>
-                <w:sz w:val="22"/>
-                <w:szCs w:val="22"/>
-                <w:color w:val="000000"/>
-              </w:rPr>
-            </w:pPr>
-            <w:r>
-              <w:rPr>
-                <w:rFonts w:ascii="Helvetica" w:hAnsi="Helvetica" w:eastAsia="Helvetica" w:cs="Helvetica"/>
-                <w:i w:val="false"/>
-                <w:b w:val="false"/>
-                <w:u w:val="none"/>
-                <w:sz w:val="22"/>
-                <w:szCs w:val="22"/>
-                <w:color w:val="000000"/>
-              </w:rPr>
-              <w:t xml:space="preserve">0.55, 4.65</w:t>
-            </w:r>
-          </w:p>
-        </w:tc>
-        <w:tc>
-          <w:tcPr>
-            <w:tcBorders>
-              <w:bottom w:val="none" w:sz="0" w:space="0" w:color="000000"/>
-              <w:top w:val="none" w:sz="0" w:space="0" w:color="000000"/>
-              <w:left w:val="none" w:sz="0" w:space="0" w:color="000000"/>
-              <w:right w:val="none" w:sz="0" w:space="0" w:color="000000"/>
-            </w:tcBorders>
-            <w:shd w:val="clear" w:color="auto" w:fill="FFFFFF"/>
-            <w:tcMar>
-              <w:top w:w="0" w:type="dxa"/>
-              <w:bottom w:w="0" w:type="dxa"/>
-              <w:left w:w="0" w:type="dxa"/>
-              <w:right w:w="0" w:type="dxa"/>
-            </w:tcMar>
-            <w:vAlign w:val="top"/>
-          </w:tcPr>
-          <w:p>
-            <w:pPr>
-              <w:pStyle w:val="Normal"/>
-              <w:jc w:val="center"/>
-              <w:pBdr>
-                <w:bottom w:val="none" w:sz="0" w:space="0" w:color="000000"/>
-                <w:top w:val="none" w:sz="0" w:space="0" w:color="000000"/>
-                <w:left w:val="none" w:sz="0" w:space="0" w:color="000000"/>
-                <w:right w:val="none" w:sz="0" w:space="0" w:color="000000"/>
-              </w:pBdr>
-              <w:spacing w:after="100" w:before="100" w:line="240"/>
-              <w:ind w:left="100" w:right="100" w:firstLine="0" w:firstLineChars="0"/>
-              <w:rPr>
-                <w:rFonts w:ascii="Helvetica" w:hAnsi="Helvetica" w:eastAsia="Helvetica" w:cs="Helvetica"/>
-                <w:i w:val="false"/>
-                <w:b w:val="false"/>
-                <w:u w:val="none"/>
-                <w:sz w:val="22"/>
-                <w:szCs w:val="22"/>
-                <w:color w:val="000000"/>
-              </w:rPr>
-            </w:pPr>
-            <w:r>
-              <w:rPr>
-                <w:rFonts w:ascii="Helvetica" w:hAnsi="Helvetica" w:eastAsia="Helvetica" w:cs="Helvetica"/>
-                <w:i w:val="false"/>
-                <w:b w:val="false"/>
-                <w:u w:val="none"/>
-                <w:sz w:val="22"/>
-                <w:szCs w:val="22"/>
-                <w:color w:val="000000"/>
-              </w:rPr>
-              <w:t xml:space="preserve">0.390</w:t>
+              <w:t xml:space="preserve">1.70</w:t>
+            </w:r>
+          </w:p>
+        </w:tc>
+        <w:tc>
+          <w:tcPr>
+            <w:tcBorders>
+              <w:bottom w:val="none" w:sz="0" w:space="0" w:color="000000"/>
+              <w:top w:val="none" w:sz="0" w:space="0" w:color="000000"/>
+              <w:left w:val="none" w:sz="0" w:space="0" w:color="000000"/>
+              <w:right w:val="none" w:sz="0" w:space="0" w:color="000000"/>
+            </w:tcBorders>
+            <w:shd w:val="clear" w:color="auto" w:fill="FFFFFF"/>
+            <w:tcMar>
+              <w:top w:w="0" w:type="dxa"/>
+              <w:bottom w:w="0" w:type="dxa"/>
+              <w:left w:w="0" w:type="dxa"/>
+              <w:right w:w="0" w:type="dxa"/>
+            </w:tcMar>
+            <w:vAlign w:val="top"/>
+          </w:tcPr>
+          <w:p>
+            <w:pPr>
+              <w:pStyle w:val="Normal"/>
+              <w:jc w:val="center"/>
+              <w:pBdr>
+                <w:bottom w:val="none" w:sz="0" w:space="0" w:color="000000"/>
+                <w:top w:val="none" w:sz="0" w:space="0" w:color="000000"/>
+                <w:left w:val="none" w:sz="0" w:space="0" w:color="000000"/>
+                <w:right w:val="none" w:sz="0" w:space="0" w:color="000000"/>
+              </w:pBdr>
+              <w:spacing w:after="100" w:before="100" w:line="240"/>
+              <w:ind w:left="100" w:right="100" w:firstLine="0" w:firstLineChars="0"/>
+              <w:rPr>
+                <w:rFonts w:ascii="Helvetica" w:hAnsi="Helvetica" w:eastAsia="Helvetica" w:cs="Helvetica"/>
+                <w:i w:val="false"/>
+                <w:b w:val="false"/>
+                <w:u w:val="none"/>
+                <w:sz w:val="22"/>
+                <w:szCs w:val="22"/>
+                <w:color w:val="000000"/>
+              </w:rPr>
+            </w:pPr>
+            <w:r>
+              <w:rPr>
+                <w:rFonts w:ascii="Helvetica" w:hAnsi="Helvetica" w:eastAsia="Helvetica" w:cs="Helvetica"/>
+                <w:i w:val="false"/>
+                <w:b w:val="false"/>
+                <w:u w:val="none"/>
+                <w:sz w:val="22"/>
+                <w:szCs w:val="22"/>
+                <w:color w:val="000000"/>
+              </w:rPr>
+              <w:t xml:space="preserve">0.60, 4.78</w:t>
+            </w:r>
+          </w:p>
+        </w:tc>
+        <w:tc>
+          <w:tcPr>
+            <w:tcBorders>
+              <w:bottom w:val="none" w:sz="0" w:space="0" w:color="000000"/>
+              <w:top w:val="none" w:sz="0" w:space="0" w:color="000000"/>
+              <w:left w:val="none" w:sz="0" w:space="0" w:color="000000"/>
+              <w:right w:val="none" w:sz="0" w:space="0" w:color="000000"/>
+            </w:tcBorders>
+            <w:shd w:val="clear" w:color="auto" w:fill="FFFFFF"/>
+            <w:tcMar>
+              <w:top w:w="0" w:type="dxa"/>
+              <w:bottom w:w="0" w:type="dxa"/>
+              <w:left w:w="0" w:type="dxa"/>
+              <w:right w:w="0" w:type="dxa"/>
+            </w:tcMar>
+            <w:vAlign w:val="top"/>
+          </w:tcPr>
+          <w:p>
+            <w:pPr>
+              <w:pStyle w:val="Normal"/>
+              <w:jc w:val="center"/>
+              <w:pBdr>
+                <w:bottom w:val="none" w:sz="0" w:space="0" w:color="000000"/>
+                <w:top w:val="none" w:sz="0" w:space="0" w:color="000000"/>
+                <w:left w:val="none" w:sz="0" w:space="0" w:color="000000"/>
+                <w:right w:val="none" w:sz="0" w:space="0" w:color="000000"/>
+              </w:pBdr>
+              <w:spacing w:after="100" w:before="100" w:line="240"/>
+              <w:ind w:left="100" w:right="100" w:firstLine="0" w:firstLineChars="0"/>
+              <w:rPr>
+                <w:rFonts w:ascii="Helvetica" w:hAnsi="Helvetica" w:eastAsia="Helvetica" w:cs="Helvetica"/>
+                <w:i w:val="false"/>
+                <w:b w:val="false"/>
+                <w:u w:val="none"/>
+                <w:sz w:val="22"/>
+                <w:szCs w:val="22"/>
+                <w:color w:val="000000"/>
+              </w:rPr>
+            </w:pPr>
+            <w:r>
+              <w:rPr>
+                <w:rFonts w:ascii="Helvetica" w:hAnsi="Helvetica" w:eastAsia="Helvetica" w:cs="Helvetica"/>
+                <w:i w:val="false"/>
+                <w:b w:val="false"/>
+                <w:u w:val="none"/>
+                <w:sz w:val="22"/>
+                <w:szCs w:val="22"/>
+                <w:color w:val="000000"/>
+              </w:rPr>
+              <w:t xml:space="preserve">0.320</w:t>
             </w:r>
           </w:p>
         </w:tc>
@@ -16076,113 +16076,113 @@
                 <w:szCs w:val="22"/>
                 <w:color w:val="000000"/>
               </w:rPr>
-              <w:t xml:space="preserve">0.91</w:t>
-            </w:r>
-          </w:p>
-        </w:tc>
-        <w:tc>
-          <w:tcPr>
-            <w:tcBorders>
-              <w:bottom w:val="none" w:sz="0" w:space="0" w:color="000000"/>
-              <w:top w:val="none" w:sz="0" w:space="0" w:color="000000"/>
-              <w:left w:val="none" w:sz="0" w:space="0" w:color="000000"/>
-              <w:right w:val="none" w:sz="0" w:space="0" w:color="000000"/>
-            </w:tcBorders>
-            <w:shd w:val="clear" w:color="auto" w:fill="FFFFFF"/>
-            <w:tcMar>
-              <w:top w:w="0" w:type="dxa"/>
-              <w:bottom w:w="0" w:type="dxa"/>
-              <w:left w:w="0" w:type="dxa"/>
-              <w:right w:w="0" w:type="dxa"/>
-            </w:tcMar>
-            <w:vAlign w:val="top"/>
-          </w:tcPr>
-          <w:p>
-            <w:pPr>
-              <w:pStyle w:val="Normal"/>
-              <w:jc w:val="center"/>
-              <w:pBdr>
-                <w:bottom w:val="none" w:sz="0" w:space="0" w:color="000000"/>
-                <w:top w:val="none" w:sz="0" w:space="0" w:color="000000"/>
-                <w:left w:val="none" w:sz="0" w:space="0" w:color="000000"/>
-                <w:right w:val="none" w:sz="0" w:space="0" w:color="000000"/>
-              </w:pBdr>
-              <w:spacing w:after="100" w:before="100" w:line="240"/>
-              <w:ind w:left="100" w:right="100" w:firstLine="0" w:firstLineChars="0"/>
-              <w:rPr>
-                <w:rFonts w:ascii="Helvetica" w:hAnsi="Helvetica" w:eastAsia="Helvetica" w:cs="Helvetica"/>
-                <w:i w:val="false"/>
-                <w:b w:val="false"/>
-                <w:u w:val="none"/>
-                <w:sz w:val="22"/>
-                <w:szCs w:val="22"/>
-                <w:color w:val="000000"/>
-              </w:rPr>
-            </w:pPr>
-            <w:r>
-              <w:rPr>
-                <w:rFonts w:ascii="Helvetica" w:hAnsi="Helvetica" w:eastAsia="Helvetica" w:cs="Helvetica"/>
-                <w:i w:val="false"/>
-                <w:b w:val="false"/>
-                <w:u w:val="none"/>
-                <w:sz w:val="22"/>
-                <w:szCs w:val="22"/>
-                <w:color w:val="000000"/>
-              </w:rPr>
-              <w:t xml:space="preserve">0.45, 1.84</w:t>
-            </w:r>
-          </w:p>
-        </w:tc>
-        <w:tc>
-          <w:tcPr>
-            <w:tcBorders>
-              <w:bottom w:val="none" w:sz="0" w:space="0" w:color="000000"/>
-              <w:top w:val="none" w:sz="0" w:space="0" w:color="000000"/>
-              <w:left w:val="none" w:sz="0" w:space="0" w:color="000000"/>
-              <w:right w:val="none" w:sz="0" w:space="0" w:color="000000"/>
-            </w:tcBorders>
-            <w:shd w:val="clear" w:color="auto" w:fill="FFFFFF"/>
-            <w:tcMar>
-              <w:top w:w="0" w:type="dxa"/>
-              <w:bottom w:w="0" w:type="dxa"/>
-              <w:left w:w="0" w:type="dxa"/>
-              <w:right w:w="0" w:type="dxa"/>
-            </w:tcMar>
-            <w:vAlign w:val="top"/>
-          </w:tcPr>
-          <w:p>
-            <w:pPr>
-              <w:pStyle w:val="Normal"/>
-              <w:jc w:val="center"/>
-              <w:pBdr>
-                <w:bottom w:val="none" w:sz="0" w:space="0" w:color="000000"/>
-                <w:top w:val="none" w:sz="0" w:space="0" w:color="000000"/>
-                <w:left w:val="none" w:sz="0" w:space="0" w:color="000000"/>
-                <w:right w:val="none" w:sz="0" w:space="0" w:color="000000"/>
-              </w:pBdr>
-              <w:spacing w:after="100" w:before="100" w:line="240"/>
-              <w:ind w:left="100" w:right="100" w:firstLine="0" w:firstLineChars="0"/>
-              <w:rPr>
-                <w:rFonts w:ascii="Helvetica" w:hAnsi="Helvetica" w:eastAsia="Helvetica" w:cs="Helvetica"/>
-                <w:i w:val="false"/>
-                <w:b w:val="false"/>
-                <w:u w:val="none"/>
-                <w:sz w:val="22"/>
-                <w:szCs w:val="22"/>
-                <w:color w:val="000000"/>
-              </w:rPr>
-            </w:pPr>
-            <w:r>
-              <w:rPr>
-                <w:rFonts w:ascii="Helvetica" w:hAnsi="Helvetica" w:eastAsia="Helvetica" w:cs="Helvetica"/>
-                <w:i w:val="false"/>
-                <w:b w:val="false"/>
-                <w:u w:val="none"/>
-                <w:sz w:val="22"/>
-                <w:szCs w:val="22"/>
-                <w:color w:val="000000"/>
-              </w:rPr>
-              <w:t xml:space="preserve">0.790</w:t>
+              <w:t xml:space="preserve">0.82</w:t>
+            </w:r>
+          </w:p>
+        </w:tc>
+        <w:tc>
+          <w:tcPr>
+            <w:tcBorders>
+              <w:bottom w:val="none" w:sz="0" w:space="0" w:color="000000"/>
+              <w:top w:val="none" w:sz="0" w:space="0" w:color="000000"/>
+              <w:left w:val="none" w:sz="0" w:space="0" w:color="000000"/>
+              <w:right w:val="none" w:sz="0" w:space="0" w:color="000000"/>
+            </w:tcBorders>
+            <w:shd w:val="clear" w:color="auto" w:fill="FFFFFF"/>
+            <w:tcMar>
+              <w:top w:w="0" w:type="dxa"/>
+              <w:bottom w:w="0" w:type="dxa"/>
+              <w:left w:w="0" w:type="dxa"/>
+              <w:right w:w="0" w:type="dxa"/>
+            </w:tcMar>
+            <w:vAlign w:val="top"/>
+          </w:tcPr>
+          <w:p>
+            <w:pPr>
+              <w:pStyle w:val="Normal"/>
+              <w:jc w:val="center"/>
+              <w:pBdr>
+                <w:bottom w:val="none" w:sz="0" w:space="0" w:color="000000"/>
+                <w:top w:val="none" w:sz="0" w:space="0" w:color="000000"/>
+                <w:left w:val="none" w:sz="0" w:space="0" w:color="000000"/>
+                <w:right w:val="none" w:sz="0" w:space="0" w:color="000000"/>
+              </w:pBdr>
+              <w:spacing w:after="100" w:before="100" w:line="240"/>
+              <w:ind w:left="100" w:right="100" w:firstLine="0" w:firstLineChars="0"/>
+              <w:rPr>
+                <w:rFonts w:ascii="Helvetica" w:hAnsi="Helvetica" w:eastAsia="Helvetica" w:cs="Helvetica"/>
+                <w:i w:val="false"/>
+                <w:b w:val="false"/>
+                <w:u w:val="none"/>
+                <w:sz w:val="22"/>
+                <w:szCs w:val="22"/>
+                <w:color w:val="000000"/>
+              </w:rPr>
+            </w:pPr>
+            <w:r>
+              <w:rPr>
+                <w:rFonts w:ascii="Helvetica" w:hAnsi="Helvetica" w:eastAsia="Helvetica" w:cs="Helvetica"/>
+                <w:i w:val="false"/>
+                <w:b w:val="false"/>
+                <w:u w:val="none"/>
+                <w:sz w:val="22"/>
+                <w:szCs w:val="22"/>
+                <w:color w:val="000000"/>
+              </w:rPr>
+              <w:t xml:space="preserve">0.40, 1.65</w:t>
+            </w:r>
+          </w:p>
+        </w:tc>
+        <w:tc>
+          <w:tcPr>
+            <w:tcBorders>
+              <w:bottom w:val="none" w:sz="0" w:space="0" w:color="000000"/>
+              <w:top w:val="none" w:sz="0" w:space="0" w:color="000000"/>
+              <w:left w:val="none" w:sz="0" w:space="0" w:color="000000"/>
+              <w:right w:val="none" w:sz="0" w:space="0" w:color="000000"/>
+            </w:tcBorders>
+            <w:shd w:val="clear" w:color="auto" w:fill="FFFFFF"/>
+            <w:tcMar>
+              <w:top w:w="0" w:type="dxa"/>
+              <w:bottom w:w="0" w:type="dxa"/>
+              <w:left w:w="0" w:type="dxa"/>
+              <w:right w:w="0" w:type="dxa"/>
+            </w:tcMar>
+            <w:vAlign w:val="top"/>
+          </w:tcPr>
+          <w:p>
+            <w:pPr>
+              <w:pStyle w:val="Normal"/>
+              <w:jc w:val="center"/>
+              <w:pBdr>
+                <w:bottom w:val="none" w:sz="0" w:space="0" w:color="000000"/>
+                <w:top w:val="none" w:sz="0" w:space="0" w:color="000000"/>
+                <w:left w:val="none" w:sz="0" w:space="0" w:color="000000"/>
+                <w:right w:val="none" w:sz="0" w:space="0" w:color="000000"/>
+              </w:pBdr>
+              <w:spacing w:after="100" w:before="100" w:line="240"/>
+              <w:ind w:left="100" w:right="100" w:firstLine="0" w:firstLineChars="0"/>
+              <w:rPr>
+                <w:rFonts w:ascii="Helvetica" w:hAnsi="Helvetica" w:eastAsia="Helvetica" w:cs="Helvetica"/>
+                <w:i w:val="false"/>
+                <w:b w:val="false"/>
+                <w:u w:val="none"/>
+                <w:sz w:val="22"/>
+                <w:szCs w:val="22"/>
+                <w:color w:val="000000"/>
+              </w:rPr>
+            </w:pPr>
+            <w:r>
+              <w:rPr>
+                <w:rFonts w:ascii="Helvetica" w:hAnsi="Helvetica" w:eastAsia="Helvetica" w:cs="Helvetica"/>
+                <w:i w:val="false"/>
+                <w:b w:val="false"/>
+                <w:u w:val="none"/>
+                <w:sz w:val="22"/>
+                <w:szCs w:val="22"/>
+                <w:color w:val="000000"/>
+              </w:rPr>
+              <w:t xml:space="preserve">0.570</w:t>
             </w:r>
           </w:p>
         </w:tc>
@@ -16612,60 +16612,60 @@
                 <w:szCs w:val="22"/>
                 <w:color w:val="000000"/>
               </w:rPr>
-              <w:t xml:space="preserve">0.95, 1.05</w:t>
-            </w:r>
-          </w:p>
-        </w:tc>
-        <w:tc>
-          <w:tcPr>
-            <w:tcBorders>
-              <w:bottom w:val="none" w:sz="0" w:space="0" w:color="000000"/>
-              <w:top w:val="none" w:sz="0" w:space="0" w:color="000000"/>
-              <w:left w:val="none" w:sz="0" w:space="0" w:color="000000"/>
-              <w:right w:val="none" w:sz="0" w:space="0" w:color="000000"/>
-            </w:tcBorders>
-            <w:shd w:val="clear" w:color="auto" w:fill="FFFFFF"/>
-            <w:tcMar>
-              <w:top w:w="0" w:type="dxa"/>
-              <w:bottom w:w="0" w:type="dxa"/>
-              <w:left w:w="0" w:type="dxa"/>
-              <w:right w:w="0" w:type="dxa"/>
-            </w:tcMar>
-            <w:vAlign w:val="top"/>
-          </w:tcPr>
-          <w:p>
-            <w:pPr>
-              <w:pStyle w:val="Normal"/>
-              <w:jc w:val="center"/>
-              <w:pBdr>
-                <w:bottom w:val="none" w:sz="0" w:space="0" w:color="000000"/>
-                <w:top w:val="none" w:sz="0" w:space="0" w:color="000000"/>
-                <w:left w:val="none" w:sz="0" w:space="0" w:color="000000"/>
-                <w:right w:val="none" w:sz="0" w:space="0" w:color="000000"/>
-              </w:pBdr>
-              <w:spacing w:after="100" w:before="100" w:line="240"/>
-              <w:ind w:left="100" w:right="100" w:firstLine="0" w:firstLineChars="0"/>
-              <w:rPr>
-                <w:rFonts w:ascii="Helvetica" w:hAnsi="Helvetica" w:eastAsia="Helvetica" w:cs="Helvetica"/>
-                <w:i w:val="false"/>
-                <w:b w:val="false"/>
-                <w:u w:val="none"/>
-                <w:sz w:val="22"/>
-                <w:szCs w:val="22"/>
-                <w:color w:val="000000"/>
-              </w:rPr>
-            </w:pPr>
-            <w:r>
-              <w:rPr>
-                <w:rFonts w:ascii="Helvetica" w:hAnsi="Helvetica" w:eastAsia="Helvetica" w:cs="Helvetica"/>
-                <w:i w:val="false"/>
-                <w:b w:val="false"/>
-                <w:u w:val="none"/>
-                <w:sz w:val="22"/>
-                <w:szCs w:val="22"/>
-                <w:color w:val="000000"/>
-              </w:rPr>
-              <w:t xml:space="preserve">0.980</w:t>
+              <w:t xml:space="preserve">0.96, 1.05</w:t>
+            </w:r>
+          </w:p>
+        </w:tc>
+        <w:tc>
+          <w:tcPr>
+            <w:tcBorders>
+              <w:bottom w:val="none" w:sz="0" w:space="0" w:color="000000"/>
+              <w:top w:val="none" w:sz="0" w:space="0" w:color="000000"/>
+              <w:left w:val="none" w:sz="0" w:space="0" w:color="000000"/>
+              <w:right w:val="none" w:sz="0" w:space="0" w:color="000000"/>
+            </w:tcBorders>
+            <w:shd w:val="clear" w:color="auto" w:fill="FFFFFF"/>
+            <w:tcMar>
+              <w:top w:w="0" w:type="dxa"/>
+              <w:bottom w:w="0" w:type="dxa"/>
+              <w:left w:w="0" w:type="dxa"/>
+              <w:right w:w="0" w:type="dxa"/>
+            </w:tcMar>
+            <w:vAlign w:val="top"/>
+          </w:tcPr>
+          <w:p>
+            <w:pPr>
+              <w:pStyle w:val="Normal"/>
+              <w:jc w:val="center"/>
+              <w:pBdr>
+                <w:bottom w:val="none" w:sz="0" w:space="0" w:color="000000"/>
+                <w:top w:val="none" w:sz="0" w:space="0" w:color="000000"/>
+                <w:left w:val="none" w:sz="0" w:space="0" w:color="000000"/>
+                <w:right w:val="none" w:sz="0" w:space="0" w:color="000000"/>
+              </w:pBdr>
+              <w:spacing w:after="100" w:before="100" w:line="240"/>
+              <w:ind w:left="100" w:right="100" w:firstLine="0" w:firstLineChars="0"/>
+              <w:rPr>
+                <w:rFonts w:ascii="Helvetica" w:hAnsi="Helvetica" w:eastAsia="Helvetica" w:cs="Helvetica"/>
+                <w:i w:val="false"/>
+                <w:b w:val="false"/>
+                <w:u w:val="none"/>
+                <w:sz w:val="22"/>
+                <w:szCs w:val="22"/>
+                <w:color w:val="000000"/>
+              </w:rPr>
+            </w:pPr>
+            <w:r>
+              <w:rPr>
+                <w:rFonts w:ascii="Helvetica" w:hAnsi="Helvetica" w:eastAsia="Helvetica" w:cs="Helvetica"/>
+                <w:i w:val="false"/>
+                <w:b w:val="false"/>
+                <w:u w:val="none"/>
+                <w:sz w:val="22"/>
+                <w:szCs w:val="22"/>
+                <w:color w:val="000000"/>
+              </w:rPr>
+              <w:t xml:space="preserve">0.850</w:t>
             </w:r>
           </w:p>
         </w:tc>
@@ -17042,113 +17042,113 @@
                 <w:szCs w:val="22"/>
                 <w:color w:val="000000"/>
               </w:rPr>
-              <w:t xml:space="preserve">0.78</w:t>
-            </w:r>
-          </w:p>
-        </w:tc>
-        <w:tc>
-          <w:tcPr>
-            <w:tcBorders>
-              <w:bottom w:val="none" w:sz="0" w:space="0" w:color="000000"/>
-              <w:top w:val="none" w:sz="0" w:space="0" w:color="000000"/>
-              <w:left w:val="none" w:sz="0" w:space="0" w:color="000000"/>
-              <w:right w:val="none" w:sz="0" w:space="0" w:color="000000"/>
-            </w:tcBorders>
-            <w:shd w:val="clear" w:color="auto" w:fill="FFFFFF"/>
-            <w:tcMar>
-              <w:top w:w="0" w:type="dxa"/>
-              <w:bottom w:w="0" w:type="dxa"/>
-              <w:left w:w="0" w:type="dxa"/>
-              <w:right w:w="0" w:type="dxa"/>
-            </w:tcMar>
-            <w:vAlign w:val="top"/>
-          </w:tcPr>
-          <w:p>
-            <w:pPr>
-              <w:pStyle w:val="Normal"/>
-              <w:jc w:val="center"/>
-              <w:pBdr>
-                <w:bottom w:val="none" w:sz="0" w:space="0" w:color="000000"/>
-                <w:top w:val="none" w:sz="0" w:space="0" w:color="000000"/>
-                <w:left w:val="none" w:sz="0" w:space="0" w:color="000000"/>
-                <w:right w:val="none" w:sz="0" w:space="0" w:color="000000"/>
-              </w:pBdr>
-              <w:spacing w:after="100" w:before="100" w:line="240"/>
-              <w:ind w:left="100" w:right="100" w:firstLine="0" w:firstLineChars="0"/>
-              <w:rPr>
-                <w:rFonts w:ascii="Helvetica" w:hAnsi="Helvetica" w:eastAsia="Helvetica" w:cs="Helvetica"/>
-                <w:i w:val="false"/>
-                <w:b w:val="false"/>
-                <w:u w:val="none"/>
-                <w:sz w:val="22"/>
-                <w:szCs w:val="22"/>
-                <w:color w:val="000000"/>
-              </w:rPr>
-            </w:pPr>
-            <w:r>
-              <w:rPr>
-                <w:rFonts w:ascii="Helvetica" w:hAnsi="Helvetica" w:eastAsia="Helvetica" w:cs="Helvetica"/>
-                <w:i w:val="false"/>
-                <w:b w:val="false"/>
-                <w:u w:val="none"/>
-                <w:sz w:val="22"/>
-                <w:szCs w:val="22"/>
-                <w:color w:val="000000"/>
-              </w:rPr>
-              <w:t xml:space="preserve">0.48, 1.28</w:t>
-            </w:r>
-          </w:p>
-        </w:tc>
-        <w:tc>
-          <w:tcPr>
-            <w:tcBorders>
-              <w:bottom w:val="none" w:sz="0" w:space="0" w:color="000000"/>
-              <w:top w:val="none" w:sz="0" w:space="0" w:color="000000"/>
-              <w:left w:val="none" w:sz="0" w:space="0" w:color="000000"/>
-              <w:right w:val="none" w:sz="0" w:space="0" w:color="000000"/>
-            </w:tcBorders>
-            <w:shd w:val="clear" w:color="auto" w:fill="FFFFFF"/>
-            <w:tcMar>
-              <w:top w:w="0" w:type="dxa"/>
-              <w:bottom w:w="0" w:type="dxa"/>
-              <w:left w:w="0" w:type="dxa"/>
-              <w:right w:w="0" w:type="dxa"/>
-            </w:tcMar>
-            <w:vAlign w:val="top"/>
-          </w:tcPr>
-          <w:p>
-            <w:pPr>
-              <w:pStyle w:val="Normal"/>
-              <w:jc w:val="center"/>
-              <w:pBdr>
-                <w:bottom w:val="none" w:sz="0" w:space="0" w:color="000000"/>
-                <w:top w:val="none" w:sz="0" w:space="0" w:color="000000"/>
-                <w:left w:val="none" w:sz="0" w:space="0" w:color="000000"/>
-                <w:right w:val="none" w:sz="0" w:space="0" w:color="000000"/>
-              </w:pBdr>
-              <w:spacing w:after="100" w:before="100" w:line="240"/>
-              <w:ind w:left="100" w:right="100" w:firstLine="0" w:firstLineChars="0"/>
-              <w:rPr>
-                <w:rFonts w:ascii="Helvetica" w:hAnsi="Helvetica" w:eastAsia="Helvetica" w:cs="Helvetica"/>
-                <w:i w:val="false"/>
-                <w:b w:val="false"/>
-                <w:u w:val="none"/>
-                <w:sz w:val="22"/>
-                <w:szCs w:val="22"/>
-                <w:color w:val="000000"/>
-              </w:rPr>
-            </w:pPr>
-            <w:r>
-              <w:rPr>
-                <w:rFonts w:ascii="Helvetica" w:hAnsi="Helvetica" w:eastAsia="Helvetica" w:cs="Helvetica"/>
-                <w:i w:val="false"/>
-                <w:b w:val="false"/>
-                <w:u w:val="none"/>
-                <w:sz w:val="22"/>
-                <w:szCs w:val="22"/>
-                <w:color w:val="000000"/>
-              </w:rPr>
-              <w:t xml:space="preserve">0.320</w:t>
+              <w:t xml:space="preserve">0.77</w:t>
+            </w:r>
+          </w:p>
+        </w:tc>
+        <w:tc>
+          <w:tcPr>
+            <w:tcBorders>
+              <w:bottom w:val="none" w:sz="0" w:space="0" w:color="000000"/>
+              <w:top w:val="none" w:sz="0" w:space="0" w:color="000000"/>
+              <w:left w:val="none" w:sz="0" w:space="0" w:color="000000"/>
+              <w:right w:val="none" w:sz="0" w:space="0" w:color="000000"/>
+            </w:tcBorders>
+            <w:shd w:val="clear" w:color="auto" w:fill="FFFFFF"/>
+            <w:tcMar>
+              <w:top w:w="0" w:type="dxa"/>
+              <w:bottom w:w="0" w:type="dxa"/>
+              <w:left w:w="0" w:type="dxa"/>
+              <w:right w:w="0" w:type="dxa"/>
+            </w:tcMar>
+            <w:vAlign w:val="top"/>
+          </w:tcPr>
+          <w:p>
+            <w:pPr>
+              <w:pStyle w:val="Normal"/>
+              <w:jc w:val="center"/>
+              <w:pBdr>
+                <w:bottom w:val="none" w:sz="0" w:space="0" w:color="000000"/>
+                <w:top w:val="none" w:sz="0" w:space="0" w:color="000000"/>
+                <w:left w:val="none" w:sz="0" w:space="0" w:color="000000"/>
+                <w:right w:val="none" w:sz="0" w:space="0" w:color="000000"/>
+              </w:pBdr>
+              <w:spacing w:after="100" w:before="100" w:line="240"/>
+              <w:ind w:left="100" w:right="100" w:firstLine="0" w:firstLineChars="0"/>
+              <w:rPr>
+                <w:rFonts w:ascii="Helvetica" w:hAnsi="Helvetica" w:eastAsia="Helvetica" w:cs="Helvetica"/>
+                <w:i w:val="false"/>
+                <w:b w:val="false"/>
+                <w:u w:val="none"/>
+                <w:sz w:val="22"/>
+                <w:szCs w:val="22"/>
+                <w:color w:val="000000"/>
+              </w:rPr>
+            </w:pPr>
+            <w:r>
+              <w:rPr>
+                <w:rFonts w:ascii="Helvetica" w:hAnsi="Helvetica" w:eastAsia="Helvetica" w:cs="Helvetica"/>
+                <w:i w:val="false"/>
+                <w:b w:val="false"/>
+                <w:u w:val="none"/>
+                <w:sz w:val="22"/>
+                <w:szCs w:val="22"/>
+                <w:color w:val="000000"/>
+              </w:rPr>
+              <w:t xml:space="preserve">0.48, 1.25</w:t>
+            </w:r>
+          </w:p>
+        </w:tc>
+        <w:tc>
+          <w:tcPr>
+            <w:tcBorders>
+              <w:bottom w:val="none" w:sz="0" w:space="0" w:color="000000"/>
+              <w:top w:val="none" w:sz="0" w:space="0" w:color="000000"/>
+              <w:left w:val="none" w:sz="0" w:space="0" w:color="000000"/>
+              <w:right w:val="none" w:sz="0" w:space="0" w:color="000000"/>
+            </w:tcBorders>
+            <w:shd w:val="clear" w:color="auto" w:fill="FFFFFF"/>
+            <w:tcMar>
+              <w:top w:w="0" w:type="dxa"/>
+              <w:bottom w:w="0" w:type="dxa"/>
+              <w:left w:w="0" w:type="dxa"/>
+              <w:right w:w="0" w:type="dxa"/>
+            </w:tcMar>
+            <w:vAlign w:val="top"/>
+          </w:tcPr>
+          <w:p>
+            <w:pPr>
+              <w:pStyle w:val="Normal"/>
+              <w:jc w:val="center"/>
+              <w:pBdr>
+                <w:bottom w:val="none" w:sz="0" w:space="0" w:color="000000"/>
+                <w:top w:val="none" w:sz="0" w:space="0" w:color="000000"/>
+                <w:left w:val="none" w:sz="0" w:space="0" w:color="000000"/>
+                <w:right w:val="none" w:sz="0" w:space="0" w:color="000000"/>
+              </w:pBdr>
+              <w:spacing w:after="100" w:before="100" w:line="240"/>
+              <w:ind w:left="100" w:right="100" w:firstLine="0" w:firstLineChars="0"/>
+              <w:rPr>
+                <w:rFonts w:ascii="Helvetica" w:hAnsi="Helvetica" w:eastAsia="Helvetica" w:cs="Helvetica"/>
+                <w:i w:val="false"/>
+                <w:b w:val="false"/>
+                <w:u w:val="none"/>
+                <w:sz w:val="22"/>
+                <w:szCs w:val="22"/>
+                <w:color w:val="000000"/>
+              </w:rPr>
+            </w:pPr>
+            <w:r>
+              <w:rPr>
+                <w:rFonts w:ascii="Helvetica" w:hAnsi="Helvetica" w:eastAsia="Helvetica" w:cs="Helvetica"/>
+                <w:i w:val="false"/>
+                <w:b w:val="false"/>
+                <w:u w:val="none"/>
+                <w:sz w:val="22"/>
+                <w:szCs w:val="22"/>
+                <w:color w:val="000000"/>
+              </w:rPr>
+              <w:t xml:space="preserve">0.300</w:t>
             </w:r>
           </w:p>
         </w:tc>
@@ -17525,113 +17525,113 @@
                 <w:szCs w:val="22"/>
                 <w:color w:val="000000"/>
               </w:rPr>
-              <w:t xml:space="preserve">1.05</w:t>
-            </w:r>
-          </w:p>
-        </w:tc>
-        <w:tc>
-          <w:tcPr>
-            <w:tcBorders>
-              <w:bottom w:val="none" w:sz="0" w:space="0" w:color="000000"/>
-              <w:top w:val="none" w:sz="0" w:space="0" w:color="000000"/>
-              <w:left w:val="none" w:sz="0" w:space="0" w:color="000000"/>
-              <w:right w:val="none" w:sz="0" w:space="0" w:color="000000"/>
-            </w:tcBorders>
-            <w:shd w:val="clear" w:color="auto" w:fill="FFFFFF"/>
-            <w:tcMar>
-              <w:top w:w="0" w:type="dxa"/>
-              <w:bottom w:w="0" w:type="dxa"/>
-              <w:left w:w="0" w:type="dxa"/>
-              <w:right w:w="0" w:type="dxa"/>
-            </w:tcMar>
-            <w:vAlign w:val="top"/>
-          </w:tcPr>
-          <w:p>
-            <w:pPr>
-              <w:pStyle w:val="Normal"/>
-              <w:jc w:val="center"/>
-              <w:pBdr>
-                <w:bottom w:val="none" w:sz="0" w:space="0" w:color="000000"/>
-                <w:top w:val="none" w:sz="0" w:space="0" w:color="000000"/>
-                <w:left w:val="none" w:sz="0" w:space="0" w:color="000000"/>
-                <w:right w:val="none" w:sz="0" w:space="0" w:color="000000"/>
-              </w:pBdr>
-              <w:spacing w:after="100" w:before="100" w:line="240"/>
-              <w:ind w:left="100" w:right="100" w:firstLine="0" w:firstLineChars="0"/>
-              <w:rPr>
-                <w:rFonts w:ascii="Helvetica" w:hAnsi="Helvetica" w:eastAsia="Helvetica" w:cs="Helvetica"/>
-                <w:i w:val="false"/>
-                <w:b w:val="false"/>
-                <w:u w:val="none"/>
-                <w:sz w:val="22"/>
-                <w:szCs w:val="22"/>
-                <w:color w:val="000000"/>
-              </w:rPr>
-            </w:pPr>
-            <w:r>
-              <w:rPr>
-                <w:rFonts w:ascii="Helvetica" w:hAnsi="Helvetica" w:eastAsia="Helvetica" w:cs="Helvetica"/>
-                <w:i w:val="false"/>
-                <w:b w:val="false"/>
-                <w:u w:val="none"/>
-                <w:sz w:val="22"/>
-                <w:szCs w:val="22"/>
-                <w:color w:val="000000"/>
-              </w:rPr>
-              <w:t xml:space="preserve">0.57, 1.92</w:t>
-            </w:r>
-          </w:p>
-        </w:tc>
-        <w:tc>
-          <w:tcPr>
-            <w:tcBorders>
-              <w:bottom w:val="none" w:sz="0" w:space="0" w:color="000000"/>
-              <w:top w:val="none" w:sz="0" w:space="0" w:color="000000"/>
-              <w:left w:val="none" w:sz="0" w:space="0" w:color="000000"/>
-              <w:right w:val="none" w:sz="0" w:space="0" w:color="000000"/>
-            </w:tcBorders>
-            <w:shd w:val="clear" w:color="auto" w:fill="FFFFFF"/>
-            <w:tcMar>
-              <w:top w:w="0" w:type="dxa"/>
-              <w:bottom w:w="0" w:type="dxa"/>
-              <w:left w:w="0" w:type="dxa"/>
-              <w:right w:w="0" w:type="dxa"/>
-            </w:tcMar>
-            <w:vAlign w:val="top"/>
-          </w:tcPr>
-          <w:p>
-            <w:pPr>
-              <w:pStyle w:val="Normal"/>
-              <w:jc w:val="center"/>
-              <w:pBdr>
-                <w:bottom w:val="none" w:sz="0" w:space="0" w:color="000000"/>
-                <w:top w:val="none" w:sz="0" w:space="0" w:color="000000"/>
-                <w:left w:val="none" w:sz="0" w:space="0" w:color="000000"/>
-                <w:right w:val="none" w:sz="0" w:space="0" w:color="000000"/>
-              </w:pBdr>
-              <w:spacing w:after="100" w:before="100" w:line="240"/>
-              <w:ind w:left="100" w:right="100" w:firstLine="0" w:firstLineChars="0"/>
-              <w:rPr>
-                <w:rFonts w:ascii="Helvetica" w:hAnsi="Helvetica" w:eastAsia="Helvetica" w:cs="Helvetica"/>
-                <w:i w:val="false"/>
-                <w:b w:val="false"/>
-                <w:u w:val="none"/>
-                <w:sz w:val="22"/>
-                <w:szCs w:val="22"/>
-                <w:color w:val="000000"/>
-              </w:rPr>
-            </w:pPr>
-            <w:r>
-              <w:rPr>
-                <w:rFonts w:ascii="Helvetica" w:hAnsi="Helvetica" w:eastAsia="Helvetica" w:cs="Helvetica"/>
-                <w:i w:val="false"/>
-                <w:b w:val="false"/>
-                <w:u w:val="none"/>
-                <w:sz w:val="22"/>
-                <w:szCs w:val="22"/>
-                <w:color w:val="000000"/>
-              </w:rPr>
-              <w:t xml:space="preserve">0.880</w:t>
+              <w:t xml:space="preserve">1.04</w:t>
+            </w:r>
+          </w:p>
+        </w:tc>
+        <w:tc>
+          <w:tcPr>
+            <w:tcBorders>
+              <w:bottom w:val="none" w:sz="0" w:space="0" w:color="000000"/>
+              <w:top w:val="none" w:sz="0" w:space="0" w:color="000000"/>
+              <w:left w:val="none" w:sz="0" w:space="0" w:color="000000"/>
+              <w:right w:val="none" w:sz="0" w:space="0" w:color="000000"/>
+            </w:tcBorders>
+            <w:shd w:val="clear" w:color="auto" w:fill="FFFFFF"/>
+            <w:tcMar>
+              <w:top w:w="0" w:type="dxa"/>
+              <w:bottom w:w="0" w:type="dxa"/>
+              <w:left w:w="0" w:type="dxa"/>
+              <w:right w:w="0" w:type="dxa"/>
+            </w:tcMar>
+            <w:vAlign w:val="top"/>
+          </w:tcPr>
+          <w:p>
+            <w:pPr>
+              <w:pStyle w:val="Normal"/>
+              <w:jc w:val="center"/>
+              <w:pBdr>
+                <w:bottom w:val="none" w:sz="0" w:space="0" w:color="000000"/>
+                <w:top w:val="none" w:sz="0" w:space="0" w:color="000000"/>
+                <w:left w:val="none" w:sz="0" w:space="0" w:color="000000"/>
+                <w:right w:val="none" w:sz="0" w:space="0" w:color="000000"/>
+              </w:pBdr>
+              <w:spacing w:after="100" w:before="100" w:line="240"/>
+              <w:ind w:left="100" w:right="100" w:firstLine="0" w:firstLineChars="0"/>
+              <w:rPr>
+                <w:rFonts w:ascii="Helvetica" w:hAnsi="Helvetica" w:eastAsia="Helvetica" w:cs="Helvetica"/>
+                <w:i w:val="false"/>
+                <w:b w:val="false"/>
+                <w:u w:val="none"/>
+                <w:sz w:val="22"/>
+                <w:szCs w:val="22"/>
+                <w:color w:val="000000"/>
+              </w:rPr>
+            </w:pPr>
+            <w:r>
+              <w:rPr>
+                <w:rFonts w:ascii="Helvetica" w:hAnsi="Helvetica" w:eastAsia="Helvetica" w:cs="Helvetica"/>
+                <w:i w:val="false"/>
+                <w:b w:val="false"/>
+                <w:u w:val="none"/>
+                <w:sz w:val="22"/>
+                <w:szCs w:val="22"/>
+                <w:color w:val="000000"/>
+              </w:rPr>
+              <w:t xml:space="preserve">0.56, 1.92</w:t>
+            </w:r>
+          </w:p>
+        </w:tc>
+        <w:tc>
+          <w:tcPr>
+            <w:tcBorders>
+              <w:bottom w:val="none" w:sz="0" w:space="0" w:color="000000"/>
+              <w:top w:val="none" w:sz="0" w:space="0" w:color="000000"/>
+              <w:left w:val="none" w:sz="0" w:space="0" w:color="000000"/>
+              <w:right w:val="none" w:sz="0" w:space="0" w:color="000000"/>
+            </w:tcBorders>
+            <w:shd w:val="clear" w:color="auto" w:fill="FFFFFF"/>
+            <w:tcMar>
+              <w:top w:w="0" w:type="dxa"/>
+              <w:bottom w:w="0" w:type="dxa"/>
+              <w:left w:w="0" w:type="dxa"/>
+              <w:right w:w="0" w:type="dxa"/>
+            </w:tcMar>
+            <w:vAlign w:val="top"/>
+          </w:tcPr>
+          <w:p>
+            <w:pPr>
+              <w:pStyle w:val="Normal"/>
+              <w:jc w:val="center"/>
+              <w:pBdr>
+                <w:bottom w:val="none" w:sz="0" w:space="0" w:color="000000"/>
+                <w:top w:val="none" w:sz="0" w:space="0" w:color="000000"/>
+                <w:left w:val="none" w:sz="0" w:space="0" w:color="000000"/>
+                <w:right w:val="none" w:sz="0" w:space="0" w:color="000000"/>
+              </w:pBdr>
+              <w:spacing w:after="100" w:before="100" w:line="240"/>
+              <w:ind w:left="100" w:right="100" w:firstLine="0" w:firstLineChars="0"/>
+              <w:rPr>
+                <w:rFonts w:ascii="Helvetica" w:hAnsi="Helvetica" w:eastAsia="Helvetica" w:cs="Helvetica"/>
+                <w:i w:val="false"/>
+                <w:b w:val="false"/>
+                <w:u w:val="none"/>
+                <w:sz w:val="22"/>
+                <w:szCs w:val="22"/>
+                <w:color w:val="000000"/>
+              </w:rPr>
+            </w:pPr>
+            <w:r>
+              <w:rPr>
+                <w:rFonts w:ascii="Helvetica" w:hAnsi="Helvetica" w:eastAsia="Helvetica" w:cs="Helvetica"/>
+                <w:i w:val="false"/>
+                <w:b w:val="false"/>
+                <w:u w:val="none"/>
+                <w:sz w:val="22"/>
+                <w:szCs w:val="22"/>
+                <w:color w:val="000000"/>
+              </w:rPr>
+              <w:t xml:space="preserve">0.900</w:t>
             </w:r>
           </w:p>
         </w:tc>
@@ -17690,7 +17690,7 @@
                 <w:szCs w:val="22"/>
                 <w:color w:val="000000"/>
               </w:rPr>
-              <w:t xml:space="preserve">ckd_epi_gfr_cre_cys</w:t>
+              <w:t xml:space="preserve">baseline_cre_egfr</w:t>
             </w:r>
           </w:p>
         </w:tc>
@@ -17796,7 +17796,7 @@
                 <w:szCs w:val="22"/>
                 <w:color w:val="000000"/>
               </w:rPr>
-              <w:t xml:space="preserve">0.97</w:t>
+              <w:t xml:space="preserve">0.98</w:t>
             </w:r>
           </w:p>
         </w:tc>
@@ -17849,7 +17849,7 @@
                 <w:szCs w:val="22"/>
                 <w:color w:val="000000"/>
               </w:rPr>
-              <w:t xml:space="preserve">0.96, 0.98</w:t>
+              <w:t xml:space="preserve">0.97, 0.99</w:t>
             </w:r>
           </w:p>
         </w:tc>
@@ -18061,7 +18061,7 @@
                 <w:szCs w:val="22"/>
                 <w:color w:val="000000"/>
               </w:rPr>
-              <w:t xml:space="preserve">0.96, 0.99</w:t>
+              <w:t xml:space="preserve">0.97, 1.00</w:t>
             </w:r>
           </w:p>
         </w:tc>
@@ -18114,7 +18114,7 @@
                 <w:szCs w:val="22"/>
                 <w:color w:val="000000"/>
               </w:rPr>
-              <w:t xml:space="preserve">&lt;0.001</w:t>
+              <w:t xml:space="preserve">0.021</w:t>
             </w:r>
           </w:p>
         </w:tc>
